--- a/article_optimization_bullet_point_v2.docx
+++ b/article_optimization_bullet_point_v2.docx
@@ -19,6 +19,26 @@
         </w:rPr>
         <w:t>Abstract</w:t>
       </w:r>
+    </w:p>
+    <w:p>
+      <w:pPr>
+        <w:spacing w:line="480" w:lineRule="auto"/>
+        <w:rPr>
+          <w:rFonts w:ascii="Arial" w:hAnsi="Arial" w:cs="Arial"/>
+          <w:sz w:val="24"/>
+          <w:szCs w:val="24"/>
+        </w:rPr>
+      </w:pPr>
+      <w:r>
+        <w:rPr>
+          <w:rFonts w:ascii="Arial" w:hAnsi="Arial" w:cs="Arial"/>
+          <w:sz w:val="24"/>
+          <w:szCs w:val="24"/>
+        </w:rPr>
+        <w:t>Compte-tenu des limites de l’Analyse de Cycle de Vie</w:t>
+      </w:r>
+      <w:bookmarkStart w:id="0" w:name="_GoBack"/>
+      <w:bookmarkEnd w:id="0"/>
     </w:p>
     <w:p>
       <w:pPr>
@@ -50,9 +70,17 @@
           <w:rFonts w:ascii="Arial" w:hAnsi="Arial" w:cs="Arial"/>
           <w:sz w:val="24"/>
           <w:szCs w:val="24"/>
+        </w:rPr>
+      </w:pPr>
+      <w:r>
+        <w:rPr>
+          <w:rFonts w:ascii="Arial" w:hAnsi="Arial" w:cs="Arial"/>
+          <w:sz w:val="24"/>
+          <w:szCs w:val="24"/>
           <w:lang w:val="en-GB"/>
         </w:rPr>
-      </w:pPr>
+        <w:t xml:space="preserve">According to the World Bank, organic waste accounts for approximately 44-46% by mass of total municipal waste production </w:t>
+      </w:r>
       <w:r>
         <w:rPr>
           <w:rFonts w:ascii="Arial" w:hAnsi="Arial" w:cs="Arial"/>
@@ -60,7 +88,7 @@
           <w:szCs w:val="24"/>
           <w:lang w:val="en-GB"/>
         </w:rPr>
-        <w:t xml:space="preserve">According to the World Bank, organic waste accounts for approximately 44-46% by mass of total municipal waste production </w:t>
+        <w:fldChar w:fldCharType="begin"/>
       </w:r>
       <w:r>
         <w:rPr>
@@ -69,6 +97,249 @@
           <w:szCs w:val="24"/>
           <w:lang w:val="en-GB"/>
         </w:rPr>
+        <w:instrText xml:space="preserve"> ADDIN ZOTERO_ITEM CSL_CITATION {"citationID":"BXmsaqtc","properties":{"formattedCitation":"(Kaza et al., 2018)","plainCitation":"(Kaza et al., 2018)","noteIndex":0},"citationItems":[{"id":576,"uris":["http://zotero.org/users/8751290/items/PNJZX2DG"],"itemData":{"id":576,"type":"book","abstract":"By 2050, the world is expected to generate 3.40 billion tons of waste annually, increasing drastically from today’s 2.01 billion tons. What a Waste 2.0: A Global Snapshot of Solid Waste Management to 2050 aggregates extensive solid waste data at the national and urban levels. It estimates and projects waste generation to 2030 and 2050. Beyond the core data metrics from waste generation to disposal, the report provides information on waste management costs, revenues, and tariffs; special wastes; regulations; public communication; administrative and operational models; and the informal sector.","ISBN":"978-1-4648-1329-0","note":"DOI: 10.1596/978-1-4648-1329-0","publisher":"Washington, DC: World Bank","source":"openknowledge.worldbank.org","title":"What a Waste 2.0: A Global Snapshot of Solid Waste Management to 2050","title-short":"What a Waste 2.0","URL":"http://hdl.handle.net/10986/30317","author":[{"family":"Kaza","given":"Silpa"},{"family":"Yao","given":"Lisa C."},{"family":"Bhada-Tata","given":"Perinaz"},{"family":"Van Woerden","given":"Frank"}],"accessed":{"date-parts":[["2023",11,3]]},"issued":{"date-parts":[["2018",9,20]]},"citation-key":"kaza2018"}}],"schema":"https://github.com/citation-style-language/schema/raw/master/csl-citation.json"} </w:instrText>
+      </w:r>
+      <w:r>
+        <w:rPr>
+          <w:rFonts w:ascii="Arial" w:hAnsi="Arial" w:cs="Arial"/>
+          <w:sz w:val="24"/>
+          <w:szCs w:val="24"/>
+          <w:lang w:val="en-GB"/>
+        </w:rPr>
+        <w:fldChar w:fldCharType="separate"/>
+      </w:r>
+      <w:r>
+        <w:rPr>
+          <w:rFonts w:ascii="Arial" w:hAnsi="Arial" w:cs="Arial"/>
+          <w:sz w:val="24"/>
+          <w:lang w:val="en-GB"/>
+        </w:rPr>
+        <w:t>(Kaza et al., 2018)</w:t>
+      </w:r>
+      <w:r>
+        <w:rPr>
+          <w:rFonts w:ascii="Arial" w:hAnsi="Arial" w:cs="Arial"/>
+          <w:sz w:val="24"/>
+          <w:szCs w:val="24"/>
+          <w:lang w:val="en-GB"/>
+        </w:rPr>
+        <w:fldChar w:fldCharType="end"/>
+      </w:r>
+      <w:r>
+        <w:rPr>
+          <w:rFonts w:ascii="Arial" w:hAnsi="Arial" w:cs="Arial"/>
+          <w:sz w:val="24"/>
+          <w:szCs w:val="24"/>
+          <w:lang w:val="en-GB"/>
+        </w:rPr>
+        <w:t xml:space="preserve">. Managing this fraction remains a key challenge for local decision-makers, especially with regulations evolving toward circular economy. </w:t>
+      </w:r>
+      <w:r>
+        <w:rPr>
+          <w:rFonts w:ascii="Arial" w:hAnsi="Arial" w:cs="Arial"/>
+          <w:sz w:val="24"/>
+          <w:szCs w:val="24"/>
+          <w:lang w:val="en-GB"/>
+        </w:rPr>
+        <w:t xml:space="preserve">A range of treatment technologies exists for organic waste, notably anaerobic digestion and composting. </w:t>
+      </w:r>
+      <w:r>
+        <w:rPr>
+          <w:rFonts w:ascii="Arial" w:hAnsi="Arial" w:cs="Arial"/>
+          <w:sz w:val="24"/>
+          <w:szCs w:val="24"/>
+          <w:lang w:val="en-GB"/>
+        </w:rPr>
+        <w:t>These processes have different configurations, depending on their scale (for example home versus industrial composting), as well as on the type of by-products generated (particularly in the case of anaerobic digestion, biogas can be converted into electricity, heat, or upgraded to biomethane)</w:t>
+      </w:r>
+      <w:r>
+        <w:rPr>
+          <w:rFonts w:ascii="Arial" w:hAnsi="Arial" w:cs="Arial"/>
+          <w:sz w:val="24"/>
+          <w:szCs w:val="24"/>
+          <w:lang w:val="en-GB"/>
+        </w:rPr>
+        <w:t xml:space="preserve"> (reference)</w:t>
+      </w:r>
+      <w:r>
+        <w:rPr>
+          <w:rFonts w:ascii="Arial" w:hAnsi="Arial" w:cs="Arial"/>
+          <w:sz w:val="24"/>
+          <w:szCs w:val="24"/>
+          <w:lang w:val="en-GB"/>
+        </w:rPr>
+        <w:t xml:space="preserve">. </w:t>
+      </w:r>
+      <w:r>
+        <w:rPr>
+          <w:rFonts w:ascii="Arial" w:hAnsi="Arial" w:cs="Arial"/>
+          <w:sz w:val="24"/>
+          <w:szCs w:val="24"/>
+        </w:rPr>
+        <w:t>Néanmoins, le choix d’un système dev</w:t>
+      </w:r>
+      <w:r>
+        <w:rPr>
+          <w:rFonts w:ascii="Arial" w:hAnsi="Arial" w:cs="Arial"/>
+          <w:sz w:val="24"/>
+          <w:szCs w:val="24"/>
+        </w:rPr>
+        <w:t xml:space="preserve">rait considérer </w:t>
+      </w:r>
+      <w:r>
+        <w:rPr>
+          <w:rFonts w:ascii="Arial" w:hAnsi="Arial" w:cs="Arial"/>
+          <w:sz w:val="24"/>
+          <w:szCs w:val="24"/>
+        </w:rPr>
+        <w:t>multiples facteurs propres au territoire</w:t>
+      </w:r>
+      <w:r>
+        <w:rPr>
+          <w:rFonts w:ascii="Arial" w:hAnsi="Arial" w:cs="Arial"/>
+          <w:sz w:val="24"/>
+          <w:szCs w:val="24"/>
+        </w:rPr>
+        <w:t>, pour en assurer la viabilité.</w:t>
+      </w:r>
+    </w:p>
+    <w:p>
+      <w:pPr>
+        <w:spacing w:line="480" w:lineRule="auto"/>
+        <w:rPr>
+          <w:rFonts w:ascii="Arial" w:hAnsi="Arial" w:cs="Arial"/>
+          <w:sz w:val="24"/>
+          <w:szCs w:val="24"/>
+        </w:rPr>
+      </w:pPr>
+      <w:r>
+        <w:rPr>
+          <w:rFonts w:ascii="Arial" w:hAnsi="Arial" w:cs="Arial"/>
+          <w:sz w:val="24"/>
+          <w:szCs w:val="24"/>
+        </w:rPr>
+        <w:t>Le premier paramètre à considérer pour planifier un système de gestion est l</w:t>
+      </w:r>
+      <w:r>
+        <w:rPr>
+          <w:rFonts w:ascii="Arial" w:hAnsi="Arial" w:cs="Arial"/>
+          <w:sz w:val="24"/>
+          <w:szCs w:val="24"/>
+        </w:rPr>
+        <w:t xml:space="preserve">a quantité du </w:t>
+      </w:r>
+      <w:r>
+        <w:rPr>
+          <w:rFonts w:ascii="Arial" w:hAnsi="Arial" w:cs="Arial"/>
+          <w:sz w:val="24"/>
+          <w:szCs w:val="24"/>
+        </w:rPr>
+        <w:t xml:space="preserve">gisement à traiter, qui entre autres repose sur la quantité de déchets générés, et la fraction qui est triée par le citoyen. </w:t>
+      </w:r>
+      <w:r>
+        <w:rPr>
+          <w:rFonts w:ascii="Arial" w:hAnsi="Arial" w:cs="Arial"/>
+          <w:sz w:val="24"/>
+          <w:szCs w:val="24"/>
+        </w:rPr>
+        <w:t xml:space="preserve">En Europe, </w:t>
+      </w:r>
+      <w:r>
+        <w:rPr>
+          <w:rFonts w:ascii="Arial" w:hAnsi="Arial" w:cs="Arial"/>
+          <w:sz w:val="24"/>
+          <w:szCs w:val="24"/>
+        </w:rPr>
+        <w:t xml:space="preserve">malgré </w:t>
+      </w:r>
+      <w:r>
+        <w:rPr>
+          <w:rFonts w:ascii="Arial" w:hAnsi="Arial" w:cs="Arial"/>
+          <w:sz w:val="24"/>
+          <w:szCs w:val="24"/>
+        </w:rPr>
+        <w:t xml:space="preserve">que </w:t>
+      </w:r>
+      <w:r>
+        <w:rPr>
+          <w:rFonts w:ascii="Arial" w:hAnsi="Arial" w:cs="Arial"/>
+          <w:sz w:val="24"/>
+          <w:szCs w:val="24"/>
+        </w:rPr>
+        <w:t xml:space="preserve">le tri à la source </w:t>
+      </w:r>
+      <w:proofErr w:type="gramStart"/>
+      <w:r>
+        <w:rPr>
+          <w:rFonts w:ascii="Arial" w:hAnsi="Arial" w:cs="Arial"/>
+          <w:sz w:val="24"/>
+          <w:szCs w:val="24"/>
+        </w:rPr>
+        <w:t>est</w:t>
+      </w:r>
+      <w:proofErr w:type="gramEnd"/>
+      <w:r>
+        <w:rPr>
+          <w:rFonts w:ascii="Arial" w:hAnsi="Arial" w:cs="Arial"/>
+          <w:sz w:val="24"/>
+          <w:szCs w:val="24"/>
+        </w:rPr>
+        <w:t xml:space="preserve"> rendu o</w:t>
+      </w:r>
+      <w:r>
+        <w:rPr>
+          <w:rFonts w:ascii="Arial" w:hAnsi="Arial" w:cs="Arial"/>
+          <w:sz w:val="24"/>
+          <w:szCs w:val="24"/>
+        </w:rPr>
+        <w:t>bligatoire depuis Janvier 2024</w:t>
+      </w:r>
+      <w:r>
+        <w:rPr>
+          <w:rFonts w:ascii="Arial" w:hAnsi="Arial" w:cs="Arial"/>
+          <w:sz w:val="24"/>
+          <w:szCs w:val="24"/>
+        </w:rPr>
+        <w:t xml:space="preserve">, </w:t>
+      </w:r>
+      <w:r>
+        <w:rPr>
+          <w:rFonts w:ascii="Arial" w:hAnsi="Arial" w:cs="Arial"/>
+          <w:sz w:val="24"/>
+          <w:szCs w:val="24"/>
+        </w:rPr>
+        <w:t xml:space="preserve">une disparité significative </w:t>
+      </w:r>
+      <w:r>
+        <w:rPr>
+          <w:rFonts w:ascii="Arial" w:hAnsi="Arial" w:cs="Arial"/>
+          <w:sz w:val="24"/>
+          <w:szCs w:val="24"/>
+        </w:rPr>
+        <w:t xml:space="preserve">des pratiques </w:t>
+      </w:r>
+      <w:r>
+        <w:rPr>
+          <w:rFonts w:ascii="Arial" w:hAnsi="Arial" w:cs="Arial"/>
+          <w:sz w:val="24"/>
+          <w:szCs w:val="24"/>
+        </w:rPr>
+        <w:t xml:space="preserve">subsiste entre les pays. Par exemple, </w:t>
+      </w:r>
+      <w:r>
+        <w:rPr>
+          <w:rFonts w:ascii="Arial" w:hAnsi="Arial" w:cs="Arial"/>
+          <w:sz w:val="24"/>
+          <w:szCs w:val="24"/>
+        </w:rPr>
+        <w:t xml:space="preserve">en Italie, le taux de capture des déchets alimentaires est à plus de 70%, alors qu’en Grèce, on est à moins de 5% </w:t>
+      </w:r>
+      <w:r>
+        <w:rPr>
+          <w:rFonts w:ascii="Arial" w:hAnsi="Arial" w:cs="Arial"/>
+          <w:sz w:val="24"/>
+          <w:szCs w:val="24"/>
+        </w:rPr>
         <w:fldChar w:fldCharType="begin"/>
       </w:r>
       <w:r>
@@ -76,10 +347,577 @@
           <w:rFonts w:ascii="Arial" w:hAnsi="Arial" w:cs="Arial"/>
           <w:sz w:val="24"/>
           <w:szCs w:val="24"/>
+        </w:rPr>
+        <w:instrText xml:space="preserve"> ADDIN ZOTERO_ITEM CSL_CITATION {"citationID":"0PVex9g4","properties":{"formattedCitation":"(Favoino and Giavini, 2024)","plainCitation":"(Favoino and Giavini, 2024)","noteIndex":0},"citationItems":[{"id":729,"uris":["http://zotero.org/users/8751290/items/TC6KYDUD"],"itemData":{"id":729,"type":"report","title":"Bio-waste generation in the EU: Current capture levels and future potential","URL":"https://zerowasteeurope.eu/wp-content/uploads/2024/11/Nov24_ZWE-BIC_report_fullreport.pdf","author":[{"family":"Favoino","given":"Enzo"},{"family":"Giavini","given":"Michele"}],"issued":{"date-parts":[["2024"]]},"citation-key":"favoino2024"}}],"schema":"https://github.com/citation-style-language/schema/raw/master/csl-citation.json"} </w:instrText>
+      </w:r>
+      <w:r>
+        <w:rPr>
+          <w:rFonts w:ascii="Arial" w:hAnsi="Arial" w:cs="Arial"/>
+          <w:sz w:val="24"/>
+          <w:szCs w:val="24"/>
+        </w:rPr>
+        <w:fldChar w:fldCharType="separate"/>
+      </w:r>
+      <w:r>
+        <w:rPr>
+          <w:rFonts w:ascii="Arial" w:hAnsi="Arial" w:cs="Arial"/>
+          <w:sz w:val="24"/>
+        </w:rPr>
+        <w:t>(</w:t>
+      </w:r>
+      <w:proofErr w:type="spellStart"/>
+      <w:r>
+        <w:rPr>
+          <w:rFonts w:ascii="Arial" w:hAnsi="Arial" w:cs="Arial"/>
+          <w:sz w:val="24"/>
+        </w:rPr>
+        <w:t>Favoino</w:t>
+      </w:r>
+      <w:proofErr w:type="spellEnd"/>
+      <w:r>
+        <w:rPr>
+          <w:rFonts w:ascii="Arial" w:hAnsi="Arial" w:cs="Arial"/>
+          <w:sz w:val="24"/>
+        </w:rPr>
+        <w:t xml:space="preserve"> and </w:t>
+      </w:r>
+      <w:proofErr w:type="spellStart"/>
+      <w:r>
+        <w:rPr>
+          <w:rFonts w:ascii="Arial" w:hAnsi="Arial" w:cs="Arial"/>
+          <w:sz w:val="24"/>
+        </w:rPr>
+        <w:t>Giavini</w:t>
+      </w:r>
+      <w:proofErr w:type="spellEnd"/>
+      <w:r>
+        <w:rPr>
+          <w:rFonts w:ascii="Arial" w:hAnsi="Arial" w:cs="Arial"/>
+          <w:sz w:val="24"/>
+        </w:rPr>
+        <w:t>, 2024)</w:t>
+      </w:r>
+      <w:r>
+        <w:rPr>
+          <w:rFonts w:ascii="Arial" w:hAnsi="Arial" w:cs="Arial"/>
+          <w:sz w:val="24"/>
+          <w:szCs w:val="24"/>
+        </w:rPr>
+        <w:fldChar w:fldCharType="end"/>
+      </w:r>
+      <w:r>
+        <w:rPr>
+          <w:rFonts w:ascii="Arial" w:hAnsi="Arial" w:cs="Arial"/>
+          <w:sz w:val="24"/>
+          <w:szCs w:val="24"/>
+        </w:rPr>
+        <w:t>. Même entre territoire d’un même pays, on constate aussi une variabilité</w:t>
+      </w:r>
+      <w:r>
+        <w:rPr>
+          <w:rFonts w:ascii="Arial" w:hAnsi="Arial" w:cs="Arial"/>
+          <w:sz w:val="24"/>
+          <w:szCs w:val="24"/>
+        </w:rPr>
+        <w:t xml:space="preserve">. C’est le cas </w:t>
+      </w:r>
+      <w:r>
+        <w:rPr>
+          <w:rFonts w:ascii="Arial" w:hAnsi="Arial" w:cs="Arial"/>
+          <w:sz w:val="24"/>
+          <w:szCs w:val="24"/>
+        </w:rPr>
+        <w:t>par e</w:t>
+      </w:r>
+      <w:r>
+        <w:rPr>
+          <w:rFonts w:ascii="Arial" w:hAnsi="Arial" w:cs="Arial"/>
+          <w:sz w:val="24"/>
+          <w:szCs w:val="24"/>
+        </w:rPr>
+        <w:t>x</w:t>
+      </w:r>
+      <w:r>
+        <w:rPr>
+          <w:rFonts w:ascii="Arial" w:hAnsi="Arial" w:cs="Arial"/>
+          <w:sz w:val="24"/>
+          <w:szCs w:val="24"/>
+        </w:rPr>
+        <w:t xml:space="preserve">emple </w:t>
+      </w:r>
+      <w:r>
+        <w:rPr>
+          <w:rFonts w:ascii="Arial" w:hAnsi="Arial" w:cs="Arial"/>
+          <w:sz w:val="24"/>
+          <w:szCs w:val="24"/>
+        </w:rPr>
+        <w:t xml:space="preserve">en France, où dans les territoires </w:t>
+      </w:r>
+      <w:r>
+        <w:rPr>
+          <w:rFonts w:ascii="Arial" w:hAnsi="Arial" w:cs="Arial"/>
+          <w:sz w:val="24"/>
+          <w:szCs w:val="24"/>
+        </w:rPr>
+        <w:t>dans lesquels des systèmes de collecte de biodéchets sont</w:t>
+      </w:r>
+      <w:r>
+        <w:rPr>
+          <w:rFonts w:ascii="Arial" w:hAnsi="Arial" w:cs="Arial"/>
+          <w:sz w:val="24"/>
+          <w:szCs w:val="24"/>
+        </w:rPr>
+        <w:t xml:space="preserve"> mis en place, l</w:t>
+      </w:r>
+      <w:r>
+        <w:rPr>
+          <w:rFonts w:ascii="Arial" w:hAnsi="Arial" w:cs="Arial"/>
+          <w:sz w:val="24"/>
+          <w:szCs w:val="24"/>
+        </w:rPr>
+        <w:t xml:space="preserve">a quantité de déchets alimentaires effectivement collectés varient entre 20 et 60 kg/habitant en </w:t>
+      </w:r>
+      <w:r>
+        <w:rPr>
+          <w:rFonts w:ascii="Arial" w:hAnsi="Arial" w:cs="Arial"/>
+          <w:sz w:val="24"/>
+          <w:szCs w:val="24"/>
+        </w:rPr>
+        <w:lastRenderedPageBreak/>
+        <w:t xml:space="preserve">2019. </w:t>
+      </w:r>
+      <w:r>
+        <w:rPr>
+          <w:rFonts w:ascii="Arial" w:hAnsi="Arial" w:cs="Arial"/>
+          <w:sz w:val="24"/>
+          <w:szCs w:val="24"/>
+        </w:rPr>
+        <w:fldChar w:fldCharType="begin"/>
+      </w:r>
+      <w:r>
+        <w:rPr>
+          <w:rFonts w:ascii="Arial" w:hAnsi="Arial" w:cs="Arial"/>
+          <w:sz w:val="24"/>
+          <w:szCs w:val="24"/>
+        </w:rPr>
+        <w:instrText xml:space="preserve"> ADDIN ZOTERO_ITEM CSL_CITATION {"citationID":"htcH0QY4","properties":{"formattedCitation":"(Gentric et al., 2022)","plainCitation":"(Gentric et al., 2022)","noteIndex":0},"citationItems":[{"id":730,"uris":["http://zotero.org/users/8751290/items/DZYXBPBP"],"itemData":{"id":730,"type":"report","title":"Évaluation de la généralisation du tri à la source des biodéchets","URL":"https://www.fnade.org/ressources/documents/source/1/4188-Evaluation-de-la-generalisation-du-tri-a-la-source-biodechets.pdf","author":[{"family":"Gentric","given":"Alexandra"},{"family":"MAHE","given":"Chloé"},{"family":"BELLENOUE","given":"Kristina"}],"issued":{"date-parts":[["2022"]]},"citation-key":"gentric2022"}}],"schema":"https://github.com/citation-style-language/schema/raw/master/csl-citation.json"} </w:instrText>
+      </w:r>
+      <w:r>
+        <w:rPr>
+          <w:rFonts w:ascii="Arial" w:hAnsi="Arial" w:cs="Arial"/>
+          <w:sz w:val="24"/>
+          <w:szCs w:val="24"/>
+        </w:rPr>
+        <w:fldChar w:fldCharType="separate"/>
+      </w:r>
+      <w:r>
+        <w:rPr>
+          <w:rFonts w:ascii="Arial" w:hAnsi="Arial" w:cs="Arial"/>
+          <w:sz w:val="24"/>
+        </w:rPr>
+        <w:t>(</w:t>
+      </w:r>
+      <w:proofErr w:type="spellStart"/>
+      <w:r>
+        <w:rPr>
+          <w:rFonts w:ascii="Arial" w:hAnsi="Arial" w:cs="Arial"/>
+          <w:sz w:val="24"/>
+        </w:rPr>
+        <w:t>Gentric</w:t>
+      </w:r>
+      <w:proofErr w:type="spellEnd"/>
+      <w:r>
+        <w:rPr>
+          <w:rFonts w:ascii="Arial" w:hAnsi="Arial" w:cs="Arial"/>
+          <w:sz w:val="24"/>
+        </w:rPr>
+        <w:t xml:space="preserve"> et al., 2022)</w:t>
+      </w:r>
+      <w:r>
+        <w:rPr>
+          <w:rFonts w:ascii="Arial" w:hAnsi="Arial" w:cs="Arial"/>
+          <w:sz w:val="24"/>
+          <w:szCs w:val="24"/>
+        </w:rPr>
+        <w:fldChar w:fldCharType="end"/>
+      </w:r>
+      <w:r>
+        <w:rPr>
+          <w:rFonts w:ascii="Arial" w:hAnsi="Arial" w:cs="Arial"/>
+          <w:sz w:val="24"/>
+          <w:szCs w:val="24"/>
+        </w:rPr>
+        <w:t>. Cette variabilité en gisement montre déjà le challenge dans le choix et le dimensionnement d’un système de traitement des biodéchets.</w:t>
+      </w:r>
+    </w:p>
+    <w:p>
+      <w:pPr>
+        <w:spacing w:line="480" w:lineRule="auto"/>
+        <w:rPr>
+          <w:rFonts w:ascii="Arial" w:hAnsi="Arial" w:cs="Arial"/>
+          <w:sz w:val="24"/>
+          <w:szCs w:val="24"/>
+        </w:rPr>
+      </w:pPr>
+      <w:r>
+        <w:rPr>
+          <w:rFonts w:ascii="Arial" w:hAnsi="Arial" w:cs="Arial"/>
+          <w:sz w:val="24"/>
+          <w:szCs w:val="24"/>
+        </w:rPr>
+        <w:t xml:space="preserve">Le </w:t>
+      </w:r>
+      <w:r>
+        <w:rPr>
+          <w:rFonts w:ascii="Arial" w:hAnsi="Arial" w:cs="Arial"/>
+          <w:sz w:val="24"/>
+          <w:szCs w:val="24"/>
+        </w:rPr>
+        <w:t xml:space="preserve">choix du </w:t>
+      </w:r>
+      <w:r>
+        <w:rPr>
+          <w:rFonts w:ascii="Arial" w:hAnsi="Arial" w:cs="Arial"/>
+          <w:sz w:val="24"/>
+          <w:szCs w:val="24"/>
+        </w:rPr>
+        <w:t>niveau de décentralisation du système de gestion de déchets reste également un challenge</w:t>
+      </w:r>
+      <w:r>
+        <w:rPr>
+          <w:rFonts w:ascii="Arial" w:hAnsi="Arial" w:cs="Arial"/>
+          <w:sz w:val="24"/>
+          <w:szCs w:val="24"/>
+        </w:rPr>
+        <w:t xml:space="preserve"> pour les municipalités</w:t>
+      </w:r>
+      <w:r>
+        <w:rPr>
+          <w:rFonts w:ascii="Arial" w:hAnsi="Arial" w:cs="Arial"/>
+          <w:sz w:val="24"/>
+          <w:szCs w:val="24"/>
+        </w:rPr>
+        <w:t xml:space="preserve">. </w:t>
+      </w:r>
+      <w:r>
+        <w:rPr>
+          <w:rFonts w:ascii="Arial" w:hAnsi="Arial" w:cs="Arial"/>
+          <w:sz w:val="24"/>
+          <w:szCs w:val="24"/>
+        </w:rPr>
+        <w:t>Contrairement au système décentralisé, comme le compostage individuel, l</w:t>
+      </w:r>
+      <w:r>
+        <w:rPr>
+          <w:rFonts w:ascii="Arial" w:hAnsi="Arial" w:cs="Arial"/>
+          <w:sz w:val="24"/>
+          <w:szCs w:val="24"/>
+        </w:rPr>
+        <w:t>es systèmes centralisés sont caractérisés par les transports de déchets</w:t>
+      </w:r>
+      <w:r>
+        <w:rPr>
+          <w:rFonts w:ascii="Arial" w:hAnsi="Arial" w:cs="Arial"/>
+          <w:sz w:val="24"/>
+          <w:szCs w:val="24"/>
+        </w:rPr>
+        <w:t>.</w:t>
+      </w:r>
+      <w:r>
+        <w:rPr>
+          <w:rFonts w:ascii="Arial" w:hAnsi="Arial" w:cs="Arial"/>
+          <w:sz w:val="24"/>
+          <w:szCs w:val="24"/>
+        </w:rPr>
+        <w:t xml:space="preserve"> </w:t>
+      </w:r>
+      <w:r>
+        <w:rPr>
+          <w:rFonts w:ascii="Arial" w:hAnsi="Arial" w:cs="Arial"/>
+          <w:sz w:val="24"/>
+          <w:szCs w:val="24"/>
+        </w:rPr>
+        <w:t>Ces transports</w:t>
+      </w:r>
+      <w:r>
+        <w:rPr>
+          <w:rFonts w:ascii="Arial" w:hAnsi="Arial" w:cs="Arial"/>
+          <w:sz w:val="24"/>
+          <w:szCs w:val="24"/>
+        </w:rPr>
+        <w:t xml:space="preserve"> génèrent des coûts, tant environnementaux qu’économiques. </w:t>
+      </w:r>
+      <w:r>
+        <w:rPr>
+          <w:rFonts w:ascii="Arial" w:hAnsi="Arial" w:cs="Arial"/>
+          <w:sz w:val="24"/>
+          <w:szCs w:val="24"/>
+        </w:rPr>
+        <w:fldChar w:fldCharType="begin"/>
+      </w:r>
+      <w:r>
+        <w:rPr>
+          <w:rFonts w:ascii="Arial" w:hAnsi="Arial" w:cs="Arial"/>
+          <w:sz w:val="24"/>
+          <w:szCs w:val="24"/>
+        </w:rPr>
+        <w:instrText xml:space="preserve"> ADDIN ZOTERO_ITEM CSL_CITATION {"citationID":"LSKGkot3","properties":{"formattedCitation":"(Schoefs et al., 2024; Weidner et al., 2020)","plainCitation":"(Schoefs et al., 2024; Weidner et al., 2020)","noteIndex":0},"citationItems":[{"id":732,"uris":["http://zotero.org/users/8751290/items/YLNI6MP2"],"itemData":{"id":732,"type":"article-journal","abstract":"Municipal bio-waste can be recovered through various technologies. Some may be industrial-scale, others may be neighborhood-scale or even individual. Moreover, geographical, demographic and socio-economic characteristics present a high degree of territorial variability. The intersection of these technological and socio-economic diversities leads us to define two meta-scenarios for the management of these bio-waste: either decentralized management that avoids costly collection but leads to low added value co-products, or centralized management that requires collection and transport of bio-waste to an industrial recovery unit but leads to higher added value co-products. Both meta-scenarios reveal environmental and economic tensions, coupled with social considerations. Finally, pending a circular economy, it is necessary to verify the circularity of economic and material flows within the territory. As a result, the management scenarios must be adapted to the specific characteristics of the territory and assessed environmentally, economically and socially. The life cycle analysis provides a comprehensive assessment of these impacts. In the context of a circular economy, it is also necessary to analyze and review the economic models of the sector and the structural relationships between players. These objective elements of analysis are intended to help decision-makers choose the appropriate system for managing municipal bio-waste on a territory in a logic of circular economy.","container-title":"Revista Tecnologia e Sociedade","DOI":"10.3895/rts.v20n60.18953","ISSN":"1984-3526, 1809-0044","issue":"60","journalAbbreviation":"R. Tecnol. Soc.","license":"http://creativecommons.org/licenses/by/4.0","page":"1","source":"DOI.org (Crossref)","title":"Management of organic waste materials in a territory with a circular economy approach: issues and challenges","title-short":"Municipal bio-waste can be recovered through various technologies. Some may be industrial-scale, others may be neighborhood-scale or even individual. Moreover, geographical, demographic and socio-economic characteristics present a high degree of territorial variability. The intersection of these technological and socio-economic diversities leads us to define two meta-scenarios for the management of these bio-waste","volume":"20","author":[{"family":"Schoefs","given":"Olivier"},{"family":"Ravoahangy","given":"Nomena"},{"family":"Majeau-Bettez","given":"Guillaume"},{"family":"Huet","given":"Frédéric"}],"issued":{"date-parts":[["2024",8,24]]},"citation-key":"schoefs2024"}},{"id":92,"uris":["http://zotero.org/users/8751290/items/4MVBHPG4"],"itemData":{"id":92,"type":"article-journal","abstract":"The increasing concern with greenhouse gas emissions and nutrients cycling creates a need for cost-effective, practical and environmentally sensible biowaste management strategies. Centralized systems have struggled to comply with those needs. Decentralized systems, treating waste at source, promise local nutrient circularity and increased resource sovereignty. The large-scale performance of decentralized systems remains unclear, especially concerning the local sink capacity to assimilate the treatment products. This study aimed to compare centralized and decentralized systems for the region of Porto and assess whether creating additional urban farms could reduce costs and environmental impacts. Spatial analysis was used to assess waste generation, potential compost bin locations, peri-urban and potential urban farmland available, and collection and transport requirements. The carbon footprint of different scenarios was determined using life-cycle assessment. The results show that local composting led to cost savings over centralized systems. However, this system encompassed positive carbon emissions and most districts evidenced limited sink capacity for compost application. Additional urban farms added significant sink capacity, however, their impact on cost and carbon footprint was insignificant. The carbon footprint of centralized systems was heavily dependent on factors influencing collection such as population density, and affected by the renewable content of the electricity grid. Anaerobic digestion was the most climate-friendly option in the urban center and local composting in remote and less dense districts. Municipalities may benefit from tailoring the treatment systems to specific districts, creating additional jobs while reducing cost and climate impacts overall.","container-title":"Waste Management","DOI":"10.1016/j.wasman.2020.09.013","ISSN":"0956-053X","journalAbbreviation":"Waste Management","language":"en","page":"552-562","source":"ScienceDirect","title":"Comparison of local and centralized biowaste management strategies – A spatially-sensitive approach for the region of Porto","volume":"118","author":[{"family":"Weidner","given":"Till"},{"family":"Graça","given":"João"},{"family":"Machado","given":"Telmo"},{"family":"Yang","given":"Aidong"}],"issued":{"date-parts":[["2020",12,1]]},"citation-key":"weidner2020"}}],"schema":"https://github.com/citation-style-language/schema/raw/master/csl-citation.json"} </w:instrText>
+      </w:r>
+      <w:r>
+        <w:rPr>
+          <w:rFonts w:ascii="Arial" w:hAnsi="Arial" w:cs="Arial"/>
+          <w:sz w:val="24"/>
+          <w:szCs w:val="24"/>
+        </w:rPr>
+        <w:fldChar w:fldCharType="separate"/>
+      </w:r>
+      <w:r>
+        <w:rPr>
+          <w:rFonts w:ascii="Arial" w:hAnsi="Arial" w:cs="Arial"/>
+          <w:sz w:val="24"/>
+        </w:rPr>
+        <w:t xml:space="preserve">(Schoefs et al., </w:t>
+      </w:r>
+      <w:proofErr w:type="gramStart"/>
+      <w:r>
+        <w:rPr>
+          <w:rFonts w:ascii="Arial" w:hAnsi="Arial" w:cs="Arial"/>
+          <w:sz w:val="24"/>
+        </w:rPr>
+        <w:t>2024;</w:t>
+      </w:r>
+      <w:proofErr w:type="gramEnd"/>
+      <w:r>
+        <w:rPr>
+          <w:rFonts w:ascii="Arial" w:hAnsi="Arial" w:cs="Arial"/>
+          <w:sz w:val="24"/>
+        </w:rPr>
+        <w:t xml:space="preserve"> </w:t>
+      </w:r>
+      <w:proofErr w:type="spellStart"/>
+      <w:r>
+        <w:rPr>
+          <w:rFonts w:ascii="Arial" w:hAnsi="Arial" w:cs="Arial"/>
+          <w:sz w:val="24"/>
+        </w:rPr>
+        <w:t>Weidner</w:t>
+      </w:r>
+      <w:proofErr w:type="spellEnd"/>
+      <w:r>
+        <w:rPr>
+          <w:rFonts w:ascii="Arial" w:hAnsi="Arial" w:cs="Arial"/>
+          <w:sz w:val="24"/>
+        </w:rPr>
+        <w:t xml:space="preserve"> et al., 2020)</w:t>
+      </w:r>
+      <w:r>
+        <w:rPr>
+          <w:rFonts w:ascii="Arial" w:hAnsi="Arial" w:cs="Arial"/>
+          <w:sz w:val="24"/>
+          <w:szCs w:val="24"/>
+        </w:rPr>
+        <w:fldChar w:fldCharType="end"/>
+      </w:r>
+      <w:r>
+        <w:rPr>
+          <w:rFonts w:ascii="Arial" w:hAnsi="Arial" w:cs="Arial"/>
+          <w:sz w:val="24"/>
+          <w:szCs w:val="24"/>
+        </w:rPr>
+        <w:t xml:space="preserve">. De plus, </w:t>
+      </w:r>
+      <w:r>
+        <w:rPr>
+          <w:rFonts w:ascii="Arial" w:hAnsi="Arial" w:cs="Arial"/>
+          <w:sz w:val="24"/>
+          <w:szCs w:val="24"/>
+        </w:rPr>
+        <w:t>en zone rurale, les distances sont plus élevées dues à la dispersion des habitations.</w:t>
+      </w:r>
+      <w:r>
+        <w:rPr>
+          <w:rFonts w:ascii="Arial" w:hAnsi="Arial" w:cs="Arial"/>
+          <w:sz w:val="24"/>
+          <w:szCs w:val="24"/>
+        </w:rPr>
+        <w:fldChar w:fldCharType="begin"/>
+      </w:r>
+      <w:r>
+        <w:rPr>
+          <w:rFonts w:ascii="Arial" w:hAnsi="Arial" w:cs="Arial"/>
+          <w:sz w:val="24"/>
+          <w:szCs w:val="24"/>
+        </w:rPr>
+        <w:instrText xml:space="preserve"> ADDIN ZOTERO_ITEM CSL_CITATION {"citationID":"DaXwxwWA","properties":{"formattedCitation":"(ts-admin, 2024)","plainCitation":"(ts-admin, 2024)","noteIndex":0},"citationItems":[{"id":733,"uris":["http://zotero.org/users/8751290/items/JTYXH46A"],"itemData":{"id":733,"type":"webpage","title":"Waste Management in Urban vs. Rural Areas: Challenges and Solutions","URL":"https://choosetiger.com/waste-management-in-urban-vs-rural-areas-challenges-and-solutions/","author":[{"family":"ts-admin","given":""}],"issued":{"date-parts":[["2024"]]},"citation-key":"ts-admin2024"}}],"schema":"https://github.com/citation-style-language/schema/raw/master/csl-citation.json"} </w:instrText>
+      </w:r>
+      <w:r>
+        <w:rPr>
+          <w:rFonts w:ascii="Arial" w:hAnsi="Arial" w:cs="Arial"/>
+          <w:sz w:val="24"/>
+          <w:szCs w:val="24"/>
+        </w:rPr>
+        <w:fldChar w:fldCharType="separate"/>
+      </w:r>
+      <w:r>
+        <w:rPr>
+          <w:rFonts w:ascii="Arial" w:hAnsi="Arial" w:cs="Arial"/>
+          <w:sz w:val="24"/>
+        </w:rPr>
+        <w:t>(</w:t>
+      </w:r>
+      <w:proofErr w:type="spellStart"/>
+      <w:r>
+        <w:rPr>
+          <w:rFonts w:ascii="Arial" w:hAnsi="Arial" w:cs="Arial"/>
+          <w:sz w:val="24"/>
+        </w:rPr>
+        <w:t>ts</w:t>
+      </w:r>
+      <w:proofErr w:type="spellEnd"/>
+      <w:r>
+        <w:rPr>
+          <w:rFonts w:ascii="Arial" w:hAnsi="Arial" w:cs="Arial"/>
+          <w:sz w:val="24"/>
+        </w:rPr>
+        <w:t>-admin, 2024)</w:t>
+      </w:r>
+      <w:r>
+        <w:rPr>
+          <w:rFonts w:ascii="Arial" w:hAnsi="Arial" w:cs="Arial"/>
+          <w:sz w:val="24"/>
+          <w:szCs w:val="24"/>
+        </w:rPr>
+        <w:fldChar w:fldCharType="end"/>
+      </w:r>
+      <w:r>
+        <w:rPr>
+          <w:rFonts w:ascii="Arial" w:hAnsi="Arial" w:cs="Arial"/>
+          <w:sz w:val="24"/>
+          <w:szCs w:val="24"/>
+        </w:rPr>
+        <w:t xml:space="preserve"> Néanmoins, ces types de système sont plus attractifs de par les coproduits générés, dont les qualités sont plus maitrisées. </w:t>
+      </w:r>
+      <w:r>
+        <w:rPr>
+          <w:rFonts w:ascii="Arial" w:hAnsi="Arial" w:cs="Arial"/>
+          <w:sz w:val="24"/>
+          <w:szCs w:val="24"/>
+        </w:rPr>
+        <w:fldChar w:fldCharType="begin"/>
+      </w:r>
+      <w:r>
+        <w:rPr>
+          <w:rFonts w:ascii="Arial" w:hAnsi="Arial" w:cs="Arial"/>
+          <w:sz w:val="24"/>
+          <w:szCs w:val="24"/>
+        </w:rPr>
+        <w:instrText xml:space="preserve"> ADDIN ZOTERO_ITEM CSL_CITATION {"citationID":"V51wTTdM","properties":{"formattedCitation":"(Schoefs et al., 2024)","plainCitation":"(Schoefs et al., 2024)","noteIndex":0},"citationItems":[{"id":732,"uris":["http://zotero.org/users/8751290/items/YLNI6MP2"],"itemData":{"id":732,"type":"article-journal","abstract":"Municipal bio-waste can be recovered through various technologies. Some may be industrial-scale, others may be neighborhood-scale or even individual. Moreover, geographical, demographic and socio-economic characteristics present a high degree of territorial variability. The intersection of these technological and socio-economic diversities leads us to define two meta-scenarios for the management of these bio-waste: either decentralized management that avoids costly collection but leads to low added value co-products, or centralized management that requires collection and transport of bio-waste to an industrial recovery unit but leads to higher added value co-products. Both meta-scenarios reveal environmental and economic tensions, coupled with social considerations. Finally, pending a circular economy, it is necessary to verify the circularity of economic and material flows within the territory. As a result, the management scenarios must be adapted to the specific characteristics of the territory and assessed environmentally, economically and socially. The life cycle analysis provides a comprehensive assessment of these impacts. In the context of a circular economy, it is also necessary to analyze and review the economic models of the sector and the structural relationships between players. These objective elements of analysis are intended to help decision-makers choose the appropriate system for managing municipal bio-waste on a territory in a logic of circular economy.","container-title":"Revista Tecnologia e Sociedade","DOI":"10.3895/rts.v20n60.18953","ISSN":"1984-3526, 1809-0044","issue":"60","journalAbbreviation":"R. Tecnol. Soc.","license":"http://creativecommons.org/licenses/by/4.0","page":"1","source":"DOI.org (Crossref)","title":"Management of organic waste materials in a territory with a circular economy approach: issues and challenges","title-short":"Municipal bio-waste can be recovered through various technologies. Some may be industrial-scale, others may be neighborhood-scale or even individual. Moreover, geographical, demographic and socio-economic characteristics present a high degree of territorial variability. The intersection of these technological and socio-economic diversities leads us to define two meta-scenarios for the management of these bio-waste","volume":"20","author":[{"family":"Schoefs","given":"Olivier"},{"family":"Ravoahangy","given":"Nomena"},{"family":"Majeau-Bettez","given":"Guillaume"},{"family":"Huet","given":"Frédéric"}],"issued":{"date-parts":[["2024",8,24]]},"citation-key":"schoefs2024"}}],"schema":"https://github.com/citation-style-language/schema/raw/master/csl-citation.json"} </w:instrText>
+      </w:r>
+      <w:r>
+        <w:rPr>
+          <w:rFonts w:ascii="Arial" w:hAnsi="Arial" w:cs="Arial"/>
+          <w:sz w:val="24"/>
+          <w:szCs w:val="24"/>
+        </w:rPr>
+        <w:fldChar w:fldCharType="separate"/>
+      </w:r>
+      <w:r>
+        <w:rPr>
+          <w:rFonts w:ascii="Arial" w:hAnsi="Arial" w:cs="Arial"/>
+          <w:sz w:val="24"/>
+        </w:rPr>
+        <w:t>(Schoefs et al., 2024)</w:t>
+      </w:r>
+      <w:r>
+        <w:rPr>
+          <w:rFonts w:ascii="Arial" w:hAnsi="Arial" w:cs="Arial"/>
+          <w:sz w:val="24"/>
+          <w:szCs w:val="24"/>
+        </w:rPr>
+        <w:fldChar w:fldCharType="end"/>
+      </w:r>
+      <w:r>
+        <w:rPr>
+          <w:rFonts w:ascii="Arial" w:hAnsi="Arial" w:cs="Arial"/>
+          <w:sz w:val="24"/>
+          <w:szCs w:val="24"/>
+        </w:rPr>
+        <w:t xml:space="preserve">. </w:t>
+      </w:r>
+      <w:r>
+        <w:rPr>
+          <w:rFonts w:ascii="Arial" w:hAnsi="Arial" w:cs="Arial"/>
+          <w:sz w:val="24"/>
+          <w:szCs w:val="24"/>
+        </w:rPr>
+        <w:fldChar w:fldCharType="begin"/>
+      </w:r>
+      <w:r>
+        <w:rPr>
+          <w:rFonts w:ascii="Arial" w:hAnsi="Arial" w:cs="Arial"/>
+          <w:sz w:val="24"/>
+          <w:szCs w:val="24"/>
+        </w:rPr>
+        <w:instrText xml:space="preserve"> ADDIN ZOTERO_ITEM CSL_CITATION {"citationID":"MqxXouYF","properties":{"formattedCitation":"(Anne et al., 2025)","plainCitation":"(Anne et al., 2025)","noteIndex":0},"citationItems":[{"id":728,"uris":["http://zotero.org/users/8751290/items/RQ2RBXKR"],"itemData":{"id":728,"type":"article-journal","container-title":"Waste and Biomass Valorization","DOI":"10.1007/s12649-024-02841-5","ISSN":"1877-2641, 1877-265X","issue":"6","journalAbbreviation":"Waste Biomass Valor","language":"en","page":"2985-2998","source":"DOI.org (Crossref)","title":"Bio-waste: A Unique and Valuable Resource with Significant Recovery, Prevention and Management Challenges","title-short":"Bio-waste","volume":"16","author":[{"family":"Anne","given":"Tremier"},{"family":"Julia","given":"Barrault"},{"family":"Rémy","given":"Bayard"},{"family":"Sylvaine","given":"Berger"},{"family":"Mathilde","given":"Besson"},{"family":"Manon","given":"Vivière Bevan"},{"family":"Isabelle","given":"Zdanevitch"},{"family":"Etienne","given":"Paul"}],"issued":{"date-parts":[["2025",6]]},"citation-key":"anne2025"}}],"schema":"https://github.com/citation-style-language/schema/raw/master/csl-citation.json"} </w:instrText>
+      </w:r>
+      <w:r>
+        <w:rPr>
+          <w:rFonts w:ascii="Arial" w:hAnsi="Arial" w:cs="Arial"/>
+          <w:sz w:val="24"/>
+          <w:szCs w:val="24"/>
+        </w:rPr>
+        <w:fldChar w:fldCharType="separate"/>
+      </w:r>
+      <w:r>
+        <w:rPr>
+          <w:rFonts w:ascii="Arial" w:hAnsi="Arial" w:cs="Arial"/>
+          <w:sz w:val="24"/>
+        </w:rPr>
+        <w:t>(Anne et al., 2025)</w:t>
+      </w:r>
+      <w:r>
+        <w:rPr>
+          <w:rFonts w:ascii="Arial" w:hAnsi="Arial" w:cs="Arial"/>
+          <w:sz w:val="24"/>
+          <w:szCs w:val="24"/>
+        </w:rPr>
+        <w:fldChar w:fldCharType="end"/>
+      </w:r>
+      <w:r>
+        <w:rPr>
+          <w:rFonts w:ascii="Arial" w:hAnsi="Arial" w:cs="Arial"/>
+          <w:sz w:val="24"/>
+          <w:szCs w:val="24"/>
+        </w:rPr>
+        <w:t xml:space="preserve"> souligne toutefois le fait que ces types de technologies sont conditionnées par l’existence de débouchés de ces coproduits</w:t>
+      </w:r>
+      <w:r>
+        <w:rPr>
+          <w:rFonts w:ascii="Arial" w:hAnsi="Arial" w:cs="Arial"/>
+          <w:sz w:val="24"/>
+          <w:szCs w:val="24"/>
+        </w:rPr>
+        <w:t xml:space="preserve"> sur le territoire</w:t>
+      </w:r>
+      <w:r>
+        <w:rPr>
+          <w:rFonts w:ascii="Arial" w:hAnsi="Arial" w:cs="Arial"/>
+          <w:sz w:val="24"/>
+          <w:szCs w:val="24"/>
+        </w:rPr>
+        <w:t>.</w:t>
+      </w:r>
+    </w:p>
+    <w:p>
+      <w:pPr>
+        <w:spacing w:line="480" w:lineRule="auto"/>
+        <w:rPr>
+          <w:rFonts w:ascii="Arial" w:hAnsi="Arial" w:cs="Arial"/>
+          <w:sz w:val="24"/>
+          <w:szCs w:val="24"/>
           <w:lang w:val="en-GB"/>
         </w:rPr>
-        <w:instrText xml:space="preserve"> ADDIN ZOTERO_ITEM CSL_CITATION {"citationID":"BXmsaqtc","properties":{"formattedCitation":"(Kaza et al., 2018)","plainCitation":"(Kaza et al., 2018)","noteIndex":0},"citationItems":[{"id":576,"uris":["http://zotero.org/users/8751290/items/PNJZX2DG"],"itemData":{"id":576,"type":"book","abstract":"By 2050, the world is expected to generate 3.40 billion tons of waste annually, increasing drastically from today’s 2.01 billion tons. What a Waste 2.0: A Global Snapshot of Solid Waste Management to 2050 aggregates extensive solid waste data at the national and urban levels. It estimates and projects waste generation to 2030 and 2050. Beyond the core data metrics from waste generation to disposal, the report provides information on waste management costs, revenues, and tariffs; special wastes; regulations; public communication; administrative and operational models; and the informal sector.","ISBN":"978-1-4648-1329-0","note":"DOI: 10.1596/978-1-4648-1329-0","publisher":"Washington, DC: World Bank","source":"openknowledge.worldbank.org","title":"What a Waste 2.0: A Global Snapshot of Solid Waste Management to 2050","title-short":"What a Waste 2.0","URL":"http://hdl.handle.net/10986/30317","author":[{"family":"Kaza","given":"Silpa"},{"family":"Yao","given":"Lisa C."},{"family":"Bhada-Tata","given":"Perinaz"},{"family":"Van Woerden","given":"Frank"}],"accessed":{"date-parts":[["2023",11,3]]},"issued":{"date-parts":[["2018",9,20]]},"citation-key":"kaza2018"}}],"schema":"https://github.com/citation-style-language/schema/raw/master/csl-citation.json"} </w:instrText>
-      </w:r>
+      </w:pPr>
       <w:r>
         <w:rPr>
           <w:rFonts w:ascii="Arial" w:hAnsi="Arial" w:cs="Arial"/>
@@ -87,22 +925,306 @@
           <w:szCs w:val="24"/>
           <w:lang w:val="en-GB"/>
         </w:rPr>
+        <w:t>LCA of organic waste management</w:t>
+      </w:r>
+    </w:p>
+    <w:p>
+      <w:pPr>
+        <w:spacing w:line="480" w:lineRule="auto"/>
+        <w:rPr>
+          <w:rFonts w:ascii="Arial" w:hAnsi="Arial" w:cs="Arial"/>
+          <w:sz w:val="24"/>
+          <w:szCs w:val="24"/>
+          <w:lang w:val="en-GB"/>
+        </w:rPr>
+      </w:pPr>
+      <w:r>
+        <w:rPr>
+          <w:rFonts w:ascii="Arial" w:hAnsi="Arial" w:cs="Arial"/>
+          <w:sz w:val="24"/>
+          <w:szCs w:val="24"/>
+          <w:lang w:val="en-GB"/>
+        </w:rPr>
+        <w:t>From an environmental perspective, s</w:t>
+      </w:r>
+      <w:r>
+        <w:rPr>
+          <w:rFonts w:ascii="Arial" w:hAnsi="Arial" w:cs="Arial"/>
+          <w:sz w:val="24"/>
+          <w:szCs w:val="24"/>
+          <w:lang w:val="en-GB"/>
+        </w:rPr>
+        <w:t xml:space="preserve">everal Life Cycle Assessment (LCA) studies have been conducted to compare different organic management systems and to attempt to identify the most suitable one. </w:t>
+      </w:r>
+      <w:r>
+        <w:rPr>
+          <w:rFonts w:ascii="Arial" w:hAnsi="Arial" w:cs="Arial"/>
+          <w:sz w:val="24"/>
+          <w:szCs w:val="24"/>
+          <w:lang w:val="en-GB"/>
+        </w:rPr>
+        <w:t xml:space="preserve">These comparisons typically involve an existing scenario (baseline) and </w:t>
+      </w:r>
+      <w:r>
+        <w:rPr>
+          <w:rFonts w:ascii="Arial" w:hAnsi="Arial" w:cs="Arial"/>
+          <w:sz w:val="24"/>
+          <w:szCs w:val="24"/>
+          <w:lang w:val="en-GB"/>
+        </w:rPr>
+        <w:t>one or more</w:t>
+      </w:r>
+      <w:r>
+        <w:rPr>
+          <w:rFonts w:ascii="Arial" w:hAnsi="Arial" w:cs="Arial"/>
+          <w:sz w:val="24"/>
+          <w:szCs w:val="24"/>
+          <w:lang w:val="en-GB"/>
+        </w:rPr>
+        <w:t xml:space="preserve"> alternatives (reference), or </w:t>
+      </w:r>
+      <w:r>
+        <w:rPr>
+          <w:rFonts w:ascii="Arial" w:hAnsi="Arial" w:cs="Arial"/>
+          <w:sz w:val="24"/>
+          <w:szCs w:val="24"/>
+          <w:lang w:val="en-GB"/>
+        </w:rPr>
+        <w:t xml:space="preserve">explore </w:t>
+      </w:r>
+      <w:r>
+        <w:rPr>
+          <w:rFonts w:ascii="Arial" w:hAnsi="Arial" w:cs="Arial"/>
+          <w:sz w:val="24"/>
+          <w:szCs w:val="24"/>
+          <w:lang w:val="en-GB"/>
+        </w:rPr>
+        <w:t xml:space="preserve">multiple hypothetical scenarios (reference). </w:t>
+      </w:r>
+      <w:r>
+        <w:rPr>
+          <w:rFonts w:ascii="Arial" w:hAnsi="Arial" w:cs="Arial"/>
+          <w:sz w:val="24"/>
+          <w:szCs w:val="24"/>
+          <w:lang w:val="en-GB"/>
+        </w:rPr>
+        <w:t>In most cases</w:t>
+      </w:r>
+      <w:r>
+        <w:rPr>
+          <w:rFonts w:ascii="Arial" w:hAnsi="Arial" w:cs="Arial"/>
+          <w:sz w:val="24"/>
+          <w:szCs w:val="24"/>
+          <w:lang w:val="en-GB"/>
+        </w:rPr>
+        <w:t>, a scenario is defined by a single treatment t</w:t>
+      </w:r>
+      <w:r>
+        <w:rPr>
+          <w:rFonts w:ascii="Arial" w:hAnsi="Arial" w:cs="Arial"/>
+          <w:sz w:val="24"/>
+          <w:szCs w:val="24"/>
+          <w:lang w:val="en-GB"/>
+        </w:rPr>
+        <w:t>echnology</w:t>
+      </w:r>
+      <w:r>
+        <w:rPr>
+          <w:rFonts w:ascii="Arial" w:hAnsi="Arial" w:cs="Arial"/>
+          <w:sz w:val="24"/>
+          <w:szCs w:val="24"/>
+          <w:lang w:val="en-GB"/>
+        </w:rPr>
+        <w:t xml:space="preserve">, while </w:t>
+      </w:r>
+      <w:r>
+        <w:rPr>
+          <w:rFonts w:ascii="Arial" w:hAnsi="Arial" w:cs="Arial"/>
+          <w:sz w:val="24"/>
+          <w:szCs w:val="24"/>
+          <w:lang w:val="en-GB"/>
+        </w:rPr>
+        <w:t xml:space="preserve">environmental </w:t>
+      </w:r>
+      <w:r>
+        <w:rPr>
+          <w:rFonts w:ascii="Arial" w:hAnsi="Arial" w:cs="Arial"/>
+          <w:sz w:val="24"/>
+          <w:szCs w:val="24"/>
+          <w:lang w:val="en-GB"/>
+        </w:rPr>
+        <w:t xml:space="preserve">performance of </w:t>
+      </w:r>
+      <w:r>
+        <w:rPr>
+          <w:rFonts w:ascii="Arial" w:hAnsi="Arial" w:cs="Arial"/>
+          <w:sz w:val="24"/>
+          <w:szCs w:val="24"/>
+          <w:lang w:val="en-GB"/>
+        </w:rPr>
+        <w:t>hybrid systems</w:t>
+      </w:r>
+      <w:r>
+        <w:rPr>
+          <w:rFonts w:ascii="Arial" w:hAnsi="Arial" w:cs="Arial"/>
+          <w:sz w:val="24"/>
+          <w:szCs w:val="24"/>
+          <w:lang w:val="en-GB"/>
+        </w:rPr>
+        <w:t xml:space="preserve"> is </w:t>
+      </w:r>
+      <w:r>
+        <w:rPr>
+          <w:rFonts w:ascii="Arial" w:hAnsi="Arial" w:cs="Arial"/>
+          <w:sz w:val="24"/>
+          <w:szCs w:val="24"/>
+          <w:lang w:val="en-GB"/>
+        </w:rPr>
+        <w:t>rarely assessed</w:t>
+      </w:r>
+      <w:r>
+        <w:rPr>
+          <w:rFonts w:ascii="Arial" w:hAnsi="Arial" w:cs="Arial"/>
+          <w:sz w:val="24"/>
+          <w:szCs w:val="24"/>
+          <w:lang w:val="en-GB"/>
+        </w:rPr>
+        <w:t xml:space="preserve">. </w:t>
+      </w:r>
+      <w:r>
+        <w:rPr>
+          <w:rFonts w:ascii="Arial" w:hAnsi="Arial" w:cs="Arial"/>
+          <w:sz w:val="24"/>
+          <w:szCs w:val="24"/>
+          <w:lang w:val="en-GB"/>
+        </w:rPr>
+        <w:t>In practice, c</w:t>
+      </w:r>
+      <w:r>
+        <w:rPr>
+          <w:rFonts w:ascii="Arial" w:hAnsi="Arial" w:cs="Arial"/>
+          <w:sz w:val="24"/>
+          <w:szCs w:val="24"/>
+          <w:lang w:val="en-GB"/>
+        </w:rPr>
+        <w:t>onventional</w:t>
+      </w:r>
+      <w:r>
+        <w:rPr>
+          <w:rFonts w:ascii="Arial" w:hAnsi="Arial" w:cs="Arial"/>
+          <w:sz w:val="24"/>
+          <w:szCs w:val="24"/>
+          <w:lang w:val="en-GB"/>
+        </w:rPr>
+        <w:t xml:space="preserve"> comparative LCA </w:t>
+      </w:r>
+      <w:r>
+        <w:rPr>
+          <w:rFonts w:ascii="Arial" w:hAnsi="Arial" w:cs="Arial"/>
+          <w:sz w:val="24"/>
+          <w:szCs w:val="24"/>
+          <w:lang w:val="en-GB"/>
+        </w:rPr>
+        <w:t xml:space="preserve">approaches remain limited in their ability to </w:t>
+      </w:r>
+      <w:r>
+        <w:rPr>
+          <w:rFonts w:ascii="Arial" w:hAnsi="Arial" w:cs="Arial"/>
+          <w:sz w:val="24"/>
+          <w:szCs w:val="24"/>
+          <w:lang w:val="en-GB"/>
+        </w:rPr>
+        <w:t>allows to test a l</w:t>
+      </w:r>
+      <w:r>
+        <w:rPr>
+          <w:rFonts w:ascii="Arial" w:hAnsi="Arial" w:cs="Arial"/>
+          <w:sz w:val="24"/>
+          <w:szCs w:val="24"/>
+          <w:lang w:val="en-GB"/>
+        </w:rPr>
+        <w:t>imited strategy, which restricts the identification of near-optimal system configurations across a wide range of possibilities</w:t>
+      </w:r>
+      <w:r>
+        <w:rPr>
+          <w:rFonts w:ascii="Arial" w:hAnsi="Arial" w:cs="Arial"/>
+          <w:sz w:val="24"/>
+          <w:szCs w:val="24"/>
+          <w:lang w:val="en-GB"/>
+        </w:rPr>
+        <w:t>.</w:t>
+      </w:r>
+    </w:p>
+    <w:p>
+      <w:pPr>
+        <w:spacing w:line="480" w:lineRule="auto"/>
+        <w:rPr>
+          <w:rFonts w:ascii="Arial" w:hAnsi="Arial" w:cs="Arial"/>
+          <w:sz w:val="24"/>
+          <w:szCs w:val="24"/>
+        </w:rPr>
+      </w:pPr>
+      <w:r>
+        <w:rPr>
+          <w:rFonts w:ascii="Arial" w:hAnsi="Arial" w:cs="Arial"/>
+          <w:sz w:val="24"/>
+          <w:szCs w:val="24"/>
+        </w:rPr>
+        <w:lastRenderedPageBreak/>
+        <w:t>(</w:t>
+      </w:r>
+      <w:r>
+        <w:rPr>
+          <w:rFonts w:ascii="Arial" w:hAnsi="Arial" w:cs="Arial"/>
+          <w:sz w:val="24"/>
+          <w:szCs w:val="24"/>
+        </w:rPr>
+        <w:t xml:space="preserve">Par exemple, </w:t>
+      </w:r>
+      <w:r>
+        <w:rPr>
+          <w:rFonts w:ascii="Arial" w:hAnsi="Arial" w:cs="Arial"/>
+          <w:sz w:val="24"/>
+          <w:szCs w:val="24"/>
+        </w:rPr>
+        <w:fldChar w:fldCharType="begin"/>
+      </w:r>
+      <w:r>
+        <w:rPr>
+          <w:rFonts w:ascii="Arial" w:hAnsi="Arial" w:cs="Arial"/>
+          <w:sz w:val="24"/>
+          <w:szCs w:val="24"/>
+        </w:rPr>
+        <w:instrText xml:space="preserve"> ADDIN ZOTERO_ITEM CSL_CITATION {"citationID":"TyhP3saE","properties":{"formattedCitation":"(Lu et al., 2020)","plainCitation":"(Lu et al., 2020)","noteIndex":0},"citationItems":[{"id":238,"uris":["http://zotero.org/users/8751290/items/HIST8PCF"],"itemData":{"id":238,"type":"article-journal","abstract":"Different options for treating organic fraction of municipal solid waste were assessed. Four composting scenarios were designed based on different scales (i.e. home vs centralised) and technologies (i.e. windrow vs in-vessel composting) in Brisbane. The environmental and economic performance were analysed and compared to the existing practice: landfilling, using life cycle assessment and life cycle costing analysis with the consideration of the costs of externalities and potential avoided costs. The treatment of 1 Mg of home organic waste was selected as one Functional Unit. The system boundaries start from waste collection to the use of the final product (i.e. compost). The compost was assumed to be applied on private gardens and tropical horticultural crops in home and centralised composting scenarios, respectively. Shared home composting bin in a small community (HC-II) presented the best overall performance from both environmental and economic perspectives, meanwhile, landfilling was found to be the worst option. The home composting scenarios require less energy which results in four times lower fossil depletion and human toxicity potential compared to centralised composting scenarios. However, the greenhouse gas (GHG) emissions released through organic waste degradation, due to potential partial anaerobic conditions, were identified as the major environmental impact factor, followed by the compost bin manufacturing. In both centralised composting scenarios, the energy consumption was found as the main environmental impact factor, which accounted for more than 45% of the total GHG emissions, followed by the waste collection and transportation process. Regarding the economic performance, the HC-II scenario has the lowest life cycle cost ($22.93/FU). Monte Carlo Analysis was carried out to test the effect of overall uncertainties. Our result showed that the compost application rate had the highest sensitivity in home composting scenarios because the unused compos</w:instrText>
+      </w:r>
+      <w:r>
+        <w:rPr>
+          <w:rFonts w:ascii="Arial" w:hAnsi="Arial" w:cs="Arial"/>
+          <w:sz w:val="24"/>
+          <w:szCs w:val="24"/>
+        </w:rPr>
+        <w:instrText xml:space="preserve">t would need to be collected and sent to the landfill. Consequently, extra transportation emissions and life cycle cost will incur, thus, the benefits from compost application will also be reduced. However, the overall uncertainties did not affect the ranking of the centralised (windrow) composting scenario, which remained the best environmental performer. Meanwhile, HC-II option had the better economic performance that marginally over-weighed the environmental performance of the centralised windrow composting; hence result in the best overall performer. However, in order to encourage residents to participate, enabling policies and incentives may be required to influence the behaviour of the independent households to share a composting bin.","container-title":"Journal of Cleaner Production","DOI":"10.1016/j.jclepro.2020.120756","ISSN":"0959-6526","journalAbbreviation":"Journal of Cleaner Production","language":"en","page":"120756","source":"ScienceDirect","title":"Towards a better environment - the municipal organic waste management in Brisbane: Environmental life cycle and cost perspective","title-short":"Towards a better environment - the municipal organic waste management in Brisbane","volume":"258","author":[{"family":"Lu","given":"Hangyong Ray"},{"family":"Qu","given":"Xin"},{"family":"El Hanandeh","given":"Ali"}],"issued":{"date-parts":[["2020",6,10]]},"citation-key":"lu2020"}}],"schema":"https://github.com/citation-style-language/schema/raw/master/csl-citation.json"} </w:instrText>
+      </w:r>
+      <w:r>
+        <w:rPr>
+          <w:rFonts w:ascii="Arial" w:hAnsi="Arial" w:cs="Arial"/>
+          <w:sz w:val="24"/>
+          <w:szCs w:val="24"/>
+        </w:rPr>
         <w:fldChar w:fldCharType="separate"/>
       </w:r>
       <w:r>
         <w:rPr>
           <w:rFonts w:ascii="Arial" w:hAnsi="Arial" w:cs="Arial"/>
           <w:sz w:val="24"/>
-          <w:lang w:val="en-GB"/>
-        </w:rPr>
-        <w:t>(Kaza et al., 2018)</w:t>
-      </w:r>
-      <w:r>
-        <w:rPr>
-          <w:rFonts w:ascii="Arial" w:hAnsi="Arial" w:cs="Arial"/>
-          <w:sz w:val="24"/>
-          <w:szCs w:val="24"/>
-          <w:lang w:val="en-GB"/>
+        </w:rPr>
+        <w:t>(Lu et al., 2020)</w:t>
+      </w:r>
+      <w:r>
+        <w:rPr>
+          <w:rFonts w:ascii="Arial" w:hAnsi="Arial" w:cs="Arial"/>
+          <w:sz w:val="24"/>
+          <w:szCs w:val="24"/>
         </w:rPr>
         <w:fldChar w:fldCharType="end"/>
       </w:r>
@@ -111,142 +1233,6 @@
           <w:rFonts w:ascii="Arial" w:hAnsi="Arial" w:cs="Arial"/>
           <w:sz w:val="24"/>
           <w:szCs w:val="24"/>
-          <w:lang w:val="en-GB"/>
-        </w:rPr>
-        <w:t xml:space="preserve">. Managing this fraction remains a key challenge for local decision-makers, especially with regulations evolving toward circular economy. A range of treatment technologies </w:t>
-      </w:r>
-      <w:r>
-        <w:rPr>
-          <w:rFonts w:ascii="Arial" w:hAnsi="Arial" w:cs="Arial"/>
-          <w:sz w:val="24"/>
-          <w:szCs w:val="24"/>
-          <w:lang w:val="en-GB"/>
-        </w:rPr>
-        <w:t>exists</w:t>
-      </w:r>
-      <w:r>
-        <w:rPr>
-          <w:rFonts w:ascii="Arial" w:hAnsi="Arial" w:cs="Arial"/>
-          <w:sz w:val="24"/>
-          <w:szCs w:val="24"/>
-          <w:lang w:val="en-GB"/>
-        </w:rPr>
-        <w:t xml:space="preserve"> for organic waste, notably anaerobic digestion and composting. These </w:t>
-      </w:r>
-      <w:r>
-        <w:rPr>
-          <w:rFonts w:ascii="Arial" w:hAnsi="Arial" w:cs="Arial"/>
-          <w:sz w:val="24"/>
-          <w:szCs w:val="24"/>
-          <w:lang w:val="en-GB"/>
-        </w:rPr>
-        <w:t>processes</w:t>
-      </w:r>
-      <w:r>
-        <w:rPr>
-          <w:rFonts w:ascii="Arial" w:hAnsi="Arial" w:cs="Arial"/>
-          <w:sz w:val="24"/>
-          <w:szCs w:val="24"/>
-          <w:lang w:val="en-GB"/>
-        </w:rPr>
-        <w:t xml:space="preserve"> have </w:t>
-      </w:r>
-      <w:r>
-        <w:rPr>
-          <w:rFonts w:ascii="Arial" w:hAnsi="Arial" w:cs="Arial"/>
-          <w:sz w:val="24"/>
-          <w:szCs w:val="24"/>
-          <w:lang w:val="en-GB"/>
-        </w:rPr>
-        <w:t>different configurations</w:t>
-      </w:r>
-      <w:r>
-        <w:rPr>
-          <w:rFonts w:ascii="Arial" w:hAnsi="Arial" w:cs="Arial"/>
-          <w:sz w:val="24"/>
-          <w:szCs w:val="24"/>
-          <w:lang w:val="en-GB"/>
-        </w:rPr>
-        <w:t xml:space="preserve">, </w:t>
-      </w:r>
-      <w:r>
-        <w:rPr>
-          <w:rFonts w:ascii="Arial" w:hAnsi="Arial" w:cs="Arial"/>
-          <w:sz w:val="24"/>
-          <w:szCs w:val="24"/>
-          <w:lang w:val="en-GB"/>
-        </w:rPr>
-        <w:t>depending on their scale</w:t>
-      </w:r>
-      <w:r>
-        <w:rPr>
-          <w:rFonts w:ascii="Arial" w:hAnsi="Arial" w:cs="Arial"/>
-          <w:sz w:val="24"/>
-          <w:szCs w:val="24"/>
-          <w:lang w:val="en-GB"/>
-        </w:rPr>
-        <w:t xml:space="preserve"> (for example home </w:t>
-      </w:r>
-      <w:r>
-        <w:rPr>
-          <w:rFonts w:ascii="Arial" w:hAnsi="Arial" w:cs="Arial"/>
-          <w:sz w:val="24"/>
-          <w:szCs w:val="24"/>
-          <w:lang w:val="en-GB"/>
-        </w:rPr>
-        <w:t xml:space="preserve">versus industrial </w:t>
-      </w:r>
-      <w:r>
-        <w:rPr>
-          <w:rFonts w:ascii="Arial" w:hAnsi="Arial" w:cs="Arial"/>
-          <w:sz w:val="24"/>
-          <w:szCs w:val="24"/>
-          <w:lang w:val="en-GB"/>
-        </w:rPr>
-        <w:t xml:space="preserve">composting), </w:t>
-      </w:r>
-      <w:r>
-        <w:rPr>
-          <w:rFonts w:ascii="Arial" w:hAnsi="Arial" w:cs="Arial"/>
-          <w:sz w:val="24"/>
-          <w:szCs w:val="24"/>
-          <w:lang w:val="en-GB"/>
-        </w:rPr>
-        <w:t>as well as on the type of by-products generated</w:t>
-      </w:r>
-      <w:r>
-        <w:rPr>
-          <w:rFonts w:ascii="Arial" w:hAnsi="Arial" w:cs="Arial"/>
-          <w:sz w:val="24"/>
-          <w:szCs w:val="24"/>
-          <w:lang w:val="en-GB"/>
-        </w:rPr>
-        <w:t xml:space="preserve"> (particularly </w:t>
-      </w:r>
-      <w:r>
-        <w:rPr>
-          <w:rFonts w:ascii="Arial" w:hAnsi="Arial" w:cs="Arial"/>
-          <w:sz w:val="24"/>
-          <w:szCs w:val="24"/>
-          <w:lang w:val="en-GB"/>
-        </w:rPr>
-        <w:t>in the case of anaerobic digestion</w:t>
-      </w:r>
-      <w:r>
-        <w:rPr>
-          <w:rFonts w:ascii="Arial" w:hAnsi="Arial" w:cs="Arial"/>
-          <w:sz w:val="24"/>
-          <w:szCs w:val="24"/>
-          <w:lang w:val="en-GB"/>
-        </w:rPr>
-        <w:t>,</w:t>
-      </w:r>
-      <w:r>
-        <w:rPr>
-          <w:rFonts w:ascii="Arial" w:hAnsi="Arial" w:cs="Arial"/>
-          <w:sz w:val="24"/>
-          <w:szCs w:val="24"/>
-          <w:lang w:val="en-GB"/>
         </w:rPr>
         <w:t xml:space="preserve"> </w:t>
       </w:r>
@@ -255,34 +1241,22 @@
           <w:rFonts w:ascii="Arial" w:hAnsi="Arial" w:cs="Arial"/>
           <w:sz w:val="24"/>
           <w:szCs w:val="24"/>
-          <w:lang w:val="en-GB"/>
-        </w:rPr>
-        <w:t xml:space="preserve">biogas can be converted into electricity, heat, or </w:t>
-      </w:r>
-      <w:r>
-        <w:rPr>
-          <w:rFonts w:ascii="Arial" w:hAnsi="Arial" w:cs="Arial"/>
-          <w:sz w:val="24"/>
-          <w:szCs w:val="24"/>
-          <w:lang w:val="en-GB"/>
-        </w:rPr>
-        <w:t xml:space="preserve">upgraded to </w:t>
-      </w:r>
-      <w:r>
-        <w:rPr>
-          <w:rFonts w:ascii="Arial" w:hAnsi="Arial" w:cs="Arial"/>
-          <w:sz w:val="24"/>
-          <w:szCs w:val="24"/>
-          <w:lang w:val="en-GB"/>
-        </w:rPr>
-        <w:t>biomethane).</w:t>
-      </w:r>
-      <w:r>
-        <w:rPr>
-          <w:rFonts w:ascii="Arial" w:hAnsi="Arial" w:cs="Arial"/>
-          <w:sz w:val="24"/>
-          <w:szCs w:val="24"/>
-          <w:lang w:val="en-GB"/>
+        </w:rPr>
+        <w:t>ont</w:t>
+      </w:r>
+      <w:r>
+        <w:rPr>
+          <w:rFonts w:ascii="Arial" w:hAnsi="Arial" w:cs="Arial"/>
+          <w:sz w:val="24"/>
+          <w:szCs w:val="24"/>
+        </w:rPr>
+        <w:t xml:space="preserve"> comparé l’enfouissement des biodéchets, avec 4 scénarios basés sur différentes technologies de compostage.</w:t>
+      </w:r>
+      <w:r>
+        <w:rPr>
+          <w:rFonts w:ascii="Arial" w:hAnsi="Arial" w:cs="Arial"/>
+          <w:sz w:val="24"/>
+          <w:szCs w:val="24"/>
         </w:rPr>
         <w:t xml:space="preserve"> </w:t>
       </w:r>
@@ -291,7 +1265,135 @@
           <w:rFonts w:ascii="Arial" w:hAnsi="Arial" w:cs="Arial"/>
           <w:sz w:val="24"/>
           <w:szCs w:val="24"/>
-          <w:lang w:val="en-GB"/>
+        </w:rPr>
+        <w:t xml:space="preserve">Il est plus rare que </w:t>
+      </w:r>
+      <w:r>
+        <w:rPr>
+          <w:rFonts w:ascii="Arial" w:hAnsi="Arial" w:cs="Arial"/>
+          <w:sz w:val="24"/>
+          <w:szCs w:val="24"/>
+        </w:rPr>
+        <w:t xml:space="preserve">la performance d’une combinaison de technologies </w:t>
+      </w:r>
+      <w:r>
+        <w:rPr>
+          <w:rFonts w:ascii="Arial" w:hAnsi="Arial" w:cs="Arial"/>
+          <w:sz w:val="24"/>
+          <w:szCs w:val="24"/>
+        </w:rPr>
+        <w:t>soit</w:t>
+      </w:r>
+      <w:r>
+        <w:rPr>
+          <w:rFonts w:ascii="Arial" w:hAnsi="Arial" w:cs="Arial"/>
+          <w:sz w:val="24"/>
+          <w:szCs w:val="24"/>
+        </w:rPr>
+        <w:t xml:space="preserve"> évaluée</w:t>
+      </w:r>
+      <w:r>
+        <w:rPr>
+          <w:rFonts w:ascii="Arial" w:hAnsi="Arial" w:cs="Arial"/>
+          <w:sz w:val="24"/>
+          <w:szCs w:val="24"/>
+        </w:rPr>
+        <w:t xml:space="preserve">. </w:t>
+      </w:r>
+      <w:r>
+        <w:rPr>
+          <w:rFonts w:ascii="Arial" w:hAnsi="Arial" w:cs="Arial"/>
+          <w:sz w:val="24"/>
+          <w:szCs w:val="24"/>
+        </w:rPr>
+        <w:fldChar w:fldCharType="begin"/>
+      </w:r>
+      <w:r>
+        <w:rPr>
+          <w:rFonts w:ascii="Arial" w:hAnsi="Arial" w:cs="Arial"/>
+          <w:sz w:val="24"/>
+          <w:szCs w:val="24"/>
+        </w:rPr>
+        <w:instrText xml:space="preserve"> ADDIN ZOTERO_ITEM CSL_CITATION {"citationID":"NCZkYMLf","properties":{"formattedCitation":"(Ardolino et al., 2018)","plainCitation":"(Ardolino et al., 2018)","noteIndex":0},"citationItems":[{"id":22,"uris":["http://zotero.org/users/8751290/items/RN48HHST"],"itemData":{"id":22,"type":"article-journal","abstract":"The study aims to demonstrate the overall environmental sustainability of biomethane production by anaerobic digestion of the separately collected organic fraction of municipal solid waste. There is a great interest in the utilisation of biofuels produced from biowaste in the transport sector, due to the benefits of reduced pollutant emissions and diversified transport fuel supplies. An attributional, process-based life cycle assessment study quantifies and compares the potential environmental impacts of an anaerobic digestion plant, where the produced biogas is upgraded to biomethane for the transport sector instead that directly burned in a combined heat and power unit. The avoided impacts related to the utilisation of biomethane instead of diesel, petrol or natural gas have been evaluated with reference to a vehicle fleet made of passenger cars and small rigid trucks. They appear large enough to make the biomethane production the cleanest option for the management of biowaste. The global warming and non-renewable energy potentials of the Biowaste-to-Biomethane scenario improve of 79% and 36%, respectively, with reference to the Biowaste-to-Energy s</w:instrText>
+      </w:r>
+      <w:r>
+        <w:rPr>
+          <w:rFonts w:ascii="Arial" w:hAnsi="Arial" w:cs="Arial"/>
+          <w:sz w:val="24"/>
+          <w:szCs w:val="24"/>
+        </w:rPr>
+        <w:instrText>cenario. A sensi</w:instrText>
+      </w:r>
+      <w:r>
+        <w:rPr>
+          <w:rFonts w:ascii="Arial" w:hAnsi="Arial" w:cs="Arial"/>
+          <w:sz w:val="24"/>
+          <w:szCs w:val="24"/>
+        </w:rPr>
+        <w:instrText xml:space="preserve">tivity analysis evaluates the effect of several key parameters. Some of them are peculiar for the analysed application, such as the composition of the vehicle fleet, specific biomethane consumptions of these vehicles, and methane slip in the biogas upgrading unit. Some other parameters are more general, such as the final destination of solid digestate, gas engine efficiency, national electric energy mix. The results of the analysis provide data and information to policy-makers, planners and operators that would like or have to approach the management of the separately collected organic fraction of municipal solid waste. They also inform on the environmental advantages connected with the utilisation for road transportation of biomethane produced from this waste fraction.","container-title":"Journal of Cleaner Production","DOI":"10.1016/j.jclepro.2017.10.320","ISSN":"0959-6526","journalAbbreviation":"Journal of Cleaner Production","language":"en","page":"462-476","source":"ScienceDirect","title":"Biowaste-to-biomethane or biowaste-to-energy? An LCA study on anaerobic digestion of organic waste","title-short":"Biowaste-to-biomethane or biowaste-to-energy?","volume":"174","author":[{"family":"Ardolino","given":"Filomena"},{"family":"Parrillo","given":"Francesco"},{"family":"Arena","given":"Umberto"}],"issued":{"date-parts":[["2018",2,10]]},"citation-key":"ardolino2018a"}}],"schema":"https://github.com/citation-style-language/schema/raw/master/csl-citation.json"} </w:instrText>
+      </w:r>
+      <w:r>
+        <w:rPr>
+          <w:rFonts w:ascii="Arial" w:hAnsi="Arial" w:cs="Arial"/>
+          <w:sz w:val="24"/>
+          <w:szCs w:val="24"/>
+        </w:rPr>
+        <w:fldChar w:fldCharType="separate"/>
+      </w:r>
+      <w:r>
+        <w:rPr>
+          <w:rFonts w:ascii="Arial" w:hAnsi="Arial" w:cs="Arial"/>
+          <w:sz w:val="24"/>
+        </w:rPr>
+        <w:t>(Ardolino et al., 2018)</w:t>
+      </w:r>
+      <w:r>
+        <w:rPr>
+          <w:rFonts w:ascii="Arial" w:hAnsi="Arial" w:cs="Arial"/>
+          <w:sz w:val="24"/>
+          <w:szCs w:val="24"/>
+        </w:rPr>
+        <w:fldChar w:fldCharType="end"/>
+      </w:r>
+      <w:r>
+        <w:rPr>
+          <w:rFonts w:ascii="Arial" w:hAnsi="Arial" w:cs="Arial"/>
+          <w:sz w:val="24"/>
+          <w:szCs w:val="24"/>
+        </w:rPr>
+        <w:t xml:space="preserve"> ont par exemple comparé 4 scénarios de méthanisation couplée à 2 technologies de valorisation du </w:t>
+      </w:r>
+      <w:proofErr w:type="spellStart"/>
+      <w:r>
+        <w:rPr>
+          <w:rFonts w:ascii="Arial" w:hAnsi="Arial" w:cs="Arial"/>
+          <w:sz w:val="24"/>
+          <w:szCs w:val="24"/>
+        </w:rPr>
+        <w:t>biogas</w:t>
+      </w:r>
+      <w:proofErr w:type="spellEnd"/>
+      <w:r>
+        <w:rPr>
+          <w:rFonts w:ascii="Arial" w:hAnsi="Arial" w:cs="Arial"/>
+          <w:sz w:val="24"/>
+          <w:szCs w:val="24"/>
+        </w:rPr>
+        <w:t xml:space="preserve"> : par CHP pour produire de l’électricité et de la chaleur, et un</w:t>
+      </w:r>
+      <w:r>
+        <w:rPr>
+          <w:rFonts w:ascii="Arial" w:hAnsi="Arial" w:cs="Arial"/>
+          <w:sz w:val="24"/>
+          <w:szCs w:val="24"/>
+        </w:rPr>
+        <w:t>e purification pour obtenir du biométhane. Ces 4 scénarios se différencient par la part de biogaz envoyé dans chaque traitement de biogaz.</w:t>
+      </w:r>
+      <w:r>
+        <w:rPr>
+          <w:rFonts w:ascii="Arial" w:hAnsi="Arial" w:cs="Arial"/>
+          <w:sz w:val="24"/>
+          <w:szCs w:val="24"/>
         </w:rPr>
         <w:t xml:space="preserve"> </w:t>
       </w:r>
@@ -300,10 +1402,35 @@
           <w:rFonts w:ascii="Arial" w:hAnsi="Arial" w:cs="Arial"/>
           <w:sz w:val="24"/>
           <w:szCs w:val="24"/>
-          <w:lang w:val="en-GB"/>
-        </w:rPr>
-        <w:t>(reference)</w:t>
-      </w:r>
+        </w:rPr>
+        <w:t xml:space="preserve">LIMITE : </w:t>
+      </w:r>
+      <w:r>
+        <w:rPr>
+          <w:rFonts w:ascii="Arial" w:hAnsi="Arial" w:cs="Arial"/>
+          <w:sz w:val="24"/>
+          <w:szCs w:val="24"/>
+        </w:rPr>
+        <w:t>c</w:t>
+      </w:r>
+      <w:r>
+        <w:rPr>
+          <w:rFonts w:ascii="Arial" w:hAnsi="Arial" w:cs="Arial"/>
+          <w:sz w:val="24"/>
+          <w:szCs w:val="24"/>
+        </w:rPr>
+        <w:t xml:space="preserve">ette </w:t>
+      </w:r>
+      <w:proofErr w:type="spellStart"/>
+      <w:r>
+        <w:rPr>
+          <w:rFonts w:ascii="Arial" w:hAnsi="Arial" w:cs="Arial"/>
+          <w:sz w:val="24"/>
+          <w:szCs w:val="24"/>
+        </w:rPr>
+        <w:t>incap</w:t>
+      </w:r>
+      <w:proofErr w:type="spellEnd"/>
     </w:p>
     <w:p>
       <w:pPr>
@@ -312,17 +1439,33 @@
           <w:rFonts w:ascii="Arial" w:hAnsi="Arial" w:cs="Arial"/>
           <w:sz w:val="24"/>
           <w:szCs w:val="24"/>
-          <w:lang w:val="en-GB"/>
-        </w:rPr>
-      </w:pPr>
-      <w:r>
-        <w:rPr>
-          <w:rFonts w:ascii="Arial" w:hAnsi="Arial" w:cs="Arial"/>
-          <w:sz w:val="24"/>
-          <w:szCs w:val="24"/>
-          <w:lang w:val="en-GB"/>
-        </w:rPr>
-        <w:t>LCA of organic waste management</w:t>
+        </w:rPr>
+      </w:pPr>
+      <w:proofErr w:type="gramStart"/>
+      <w:r>
+        <w:rPr>
+          <w:rFonts w:ascii="Arial" w:hAnsi="Arial" w:cs="Arial"/>
+          <w:sz w:val="24"/>
+          <w:szCs w:val="24"/>
+        </w:rPr>
+        <w:t>décentralisation</w:t>
+      </w:r>
+      <w:proofErr w:type="gramEnd"/>
+      <w:r>
+        <w:rPr>
+          <w:rFonts w:ascii="Arial" w:hAnsi="Arial" w:cs="Arial"/>
+          <w:sz w:val="24"/>
+          <w:szCs w:val="24"/>
+        </w:rPr>
+        <w:t> : dans quelle mesure une technologie est adaptée à un territoire.</w:t>
+      </w:r>
+      <w:r>
+        <w:rPr>
+          <w:rFonts w:ascii="Arial" w:hAnsi="Arial" w:cs="Arial"/>
+          <w:sz w:val="24"/>
+          <w:szCs w:val="24"/>
+        </w:rPr>
+        <w:t>)</w:t>
       </w:r>
     </w:p>
     <w:p>
@@ -332,159 +1475,141 @@
           <w:rFonts w:ascii="Arial" w:hAnsi="Arial" w:cs="Arial"/>
           <w:sz w:val="24"/>
           <w:szCs w:val="24"/>
-          <w:lang w:val="en-GB"/>
-        </w:rPr>
-      </w:pPr>
-      <w:r>
-        <w:rPr>
-          <w:rFonts w:ascii="Arial" w:hAnsi="Arial" w:cs="Arial"/>
-          <w:sz w:val="24"/>
-          <w:szCs w:val="24"/>
-          <w:lang w:val="en-GB"/>
-        </w:rPr>
-        <w:t>From an environmental perspective, s</w:t>
-      </w:r>
-      <w:r>
-        <w:rPr>
-          <w:rFonts w:ascii="Arial" w:hAnsi="Arial" w:cs="Arial"/>
-          <w:sz w:val="24"/>
-          <w:szCs w:val="24"/>
-          <w:lang w:val="en-GB"/>
-        </w:rPr>
-        <w:t xml:space="preserve">everal Life Cycle Assessment (LCA) studies have been conducted to compare different organic management systems and to attempt to identify the most suitable one. </w:t>
-      </w:r>
-      <w:r>
-        <w:rPr>
-          <w:rFonts w:ascii="Arial" w:hAnsi="Arial" w:cs="Arial"/>
-          <w:sz w:val="24"/>
-          <w:szCs w:val="24"/>
-          <w:lang w:val="en-GB"/>
-        </w:rPr>
-        <w:t xml:space="preserve">These comparisons typically involve an existing scenario (baseline) and </w:t>
-      </w:r>
-      <w:r>
-        <w:rPr>
-          <w:rFonts w:ascii="Arial" w:hAnsi="Arial" w:cs="Arial"/>
-          <w:sz w:val="24"/>
-          <w:szCs w:val="24"/>
-          <w:lang w:val="en-GB"/>
-        </w:rPr>
-        <w:t>one or more</w:t>
-      </w:r>
-      <w:r>
-        <w:rPr>
-          <w:rFonts w:ascii="Arial" w:hAnsi="Arial" w:cs="Arial"/>
-          <w:sz w:val="24"/>
-          <w:szCs w:val="24"/>
-          <w:lang w:val="en-GB"/>
-        </w:rPr>
-        <w:t xml:space="preserve"> alternatives (reference), or </w:t>
-      </w:r>
-      <w:r>
-        <w:rPr>
-          <w:rFonts w:ascii="Arial" w:hAnsi="Arial" w:cs="Arial"/>
-          <w:sz w:val="24"/>
-          <w:szCs w:val="24"/>
-          <w:lang w:val="en-GB"/>
-        </w:rPr>
-        <w:t xml:space="preserve">explore </w:t>
-      </w:r>
-      <w:r>
-        <w:rPr>
-          <w:rFonts w:ascii="Arial" w:hAnsi="Arial" w:cs="Arial"/>
-          <w:sz w:val="24"/>
-          <w:szCs w:val="24"/>
-          <w:lang w:val="en-GB"/>
-        </w:rPr>
-        <w:t xml:space="preserve">multiple hypothetical scenarios (reference). </w:t>
-      </w:r>
-      <w:r>
-        <w:rPr>
-          <w:rFonts w:ascii="Arial" w:hAnsi="Arial" w:cs="Arial"/>
-          <w:sz w:val="24"/>
-          <w:szCs w:val="24"/>
-          <w:lang w:val="en-GB"/>
-        </w:rPr>
-        <w:t>In most cases</w:t>
-      </w:r>
-      <w:r>
-        <w:rPr>
-          <w:rFonts w:ascii="Arial" w:hAnsi="Arial" w:cs="Arial"/>
-          <w:sz w:val="24"/>
-          <w:szCs w:val="24"/>
-          <w:lang w:val="en-GB"/>
-        </w:rPr>
-        <w:t>, a scenario is defined by a single treatment t</w:t>
-      </w:r>
-      <w:r>
-        <w:rPr>
-          <w:rFonts w:ascii="Arial" w:hAnsi="Arial" w:cs="Arial"/>
-          <w:sz w:val="24"/>
-          <w:szCs w:val="24"/>
-          <w:lang w:val="en-GB"/>
-        </w:rPr>
-        <w:t>echnology</w:t>
-      </w:r>
-      <w:r>
-        <w:rPr>
-          <w:rFonts w:ascii="Arial" w:hAnsi="Arial" w:cs="Arial"/>
-          <w:sz w:val="24"/>
-          <w:szCs w:val="24"/>
-          <w:lang w:val="en-GB"/>
-        </w:rPr>
-        <w:t xml:space="preserve">, while </w:t>
-      </w:r>
-      <w:r>
-        <w:rPr>
-          <w:rFonts w:ascii="Arial" w:hAnsi="Arial" w:cs="Arial"/>
-          <w:sz w:val="24"/>
-          <w:szCs w:val="24"/>
-          <w:lang w:val="en-GB"/>
-        </w:rPr>
-        <w:t xml:space="preserve">environmental </w:t>
-      </w:r>
-      <w:r>
-        <w:rPr>
-          <w:rFonts w:ascii="Arial" w:hAnsi="Arial" w:cs="Arial"/>
-          <w:sz w:val="24"/>
-          <w:szCs w:val="24"/>
-          <w:lang w:val="en-GB"/>
-        </w:rPr>
-        <w:t xml:space="preserve">performance of </w:t>
-      </w:r>
-      <w:r>
-        <w:rPr>
-          <w:rFonts w:ascii="Arial" w:hAnsi="Arial" w:cs="Arial"/>
-          <w:sz w:val="24"/>
-          <w:szCs w:val="24"/>
-          <w:lang w:val="en-GB"/>
-        </w:rPr>
-        <w:t>hybrid systems</w:t>
-      </w:r>
-      <w:r>
-        <w:rPr>
-          <w:rFonts w:ascii="Arial" w:hAnsi="Arial" w:cs="Arial"/>
-          <w:sz w:val="24"/>
-          <w:szCs w:val="24"/>
-          <w:lang w:val="en-GB"/>
-        </w:rPr>
-        <w:t xml:space="preserve"> is </w:t>
-      </w:r>
-      <w:r>
-        <w:rPr>
-          <w:rFonts w:ascii="Arial" w:hAnsi="Arial" w:cs="Arial"/>
-          <w:sz w:val="24"/>
-          <w:szCs w:val="24"/>
-          <w:lang w:val="en-GB"/>
-        </w:rPr>
-        <w:t>rarely assessed</w:t>
-      </w:r>
-      <w:r>
-        <w:rPr>
-          <w:rFonts w:ascii="Arial" w:hAnsi="Arial" w:cs="Arial"/>
-          <w:sz w:val="24"/>
-          <w:szCs w:val="24"/>
-          <w:lang w:val="en-GB"/>
+        </w:rPr>
+      </w:pPr>
+      <w:r>
+        <w:rPr>
+          <w:rFonts w:ascii="Arial" w:hAnsi="Arial" w:cs="Arial"/>
+          <w:sz w:val="24"/>
+          <w:szCs w:val="24"/>
+        </w:rPr>
+        <w:t xml:space="preserve"> </w:t>
+      </w:r>
+      <w:proofErr w:type="spellStart"/>
+      <w:r>
+        <w:rPr>
+          <w:rFonts w:ascii="Arial" w:hAnsi="Arial" w:cs="Arial"/>
+          <w:sz w:val="24"/>
+          <w:szCs w:val="24"/>
+        </w:rPr>
+        <w:t>Existing</w:t>
+      </w:r>
+      <w:proofErr w:type="spellEnd"/>
+      <w:r>
+        <w:rPr>
+          <w:rFonts w:ascii="Arial" w:hAnsi="Arial" w:cs="Arial"/>
+          <w:sz w:val="24"/>
+          <w:szCs w:val="24"/>
+        </w:rPr>
+        <w:t xml:space="preserve"> </w:t>
+      </w:r>
+      <w:proofErr w:type="spellStart"/>
+      <w:r>
+        <w:rPr>
+          <w:rFonts w:ascii="Arial" w:hAnsi="Arial" w:cs="Arial"/>
+          <w:sz w:val="24"/>
+          <w:szCs w:val="24"/>
+        </w:rPr>
+        <w:t>optimizaton</w:t>
+      </w:r>
+      <w:proofErr w:type="spellEnd"/>
+      <w:r>
+        <w:rPr>
+          <w:rFonts w:ascii="Arial" w:hAnsi="Arial" w:cs="Arial"/>
+          <w:sz w:val="24"/>
+          <w:szCs w:val="24"/>
+        </w:rPr>
+        <w:t xml:space="preserve"> </w:t>
+      </w:r>
+      <w:proofErr w:type="spellStart"/>
+      <w:r>
+        <w:rPr>
+          <w:rFonts w:ascii="Arial" w:hAnsi="Arial" w:cs="Arial"/>
+          <w:sz w:val="24"/>
+          <w:szCs w:val="24"/>
+        </w:rPr>
+        <w:t>frameworks</w:t>
+      </w:r>
+      <w:proofErr w:type="spellEnd"/>
+    </w:p>
+    <w:p>
+      <w:pPr>
+        <w:spacing w:line="480" w:lineRule="auto"/>
+        <w:rPr>
+          <w:rFonts w:ascii="Arial" w:hAnsi="Arial" w:cs="Arial"/>
+          <w:sz w:val="24"/>
+          <w:szCs w:val="24"/>
+        </w:rPr>
+      </w:pPr>
+      <w:r>
+        <w:rPr>
+          <w:rFonts w:ascii="Arial" w:hAnsi="Arial" w:cs="Arial"/>
+          <w:sz w:val="24"/>
+          <w:szCs w:val="24"/>
+        </w:rPr>
+        <w:t xml:space="preserve">Pour pallier </w:t>
+      </w:r>
+      <w:r>
+        <w:rPr>
+          <w:rFonts w:ascii="Arial" w:hAnsi="Arial" w:cs="Arial"/>
+          <w:sz w:val="24"/>
+          <w:szCs w:val="24"/>
+        </w:rPr>
+        <w:t>à cette limite</w:t>
+      </w:r>
+      <w:r>
+        <w:rPr>
+          <w:rFonts w:ascii="Arial" w:hAnsi="Arial" w:cs="Arial"/>
+          <w:sz w:val="24"/>
+          <w:szCs w:val="24"/>
+        </w:rPr>
+        <w:t xml:space="preserve"> de l’ACV</w:t>
+      </w:r>
+      <w:r>
+        <w:rPr>
+          <w:rFonts w:ascii="Arial" w:hAnsi="Arial" w:cs="Arial"/>
+          <w:sz w:val="24"/>
+          <w:szCs w:val="24"/>
+        </w:rPr>
+        <w:t>, p</w:t>
+      </w:r>
+      <w:r>
+        <w:rPr>
+          <w:rFonts w:ascii="Arial" w:hAnsi="Arial" w:cs="Arial"/>
+          <w:sz w:val="24"/>
+          <w:szCs w:val="24"/>
+        </w:rPr>
+        <w:t xml:space="preserve">lusieurs </w:t>
+      </w:r>
+      <w:r>
+        <w:rPr>
+          <w:rFonts w:ascii="Arial" w:hAnsi="Arial" w:cs="Arial"/>
+          <w:sz w:val="24"/>
+          <w:szCs w:val="24"/>
+        </w:rPr>
+        <w:t>cadres d’optimisations ont été développés</w:t>
+      </w:r>
+      <w:r>
+        <w:rPr>
+          <w:rFonts w:ascii="Arial" w:hAnsi="Arial" w:cs="Arial"/>
+          <w:sz w:val="24"/>
+          <w:szCs w:val="24"/>
+        </w:rPr>
+        <w:t xml:space="preserve"> pour tenter de planifier </w:t>
+      </w:r>
+      <w:r>
+        <w:rPr>
+          <w:rFonts w:ascii="Arial" w:hAnsi="Arial" w:cs="Arial"/>
+          <w:sz w:val="24"/>
+          <w:szCs w:val="24"/>
+        </w:rPr>
+        <w:t>les systèmes de gestion de déchets</w:t>
+      </w:r>
+      <w:r>
+        <w:rPr>
+          <w:rFonts w:ascii="Arial" w:hAnsi="Arial" w:cs="Arial"/>
+          <w:sz w:val="24"/>
+          <w:szCs w:val="24"/>
         </w:rPr>
         <w:t xml:space="preserve">. </w:t>
       </w:r>
@@ -493,64 +1618,429 @@
           <w:rFonts w:ascii="Arial" w:hAnsi="Arial" w:cs="Arial"/>
           <w:sz w:val="24"/>
           <w:szCs w:val="24"/>
-          <w:lang w:val="en-GB"/>
-        </w:rPr>
-        <w:t>In practice, c</w:t>
-      </w:r>
-      <w:r>
-        <w:rPr>
-          <w:rFonts w:ascii="Arial" w:hAnsi="Arial" w:cs="Arial"/>
-          <w:sz w:val="24"/>
-          <w:szCs w:val="24"/>
-          <w:lang w:val="en-GB"/>
-        </w:rPr>
-        <w:t>onventional</w:t>
-      </w:r>
-      <w:r>
-        <w:rPr>
-          <w:rFonts w:ascii="Arial" w:hAnsi="Arial" w:cs="Arial"/>
-          <w:sz w:val="24"/>
-          <w:szCs w:val="24"/>
-          <w:lang w:val="en-GB"/>
-        </w:rPr>
-        <w:t xml:space="preserve"> comparative LCA </w:t>
-      </w:r>
-      <w:r>
-        <w:rPr>
-          <w:rFonts w:ascii="Arial" w:hAnsi="Arial" w:cs="Arial"/>
-          <w:sz w:val="24"/>
-          <w:szCs w:val="24"/>
-          <w:lang w:val="en-GB"/>
-        </w:rPr>
-        <w:t xml:space="preserve">approaches remain limited in their ability to </w:t>
-      </w:r>
-      <w:r>
-        <w:rPr>
-          <w:rFonts w:ascii="Arial" w:hAnsi="Arial" w:cs="Arial"/>
-          <w:sz w:val="24"/>
-          <w:szCs w:val="24"/>
-          <w:lang w:val="en-GB"/>
-        </w:rPr>
-        <w:t>allows to test a l</w:t>
-      </w:r>
-      <w:r>
-        <w:rPr>
-          <w:rFonts w:ascii="Arial" w:hAnsi="Arial" w:cs="Arial"/>
-          <w:sz w:val="24"/>
-          <w:szCs w:val="24"/>
-          <w:lang w:val="en-GB"/>
-        </w:rPr>
-        <w:t>imited strategy, which restricts the identification of near-optimal system configurations across a wide range of possibilities</w:t>
-      </w:r>
-      <w:r>
-        <w:rPr>
-          <w:rFonts w:ascii="Arial" w:hAnsi="Arial" w:cs="Arial"/>
-          <w:sz w:val="24"/>
-          <w:szCs w:val="24"/>
-          <w:lang w:val="en-GB"/>
+        </w:rPr>
+        <w:t>La plupart de ces cadres se sont focalisés sur les déchets municipaux</w:t>
+      </w:r>
+      <w:r>
+        <w:rPr>
+          <w:rFonts w:ascii="Arial" w:hAnsi="Arial" w:cs="Arial"/>
+          <w:sz w:val="24"/>
+          <w:szCs w:val="24"/>
+        </w:rPr>
+        <w:t xml:space="preserve">, en </w:t>
+      </w:r>
+      <w:r>
+        <w:rPr>
+          <w:rFonts w:ascii="Arial" w:hAnsi="Arial" w:cs="Arial"/>
+          <w:sz w:val="24"/>
+          <w:szCs w:val="24"/>
+        </w:rPr>
+        <w:t>considérant que les biodéchets constituent un flux dont l’optimiseur doit trouver la voie</w:t>
+      </w:r>
+      <w:r>
+        <w:rPr>
+          <w:rFonts w:ascii="Arial" w:hAnsi="Arial" w:cs="Arial"/>
+          <w:sz w:val="24"/>
+          <w:szCs w:val="24"/>
+        </w:rPr>
+        <w:t xml:space="preserve"> de traitement</w:t>
+      </w:r>
+      <w:r>
+        <w:rPr>
+          <w:rFonts w:ascii="Arial" w:hAnsi="Arial" w:cs="Arial"/>
+          <w:sz w:val="24"/>
+          <w:szCs w:val="24"/>
+        </w:rPr>
+        <w:t xml:space="preserve"> spécifique</w:t>
+      </w:r>
+      <w:r>
+        <w:rPr>
+          <w:rFonts w:ascii="Arial" w:hAnsi="Arial" w:cs="Arial"/>
+          <w:sz w:val="24"/>
+          <w:szCs w:val="24"/>
         </w:rPr>
         <w:t>.</w:t>
       </w:r>
+      <w:r>
+        <w:rPr>
+          <w:rFonts w:ascii="Arial" w:hAnsi="Arial" w:cs="Arial"/>
+          <w:sz w:val="24"/>
+          <w:szCs w:val="24"/>
+        </w:rPr>
+        <w:t xml:space="preserve"> (référence)</w:t>
+      </w:r>
+      <w:r>
+        <w:rPr>
+          <w:rFonts w:ascii="Arial" w:hAnsi="Arial" w:cs="Arial"/>
+          <w:sz w:val="24"/>
+          <w:szCs w:val="24"/>
+        </w:rPr>
+        <w:t xml:space="preserve"> Pour les biodéchets, les technologies incluses dans l’optimiseur </w:t>
+      </w:r>
+      <w:r>
+        <w:rPr>
+          <w:rFonts w:ascii="Arial" w:hAnsi="Arial" w:cs="Arial"/>
+          <w:sz w:val="24"/>
+          <w:szCs w:val="24"/>
+        </w:rPr>
+        <w:t xml:space="preserve">sont les procédés qui ne sont pas strictes pour les biodéchets comme le </w:t>
+      </w:r>
+      <w:proofErr w:type="spellStart"/>
+      <w:r>
+        <w:rPr>
+          <w:rFonts w:ascii="Arial" w:hAnsi="Arial" w:cs="Arial"/>
+          <w:sz w:val="24"/>
+          <w:szCs w:val="24"/>
+        </w:rPr>
+        <w:t>landfill</w:t>
+      </w:r>
+      <w:proofErr w:type="spellEnd"/>
+      <w:r>
+        <w:rPr>
+          <w:rFonts w:ascii="Arial" w:hAnsi="Arial" w:cs="Arial"/>
+          <w:sz w:val="24"/>
+          <w:szCs w:val="24"/>
+        </w:rPr>
+        <w:t xml:space="preserve"> ou l’incinération, et les voies biologiques comme le compostage et la méthanisation (référence). </w:t>
+      </w:r>
+      <w:r>
+        <w:rPr>
+          <w:rFonts w:ascii="Arial" w:hAnsi="Arial" w:cs="Arial"/>
+          <w:sz w:val="24"/>
+          <w:szCs w:val="24"/>
+        </w:rPr>
+        <w:t>Les travaux de</w:t>
+      </w:r>
+      <w:r>
+        <w:rPr>
+          <w:rFonts w:ascii="Arial" w:hAnsi="Arial" w:cs="Arial"/>
+          <w:sz w:val="24"/>
+          <w:szCs w:val="24"/>
+        </w:rPr>
+        <w:t xml:space="preserve"> </w:t>
+      </w:r>
+      <w:r>
+        <w:rPr>
+          <w:rFonts w:ascii="Arial" w:hAnsi="Arial" w:cs="Arial"/>
+          <w:sz w:val="24"/>
+          <w:szCs w:val="24"/>
+        </w:rPr>
+        <w:fldChar w:fldCharType="begin"/>
+      </w:r>
+      <w:r>
+        <w:rPr>
+          <w:rFonts w:ascii="Arial" w:hAnsi="Arial" w:cs="Arial"/>
+          <w:sz w:val="24"/>
+          <w:szCs w:val="24"/>
+        </w:rPr>
+        <w:instrText xml:space="preserve"> ADDIN ZOTERO_ITEM CSL_CITATION {"citationID":"s8B9ptU8","properties":{"formattedCitation":"(Lin et al., 2022)","plainCitation":"(Lin et al., 2022)","noteIndex":0},"citationItems":[{"id":708,"uris":["http://zotero.org/users/8751290/items/PXWMJ3KH"],"itemData":{"id":708,"type":"article-journal","container-title":"Science of The Total Environment","DOI":"10.1016/j.scitotenv.2021.151541","ISSN":"00489697","journalAbbreviation":"Science of The Total Environment","language":"en","page":"151541","source":"DOI.org (Crossref)","title":"An integrated life cycle multi-objective optimization model for health-environment-economic nexus in food waste management sector","volume":"816","author":[{"family":"Lin","given":"Zuchao"},{"family":"Ooi","given":"Jun Keat"},{"family":"Woon","given":"Kok Sin"}],"issued":{"date-parts":[["2022",4]]},"citation-key":"lin2022"}}],"schema":"https://github.com/citation-style-language/schema/raw/master/csl-citation.json"} </w:instrText>
+      </w:r>
+      <w:r>
+        <w:rPr>
+          <w:rFonts w:ascii="Arial" w:hAnsi="Arial" w:cs="Arial"/>
+          <w:sz w:val="24"/>
+          <w:szCs w:val="24"/>
+        </w:rPr>
+        <w:fldChar w:fldCharType="separate"/>
+      </w:r>
+      <w:r>
+        <w:rPr>
+          <w:rFonts w:ascii="Arial" w:hAnsi="Arial" w:cs="Arial"/>
+          <w:sz w:val="24"/>
+        </w:rPr>
+        <w:t>(Lin et al., 2022)</w:t>
+      </w:r>
+      <w:r>
+        <w:rPr>
+          <w:rFonts w:ascii="Arial" w:hAnsi="Arial" w:cs="Arial"/>
+          <w:sz w:val="24"/>
+          <w:szCs w:val="24"/>
+        </w:rPr>
+        <w:fldChar w:fldCharType="end"/>
+      </w:r>
+      <w:r>
+        <w:rPr>
+          <w:rFonts w:ascii="Arial" w:hAnsi="Arial" w:cs="Arial"/>
+          <w:sz w:val="24"/>
+          <w:szCs w:val="24"/>
+        </w:rPr>
+        <w:t xml:space="preserve"> se distinguent par le fait qu’ils ne s’intéressent qu’aux flux de biodéchets</w:t>
+      </w:r>
+      <w:r>
+        <w:rPr>
+          <w:rFonts w:ascii="Arial" w:hAnsi="Arial" w:cs="Arial"/>
+          <w:sz w:val="24"/>
+          <w:szCs w:val="24"/>
+        </w:rPr>
+        <w:t>, et dans lequel une autre technologie est intégrée qui est le « high-</w:t>
+      </w:r>
+      <w:proofErr w:type="spellStart"/>
+      <w:r>
+        <w:rPr>
+          <w:rFonts w:ascii="Arial" w:hAnsi="Arial" w:cs="Arial"/>
+          <w:sz w:val="24"/>
+          <w:szCs w:val="24"/>
+        </w:rPr>
+        <w:t>temperature</w:t>
+      </w:r>
+      <w:proofErr w:type="spellEnd"/>
+      <w:r>
+        <w:rPr>
+          <w:rFonts w:ascii="Arial" w:hAnsi="Arial" w:cs="Arial"/>
+          <w:sz w:val="24"/>
+          <w:szCs w:val="24"/>
+        </w:rPr>
+        <w:t xml:space="preserve"> drying </w:t>
+      </w:r>
+      <w:proofErr w:type="spellStart"/>
+      <w:r>
+        <w:rPr>
+          <w:rFonts w:ascii="Arial" w:hAnsi="Arial" w:cs="Arial"/>
+          <w:sz w:val="24"/>
+          <w:szCs w:val="24"/>
+        </w:rPr>
+        <w:t>sterilization</w:t>
+      </w:r>
+      <w:proofErr w:type="spellEnd"/>
+      <w:r>
+        <w:rPr>
+          <w:rFonts w:ascii="Arial" w:hAnsi="Arial" w:cs="Arial"/>
+          <w:sz w:val="24"/>
+          <w:szCs w:val="24"/>
+        </w:rPr>
+        <w:t xml:space="preserve"> » pour produire du </w:t>
+      </w:r>
+      <w:proofErr w:type="spellStart"/>
+      <w:r>
+        <w:rPr>
+          <w:rFonts w:ascii="Arial" w:hAnsi="Arial" w:cs="Arial"/>
+          <w:sz w:val="24"/>
+          <w:szCs w:val="24"/>
+        </w:rPr>
+        <w:t>livestock</w:t>
+      </w:r>
+      <w:proofErr w:type="spellEnd"/>
+      <w:r>
+        <w:rPr>
+          <w:rFonts w:ascii="Arial" w:hAnsi="Arial" w:cs="Arial"/>
+          <w:sz w:val="24"/>
+          <w:szCs w:val="24"/>
+        </w:rPr>
+        <w:t xml:space="preserve"> </w:t>
+      </w:r>
+      <w:proofErr w:type="spellStart"/>
+      <w:r>
+        <w:rPr>
+          <w:rFonts w:ascii="Arial" w:hAnsi="Arial" w:cs="Arial"/>
+          <w:sz w:val="24"/>
+          <w:szCs w:val="24"/>
+        </w:rPr>
+        <w:t>feed</w:t>
+      </w:r>
+      <w:proofErr w:type="spellEnd"/>
+      <w:r>
+        <w:rPr>
+          <w:rFonts w:ascii="Arial" w:hAnsi="Arial" w:cs="Arial"/>
+          <w:sz w:val="24"/>
+          <w:szCs w:val="24"/>
+        </w:rPr>
+        <w:t>. Dans plusieurs cas présentés dans ces travaux, le périmètre choisi est un pays entier, alors que la gestion des déchets municipaux relève d’une responsabilité territoriale. (</w:t>
+      </w:r>
+      <w:proofErr w:type="gramStart"/>
+      <w:r>
+        <w:rPr>
+          <w:rFonts w:ascii="Arial" w:hAnsi="Arial" w:cs="Arial"/>
+          <w:sz w:val="24"/>
+          <w:szCs w:val="24"/>
+        </w:rPr>
+        <w:t>référence</w:t>
+      </w:r>
+      <w:proofErr w:type="gramEnd"/>
+      <w:r>
+        <w:rPr>
+          <w:rFonts w:ascii="Arial" w:hAnsi="Arial" w:cs="Arial"/>
+          <w:sz w:val="24"/>
+          <w:szCs w:val="24"/>
+        </w:rPr>
+        <w:t xml:space="preserve">, exemple) Par exemple, Munster et al. </w:t>
+      </w:r>
+      <w:proofErr w:type="gramStart"/>
+      <w:r>
+        <w:rPr>
+          <w:rFonts w:ascii="Arial" w:hAnsi="Arial" w:cs="Arial"/>
+          <w:sz w:val="24"/>
+          <w:szCs w:val="24"/>
+        </w:rPr>
+        <w:t>ont</w:t>
+      </w:r>
+      <w:proofErr w:type="gramEnd"/>
+      <w:r>
+        <w:rPr>
+          <w:rFonts w:ascii="Arial" w:hAnsi="Arial" w:cs="Arial"/>
+          <w:sz w:val="24"/>
+          <w:szCs w:val="24"/>
+        </w:rPr>
+        <w:t xml:space="preserve"> présenté une optimisation des déchets municipaux du Danemark</w:t>
+      </w:r>
+      <w:r>
+        <w:rPr>
+          <w:rFonts w:ascii="Arial" w:hAnsi="Arial" w:cs="Arial"/>
+          <w:sz w:val="24"/>
+          <w:szCs w:val="24"/>
+        </w:rPr>
+        <w:t xml:space="preserve">, en minimisant l’impact sur le changement climatique, . Lin et al. </w:t>
+      </w:r>
+      <w:proofErr w:type="gramStart"/>
+      <w:r>
+        <w:rPr>
+          <w:rFonts w:ascii="Arial" w:hAnsi="Arial" w:cs="Arial"/>
+          <w:sz w:val="24"/>
+          <w:szCs w:val="24"/>
+        </w:rPr>
+        <w:t>quant</w:t>
+      </w:r>
+      <w:proofErr w:type="gramEnd"/>
+      <w:r>
+        <w:rPr>
+          <w:rFonts w:ascii="Arial" w:hAnsi="Arial" w:cs="Arial"/>
+          <w:sz w:val="24"/>
+          <w:szCs w:val="24"/>
+        </w:rPr>
+        <w:t xml:space="preserve"> à eux ont fait une optimisation à l’échelle de la Malaisie, en minimisant les dommages sur la qualité des </w:t>
+      </w:r>
+      <w:r>
+        <w:rPr>
+          <w:rFonts w:ascii="Arial" w:hAnsi="Arial" w:cs="Arial"/>
+          <w:sz w:val="24"/>
+          <w:szCs w:val="24"/>
+        </w:rPr>
+        <w:lastRenderedPageBreak/>
+        <w:t xml:space="preserve">écosystèmes et la santé humaine, et les coûts économiques. </w:t>
+      </w:r>
+      <w:r>
+        <w:rPr>
+          <w:rFonts w:ascii="Arial" w:hAnsi="Arial" w:cs="Arial"/>
+          <w:sz w:val="24"/>
+          <w:szCs w:val="24"/>
+        </w:rPr>
+        <w:t xml:space="preserve">Cette approche limite l’utilisabilité des résultats pour aider la décision à un niveau local, car </w:t>
+      </w:r>
+      <w:r>
+        <w:rPr>
+          <w:rFonts w:ascii="Arial" w:hAnsi="Arial" w:cs="Arial"/>
+          <w:sz w:val="24"/>
+          <w:szCs w:val="24"/>
+        </w:rPr>
+        <w:t xml:space="preserve">ils </w:t>
+      </w:r>
+      <w:r>
+        <w:rPr>
+          <w:rFonts w:ascii="Arial" w:hAnsi="Arial" w:cs="Arial"/>
+          <w:sz w:val="24"/>
+          <w:szCs w:val="24"/>
+        </w:rPr>
+        <w:t xml:space="preserve">peuvent ne pas refléter des aspects propres à un territoire </w:t>
+      </w:r>
+      <w:proofErr w:type="spellStart"/>
+      <w:r>
+        <w:rPr>
+          <w:rFonts w:ascii="Arial" w:hAnsi="Arial" w:cs="Arial"/>
+          <w:sz w:val="24"/>
+          <w:szCs w:val="24"/>
+        </w:rPr>
+        <w:t>précedemment</w:t>
+      </w:r>
+      <w:proofErr w:type="spellEnd"/>
+      <w:r>
+        <w:rPr>
+          <w:rFonts w:ascii="Arial" w:hAnsi="Arial" w:cs="Arial"/>
+          <w:sz w:val="24"/>
+          <w:szCs w:val="24"/>
+        </w:rPr>
+        <w:t xml:space="preserve"> évoqués, qui pourraient affecter </w:t>
+      </w:r>
+      <w:r>
+        <w:rPr>
+          <w:rFonts w:ascii="Arial" w:hAnsi="Arial" w:cs="Arial"/>
+          <w:sz w:val="24"/>
+          <w:szCs w:val="24"/>
+        </w:rPr>
+        <w:t xml:space="preserve">la faisabilité, et peut </w:t>
+      </w:r>
+      <w:proofErr w:type="spellStart"/>
+      <w:r>
+        <w:rPr>
+          <w:rFonts w:ascii="Arial" w:hAnsi="Arial" w:cs="Arial"/>
+          <w:sz w:val="24"/>
+          <w:szCs w:val="24"/>
+        </w:rPr>
+        <w:t>éronner</w:t>
+      </w:r>
+      <w:proofErr w:type="spellEnd"/>
+      <w:r>
+        <w:rPr>
+          <w:rFonts w:ascii="Arial" w:hAnsi="Arial" w:cs="Arial"/>
+          <w:sz w:val="24"/>
+          <w:szCs w:val="24"/>
+        </w:rPr>
+        <w:t xml:space="preserve"> sur </w:t>
+      </w:r>
+      <w:r>
+        <w:rPr>
+          <w:rFonts w:ascii="Arial" w:hAnsi="Arial" w:cs="Arial"/>
+          <w:sz w:val="24"/>
+          <w:szCs w:val="24"/>
+        </w:rPr>
+        <w:t xml:space="preserve">les impacts environnementaux </w:t>
+      </w:r>
+      <w:r>
+        <w:rPr>
+          <w:rFonts w:ascii="Arial" w:hAnsi="Arial" w:cs="Arial"/>
+          <w:sz w:val="24"/>
+          <w:szCs w:val="24"/>
+        </w:rPr>
+        <w:t xml:space="preserve">réels </w:t>
+      </w:r>
+      <w:r>
+        <w:rPr>
+          <w:rFonts w:ascii="Arial" w:hAnsi="Arial" w:cs="Arial"/>
+          <w:sz w:val="24"/>
+          <w:szCs w:val="24"/>
+        </w:rPr>
+        <w:t>du système</w:t>
+      </w:r>
+      <w:r>
+        <w:rPr>
+          <w:rFonts w:ascii="Arial" w:hAnsi="Arial" w:cs="Arial"/>
+          <w:sz w:val="24"/>
+          <w:szCs w:val="24"/>
+        </w:rPr>
+        <w:t xml:space="preserve"> résultant de l’optimisation</w:t>
+      </w:r>
+      <w:r>
+        <w:rPr>
+          <w:rFonts w:ascii="Arial" w:hAnsi="Arial" w:cs="Arial"/>
+          <w:sz w:val="24"/>
+          <w:szCs w:val="24"/>
+        </w:rPr>
+        <w:t>.</w:t>
+      </w:r>
+      <w:r>
+        <w:rPr>
+          <w:rFonts w:ascii="Arial" w:hAnsi="Arial" w:cs="Arial"/>
+          <w:sz w:val="24"/>
+          <w:szCs w:val="24"/>
+        </w:rPr>
+        <w:t xml:space="preserve"> </w:t>
+      </w:r>
+      <w:r>
+        <w:rPr>
+          <w:rFonts w:ascii="Arial" w:hAnsi="Arial" w:cs="Arial"/>
+          <w:sz w:val="24"/>
+          <w:szCs w:val="24"/>
+        </w:rPr>
+        <w:t xml:space="preserve">Il s’agit par exemple de l’impact lié à la collecte et le transport des déchets, dont les distances sont dépendantes du niveau d’urbanisation du territoire (référence). </w:t>
+      </w:r>
     </w:p>
     <w:p>
       <w:pPr>
@@ -567,111 +2057,131 @@
           <w:sz w:val="24"/>
           <w:szCs w:val="24"/>
         </w:rPr>
-        <w:t>Par ailleurs, la gestion d</w:t>
-      </w:r>
-      <w:r>
-        <w:rPr>
-          <w:rFonts w:ascii="Arial" w:hAnsi="Arial" w:cs="Arial"/>
-          <w:sz w:val="24"/>
-          <w:szCs w:val="24"/>
-        </w:rPr>
-        <w:t xml:space="preserve">es déchets municipaux souvent relève d’une responsabilité territoriale </w:t>
-      </w:r>
-      <w:r>
-        <w:rPr>
-          <w:rFonts w:ascii="Arial" w:hAnsi="Arial" w:cs="Arial"/>
-          <w:sz w:val="24"/>
-          <w:szCs w:val="24"/>
-        </w:rPr>
-        <w:fldChar w:fldCharType="begin"/>
-      </w:r>
-      <w:r>
-        <w:rPr>
-          <w:rFonts w:ascii="Arial" w:hAnsi="Arial" w:cs="Arial"/>
-          <w:sz w:val="24"/>
-          <w:szCs w:val="24"/>
-        </w:rPr>
-        <w:instrText xml:space="preserve"> ADDIN ZOTERO_ITEM CSL_CITATION {"citationID":"B0XjdGor","properties":{"formattedCitation":"(UNEP, 2024)","plainCitation":"(UNEP, 2024)","noteIndex":0},"citationItems":[{"id":726,"uris":["http://zotero.org/users/8751290/items/7AYESGKI"],"itemData":{"id":726,"type":"book","collection-number":"2024","collection-title":"Global waste management outlook","event-place":"Nairobi","ISBN":"978-92-807-4129-2","language":"eng","number-of-pages":"1","publisher":"UNEP","publisher-place":"Nairobi","source":"K10plus ISBN","title":"Beyond an age of waste: turning rubbish into a resource","title-short":"Beyond an age of waste","editor":[{"literal":"UNEP"}],"issued":{"date-parts":[["2024"]]},"citation-key":"unep2024"}}],"schema":"https://github.com/citation-style-language/schema/raw/master/csl-citation.json"} </w:instrText>
-      </w:r>
-      <w:r>
-        <w:rPr>
-          <w:rFonts w:ascii="Arial" w:hAnsi="Arial" w:cs="Arial"/>
-          <w:sz w:val="24"/>
-          <w:szCs w:val="24"/>
-        </w:rPr>
-        <w:fldChar w:fldCharType="separate"/>
-      </w:r>
-      <w:r>
-        <w:rPr>
-          <w:rFonts w:ascii="Arial" w:hAnsi="Arial" w:cs="Arial"/>
-          <w:sz w:val="24"/>
-        </w:rPr>
-        <w:t>(UNEP, 2024)</w:t>
-      </w:r>
-      <w:r>
-        <w:rPr>
-          <w:rFonts w:ascii="Arial" w:hAnsi="Arial" w:cs="Arial"/>
-          <w:sz w:val="24"/>
-          <w:szCs w:val="24"/>
-        </w:rPr>
-        <w:fldChar w:fldCharType="end"/>
-      </w:r>
-      <w:r>
-        <w:rPr>
-          <w:rFonts w:ascii="Arial" w:hAnsi="Arial" w:cs="Arial"/>
-          <w:sz w:val="24"/>
-          <w:szCs w:val="24"/>
-        </w:rPr>
-        <w:t xml:space="preserve">. </w:t>
-      </w:r>
-      <w:r>
-        <w:rPr>
-          <w:rFonts w:ascii="Arial" w:hAnsi="Arial" w:cs="Arial"/>
-          <w:sz w:val="24"/>
-          <w:szCs w:val="24"/>
-        </w:rPr>
-        <w:t xml:space="preserve">Cependant, en ACV, il n’existe pas de méthode </w:t>
-      </w:r>
-      <w:r>
-        <w:rPr>
-          <w:rFonts w:ascii="Arial" w:hAnsi="Arial" w:cs="Arial"/>
-          <w:sz w:val="24"/>
-          <w:szCs w:val="24"/>
-        </w:rPr>
-        <w:lastRenderedPageBreak/>
-        <w:t xml:space="preserve">consensuelle </w:t>
-      </w:r>
-      <w:r>
-        <w:rPr>
-          <w:rFonts w:ascii="Arial" w:hAnsi="Arial" w:cs="Arial"/>
-          <w:sz w:val="24"/>
-          <w:szCs w:val="24"/>
-        </w:rPr>
-        <w:t>pour définir le périmètre d</w:t>
-      </w:r>
-      <w:r>
-        <w:rPr>
-          <w:rFonts w:ascii="Arial" w:hAnsi="Arial" w:cs="Arial"/>
-          <w:sz w:val="24"/>
-          <w:szCs w:val="24"/>
-        </w:rPr>
-        <w:t>’un</w:t>
-      </w:r>
-      <w:r>
-        <w:rPr>
-          <w:rFonts w:ascii="Arial" w:hAnsi="Arial" w:cs="Arial"/>
-          <w:sz w:val="24"/>
-          <w:szCs w:val="24"/>
-        </w:rPr>
-        <w:t xml:space="preserve"> territoire</w:t>
-      </w:r>
-      <w:r>
-        <w:rPr>
-          <w:rFonts w:ascii="Arial" w:hAnsi="Arial" w:cs="Arial"/>
-          <w:sz w:val="24"/>
-          <w:szCs w:val="24"/>
-        </w:rPr>
-        <w:t>. (</w:t>
+        <w:t xml:space="preserve">Un autre aspect territorial ignoré, ou non explicitement évoqué par une hypothèse, dans les études est l’existence de marché pour les coproduits. </w:t>
+      </w:r>
+      <w:r>
+        <w:rPr>
+          <w:rFonts w:ascii="Arial" w:hAnsi="Arial" w:cs="Arial"/>
+          <w:sz w:val="24"/>
+          <w:szCs w:val="24"/>
+        </w:rPr>
+        <w:t>Alors que la substitution octroie des bénéfices environnementaux souvent significatifs au système,</w:t>
+      </w:r>
+      <w:r>
+        <w:rPr>
+          <w:rFonts w:ascii="Arial" w:hAnsi="Arial" w:cs="Arial"/>
+          <w:sz w:val="24"/>
+          <w:szCs w:val="24"/>
+        </w:rPr>
+        <w:t xml:space="preserve"> la disponibilité du marché constitue l’une des conditions pour que la substitution puisse avoir lieu. </w:t>
+      </w:r>
+    </w:p>
+    <w:p>
+      <w:pPr>
+        <w:spacing w:line="480" w:lineRule="auto"/>
+        <w:rPr>
+          <w:rFonts w:ascii="Arial" w:hAnsi="Arial" w:cs="Arial"/>
+          <w:sz w:val="24"/>
+          <w:szCs w:val="24"/>
+        </w:rPr>
+      </w:pPr>
+      <w:r>
+        <w:rPr>
+          <w:rFonts w:ascii="Arial" w:hAnsi="Arial" w:cs="Arial"/>
+          <w:sz w:val="24"/>
+          <w:szCs w:val="24"/>
+        </w:rPr>
+        <w:t>Face à ces limites, nous présentons dans cette étude un cadre d’optimisation, développée afin de capturer les spécificités fines d’un territoire tout au long de la chaine de valeur, et visant à minimiser les impacts environnementaux. Le</w:t>
+      </w:r>
+      <w:r>
+        <w:rPr>
+          <w:rFonts w:ascii="Arial" w:hAnsi="Arial" w:cs="Arial"/>
+          <w:sz w:val="24"/>
+          <w:szCs w:val="24"/>
+        </w:rPr>
+        <w:t>s fonctionnalités du</w:t>
+      </w:r>
+      <w:r>
+        <w:rPr>
+          <w:rFonts w:ascii="Arial" w:hAnsi="Arial" w:cs="Arial"/>
+          <w:sz w:val="24"/>
+          <w:szCs w:val="24"/>
+        </w:rPr>
+        <w:t xml:space="preserve"> cadre d’optimisation </w:t>
+      </w:r>
+      <w:r>
+        <w:rPr>
+          <w:rFonts w:ascii="Arial" w:hAnsi="Arial" w:cs="Arial"/>
+          <w:sz w:val="24"/>
+          <w:szCs w:val="24"/>
+        </w:rPr>
+        <w:t>son</w:t>
+      </w:r>
+      <w:r>
+        <w:rPr>
+          <w:rFonts w:ascii="Arial" w:hAnsi="Arial" w:cs="Arial"/>
+          <w:sz w:val="24"/>
+          <w:szCs w:val="24"/>
+        </w:rPr>
+        <w:t>t testé</w:t>
+      </w:r>
+      <w:r>
+        <w:rPr>
+          <w:rFonts w:ascii="Arial" w:hAnsi="Arial" w:cs="Arial"/>
+          <w:sz w:val="24"/>
+          <w:szCs w:val="24"/>
+        </w:rPr>
+        <w:t>es</w:t>
+      </w:r>
+      <w:r>
+        <w:rPr>
+          <w:rFonts w:ascii="Arial" w:hAnsi="Arial" w:cs="Arial"/>
+          <w:sz w:val="24"/>
+          <w:szCs w:val="24"/>
+        </w:rPr>
+        <w:t xml:space="preserve"> dans un cas d’étu</w:t>
+      </w:r>
+      <w:r>
+        <w:rPr>
+          <w:rFonts w:ascii="Arial" w:hAnsi="Arial" w:cs="Arial"/>
+          <w:sz w:val="24"/>
+          <w:szCs w:val="24"/>
+        </w:rPr>
+        <w:t>de.  De plus,</w:t>
+      </w:r>
+      <w:r>
+        <w:rPr>
+          <w:rFonts w:ascii="Arial" w:hAnsi="Arial" w:cs="Arial"/>
+          <w:sz w:val="24"/>
+          <w:szCs w:val="24"/>
+        </w:rPr>
+        <w:t xml:space="preserve"> l’influence de différentes stratégies locales, comme le type d’impact auquel on s’intéresse, ou l</w:t>
+      </w:r>
+      <w:r>
+        <w:rPr>
+          <w:rFonts w:ascii="Arial" w:hAnsi="Arial" w:cs="Arial"/>
+          <w:sz w:val="24"/>
+          <w:szCs w:val="24"/>
+        </w:rPr>
+        <w:t xml:space="preserve">’intention d’investir, sont étudiées.  </w:t>
+      </w:r>
+    </w:p>
+    <w:p>
+      <w:pPr>
+        <w:spacing w:line="480" w:lineRule="auto"/>
+        <w:rPr>
+          <w:rFonts w:ascii="Arial" w:hAnsi="Arial" w:cs="Arial"/>
+          <w:sz w:val="24"/>
+          <w:szCs w:val="24"/>
+        </w:rPr>
+      </w:pPr>
+      <w:r>
+        <w:rPr>
+          <w:rFonts w:ascii="Arial" w:hAnsi="Arial" w:cs="Arial"/>
+          <w:sz w:val="24"/>
+          <w:szCs w:val="24"/>
+        </w:rPr>
+        <w:t xml:space="preserve"> </w:t>
       </w:r>
       <w:proofErr w:type="gramStart"/>
       <w:r>
@@ -680,7 +2190,7 @@
           <w:sz w:val="24"/>
           <w:szCs w:val="24"/>
         </w:rPr>
-        <w:t>référence</w:t>
+        <w:t>et</w:t>
       </w:r>
       <w:proofErr w:type="gramEnd"/>
       <w:r>
@@ -689,62 +2199,7 @@
           <w:sz w:val="24"/>
           <w:szCs w:val="24"/>
         </w:rPr>
-        <w:t>)</w:t>
-      </w:r>
-      <w:r>
-        <w:rPr>
-          <w:rFonts w:ascii="Arial" w:hAnsi="Arial" w:cs="Arial"/>
-          <w:sz w:val="24"/>
-          <w:szCs w:val="24"/>
-        </w:rPr>
-        <w:t xml:space="preserve"> </w:t>
-      </w:r>
-      <w:r>
-        <w:rPr>
-          <w:rFonts w:ascii="Arial" w:hAnsi="Arial" w:cs="Arial"/>
-          <w:sz w:val="24"/>
-          <w:szCs w:val="24"/>
-        </w:rPr>
-        <w:t xml:space="preserve">Dans plusieurs études ACV, le périmètre choisi est un pays entier (exemple …). </w:t>
-      </w:r>
-      <w:r>
-        <w:rPr>
-          <w:rFonts w:ascii="Arial" w:hAnsi="Arial" w:cs="Arial"/>
-          <w:sz w:val="24"/>
-          <w:szCs w:val="24"/>
-        </w:rPr>
-        <w:fldChar w:fldCharType="begin"/>
-      </w:r>
-      <w:r>
-        <w:rPr>
-          <w:rFonts w:ascii="Arial" w:hAnsi="Arial" w:cs="Arial"/>
-          <w:sz w:val="24"/>
-          <w:szCs w:val="24"/>
-        </w:rPr>
-        <w:instrText xml:space="preserve"> ADDIN ZOTERO_ITEM CSL_CITATION {"citationID":"IdI4moDC","properties":{"formattedCitation":"(Al-Rumaihi et al., 2020; Bahramian et al., 2025; Liu et al., 2022)","plainCitation":"(Al-Rumaihi et al., 2020; Bahramian et al., 2025; Liu et al., 2022)","noteIndex":0},"citationItems":[{"id":214,"uris":["http://zotero.org/users/8751290/items/R2662GW6"],"itemData":{"id":214,"type":"article-journal","abstract":"Food waste is a significant contributor to greenhouse gas emissions (GHG) and therefore global warming. As such, the management of food waste can play a fundamental role in the reduction of preventable emissions associated with food waste. In this study, life cycle assessment (LCA) has been used to evaluate and compare the environmental impact associated with two composting techniques for treating food waste using SimaPro software; windrow composting and the hybrid anaerobic digestion (AD) method. The study, based on a 1 tonne of food waste as a functional unit for a case study in the State of Qatar, concludes that anaerobic digestion combined composting presents a smaller environmental burden than windrow composting. The majority of the emissions generated are due to the use of fossil fuels during transportation, which correspond to approximately 60% of the total impact, followed by the impact of composting with 40% of the impact especially in terms of global warming potential. Environmental assessment impacts were the highest in windrow composting for the acidification impact category (9.39 × 10 − 1 kg SO2 eq). While for AD combined composting the impact was highest for the human toxicity impact category (3.47 × 10 kg 1,4 − DB eq).","container-title":"Sustainability","DOI":"10.3390/su12041595","ISSN":"2071-1050","issue":"4","language":"en","license":"http://creativecommons.org/licenses/by/3.0/","page":"1595","source":"www.mdpi.com","title":"Environmental Impact Assessment of Food Waste Management Using Two Composting Techniques","volume":"12","author":[{"family":"Al-Rumaihi","given":"Aisha"},{"family":"McKay","given":"Gordon"},{"family":"Mackey","given":"Hamish R."},{"family":"Al-Ansari","given":"Tareq"}],"issued":{"date-parts":[["2020",1]]},"citation-key":"al-rumaihi2020"}},{"id":712,"uris":["http://zotero.org/users/8751290/items/2IJB3CK4"],"itemData":{"id":712,"type":"article-journal","abstract":"Effective management of household food waste (HFW) is essential for sustainability and aligning with Ireland’s waste reduction goals. This study evaluates the environmental and economic impacts of four HFW management scenarios—incineration, anaerobic digestion (AD) with digestate composting, AD with digestate incineration, and AD with digestate gasification—using life cycle assessment (LCA) and life cycle costing (LCC) analyses. The functional unit is 1000 tons of daily HFW treatment. The results show that AD scenarios offer significant environmental advantages over incineration, with AD combined with digestate composting identified as the most sustainable option. This scenario achieves the greatest reduction in greenhouse gas emissions and enhances nutrient recovery. Economically, while AD involves higher capital investments (€677,000–€2,033,000), its long-term cost effectiveness is demonstrated through LCCs ranging from €1,016,000 to €3,386,000, partially offset by revenues of €339,000–€677,000. The sensitivity analysis highlights opportunities for improvement, such as optimizing water use and reducing emissions from biogas engines. The findings provide actionable insights for policymakers, emphasizing the environmental and economic benefits of integrating AD with composting as a preferred strategy for HFW management.","container-title":"Recycling","DOI":"10.3390/recycling10030094","ISSN":"2313-4321","issue":"3","journalAbbreviation":"Recycling","language":"en","page":"94","source":"DOI.org (Crossref)","title":"An Environmental and Economic Assessment of Household Food Waste Management Scenarios in Ireland","volume":"10","author":[{"family":"Bahramian","given":"Majid"},{"family":"Krah","given":"Courage"},{"family":"Hynds","given":"Paul"},{"family":"Priyadarshini","given":"Anushree"}],"issued":{"date-parts":[["2025",5,9]]},"citation-key":"bahramian2025"}},{"id":121,"uris":["http://zotero.org/users/8751290/items/BD4FID3I"],"itemData":{"id":121,"type":"article-journal","container-title":"Science of The Total Environment","DOI":"10.1016/j.scitotenv.2021.150751","ISSN":"00489697","journalAbbreviation":"Science of The Total Environment","language":"en","page":"150751","source":"DOI.org (Crossref)","title":"Assessment and projection of environmental impacts of food waste treatment in China from life cycle perspectives","volume":"807","author":[{"family":"Liu","given":"Min"},{"family":"Ogunmoroti","given":"Abiodun"},{"family":"Liu","given":"Wei"},{"family":"Li","given":"Muyang"},{"family":"Bi","given":"Mengyan"},{"family":"Liu","given":"Wenqiu"},{"family":"Cui","given":"Zhaojie"}],"issued":{"date-parts":[["2022",2]]},"citation-key":"liu2022"}}],"schema":"https://github.com/citation-style-language/schema/raw/master/csl-citation.json"} </w:instrText>
-      </w:r>
-      <w:r>
-        <w:rPr>
-          <w:rFonts w:ascii="Arial" w:hAnsi="Arial" w:cs="Arial"/>
-          <w:sz w:val="24"/>
-          <w:szCs w:val="24"/>
-        </w:rPr>
-        <w:fldChar w:fldCharType="separate"/>
-      </w:r>
-      <w:r>
-        <w:rPr>
-          <w:rFonts w:ascii="Arial" w:hAnsi="Arial" w:cs="Arial"/>
-          <w:sz w:val="24"/>
-        </w:rPr>
-        <w:t>(Al-Rumaihi et al., 2020; Bahramian et al., 2025; Liu et al., 2022)</w:t>
-      </w:r>
-      <w:r>
-        <w:rPr>
-          <w:rFonts w:ascii="Arial" w:hAnsi="Arial" w:cs="Arial"/>
-          <w:sz w:val="24"/>
-          <w:szCs w:val="24"/>
-        </w:rPr>
-        <w:fldChar w:fldCharType="end"/>
+        <w:t xml:space="preserve"> différents paramètres propres à un territ</w:t>
       </w:r>
     </w:p>
     <w:p>
@@ -762,411 +2217,23 @@
           <w:sz w:val="24"/>
           <w:szCs w:val="24"/>
         </w:rPr>
-        <w:t>D’un point de vue environnem</w:t>
-      </w:r>
-      <w:r>
-        <w:rPr>
-          <w:rFonts w:ascii="Arial" w:hAnsi="Arial" w:cs="Arial"/>
-          <w:sz w:val="24"/>
-          <w:szCs w:val="24"/>
-        </w:rPr>
-        <w:t>ental, plusieurs ACV comparatifs ont été menés pour trouver le meilleur système de gestion de biodéchets dans un contexte particulier.</w:t>
-      </w:r>
-      <w:r>
-        <w:rPr>
-          <w:rFonts w:ascii="Arial" w:hAnsi="Arial" w:cs="Arial"/>
-          <w:sz w:val="24"/>
-          <w:szCs w:val="24"/>
-        </w:rPr>
-        <w:t xml:space="preserve"> </w:t>
-      </w:r>
-      <w:r>
-        <w:rPr>
-          <w:rFonts w:ascii="Arial" w:hAnsi="Arial" w:cs="Arial"/>
-          <w:sz w:val="24"/>
-          <w:szCs w:val="24"/>
-        </w:rPr>
-        <w:t xml:space="preserve">La comparaison porte sur un scénario actuel et d’autres alternatives (référence) ou bien plusieurs nouveaux scénarios fictifs (référence). </w:t>
-      </w:r>
-      <w:r>
-        <w:rPr>
-          <w:rFonts w:ascii="Arial" w:hAnsi="Arial" w:cs="Arial"/>
-          <w:sz w:val="24"/>
-          <w:szCs w:val="24"/>
-        </w:rPr>
-        <w:t>Souvent, un scénario est défini par une seule technologie.</w:t>
-      </w:r>
-      <w:r>
-        <w:rPr>
-          <w:rFonts w:ascii="Arial" w:hAnsi="Arial" w:cs="Arial"/>
-          <w:sz w:val="24"/>
-          <w:szCs w:val="24"/>
-        </w:rPr>
-        <w:t xml:space="preserve"> </w:t>
-      </w:r>
-      <w:r>
-        <w:rPr>
-          <w:rFonts w:ascii="Arial" w:hAnsi="Arial" w:cs="Arial"/>
-          <w:sz w:val="24"/>
-          <w:szCs w:val="24"/>
-        </w:rPr>
-        <w:t xml:space="preserve">Par exemple, </w:t>
-      </w:r>
-      <w:r>
-        <w:rPr>
-          <w:rFonts w:ascii="Arial" w:hAnsi="Arial" w:cs="Arial"/>
-          <w:sz w:val="24"/>
-          <w:szCs w:val="24"/>
-        </w:rPr>
-        <w:fldChar w:fldCharType="begin"/>
-      </w:r>
-      <w:r>
-        <w:rPr>
-          <w:rFonts w:ascii="Arial" w:hAnsi="Arial" w:cs="Arial"/>
-          <w:sz w:val="24"/>
-          <w:szCs w:val="24"/>
-        </w:rPr>
-        <w:instrText xml:space="preserve"> ADDIN ZOTERO_ITEM CSL_CITATION {"citationID":"TyhP3saE","properties":{"formattedCitation":"(Lu et al., 2020)","plainCitation":"(Lu et al., 2020)","noteIndex":0},"citationItems":[{"id":238,"uris":["http://zotero.org/users/8751290/items/HIST8PCF"],"itemData":{"id":238,"type":"article-journal","abstract":"Different options for treating organic fraction of municipal solid waste were assessed. Four composting scenarios were designed based on different scales (i.e. home vs centralised) and technologies (i.e. windrow vs in-vessel composting) in Brisbane. The environmental and economic performance were analysed and compared to the existing practice: landfilling, using life cycle assessment and life cycle costing analysis with the consideration of the costs of externalities and potential avoided costs. The treatment of 1 Mg of home organic waste was selected as one Functional Unit. The system boundaries start from waste collection to the use of the final product (i.e. compost). The compost was assumed to be applied on private gardens and tropical horticultural crops in home and centralised composting scenarios, respectively. Shared home composting bin in a small community (HC-II) presented the best overall performance from both environmental and economic perspectives, meanwhile, landfilling was found to be the worst option. The home composting scenarios require less energy which results in four times lower fossil depletion and human toxicity potential compared to centralised composting scenarios. However, the greenhouse gas (GHG) emissions released through organic waste degradation, due to potential partial anaerobic conditions, were identified as the major environmental impact factor, followed by the compost bin manufacturing. In both centralised composting scenarios, the energy consumption was found as the main environmental impact factor, which accounted for more than 45% of the total GHG emissions, followed by the waste collection and transportation process. Regarding the economic performance, the HC-II scenario has the lowest life cycle cost ($22.93/FU). Monte Carlo Analysis was carried out to test the effect of overall uncertainties. Our result showed that the compost application rate had the highest sensitivity in home composting scenarios because the unused compos</w:instrText>
-      </w:r>
-      <w:r>
-        <w:rPr>
-          <w:rFonts w:ascii="Arial" w:hAnsi="Arial" w:cs="Arial"/>
-          <w:sz w:val="24"/>
-          <w:szCs w:val="24"/>
-        </w:rPr>
-        <w:instrText xml:space="preserve">t would need to be collected and sent to the landfill. Consequently, extra transportation emissions and life cycle cost will incur, thus, the benefits from compost application will also be reduced. However, the overall uncertainties did not affect the ranking of the centralised (windrow) composting scenario, which remained the best environmental performer. Meanwhile, HC-II option had the better economic performance that marginally over-weighed the environmental performance of the centralised windrow composting; hence result in the best overall performer. However, in order to encourage residents to participate, enabling policies and incentives may be required to influence the behaviour of the independent households to share a composting bin.","container-title":"Journal of Cleaner Production","DOI":"10.1016/j.jclepro.2020.120756","ISSN":"0959-6526","journalAbbreviation":"Journal of Cleaner Production","language":"en","page":"120756","source":"ScienceDirect","title":"Towards a better environment - the municipal organic waste management in Brisbane: Environmental life cycle and cost perspective","title-short":"Towards a better environment - the municipal organic waste management in Brisbane","volume":"258","author":[{"family":"Lu","given":"Hangyong Ray"},{"family":"Qu","given":"Xin"},{"family":"El Hanandeh","given":"Ali"}],"issued":{"date-parts":[["2020",6,10]]},"citation-key":"lu2020"}}],"schema":"https://github.com/citation-style-language/schema/raw/master/csl-citation.json"} </w:instrText>
-      </w:r>
-      <w:r>
-        <w:rPr>
-          <w:rFonts w:ascii="Arial" w:hAnsi="Arial" w:cs="Arial"/>
-          <w:sz w:val="24"/>
-          <w:szCs w:val="24"/>
-        </w:rPr>
-        <w:fldChar w:fldCharType="separate"/>
-      </w:r>
-      <w:r>
-        <w:rPr>
-          <w:rFonts w:ascii="Arial" w:hAnsi="Arial" w:cs="Arial"/>
-          <w:sz w:val="24"/>
-        </w:rPr>
-        <w:t>(Lu et al., 2020)</w:t>
-      </w:r>
-      <w:r>
-        <w:rPr>
-          <w:rFonts w:ascii="Arial" w:hAnsi="Arial" w:cs="Arial"/>
-          <w:sz w:val="24"/>
-          <w:szCs w:val="24"/>
-        </w:rPr>
-        <w:fldChar w:fldCharType="end"/>
-      </w:r>
-      <w:r>
-        <w:rPr>
-          <w:rFonts w:ascii="Arial" w:hAnsi="Arial" w:cs="Arial"/>
-          <w:sz w:val="24"/>
-          <w:szCs w:val="24"/>
-        </w:rPr>
-        <w:t xml:space="preserve"> </w:t>
-      </w:r>
-      <w:r>
-        <w:rPr>
-          <w:rFonts w:ascii="Arial" w:hAnsi="Arial" w:cs="Arial"/>
-          <w:sz w:val="24"/>
-          <w:szCs w:val="24"/>
-        </w:rPr>
-        <w:t>ont</w:t>
-      </w:r>
-      <w:r>
-        <w:rPr>
-          <w:rFonts w:ascii="Arial" w:hAnsi="Arial" w:cs="Arial"/>
-          <w:sz w:val="24"/>
-          <w:szCs w:val="24"/>
-        </w:rPr>
-        <w:t xml:space="preserve"> comparé l’enfouissement des biodéchets, avec 4 scénarios basés sur différentes technologies de compostage.</w:t>
-      </w:r>
-      <w:r>
-        <w:rPr>
-          <w:rFonts w:ascii="Arial" w:hAnsi="Arial" w:cs="Arial"/>
-          <w:sz w:val="24"/>
-          <w:szCs w:val="24"/>
-        </w:rPr>
-        <w:t xml:space="preserve"> </w:t>
-      </w:r>
-      <w:r>
-        <w:rPr>
-          <w:rFonts w:ascii="Arial" w:hAnsi="Arial" w:cs="Arial"/>
-          <w:sz w:val="24"/>
-          <w:szCs w:val="24"/>
-        </w:rPr>
-        <w:t xml:space="preserve">Il est plus rare que </w:t>
-      </w:r>
-      <w:r>
-        <w:rPr>
-          <w:rFonts w:ascii="Arial" w:hAnsi="Arial" w:cs="Arial"/>
-          <w:sz w:val="24"/>
-          <w:szCs w:val="24"/>
-        </w:rPr>
-        <w:t xml:space="preserve">la performance d’une combinaison de technologies </w:t>
-      </w:r>
-      <w:r>
-        <w:rPr>
-          <w:rFonts w:ascii="Arial" w:hAnsi="Arial" w:cs="Arial"/>
-          <w:sz w:val="24"/>
-          <w:szCs w:val="24"/>
-        </w:rPr>
-        <w:t>soit</w:t>
-      </w:r>
-      <w:r>
-        <w:rPr>
-          <w:rFonts w:ascii="Arial" w:hAnsi="Arial" w:cs="Arial"/>
-          <w:sz w:val="24"/>
-          <w:szCs w:val="24"/>
-        </w:rPr>
-        <w:t xml:space="preserve"> évaluée</w:t>
-      </w:r>
-      <w:r>
-        <w:rPr>
-          <w:rFonts w:ascii="Arial" w:hAnsi="Arial" w:cs="Arial"/>
-          <w:sz w:val="24"/>
-          <w:szCs w:val="24"/>
-        </w:rPr>
-        <w:t xml:space="preserve">. </w:t>
-      </w:r>
-      <w:r>
-        <w:rPr>
-          <w:rFonts w:ascii="Arial" w:hAnsi="Arial" w:cs="Arial"/>
-          <w:sz w:val="24"/>
-          <w:szCs w:val="24"/>
-        </w:rPr>
-        <w:fldChar w:fldCharType="begin"/>
-      </w:r>
-      <w:r>
-        <w:rPr>
-          <w:rFonts w:ascii="Arial" w:hAnsi="Arial" w:cs="Arial"/>
-          <w:sz w:val="24"/>
-          <w:szCs w:val="24"/>
-        </w:rPr>
-        <w:instrText xml:space="preserve"> ADDIN ZOTERO_ITEM CSL_CITATION {"citationID":"NCZkYMLf","properties":{"formattedCitation":"(Ardolino et al., 2018)","plainCitation":"(Ardolino et al., 2018)","noteIndex":0},"citationItems":[{"id":22,"uris":["http://zotero.org/users/8751290/items/RN48HHST"],"itemData":{"id":22,"type":"article-journal","abstract":"The study aims to demonstrate the overall environmental sustainability of biomethane production by anaerobic digestion of the separately collected organic fraction of municipal solid waste. There is a great interest in the utilisation of biofuels produced from biowaste in the transport sector, due to the benefits of reduced pollutant emissions and diversified transport fuel supplies. An attributional, process-based life cycle assessment study quantifies and compares the potential environmental impacts of an anaerobic digestion plant, where the produced biogas is upgraded to biomethane for the transport sector instead that directly burned in a combined heat and power unit. The avoided impacts related to the utilisation of biomethane instead of diesel, petrol or natural gas have been evaluated with reference to a vehicle fleet made of passenger cars and small rigid trucks. They appear large enough to make the biomethane production the cleanest option for the management of biowaste. The global warming and non-renewable energy potentials of the Biowaste-to-Biomethane scenario improve of 79% and 36%, respectively, with reference to the Biowaste-to-Energy s</w:instrText>
-      </w:r>
-      <w:r>
-        <w:rPr>
-          <w:rFonts w:ascii="Arial" w:hAnsi="Arial" w:cs="Arial"/>
-          <w:sz w:val="24"/>
-          <w:szCs w:val="24"/>
-        </w:rPr>
-        <w:instrText>cenario. A sensi</w:instrText>
-      </w:r>
-      <w:r>
-        <w:rPr>
-          <w:rFonts w:ascii="Arial" w:hAnsi="Arial" w:cs="Arial"/>
-          <w:sz w:val="24"/>
-          <w:szCs w:val="24"/>
-        </w:rPr>
-        <w:instrText xml:space="preserve">tivity analysis evaluates the effect of several key parameters. Some of them are peculiar for the analysed application, such as the composition of the vehicle fleet, specific biomethane consumptions of these vehicles, and methane slip in the biogas upgrading unit. Some other parameters are more general, such as the final destination of solid digestate, gas engine efficiency, national electric energy mix. The results of the analysis provide data and information to policy-makers, planners and operators that would like or have to approach the management of the separately collected organic fraction of municipal solid waste. They also inform on the environmental advantages connected with the utilisation for road transportation of biomethane produced from this waste fraction.","container-title":"Journal of Cleaner Production","DOI":"10.1016/j.jclepro.2017.10.320","ISSN":"0959-6526","journalAbbreviation":"Journal of Cleaner Production","language":"en","page":"462-476","source":"ScienceDirect","title":"Biowaste-to-biomethane or biowaste-to-energy? An LCA study on anaerobic digestion of organic waste","title-short":"Biowaste-to-biomethane or biowaste-to-energy?","volume":"174","author":[{"family":"Ardolino","given":"Filomena"},{"family":"Parrillo","given":"Francesco"},{"family":"Arena","given":"Umberto"}],"issued":{"date-parts":[["2018",2,10]]},"citation-key":"ardolino2018a"}}],"schema":"https://github.com/citation-style-language/schema/raw/master/csl-citation.json"} </w:instrText>
-      </w:r>
-      <w:r>
-        <w:rPr>
-          <w:rFonts w:ascii="Arial" w:hAnsi="Arial" w:cs="Arial"/>
-          <w:sz w:val="24"/>
-          <w:szCs w:val="24"/>
-        </w:rPr>
-        <w:fldChar w:fldCharType="separate"/>
-      </w:r>
-      <w:r>
-        <w:rPr>
-          <w:rFonts w:ascii="Arial" w:hAnsi="Arial" w:cs="Arial"/>
-          <w:sz w:val="24"/>
-        </w:rPr>
-        <w:t>(Ardolino et al., 2018)</w:t>
-      </w:r>
-      <w:r>
-        <w:rPr>
-          <w:rFonts w:ascii="Arial" w:hAnsi="Arial" w:cs="Arial"/>
-          <w:sz w:val="24"/>
-          <w:szCs w:val="24"/>
-        </w:rPr>
-        <w:fldChar w:fldCharType="end"/>
-      </w:r>
-      <w:r>
-        <w:rPr>
-          <w:rFonts w:ascii="Arial" w:hAnsi="Arial" w:cs="Arial"/>
-          <w:sz w:val="24"/>
-          <w:szCs w:val="24"/>
-        </w:rPr>
-        <w:t xml:space="preserve"> ont par exemple comparé 4 scénarios de méthanisation couplée à 2 technologies de valorisation du </w:t>
-      </w:r>
-      <w:proofErr w:type="spellStart"/>
-      <w:r>
-        <w:rPr>
-          <w:rFonts w:ascii="Arial" w:hAnsi="Arial" w:cs="Arial"/>
-          <w:sz w:val="24"/>
-          <w:szCs w:val="24"/>
-        </w:rPr>
-        <w:t>biogas</w:t>
-      </w:r>
-      <w:proofErr w:type="spellEnd"/>
-      <w:r>
-        <w:rPr>
-          <w:rFonts w:ascii="Arial" w:hAnsi="Arial" w:cs="Arial"/>
-          <w:sz w:val="24"/>
-          <w:szCs w:val="24"/>
-        </w:rPr>
-        <w:t xml:space="preserve"> : par CHP pour produire de l’électricité et de la chaleur, et un</w:t>
-      </w:r>
-      <w:r>
-        <w:rPr>
-          <w:rFonts w:ascii="Arial" w:hAnsi="Arial" w:cs="Arial"/>
-          <w:sz w:val="24"/>
-          <w:szCs w:val="24"/>
-        </w:rPr>
-        <w:t>e purification pour obtenir du biométhane. Ces 4 scénarios se différencient par la part de biogaz envoyé dans chaque traitement de biogaz.</w:t>
-      </w:r>
-      <w:r>
-        <w:rPr>
-          <w:rFonts w:ascii="Arial" w:hAnsi="Arial" w:cs="Arial"/>
-          <w:sz w:val="24"/>
-          <w:szCs w:val="24"/>
-        </w:rPr>
-        <w:t xml:space="preserve"> </w:t>
-      </w:r>
-      <w:r>
-        <w:rPr>
-          <w:rFonts w:ascii="Arial" w:hAnsi="Arial" w:cs="Arial"/>
-          <w:sz w:val="24"/>
-          <w:szCs w:val="24"/>
-        </w:rPr>
-        <w:t xml:space="preserve">LIMITE : </w:t>
-      </w:r>
-      <w:r>
-        <w:rPr>
-          <w:rFonts w:ascii="Arial" w:hAnsi="Arial" w:cs="Arial"/>
-          <w:sz w:val="24"/>
-          <w:szCs w:val="24"/>
-        </w:rPr>
-        <w:t>c</w:t>
-      </w:r>
-      <w:r>
-        <w:rPr>
-          <w:rFonts w:ascii="Arial" w:hAnsi="Arial" w:cs="Arial"/>
-          <w:sz w:val="24"/>
-          <w:szCs w:val="24"/>
-        </w:rPr>
-        <w:t xml:space="preserve">ette </w:t>
-      </w:r>
-      <w:proofErr w:type="spellStart"/>
-      <w:r>
-        <w:rPr>
-          <w:rFonts w:ascii="Arial" w:hAnsi="Arial" w:cs="Arial"/>
-          <w:sz w:val="24"/>
-          <w:szCs w:val="24"/>
-        </w:rPr>
-        <w:t>incap</w:t>
-      </w:r>
-      <w:proofErr w:type="spellEnd"/>
-    </w:p>
-    <w:p>
-      <w:pPr>
-        <w:spacing w:line="480" w:lineRule="auto"/>
-        <w:rPr>
-          <w:rFonts w:ascii="Arial" w:hAnsi="Arial" w:cs="Arial"/>
-          <w:sz w:val="24"/>
-          <w:szCs w:val="24"/>
-        </w:rPr>
-      </w:pPr>
-      <w:r>
-        <w:rPr>
-          <w:rFonts w:ascii="Arial" w:hAnsi="Arial" w:cs="Arial"/>
-          <w:sz w:val="24"/>
-          <w:szCs w:val="24"/>
-        </w:rPr>
-        <w:t xml:space="preserve">D’autre part, alors que la gestion des déchets relève d’une responsabilité territoriale, </w:t>
-      </w:r>
-      <w:r>
-        <w:rPr>
-          <w:rFonts w:ascii="Arial" w:hAnsi="Arial" w:cs="Arial"/>
-          <w:sz w:val="24"/>
-          <w:szCs w:val="24"/>
-        </w:rPr>
-        <w:t>dans plusieurs études, les ACV sont menées pour un pays entier … LIMITE</w:t>
-      </w:r>
-      <w:r>
-        <w:rPr>
-          <w:rFonts w:ascii="Arial" w:hAnsi="Arial" w:cs="Arial"/>
-          <w:sz w:val="24"/>
-          <w:szCs w:val="24"/>
-        </w:rPr>
-        <w:t> : justification de la substitution : marché, impact du transport, niveau de décentralisation : dans quelle mesure une technologie est adaptée à un territoire.</w:t>
-      </w:r>
-    </w:p>
-    <w:p>
-      <w:pPr>
-        <w:spacing w:line="480" w:lineRule="auto"/>
-        <w:rPr>
-          <w:rFonts w:ascii="Arial" w:hAnsi="Arial" w:cs="Arial"/>
-          <w:sz w:val="24"/>
-          <w:szCs w:val="24"/>
-        </w:rPr>
-      </w:pPr>
-      <w:r>
-        <w:rPr>
-          <w:rFonts w:ascii="Arial" w:hAnsi="Arial" w:cs="Arial"/>
-          <w:sz w:val="24"/>
-          <w:szCs w:val="24"/>
-        </w:rPr>
-        <w:t xml:space="preserve"> </w:t>
-      </w:r>
-      <w:proofErr w:type="spellStart"/>
-      <w:r>
-        <w:rPr>
-          <w:rFonts w:ascii="Arial" w:hAnsi="Arial" w:cs="Arial"/>
-          <w:sz w:val="24"/>
-          <w:szCs w:val="24"/>
-        </w:rPr>
-        <w:t>Existing</w:t>
-      </w:r>
-      <w:proofErr w:type="spellEnd"/>
-      <w:r>
-        <w:rPr>
-          <w:rFonts w:ascii="Arial" w:hAnsi="Arial" w:cs="Arial"/>
-          <w:sz w:val="24"/>
-          <w:szCs w:val="24"/>
-        </w:rPr>
-        <w:t xml:space="preserve"> </w:t>
-      </w:r>
-      <w:proofErr w:type="spellStart"/>
-      <w:r>
-        <w:rPr>
-          <w:rFonts w:ascii="Arial" w:hAnsi="Arial" w:cs="Arial"/>
-          <w:sz w:val="24"/>
-          <w:szCs w:val="24"/>
-        </w:rPr>
-        <w:t>optimizaton</w:t>
-      </w:r>
-      <w:proofErr w:type="spellEnd"/>
-      <w:r>
-        <w:rPr>
-          <w:rFonts w:ascii="Arial" w:hAnsi="Arial" w:cs="Arial"/>
-          <w:sz w:val="24"/>
-          <w:szCs w:val="24"/>
-        </w:rPr>
-        <w:t xml:space="preserve"> </w:t>
-      </w:r>
-      <w:proofErr w:type="spellStart"/>
-      <w:r>
-        <w:rPr>
-          <w:rFonts w:ascii="Arial" w:hAnsi="Arial" w:cs="Arial"/>
-          <w:sz w:val="24"/>
-          <w:szCs w:val="24"/>
-        </w:rPr>
-        <w:t>frameworks</w:t>
-      </w:r>
-      <w:proofErr w:type="spellEnd"/>
+        <w:t>Objectif : développer un cadre d’optimisation qui capture les spécificités (fines) territoriales</w:t>
+      </w:r>
+      <w:r>
+        <w:rPr>
+          <w:rFonts w:ascii="Arial" w:hAnsi="Arial" w:cs="Arial"/>
+          <w:sz w:val="24"/>
+          <w:szCs w:val="24"/>
+        </w:rPr>
+        <w:t> :</w:t>
+      </w:r>
     </w:p>
     <w:p>
       <w:pPr>
         <w:pStyle w:val="Paragraphedeliste"/>
         <w:numPr>
           <w:ilvl w:val="0"/>
-          <w:numId w:val="3"/>
+          <w:numId w:val="18"/>
         </w:numPr>
         <w:spacing w:line="480" w:lineRule="auto"/>
         <w:rPr>
@@ -1181,7 +2248,7 @@
           <w:sz w:val="24"/>
           <w:szCs w:val="24"/>
         </w:rPr>
-        <w:t xml:space="preserve">Réalisme du marché : flux de coproduits … </w:t>
+        <w:t>Tri à la source</w:t>
       </w:r>
     </w:p>
     <w:p>
@@ -1189,7 +2256,7 @@
         <w:pStyle w:val="Paragraphedeliste"/>
         <w:numPr>
           <w:ilvl w:val="0"/>
-          <w:numId w:val="3"/>
+          <w:numId w:val="18"/>
         </w:numPr>
         <w:spacing w:line="480" w:lineRule="auto"/>
         <w:rPr>
@@ -1204,59 +2271,16 @@
           <w:sz w:val="24"/>
           <w:szCs w:val="24"/>
         </w:rPr>
-        <w:t xml:space="preserve">Pourtant </w:t>
-      </w:r>
-      <w:r>
-        <w:rPr>
-          <w:rFonts w:ascii="Arial" w:hAnsi="Arial" w:cs="Arial"/>
-          <w:sz w:val="24"/>
-          <w:szCs w:val="24"/>
-        </w:rPr>
-        <w:t xml:space="preserve">la littérature montre que trouver un marché de coproduits est soumis par plusieurs contraintes </w:t>
-      </w:r>
-      <w:r>
-        <w:rPr>
-          <w:rFonts w:ascii="Arial" w:hAnsi="Arial" w:cs="Arial"/>
-          <w:sz w:val="24"/>
-          <w:szCs w:val="24"/>
-        </w:rPr>
-        <w:fldChar w:fldCharType="begin"/>
-      </w:r>
-      <w:r>
-        <w:rPr>
-          <w:rFonts w:ascii="Arial" w:hAnsi="Arial" w:cs="Arial"/>
-          <w:sz w:val="24"/>
-          <w:szCs w:val="24"/>
-        </w:rPr>
-        <w:instrText xml:space="preserve"> ADDIN ZOTERO_ITEM CSL_CITATION {"citationID":"bUJvm4R0","properties":{"formattedCitation":"(Salmenper\\uc0\\u228{} et al., 2021)","plainCitation":"(Salmenperä et al., 2021)","noteIndex":0},"citationItems":[{"id":283,"uris":["http://zotero.org/users/8751290/items/ZFR3CE3S"],"itemData":{"id":283,"type":"article-journal","abstract":"Circular and efficient material use faces challenges stemming from present practices. The current way of managing waste needs revising if material circularity is to increase. Earlier studies on key factors promoting the circular economy (CE) have been theoretically oriented, whereas this study aims to increase understanding of the critical factors faced by practitioners in the transition towards a CE. Practitioners from 25 pilots promoting waste prevention and recycling in various industries were interviewed on the barriers and success factors encountered when implementing pilots. The practitioners were further categorised as developers and intermediaries. Our study showed that different actor groups do not share a similar vision on the barriers. Developers lack systemic thinking, as they primarily only recognise the barriers close to their own development activities, whereas intermediaries identify barriers further along the material supply chain and in different barrier categories. In a CE, the role of waste management is to promote the retention of material value in the cycles through recycling. The findings show that this can be promoted by illustrating the economic benefits of a CE, better sharing of waste-related data, and increasing the dialogue and cooperation between key players. Furthermore, harmonisation of regulations and their interpretations is needed. The waste management sector could take a more diversified role in the implementation of a CE, such as by providing waste processing services for the needs of the manufacturing industry. The study highlights the idea that overcoming barriers requires recognition of their interlinkages and actions at different levels.","container-title":"Journal of Cleaner Production","DOI":"10.1016/j.jclepro.2020.124339","ISSN":"0959-6526","journalAbbreviation":"Journal of Cleaner Production","language":"en","page":"124339","source":"ScienceDirect","title":"Critical factors for enhancing the circular economy in waste management","volume":"280","author":[{"family":"Salmenperä","given":"Hanna"},{"family":"Pitkänen","given":"Kati"},{"family":"Kautto","given":"Petrus"},{"family":"Saikku","given":"Laura"}],"issued":{"date-parts":[["2021",1,20]]},"citation-key":"salmenpera2021"}}],"schema":"https://github.com/citation-style-language/schema/raw/master/csl-citation.json"} </w:instrText>
-      </w:r>
-      <w:r>
-        <w:rPr>
-          <w:rFonts w:ascii="Arial" w:hAnsi="Arial" w:cs="Arial"/>
-          <w:sz w:val="24"/>
-          <w:szCs w:val="24"/>
-        </w:rPr>
-        <w:fldChar w:fldCharType="separate"/>
-      </w:r>
-      <w:r>
-        <w:rPr>
-          <w:rFonts w:ascii="Arial" w:hAnsi="Arial" w:cs="Arial"/>
-          <w:sz w:val="24"/>
-          <w:szCs w:val="24"/>
-        </w:rPr>
-        <w:t>(Salmenperä et al., 2021)</w:t>
-      </w:r>
-      <w:r>
-        <w:rPr>
-          <w:rFonts w:ascii="Arial" w:hAnsi="Arial" w:cs="Arial"/>
-          <w:sz w:val="24"/>
-          <w:szCs w:val="24"/>
-        </w:rPr>
-        <w:fldChar w:fldCharType="end"/>
-      </w:r>
-    </w:p>
-    <w:p>
-      <w:pPr>
+        <w:t xml:space="preserve">Distance de collecte </w:t>
+      </w:r>
+    </w:p>
+    <w:p>
+      <w:pPr>
+        <w:pStyle w:val="Paragraphedeliste"/>
+        <w:numPr>
+          <w:ilvl w:val="0"/>
+          <w:numId w:val="18"/>
+        </w:numPr>
         <w:spacing w:line="480" w:lineRule="auto"/>
         <w:rPr>
           <w:rFonts w:ascii="Arial" w:hAnsi="Arial" w:cs="Arial"/>
@@ -1270,16 +2294,7 @@
           <w:sz w:val="24"/>
           <w:szCs w:val="24"/>
         </w:rPr>
-        <w:lastRenderedPageBreak/>
-        <w:t xml:space="preserve"> </w:t>
-      </w:r>
-      <w:r>
-        <w:rPr>
-          <w:rFonts w:ascii="Arial" w:hAnsi="Arial" w:cs="Arial"/>
-          <w:sz w:val="24"/>
-          <w:szCs w:val="24"/>
-        </w:rPr>
-        <w:t>Objectif : développer un cadre d’optimisation qui capture les spécificités (fines) territoriales</w:t>
+        <w:t>Marché</w:t>
       </w:r>
     </w:p>
     <w:p>
@@ -1302,6 +2317,7 @@
           <w:sz w:val="24"/>
           <w:szCs w:val="24"/>
         </w:rPr>
+        <w:lastRenderedPageBreak/>
         <w:t>Method</w:t>
       </w:r>
     </w:p>
@@ -1404,7 +2420,7 @@
                 <w:szCs w:val="24"/>
               </w:rPr>
             </w:pPr>
-            <w:bookmarkStart w:id="0" w:name="_Hlk227576125"/>
+            <w:bookmarkStart w:id="1" w:name="_Hlk227576125"/>
             <w:r>
               <w:rPr>
                 <w:rFonts w:ascii="Arial" w:hAnsi="Arial" w:cs="Arial"/>
@@ -1871,6 +2887,7 @@
                 <w:lang w:val="en-GB"/>
               </w:rPr>
             </w:pPr>
+            <w:proofErr w:type="spellStart"/>
             <w:r>
               <w:rPr>
                 <w:rFonts w:ascii="Arial" w:hAnsi="Arial" w:cs="Arial"/>
@@ -1878,7 +2895,17 @@
                 <w:szCs w:val="24"/>
                 <w:lang w:val="en-GB"/>
               </w:rPr>
-              <w:t xml:space="preserve">Technologie de </w:t>
+              <w:t>Technologie</w:t>
+            </w:r>
+            <w:proofErr w:type="spellEnd"/>
+            <w:r>
+              <w:rPr>
+                <w:rFonts w:ascii="Arial" w:hAnsi="Arial" w:cs="Arial"/>
+                <w:sz w:val="24"/>
+                <w:szCs w:val="24"/>
+                <w:lang w:val="en-GB"/>
+              </w:rPr>
+              <w:t xml:space="preserve"> de </w:t>
             </w:r>
             <w:proofErr w:type="spellStart"/>
             <w:r>
@@ -2503,7 +3530,6 @@
                 <w:szCs w:val="24"/>
                 <w:lang w:val="en-GB"/>
               </w:rPr>
-              <w:lastRenderedPageBreak/>
               <w:t>Dc(m)</w:t>
             </w:r>
           </w:p>
@@ -2772,6 +3798,7 @@
                 <w:szCs w:val="24"/>
                 <w:lang w:val="en-GB"/>
               </w:rPr>
+              <w:lastRenderedPageBreak/>
               <w:t>Itr</w:t>
             </w:r>
             <w:proofErr w:type="spellEnd"/>
@@ -3158,7 +4185,7 @@
           </w:p>
         </w:tc>
       </w:tr>
-      <w:bookmarkEnd w:id="0"/>
+      <w:bookmarkEnd w:id="1"/>
     </w:tbl>
     <w:p>
       <w:pPr>
@@ -3260,7 +4287,7 @@
           <w:szCs w:val="24"/>
         </w:rPr>
       </w:pPr>
-      <w:bookmarkStart w:id="1" w:name="_Hlk227578410"/>
+      <w:bookmarkStart w:id="2" w:name="_Hlk227578410"/>
       <m:oMath>
         <m:r>
           <w:rPr>
@@ -3395,7 +4422,7 @@
         </w:rPr>
         <w:t xml:space="preserve"> issu de t installé dans s et envoyé vers un marché mark.</w:t>
       </w:r>
-      <w:bookmarkEnd w:id="1"/>
+      <w:bookmarkEnd w:id="2"/>
     </w:p>
     <w:p>
       <w:pPr>
@@ -3412,51 +4439,51 @@
           <w:sz w:val="24"/>
           <w:szCs w:val="24"/>
         </w:rPr>
+        <w:t>Objectif</w:t>
+      </w:r>
+    </w:p>
+    <w:p>
+      <w:pPr>
+        <w:spacing w:line="480" w:lineRule="auto"/>
+        <w:rPr>
+          <w:rFonts w:ascii="Arial" w:hAnsi="Arial" w:cs="Arial"/>
+          <w:sz w:val="24"/>
+          <w:szCs w:val="24"/>
+        </w:rPr>
+      </w:pPr>
+      <w:r>
+        <w:rPr>
+          <w:rFonts w:ascii="Arial" w:hAnsi="Arial" w:cs="Arial"/>
+          <w:sz w:val="24"/>
+          <w:szCs w:val="24"/>
+        </w:rPr>
+        <w:t>L’objectif est de minimiser l</w:t>
+      </w:r>
+      <w:r>
+        <w:rPr>
+          <w:rFonts w:ascii="Arial" w:hAnsi="Arial" w:cs="Arial"/>
+          <w:sz w:val="24"/>
+          <w:szCs w:val="24"/>
+        </w:rPr>
+        <w:t xml:space="preserve">’impact environnemental du système de gestion de biodéchets, qui est mathématiquement formulé comme suit : </w:t>
+      </w:r>
+    </w:p>
+    <w:p>
+      <w:pPr>
+        <w:spacing w:line="480" w:lineRule="auto"/>
+        <w:rPr>
+          <w:rFonts w:ascii="Arial" w:hAnsi="Arial" w:cs="Arial"/>
+          <w:sz w:val="24"/>
+          <w:szCs w:val="24"/>
+        </w:rPr>
+      </w:pPr>
+      <w:r>
+        <w:rPr>
+          <w:rFonts w:ascii="Arial" w:hAnsi="Arial" w:cs="Arial"/>
+          <w:sz w:val="24"/>
+          <w:szCs w:val="24"/>
+        </w:rPr>
         <w:lastRenderedPageBreak/>
-        <w:t>Objectif</w:t>
-      </w:r>
-    </w:p>
-    <w:p>
-      <w:pPr>
-        <w:spacing w:line="480" w:lineRule="auto"/>
-        <w:rPr>
-          <w:rFonts w:ascii="Arial" w:hAnsi="Arial" w:cs="Arial"/>
-          <w:sz w:val="24"/>
-          <w:szCs w:val="24"/>
-        </w:rPr>
-      </w:pPr>
-      <w:r>
-        <w:rPr>
-          <w:rFonts w:ascii="Arial" w:hAnsi="Arial" w:cs="Arial"/>
-          <w:sz w:val="24"/>
-          <w:szCs w:val="24"/>
-        </w:rPr>
-        <w:t>L’objectif est de minimiser l</w:t>
-      </w:r>
-      <w:r>
-        <w:rPr>
-          <w:rFonts w:ascii="Arial" w:hAnsi="Arial" w:cs="Arial"/>
-          <w:sz w:val="24"/>
-          <w:szCs w:val="24"/>
-        </w:rPr>
-        <w:t xml:space="preserve">’impact environnemental du système de gestion de biodéchets, qui est mathématiquement formulé comme suit : </w:t>
-      </w:r>
-    </w:p>
-    <w:p>
-      <w:pPr>
-        <w:spacing w:line="480" w:lineRule="auto"/>
-        <w:rPr>
-          <w:rFonts w:ascii="Arial" w:hAnsi="Arial" w:cs="Arial"/>
-          <w:sz w:val="24"/>
-          <w:szCs w:val="24"/>
-        </w:rPr>
-      </w:pPr>
-      <w:r>
-        <w:rPr>
-          <w:rFonts w:ascii="Arial" w:hAnsi="Arial" w:cs="Arial"/>
-          <w:sz w:val="24"/>
-          <w:szCs w:val="24"/>
-        </w:rPr>
         <w:t>M</w:t>
       </w:r>
       <w:r>
@@ -4040,7 +5067,7 @@
             </w:rPr>
             <m:t>+</m:t>
           </m:r>
-          <w:bookmarkStart w:id="2" w:name="_Hlk227587739"/>
+          <w:bookmarkStart w:id="3" w:name="_Hlk227587739"/>
           <m:nary>
             <m:naryPr>
               <m:chr m:val="∑"/>
@@ -4219,7 +5246,7 @@
           </m:nary>
         </m:oMath>
       </m:oMathPara>
-      <w:bookmarkEnd w:id="2"/>
+      <w:bookmarkEnd w:id="3"/>
     </w:p>
     <w:p>
       <w:pPr>
@@ -4283,7 +5310,7 @@
         <w:t xml:space="preserve"> L’objectif à minimiser devient donc :</w:t>
       </w:r>
     </w:p>
-    <w:bookmarkStart w:id="3" w:name="_Hlk227579534"/>
+    <w:bookmarkStart w:id="4" w:name="_Hlk227579534"/>
     <w:p>
       <w:pPr>
         <w:spacing w:line="480" w:lineRule="auto"/>
@@ -4409,7 +5436,7 @@
                 </w:rPr>
                 <m:t>.</m:t>
               </m:r>
-              <w:bookmarkStart w:id="4" w:name="_Hlk227579509"/>
+              <w:bookmarkStart w:id="5" w:name="_Hlk227579509"/>
               <m:r>
                 <w:rPr>
                   <w:rFonts w:ascii="Cambria Math" w:hAnsi="Cambria Math" w:cs="Arial"/>
@@ -5334,13 +6361,13 @@
                   </m:sSub>
                 </m:e>
               </m:nary>
-              <w:bookmarkEnd w:id="4"/>
+              <w:bookmarkEnd w:id="5"/>
             </m:e>
           </m:nary>
         </m:oMath>
       </m:oMathPara>
     </w:p>
-    <w:bookmarkEnd w:id="3"/>
+    <w:bookmarkEnd w:id="4"/>
     <w:p>
       <w:pPr>
         <w:spacing w:line="480" w:lineRule="auto"/>
@@ -6868,6 +7895,7 @@
           <w:sz w:val="24"/>
           <w:szCs w:val="24"/>
         </w:rPr>
+        <w:lastRenderedPageBreak/>
         <w:t>La substitution est limitée par le marché actuel du produit conventionnel substituable sur le marché</w:t>
       </w:r>
     </w:p>
@@ -6972,15 +8000,153 @@
           <w:sz w:val="24"/>
           <w:szCs w:val="24"/>
         </w:rPr>
-        <w:t xml:space="preserve">Cette partie de l’étude vise à comparer les différentes technologies de traitement qui vont être intégrées dans l’optimiseur. L’unité fonctionnelle est le « traitement de 1 tonne de biodéchets ». Les technologies comparées sont </w:t>
-      </w:r>
-      <w:r>
-        <w:rPr>
-          <w:rFonts w:ascii="Arial" w:hAnsi="Arial" w:cs="Arial"/>
-          <w:sz w:val="24"/>
-          <w:szCs w:val="24"/>
-        </w:rPr>
-        <w:t>présentées dans les figures …. Les frontières de système d’incluent pas le transport des biodéchets car cela dépend du territoire étudié.</w:t>
+        <w:t>Cette partie de l’étude vise à comparer les différentes technologies de traitement qui vont être intégrées dans l’optimiseur</w:t>
+      </w:r>
+      <w:r>
+        <w:rPr>
+          <w:rFonts w:ascii="Arial" w:hAnsi="Arial" w:cs="Arial"/>
+          <w:sz w:val="24"/>
+          <w:szCs w:val="24"/>
+        </w:rPr>
+        <w:t xml:space="preserve">, présentées dans </w:t>
+      </w:r>
+      <w:proofErr w:type="gramStart"/>
+      <w:r>
+        <w:rPr>
+          <w:rFonts w:ascii="Arial" w:hAnsi="Arial" w:cs="Arial"/>
+          <w:sz w:val="24"/>
+          <w:szCs w:val="24"/>
+        </w:rPr>
+        <w:t>la figure xx</w:t>
+      </w:r>
+      <w:proofErr w:type="gramEnd"/>
+      <w:r>
+        <w:rPr>
+          <w:rFonts w:ascii="Arial" w:hAnsi="Arial" w:cs="Arial"/>
+          <w:sz w:val="24"/>
+          <w:szCs w:val="24"/>
+        </w:rPr>
+        <w:t>. L’unité fonctionnelle est le « traitement de 1 tonne de biodéchets »</w:t>
+      </w:r>
+      <w:r>
+        <w:rPr>
+          <w:rFonts w:ascii="Arial" w:hAnsi="Arial" w:cs="Arial"/>
+          <w:sz w:val="24"/>
+          <w:szCs w:val="24"/>
+        </w:rPr>
+        <w:t>.</w:t>
+      </w:r>
+      <w:r>
+        <w:rPr>
+          <w:rFonts w:ascii="Arial" w:hAnsi="Arial" w:cs="Arial"/>
+          <w:sz w:val="24"/>
+          <w:szCs w:val="24"/>
+        </w:rPr>
+        <w:t xml:space="preserve"> Etant donné que les technologies génèrent</w:t>
+      </w:r>
+      <w:r>
+        <w:rPr>
+          <w:rFonts w:ascii="Arial" w:hAnsi="Arial" w:cs="Arial"/>
+          <w:sz w:val="24"/>
+          <w:szCs w:val="24"/>
+        </w:rPr>
+        <w:t xml:space="preserve"> </w:t>
+      </w:r>
+      <w:r>
+        <w:rPr>
+          <w:rFonts w:ascii="Arial" w:hAnsi="Arial" w:cs="Arial"/>
+          <w:sz w:val="24"/>
+          <w:szCs w:val="24"/>
+        </w:rPr>
+        <w:t>d</w:t>
+      </w:r>
+      <w:r>
+        <w:rPr>
+          <w:rFonts w:ascii="Arial" w:hAnsi="Arial" w:cs="Arial"/>
+          <w:sz w:val="24"/>
+          <w:szCs w:val="24"/>
+        </w:rPr>
+        <w:t>es coproduits</w:t>
+      </w:r>
+      <w:r>
+        <w:rPr>
+          <w:rFonts w:ascii="Arial" w:hAnsi="Arial" w:cs="Arial"/>
+          <w:sz w:val="24"/>
+          <w:szCs w:val="24"/>
+        </w:rPr>
+        <w:t>,</w:t>
+      </w:r>
+      <w:r>
+        <w:rPr>
+          <w:rFonts w:ascii="Arial" w:hAnsi="Arial" w:cs="Arial"/>
+          <w:sz w:val="24"/>
+          <w:szCs w:val="24"/>
+        </w:rPr>
+        <w:t xml:space="preserve"> </w:t>
+      </w:r>
+      <w:r>
+        <w:rPr>
+          <w:rFonts w:ascii="Arial" w:hAnsi="Arial" w:cs="Arial"/>
+          <w:sz w:val="24"/>
+          <w:szCs w:val="24"/>
+        </w:rPr>
+        <w:t xml:space="preserve">les multifonctionnalités </w:t>
+      </w:r>
+      <w:r>
+        <w:rPr>
+          <w:rFonts w:ascii="Arial" w:hAnsi="Arial" w:cs="Arial"/>
+          <w:sz w:val="24"/>
+          <w:szCs w:val="24"/>
+        </w:rPr>
+        <w:t xml:space="preserve">sont </w:t>
+      </w:r>
+      <w:r>
+        <w:rPr>
+          <w:rFonts w:ascii="Arial" w:hAnsi="Arial" w:cs="Arial"/>
+          <w:sz w:val="24"/>
+          <w:szCs w:val="24"/>
+        </w:rPr>
+        <w:t>traité</w:t>
+      </w:r>
+      <w:r>
+        <w:rPr>
+          <w:rFonts w:ascii="Arial" w:hAnsi="Arial" w:cs="Arial"/>
+          <w:sz w:val="24"/>
+          <w:szCs w:val="24"/>
+        </w:rPr>
+        <w:t>e</w:t>
+      </w:r>
+      <w:r>
+        <w:rPr>
+          <w:rFonts w:ascii="Arial" w:hAnsi="Arial" w:cs="Arial"/>
+          <w:sz w:val="24"/>
+          <w:szCs w:val="24"/>
+        </w:rPr>
+        <w:t>s par une expansion des frontières.</w:t>
+      </w:r>
+      <w:r>
+        <w:rPr>
+          <w:rFonts w:ascii="Arial" w:hAnsi="Arial" w:cs="Arial"/>
+          <w:sz w:val="24"/>
+          <w:szCs w:val="24"/>
+        </w:rPr>
+        <w:t xml:space="preserve"> Compte-tenu de notre cas d’étude présenté ultérieurement,</w:t>
+      </w:r>
+      <w:r>
+        <w:rPr>
+          <w:rFonts w:ascii="Arial" w:hAnsi="Arial" w:cs="Arial"/>
+          <w:sz w:val="24"/>
+          <w:szCs w:val="24"/>
+        </w:rPr>
+        <w:t xml:space="preserve"> le scope géographique de l’ACV est la France.</w:t>
+      </w:r>
+      <w:r>
+        <w:rPr>
+          <w:rFonts w:ascii="Arial" w:hAnsi="Arial" w:cs="Arial"/>
+          <w:sz w:val="24"/>
+          <w:szCs w:val="24"/>
+        </w:rPr>
+        <w:t xml:space="preserve"> </w:t>
       </w:r>
     </w:p>
     <w:p>
@@ -6988,6 +8154,337 @@
         <w:spacing w:line="480" w:lineRule="auto"/>
         <w:rPr>
           <w:rFonts w:ascii="Arial" w:hAnsi="Arial" w:cs="Arial"/>
+          <w:sz w:val="24"/>
+          <w:szCs w:val="24"/>
+        </w:rPr>
+      </w:pPr>
+      <w:proofErr w:type="gramStart"/>
+      <w:r>
+        <w:rPr>
+          <w:rFonts w:ascii="Arial" w:hAnsi="Arial" w:cs="Arial"/>
+          <w:sz w:val="24"/>
+          <w:szCs w:val="24"/>
+        </w:rPr>
+        <w:t xml:space="preserve">Les deux grandes </w:t>
+      </w:r>
+      <w:r>
+        <w:rPr>
+          <w:rFonts w:ascii="Arial" w:hAnsi="Arial" w:cs="Arial"/>
+          <w:sz w:val="24"/>
+          <w:szCs w:val="24"/>
+        </w:rPr>
+        <w:t>types</w:t>
+      </w:r>
+      <w:proofErr w:type="gramEnd"/>
+      <w:r>
+        <w:rPr>
+          <w:rFonts w:ascii="Arial" w:hAnsi="Arial" w:cs="Arial"/>
+          <w:sz w:val="24"/>
+          <w:szCs w:val="24"/>
+        </w:rPr>
+        <w:t xml:space="preserve"> </w:t>
+      </w:r>
+      <w:r>
+        <w:rPr>
+          <w:rFonts w:ascii="Arial" w:hAnsi="Arial" w:cs="Arial"/>
+          <w:sz w:val="24"/>
+          <w:szCs w:val="24"/>
+        </w:rPr>
+        <w:t>de technologies évaluées sont le compostage et la méthanisation. Le compostage se décline en compostage individuel et en compostage industriel</w:t>
+      </w:r>
+      <w:r>
+        <w:rPr>
+          <w:rFonts w:ascii="Arial" w:hAnsi="Arial" w:cs="Arial"/>
+          <w:sz w:val="24"/>
+          <w:szCs w:val="24"/>
+        </w:rPr>
+        <w:t xml:space="preserve">. Tous les deux produisent du compost, qui délivrent des fonctions fertilisantes, par sa composition en N, P et K, et une fonction </w:t>
+      </w:r>
+      <w:proofErr w:type="spellStart"/>
+      <w:r>
+        <w:rPr>
+          <w:rFonts w:ascii="Arial" w:hAnsi="Arial" w:cs="Arial"/>
+          <w:sz w:val="24"/>
+          <w:szCs w:val="24"/>
+        </w:rPr>
+        <w:t>amendante</w:t>
+      </w:r>
+      <w:proofErr w:type="spellEnd"/>
+      <w:r>
+        <w:rPr>
+          <w:rFonts w:ascii="Arial" w:hAnsi="Arial" w:cs="Arial"/>
+          <w:sz w:val="24"/>
+          <w:szCs w:val="24"/>
+        </w:rPr>
+        <w:t>, par son contenu en carbone. (</w:t>
+      </w:r>
+      <w:proofErr w:type="gramStart"/>
+      <w:r>
+        <w:rPr>
+          <w:rFonts w:ascii="Arial" w:hAnsi="Arial" w:cs="Arial"/>
+          <w:sz w:val="24"/>
+          <w:szCs w:val="24"/>
+        </w:rPr>
+        <w:t>référence</w:t>
+      </w:r>
+      <w:proofErr w:type="gramEnd"/>
+      <w:r>
+        <w:rPr>
+          <w:rFonts w:ascii="Arial" w:hAnsi="Arial" w:cs="Arial"/>
+          <w:sz w:val="24"/>
+          <w:szCs w:val="24"/>
+        </w:rPr>
+        <w:t xml:space="preserve">) Ainsi, les processus évités sont la production et l’utilisation de fertilisants et de tourbe, qui produisent les mêmes fonctions  que celles du compost. </w:t>
+      </w:r>
+    </w:p>
+    <w:p>
+      <w:pPr>
+        <w:spacing w:line="480" w:lineRule="auto"/>
+        <w:rPr>
+          <w:rFonts w:ascii="Arial" w:hAnsi="Arial" w:cs="Arial"/>
+          <w:sz w:val="24"/>
+          <w:szCs w:val="24"/>
+        </w:rPr>
+      </w:pPr>
+      <w:r>
+        <w:rPr>
+          <w:rFonts w:ascii="Arial" w:hAnsi="Arial" w:cs="Arial"/>
+          <w:sz w:val="24"/>
+          <w:szCs w:val="24"/>
+        </w:rPr>
+        <w:t xml:space="preserve">Les technologies de méthanisation se différencient par le post-traitement du biogaz et du digestat. Pour le cas du biogaz, </w:t>
+      </w:r>
+      <w:r>
+        <w:rPr>
+          <w:rFonts w:ascii="Arial" w:hAnsi="Arial" w:cs="Arial"/>
+          <w:sz w:val="24"/>
+          <w:szCs w:val="24"/>
+        </w:rPr>
+        <w:t xml:space="preserve">on a trois types de traitement : </w:t>
+      </w:r>
+      <w:r>
+        <w:rPr>
+          <w:rFonts w:ascii="Arial" w:hAnsi="Arial" w:cs="Arial"/>
+          <w:sz w:val="24"/>
+          <w:szCs w:val="24"/>
+        </w:rPr>
+        <w:t>il peut être envoyé en CHP, pour produire de la chaleur et d</w:t>
+      </w:r>
+      <w:r>
+        <w:rPr>
+          <w:rFonts w:ascii="Arial" w:hAnsi="Arial" w:cs="Arial"/>
+          <w:sz w:val="24"/>
+          <w:szCs w:val="24"/>
+        </w:rPr>
+        <w:t>e l’électricité</w:t>
+      </w:r>
+      <w:r>
+        <w:rPr>
+          <w:rFonts w:ascii="Arial" w:hAnsi="Arial" w:cs="Arial"/>
+          <w:sz w:val="24"/>
+          <w:szCs w:val="24"/>
+        </w:rPr>
+        <w:t xml:space="preserve"> ; en combustion pour produire de la chaleur ; </w:t>
+      </w:r>
+      <w:r>
+        <w:rPr>
+          <w:rFonts w:ascii="Arial" w:hAnsi="Arial" w:cs="Arial"/>
+          <w:sz w:val="24"/>
+          <w:szCs w:val="24"/>
+        </w:rPr>
+        <w:t>ou</w:t>
+      </w:r>
+      <w:r>
+        <w:rPr>
+          <w:rFonts w:ascii="Arial" w:hAnsi="Arial" w:cs="Arial"/>
+          <w:sz w:val="24"/>
+          <w:szCs w:val="24"/>
+        </w:rPr>
+        <w:t xml:space="preserve"> en purification pour produire du biométhane. </w:t>
+      </w:r>
+      <w:r>
+        <w:rPr>
+          <w:rFonts w:ascii="Arial" w:hAnsi="Arial" w:cs="Arial"/>
+          <w:sz w:val="24"/>
+          <w:szCs w:val="24"/>
+        </w:rPr>
+        <w:t xml:space="preserve">La chaleur </w:t>
+      </w:r>
+      <w:r>
+        <w:rPr>
+          <w:rFonts w:ascii="Arial" w:hAnsi="Arial" w:cs="Arial"/>
+          <w:sz w:val="24"/>
+          <w:szCs w:val="24"/>
+        </w:rPr>
+        <w:lastRenderedPageBreak/>
+        <w:t xml:space="preserve">substitue de la chaleur issue de gaz naturel, tandis que l’électricité remplace le mix marginal d’électricité. </w:t>
+      </w:r>
+      <w:r>
+        <w:rPr>
+          <w:rFonts w:ascii="Arial" w:hAnsi="Arial" w:cs="Arial"/>
+          <w:sz w:val="24"/>
+          <w:szCs w:val="24"/>
+        </w:rPr>
+        <w:t xml:space="preserve">On suppose que la phase d’utilisation de la chaleur et de l’électricité provenant du biogaz génère les mêmes impacts que l’utilisation de la chaleur et l’électricité substitués. Le biométhane injecté dans le réseau de gaz remplace directement le gaz naturel. La phase d’utilisation est explicitement </w:t>
+      </w:r>
+      <w:proofErr w:type="spellStart"/>
+      <w:r>
+        <w:rPr>
+          <w:rFonts w:ascii="Arial" w:hAnsi="Arial" w:cs="Arial"/>
+          <w:sz w:val="24"/>
+          <w:szCs w:val="24"/>
+        </w:rPr>
+        <w:t>integrée</w:t>
+      </w:r>
+      <w:proofErr w:type="spellEnd"/>
+      <w:r>
+        <w:rPr>
+          <w:rFonts w:ascii="Arial" w:hAnsi="Arial" w:cs="Arial"/>
+          <w:sz w:val="24"/>
+          <w:szCs w:val="24"/>
+        </w:rPr>
+        <w:t xml:space="preserve"> dans le système, car la combustion du gaz naturel relargue du carbone fossile, contrairement au biométhane.</w:t>
+      </w:r>
+    </w:p>
+    <w:p>
+      <w:pPr>
+        <w:spacing w:line="480" w:lineRule="auto"/>
+        <w:rPr>
+          <w:rFonts w:ascii="Arial" w:hAnsi="Arial" w:cs="Arial"/>
+          <w:sz w:val="24"/>
+          <w:szCs w:val="24"/>
+        </w:rPr>
+      </w:pPr>
+      <w:r>
+        <w:rPr>
+          <w:rFonts w:ascii="Arial" w:hAnsi="Arial" w:cs="Arial"/>
+          <w:sz w:val="24"/>
+          <w:szCs w:val="24"/>
+        </w:rPr>
+        <w:t xml:space="preserve">Pour le cas du digestat, il peut être épandu directement après </w:t>
+      </w:r>
+      <w:proofErr w:type="spellStart"/>
+      <w:r>
+        <w:rPr>
+          <w:rFonts w:ascii="Arial" w:hAnsi="Arial" w:cs="Arial"/>
+          <w:sz w:val="24"/>
+          <w:szCs w:val="24"/>
+        </w:rPr>
+        <w:t>storage</w:t>
+      </w:r>
+      <w:proofErr w:type="spellEnd"/>
+      <w:r>
+        <w:rPr>
+          <w:rFonts w:ascii="Arial" w:hAnsi="Arial" w:cs="Arial"/>
+          <w:sz w:val="24"/>
+          <w:szCs w:val="24"/>
+        </w:rPr>
+        <w:t>. Dans ce cas, il délivre des fonctions fertilisantes (N, P, K).</w:t>
+      </w:r>
+      <w:r>
+        <w:rPr>
+          <w:rFonts w:ascii="Arial" w:hAnsi="Arial" w:cs="Arial"/>
+          <w:sz w:val="24"/>
+          <w:szCs w:val="24"/>
+        </w:rPr>
+        <w:t xml:space="preserve"> On suppose que, contrairement au compost, il n’a pas de fonction d’amendement. En effet, le digestat est généralement épandu en zone agricole, qui ne nécessite pas d’amendement. (</w:t>
+      </w:r>
+      <w:proofErr w:type="gramStart"/>
+      <w:r>
+        <w:rPr>
+          <w:rFonts w:ascii="Arial" w:hAnsi="Arial" w:cs="Arial"/>
+          <w:sz w:val="24"/>
+          <w:szCs w:val="24"/>
+        </w:rPr>
+        <w:t>référence</w:t>
+      </w:r>
+      <w:proofErr w:type="gramEnd"/>
+      <w:r>
+        <w:rPr>
+          <w:rFonts w:ascii="Arial" w:hAnsi="Arial" w:cs="Arial"/>
+          <w:sz w:val="24"/>
+          <w:szCs w:val="24"/>
+        </w:rPr>
+        <w:t>) Le digestat peut être composté, pour produire du compost qui a les mêmes fonctions que  le compost produit par les compostages de biodéchets.</w:t>
+      </w:r>
+    </w:p>
+    <w:p>
+      <w:pPr>
+        <w:spacing w:line="480" w:lineRule="auto"/>
+        <w:rPr>
+          <w:rFonts w:ascii="Arial" w:hAnsi="Arial" w:cs="Arial"/>
+          <w:sz w:val="24"/>
+          <w:szCs w:val="24"/>
+        </w:rPr>
+      </w:pPr>
+      <w:r>
+        <w:rPr>
+          <w:rFonts w:ascii="Arial" w:hAnsi="Arial" w:cs="Arial"/>
+          <w:sz w:val="24"/>
+          <w:szCs w:val="24"/>
+        </w:rPr>
+        <w:t>Par les combinaisons possibles de traitement du biogaz et du digestat, on peut distinguer 6 types de méthanisation. Dans cette étude, les symboles pour chaque technologie renvoient aux coproduits qu’elle produit. Par exemple, AD-</w:t>
+      </w:r>
+      <w:proofErr w:type="spellStart"/>
+      <w:r>
+        <w:rPr>
+          <w:rFonts w:ascii="Arial" w:hAnsi="Arial" w:cs="Arial"/>
+          <w:sz w:val="24"/>
+          <w:szCs w:val="24"/>
+        </w:rPr>
+        <w:t>elec</w:t>
+      </w:r>
+      <w:proofErr w:type="spellEnd"/>
+      <w:r>
+        <w:rPr>
+          <w:rFonts w:ascii="Arial" w:hAnsi="Arial" w:cs="Arial"/>
+          <w:sz w:val="24"/>
+          <w:szCs w:val="24"/>
+        </w:rPr>
+        <w:t>-</w:t>
+      </w:r>
+      <w:proofErr w:type="spellStart"/>
+      <w:r>
+        <w:rPr>
+          <w:rFonts w:ascii="Arial" w:hAnsi="Arial" w:cs="Arial"/>
+          <w:sz w:val="24"/>
+          <w:szCs w:val="24"/>
+        </w:rPr>
+        <w:t>heat-dig</w:t>
+      </w:r>
+      <w:proofErr w:type="spellEnd"/>
+      <w:r>
+        <w:rPr>
+          <w:rFonts w:ascii="Arial" w:hAnsi="Arial" w:cs="Arial"/>
+          <w:sz w:val="24"/>
+          <w:szCs w:val="24"/>
+        </w:rPr>
+        <w:t xml:space="preserve"> est la méthanisation associée à un CHP et épandage direct du digestat.</w:t>
+      </w:r>
+    </w:p>
+    <w:p>
+      <w:pPr>
+        <w:spacing w:line="480" w:lineRule="auto"/>
+        <w:rPr>
+          <w:rFonts w:ascii="Arial" w:hAnsi="Arial" w:cs="Arial"/>
+          <w:sz w:val="24"/>
+          <w:szCs w:val="24"/>
+        </w:rPr>
+      </w:pPr>
+      <w:r>
+        <w:rPr>
+          <w:rFonts w:ascii="Arial" w:hAnsi="Arial" w:cs="Arial"/>
+          <w:sz w:val="24"/>
+          <w:szCs w:val="24"/>
+        </w:rPr>
+        <w:t>Les frontières de système d’incluent pas le transport des biodéchets car cela dépend du territoire étudié.</w:t>
+      </w:r>
+    </w:p>
+    <w:p>
+      <w:pPr>
+        <w:spacing w:line="480" w:lineRule="auto"/>
+        <w:rPr>
+          <w:rFonts w:ascii="Arial" w:hAnsi="Arial" w:cs="Arial"/>
           <w:color w:val="FF0000"/>
           <w:sz w:val="24"/>
           <w:szCs w:val="24"/>
@@ -7052,7 +8549,7 @@
           <w:sz w:val="24"/>
           <w:szCs w:val="24"/>
         </w:rPr>
-        <w:instrText xml:space="preserve"> ADDIN ZOTERO_ITEM CSL_CITATION {"citationID":"tLK7m5k4","properties":{"formattedCitation":"(Ravoahangy et al., 2022)","plainCitation":"(Ravoahangy et al., 2022)","noteIndex":0},"citationItems":[{"id":462,"uris":["http://zotero.org/users/8751290/items/WNW8X5RS"],"itemData":{"id":462,"type":"article-journal","container-title":"WasteLCA_3: Life Cycle Sustainability Assessment For Waste Management And Resource Optimization","title":"Data Quality of Organic Waste Characteristics in Life Cycle Assessment of Waste Management: A Review","title-short":"Data Quality of Organic Waste Characteristics in Life Cycle Assessment of Waste Management","URL":"https://dc.engconfintl.org/lca_waste_3/67","author":[{"family":"Ravoahangy","given":"Nomena"},{"family":"Schoefs","given":"Olivier"},{"family":"Majeau-Bettez","given":"Guillaume"}],"issued":{"date-parts":[["2022",6,5]]},"citation-key":"ravoahangy2022"}}],"schema":"https://github.com/citation-style-language/schema/raw/master/csl-citation.json"} </w:instrText>
+        <w:instrText xml:space="preserve"> ADDIN ZOTERO_ITEM CSL_CITATION {"citationID":"tLK7m5k4","properties":{"formattedCitation":"(Ravoahangy et al., 2022)","plainCitation":"(Ravoahangy et al., 2022)","dontUpdate":true,"noteIndex":0},"citationItems":[{"id":462,"uris":["http://zotero.org/users/8751290/items/WNW8X5RS"],"itemData":{"id":462,"type":"article-journal","container-title":"WasteLCA_3: Life Cycle Sustainability Assessment For Waste Management And Resource Optimization","title":"Data Quality of Organic Waste Characteristics in Life Cycle Assessment of Waste Management: A Review","title-short":"Data Quality of Organic Waste Characteristics in Life Cycle Assessment of Waste Management","URL":"https://dc.engconfintl.org/lca_waste_3/67","author":[{"family":"Ravoahangy","given":"Nomena"},{"family":"Schoefs","given":"Olivier"},{"family":"Majeau-Bettez","given":"Guillaume"}],"issued":{"date-parts":[["2022",6,5]]},"citation-key":"ravoahangy2022"}}],"schema":"https://github.com/citation-style-language/schema/raw/master/csl-citation.json"} </w:instrText>
       </w:r>
       <w:r>
         <w:rPr>
@@ -7115,7 +8612,32 @@
           <w:sz w:val="24"/>
           <w:szCs w:val="24"/>
         </w:rPr>
-        <w:t xml:space="preserve"> digestion, les données ont été obtenues à partir de différentes sources dans la littérature. Ces données sont détaillées en annexe.</w:t>
+        <w:t xml:space="preserve"> digestion, les données ont été obtenues à partir de différentes sources </w:t>
+      </w:r>
+      <w:r>
+        <w:rPr>
+          <w:rFonts w:ascii="Arial" w:hAnsi="Arial" w:cs="Arial"/>
+          <w:sz w:val="24"/>
+          <w:szCs w:val="24"/>
+        </w:rPr>
+        <w:lastRenderedPageBreak/>
+        <w:t>dans la littérature. Ces données sont détaillées en annexe.</w:t>
+      </w:r>
+      <w:r>
+        <w:rPr>
+          <w:rFonts w:ascii="Arial" w:hAnsi="Arial" w:cs="Arial"/>
+          <w:sz w:val="24"/>
+          <w:szCs w:val="24"/>
+        </w:rPr>
+        <w:t xml:space="preserve"> </w:t>
+      </w:r>
+      <w:r>
+        <w:rPr>
+          <w:rFonts w:ascii="Arial" w:hAnsi="Arial" w:cs="Arial"/>
+          <w:sz w:val="24"/>
+          <w:szCs w:val="24"/>
+        </w:rPr>
+        <w:t>Les ressources et les émissions liées aux processus arrière-plan sont obtenues grâce à la base de données ecoinvent (version 3.9).</w:t>
       </w:r>
     </w:p>
     <w:p>
@@ -7133,7 +8655,7 @@
           <w:sz w:val="24"/>
           <w:szCs w:val="24"/>
         </w:rPr>
-        <w:t>Les ressources et les émissions liées aux processus arrière-plan sont obtenues grâce à la base de données ecoinvent (version 3.9).</w:t>
+        <w:t>LCIA</w:t>
       </w:r>
     </w:p>
     <w:p>
@@ -7150,8 +8672,178 @@
           <w:rFonts w:ascii="Arial" w:hAnsi="Arial" w:cs="Arial"/>
           <w:sz w:val="24"/>
           <w:szCs w:val="24"/>
-        </w:rPr>
-        <w:t>LCIA</w:t>
+          <w:lang w:val="en-GB"/>
+        </w:rPr>
+        <w:t>For impact assessment, the Impact W</w:t>
+      </w:r>
+      <w:r>
+        <w:rPr>
+          <w:rFonts w:ascii="Arial" w:hAnsi="Arial" w:cs="Arial"/>
+          <w:sz w:val="24"/>
+          <w:szCs w:val="24"/>
+          <w:lang w:val="en-GB"/>
+        </w:rPr>
+        <w:t xml:space="preserve">orld + v2.1 method is used. </w:t>
+      </w:r>
+      <w:r>
+        <w:rPr>
+          <w:rFonts w:ascii="Arial" w:hAnsi="Arial" w:cs="Arial"/>
+          <w:sz w:val="24"/>
+          <w:szCs w:val="24"/>
+        </w:rPr>
+        <w:t>Plus</w:t>
+      </w:r>
+      <w:r>
+        <w:rPr>
+          <w:rFonts w:ascii="Arial" w:hAnsi="Arial" w:cs="Arial"/>
+          <w:sz w:val="24"/>
+          <w:szCs w:val="24"/>
+        </w:rPr>
+        <w:t xml:space="preserve"> </w:t>
+      </w:r>
+      <w:proofErr w:type="spellStart"/>
+      <w:r>
+        <w:rPr>
+          <w:rFonts w:ascii="Arial" w:hAnsi="Arial" w:cs="Arial"/>
+          <w:sz w:val="24"/>
+          <w:szCs w:val="24"/>
+        </w:rPr>
+        <w:t>précisement</w:t>
+      </w:r>
+      <w:proofErr w:type="spellEnd"/>
+      <w:r>
+        <w:rPr>
+          <w:rFonts w:ascii="Arial" w:hAnsi="Arial" w:cs="Arial"/>
+          <w:sz w:val="24"/>
+          <w:szCs w:val="24"/>
+        </w:rPr>
+        <w:t xml:space="preserve">, nous avons utilisé les versions </w:t>
+      </w:r>
+      <w:proofErr w:type="spellStart"/>
+      <w:r>
+        <w:rPr>
+          <w:rFonts w:ascii="Arial" w:hAnsi="Arial" w:cs="Arial"/>
+          <w:sz w:val="24"/>
+          <w:szCs w:val="24"/>
+        </w:rPr>
+        <w:t>footprint</w:t>
+      </w:r>
+      <w:proofErr w:type="spellEnd"/>
+      <w:r>
+        <w:rPr>
+          <w:rFonts w:ascii="Arial" w:hAnsi="Arial" w:cs="Arial"/>
+          <w:sz w:val="24"/>
+          <w:szCs w:val="24"/>
+        </w:rPr>
+        <w:t xml:space="preserve"> pour le calcul de l’indicateur </w:t>
+      </w:r>
+      <w:proofErr w:type="spellStart"/>
+      <w:r>
+        <w:rPr>
+          <w:rFonts w:ascii="Arial" w:hAnsi="Arial" w:cs="Arial"/>
+          <w:sz w:val="24"/>
+          <w:szCs w:val="24"/>
+        </w:rPr>
+        <w:t>Climate</w:t>
+      </w:r>
+      <w:proofErr w:type="spellEnd"/>
+      <w:r>
+        <w:rPr>
+          <w:rFonts w:ascii="Arial" w:hAnsi="Arial" w:cs="Arial"/>
+          <w:sz w:val="24"/>
+          <w:szCs w:val="24"/>
+        </w:rPr>
+        <w:t xml:space="preserve"> change, et </w:t>
+      </w:r>
+      <w:proofErr w:type="gramStart"/>
+      <w:r>
+        <w:rPr>
+          <w:rFonts w:ascii="Arial" w:hAnsi="Arial" w:cs="Arial"/>
+          <w:sz w:val="24"/>
+          <w:szCs w:val="24"/>
+        </w:rPr>
+        <w:t>la version expert</w:t>
+      </w:r>
+      <w:proofErr w:type="gramEnd"/>
+      <w:r>
+        <w:rPr>
+          <w:rFonts w:ascii="Arial" w:hAnsi="Arial" w:cs="Arial"/>
+          <w:sz w:val="24"/>
+          <w:szCs w:val="24"/>
+        </w:rPr>
+        <w:t xml:space="preserve"> pour les deux catégories de dommage </w:t>
+      </w:r>
+      <w:proofErr w:type="spellStart"/>
+      <w:r>
+        <w:rPr>
+          <w:rFonts w:ascii="Arial" w:hAnsi="Arial" w:cs="Arial"/>
+          <w:sz w:val="24"/>
+          <w:szCs w:val="24"/>
+        </w:rPr>
+        <w:t>Ecosystem</w:t>
+      </w:r>
+      <w:proofErr w:type="spellEnd"/>
+      <w:r>
+        <w:rPr>
+          <w:rFonts w:ascii="Arial" w:hAnsi="Arial" w:cs="Arial"/>
+          <w:sz w:val="24"/>
+          <w:szCs w:val="24"/>
+        </w:rPr>
+        <w:t xml:space="preserve"> </w:t>
+      </w:r>
+      <w:proofErr w:type="spellStart"/>
+      <w:r>
+        <w:rPr>
+          <w:rFonts w:ascii="Arial" w:hAnsi="Arial" w:cs="Arial"/>
+          <w:sz w:val="24"/>
+          <w:szCs w:val="24"/>
+        </w:rPr>
+        <w:t>quality</w:t>
+      </w:r>
+      <w:proofErr w:type="spellEnd"/>
+      <w:r>
+        <w:rPr>
+          <w:rFonts w:ascii="Arial" w:hAnsi="Arial" w:cs="Arial"/>
+          <w:sz w:val="24"/>
+          <w:szCs w:val="24"/>
+        </w:rPr>
+        <w:t xml:space="preserve"> and </w:t>
+      </w:r>
+      <w:proofErr w:type="spellStart"/>
+      <w:r>
+        <w:rPr>
+          <w:rFonts w:ascii="Arial" w:hAnsi="Arial" w:cs="Arial"/>
+          <w:sz w:val="24"/>
+          <w:szCs w:val="24"/>
+        </w:rPr>
+        <w:t>human</w:t>
+      </w:r>
+      <w:proofErr w:type="spellEnd"/>
+      <w:r>
+        <w:rPr>
+          <w:rFonts w:ascii="Arial" w:hAnsi="Arial" w:cs="Arial"/>
+          <w:sz w:val="24"/>
+          <w:szCs w:val="24"/>
+        </w:rPr>
+        <w:t xml:space="preserve"> </w:t>
+      </w:r>
+      <w:proofErr w:type="spellStart"/>
+      <w:r>
+        <w:rPr>
+          <w:rFonts w:ascii="Arial" w:hAnsi="Arial" w:cs="Arial"/>
+          <w:sz w:val="24"/>
+          <w:szCs w:val="24"/>
+        </w:rPr>
+        <w:t>health</w:t>
+      </w:r>
+      <w:proofErr w:type="spellEnd"/>
+      <w:r>
+        <w:rPr>
+          <w:rFonts w:ascii="Arial" w:hAnsi="Arial" w:cs="Arial"/>
+          <w:sz w:val="24"/>
+          <w:szCs w:val="24"/>
+        </w:rPr>
+        <w:t>.</w:t>
       </w:r>
     </w:p>
     <w:p>
@@ -7168,179 +8860,213 @@
           <w:rFonts w:ascii="Arial" w:hAnsi="Arial" w:cs="Arial"/>
           <w:sz w:val="24"/>
           <w:szCs w:val="24"/>
-          <w:lang w:val="en-GB"/>
+        </w:rPr>
+        <w:t>Etude de cas</w:t>
+      </w:r>
+    </w:p>
+    <w:p>
+      <w:pPr>
+        <w:spacing w:line="480" w:lineRule="auto"/>
+        <w:rPr>
+          <w:rFonts w:ascii="Arial" w:hAnsi="Arial" w:cs="Arial"/>
+          <w:sz w:val="24"/>
+          <w:szCs w:val="24"/>
+        </w:rPr>
+      </w:pPr>
+      <w:r>
+        <w:rPr>
+          <w:rFonts w:ascii="Arial" w:hAnsi="Arial" w:cs="Arial"/>
+          <w:sz w:val="24"/>
+          <w:szCs w:val="24"/>
+        </w:rPr>
+        <w:t>Description du territoire</w:t>
+      </w:r>
+    </w:p>
+    <w:p>
+      <w:pPr>
+        <w:spacing w:line="480" w:lineRule="auto"/>
+        <w:rPr>
+          <w:rFonts w:ascii="Arial" w:hAnsi="Arial" w:cs="Arial"/>
+          <w:sz w:val="24"/>
+          <w:szCs w:val="24"/>
+        </w:rPr>
+      </w:pPr>
+      <w:r>
+        <w:rPr>
+          <w:rFonts w:ascii="Arial" w:hAnsi="Arial" w:cs="Arial"/>
+          <w:sz w:val="24"/>
+          <w:szCs w:val="24"/>
+        </w:rPr>
+        <w:t xml:space="preserve">Le cadre d’optimisation a été appliqué </w:t>
+      </w:r>
+      <w:r>
+        <w:rPr>
+          <w:rFonts w:ascii="Arial" w:hAnsi="Arial" w:cs="Arial"/>
+          <w:sz w:val="24"/>
+          <w:szCs w:val="24"/>
+        </w:rPr>
+        <w:t>sur un territoire au nord de la France, qui est l’Agglomération Régionale de Compiègne. Elle est composée de 22 communes,</w:t>
+      </w:r>
+      <w:r>
+        <w:rPr>
+          <w:rFonts w:ascii="Arial" w:hAnsi="Arial" w:cs="Arial"/>
+          <w:sz w:val="24"/>
+          <w:szCs w:val="24"/>
+        </w:rPr>
+        <w:t xml:space="preserve"> avec un mélange de communes rurales et urbaines.</w:t>
+      </w:r>
+      <w:r>
+        <w:rPr>
+          <w:rFonts w:ascii="Arial" w:hAnsi="Arial" w:cs="Arial"/>
+          <w:sz w:val="24"/>
+          <w:szCs w:val="24"/>
+        </w:rPr>
+        <w:t xml:space="preserve"> La collectivité territoriale a estimé la quantité de biodéchets produits par les ménages à 5347 tonnes pour l’année 2023. Nous </w:t>
+      </w:r>
+      <w:r>
+        <w:rPr>
+          <w:rFonts w:ascii="Arial" w:hAnsi="Arial" w:cs="Arial"/>
+          <w:sz w:val="24"/>
+          <w:szCs w:val="24"/>
+        </w:rPr>
+        <w:t xml:space="preserve">effectuerons l’optimisation sur la base de cette quantité. </w:t>
+      </w:r>
+      <w:r>
+        <w:rPr>
+          <w:rFonts w:ascii="Arial" w:hAnsi="Arial" w:cs="Arial"/>
+          <w:sz w:val="24"/>
+          <w:szCs w:val="24"/>
+        </w:rPr>
+        <w:t>Actuellement, il n’existe pas encore de traitement spécifique des biodéchets sur le territoire</w:t>
+      </w:r>
+      <w:r>
+        <w:rPr>
+          <w:rFonts w:ascii="Arial" w:hAnsi="Arial" w:cs="Arial"/>
+          <w:sz w:val="24"/>
+          <w:szCs w:val="24"/>
+        </w:rPr>
+        <w:t>. Ceux-ci, étant encore mélangés dans les déchets ménagers, sont envoyés en incinération.</w:t>
+      </w:r>
+    </w:p>
+    <w:p>
+      <w:pPr>
+        <w:spacing w:line="480" w:lineRule="auto"/>
+        <w:rPr>
+          <w:rFonts w:ascii="Arial" w:hAnsi="Arial" w:cs="Arial"/>
+          <w:sz w:val="24"/>
+          <w:szCs w:val="24"/>
+        </w:rPr>
+      </w:pPr>
+      <w:r>
+        <w:rPr>
+          <w:rFonts w:ascii="Arial" w:hAnsi="Arial" w:cs="Arial"/>
+          <w:sz w:val="24"/>
+          <w:szCs w:val="24"/>
+        </w:rPr>
+        <w:t>Les données nécessaires pour l’optimisation pour chaque commune sont détaillées en annexe.</w:t>
+      </w:r>
+    </w:p>
+    <w:p>
+      <w:pPr>
+        <w:spacing w:line="480" w:lineRule="auto"/>
+        <w:rPr>
+          <w:rFonts w:ascii="Arial" w:hAnsi="Arial" w:cs="Arial"/>
+          <w:sz w:val="24"/>
+          <w:szCs w:val="24"/>
+        </w:rPr>
+      </w:pPr>
+      <w:r>
+        <w:rPr>
+          <w:rFonts w:ascii="Arial" w:hAnsi="Arial" w:cs="Arial"/>
+          <w:sz w:val="24"/>
+          <w:szCs w:val="24"/>
+        </w:rPr>
+        <w:t xml:space="preserve">Technologies </w:t>
+      </w:r>
+      <w:r>
+        <w:rPr>
+          <w:rFonts w:ascii="Arial" w:hAnsi="Arial" w:cs="Arial"/>
+          <w:sz w:val="24"/>
+          <w:szCs w:val="24"/>
+        </w:rPr>
+        <w:t>considérées</w:t>
+      </w:r>
+    </w:p>
+    <w:p>
+      <w:pPr>
+        <w:spacing w:line="480" w:lineRule="auto"/>
+        <w:rPr>
+          <w:rFonts w:ascii="Arial" w:hAnsi="Arial" w:cs="Arial"/>
+          <w:sz w:val="24"/>
+          <w:szCs w:val="24"/>
+        </w:rPr>
+      </w:pPr>
+      <w:r>
+        <w:rPr>
+          <w:rFonts w:ascii="Arial" w:hAnsi="Arial" w:cs="Arial"/>
+          <w:sz w:val="24"/>
+          <w:szCs w:val="24"/>
+        </w:rPr>
+        <w:t xml:space="preserve">Au niveau du département où se situe le territoire étudié, il existe plusieurs sites industriels qui </w:t>
+      </w:r>
+      <w:r>
+        <w:rPr>
+          <w:rFonts w:ascii="Arial" w:hAnsi="Arial" w:cs="Arial"/>
+          <w:sz w:val="24"/>
+          <w:szCs w:val="24"/>
+        </w:rPr>
+        <w:t>traitent</w:t>
+      </w:r>
+      <w:r>
+        <w:rPr>
+          <w:rFonts w:ascii="Arial" w:hAnsi="Arial" w:cs="Arial"/>
+          <w:sz w:val="24"/>
+          <w:szCs w:val="24"/>
+        </w:rPr>
+        <w:t xml:space="preserve"> des matières organiques.</w:t>
+      </w:r>
+      <w:r>
+        <w:rPr>
+          <w:rFonts w:ascii="Arial" w:hAnsi="Arial" w:cs="Arial"/>
+          <w:sz w:val="24"/>
+          <w:szCs w:val="24"/>
+        </w:rPr>
+        <w:t xml:space="preserve"> Nous posons l’hypothèse que ces industries peuvent techniquement traiter les biodéchets produits par l’ARC. </w:t>
+      </w:r>
+    </w:p>
+    <w:p>
+      <w:pPr>
+        <w:spacing w:line="480" w:lineRule="auto"/>
+        <w:rPr>
+          <w:rFonts w:ascii="Arial" w:hAnsi="Arial" w:cs="Arial"/>
+          <w:sz w:val="24"/>
+          <w:szCs w:val="24"/>
+        </w:rPr>
+      </w:pPr>
+      <w:r>
+        <w:rPr>
+          <w:rFonts w:ascii="Arial" w:hAnsi="Arial" w:cs="Arial"/>
+          <w:sz w:val="24"/>
+          <w:szCs w:val="24"/>
         </w:rPr>
         <w:lastRenderedPageBreak/>
-        <w:t>For impact assessment, the Impact W</w:t>
-      </w:r>
-      <w:r>
-        <w:rPr>
-          <w:rFonts w:ascii="Arial" w:hAnsi="Arial" w:cs="Arial"/>
-          <w:sz w:val="24"/>
-          <w:szCs w:val="24"/>
-          <w:lang w:val="en-GB"/>
-        </w:rPr>
-        <w:t xml:space="preserve">orld + v2.1 method is used. </w:t>
-      </w:r>
-      <w:r>
-        <w:rPr>
-          <w:rFonts w:ascii="Arial" w:hAnsi="Arial" w:cs="Arial"/>
-          <w:sz w:val="24"/>
-          <w:szCs w:val="24"/>
-        </w:rPr>
-        <w:t>Plus</w:t>
-      </w:r>
-      <w:r>
-        <w:rPr>
-          <w:rFonts w:ascii="Arial" w:hAnsi="Arial" w:cs="Arial"/>
-          <w:sz w:val="24"/>
-          <w:szCs w:val="24"/>
-        </w:rPr>
-        <w:t xml:space="preserve"> </w:t>
-      </w:r>
-      <w:proofErr w:type="spellStart"/>
-      <w:r>
-        <w:rPr>
-          <w:rFonts w:ascii="Arial" w:hAnsi="Arial" w:cs="Arial"/>
-          <w:sz w:val="24"/>
-          <w:szCs w:val="24"/>
-        </w:rPr>
-        <w:t>précisement</w:t>
-      </w:r>
-      <w:proofErr w:type="spellEnd"/>
-      <w:r>
-        <w:rPr>
-          <w:rFonts w:ascii="Arial" w:hAnsi="Arial" w:cs="Arial"/>
-          <w:sz w:val="24"/>
-          <w:szCs w:val="24"/>
-        </w:rPr>
-        <w:t xml:space="preserve">, nous avons utilisé les versions </w:t>
-      </w:r>
-      <w:proofErr w:type="spellStart"/>
-      <w:r>
-        <w:rPr>
-          <w:rFonts w:ascii="Arial" w:hAnsi="Arial" w:cs="Arial"/>
-          <w:sz w:val="24"/>
-          <w:szCs w:val="24"/>
-        </w:rPr>
-        <w:t>footprint</w:t>
-      </w:r>
-      <w:proofErr w:type="spellEnd"/>
-      <w:r>
-        <w:rPr>
-          <w:rFonts w:ascii="Arial" w:hAnsi="Arial" w:cs="Arial"/>
-          <w:sz w:val="24"/>
-          <w:szCs w:val="24"/>
-        </w:rPr>
-        <w:t xml:space="preserve"> pour le calcul de l’indicateur </w:t>
-      </w:r>
-      <w:proofErr w:type="spellStart"/>
-      <w:r>
-        <w:rPr>
-          <w:rFonts w:ascii="Arial" w:hAnsi="Arial" w:cs="Arial"/>
-          <w:sz w:val="24"/>
-          <w:szCs w:val="24"/>
-        </w:rPr>
-        <w:t>Climate</w:t>
-      </w:r>
-      <w:proofErr w:type="spellEnd"/>
-      <w:r>
-        <w:rPr>
-          <w:rFonts w:ascii="Arial" w:hAnsi="Arial" w:cs="Arial"/>
-          <w:sz w:val="24"/>
-          <w:szCs w:val="24"/>
-        </w:rPr>
-        <w:t xml:space="preserve"> change, et </w:t>
-      </w:r>
-      <w:proofErr w:type="gramStart"/>
-      <w:r>
-        <w:rPr>
-          <w:rFonts w:ascii="Arial" w:hAnsi="Arial" w:cs="Arial"/>
-          <w:sz w:val="24"/>
-          <w:szCs w:val="24"/>
-        </w:rPr>
-        <w:t>la version expert</w:t>
-      </w:r>
-      <w:proofErr w:type="gramEnd"/>
-      <w:r>
-        <w:rPr>
-          <w:rFonts w:ascii="Arial" w:hAnsi="Arial" w:cs="Arial"/>
-          <w:sz w:val="24"/>
-          <w:szCs w:val="24"/>
-        </w:rPr>
-        <w:t xml:space="preserve"> pour les deux catégories de dommage </w:t>
-      </w:r>
-      <w:proofErr w:type="spellStart"/>
-      <w:r>
-        <w:rPr>
-          <w:rFonts w:ascii="Arial" w:hAnsi="Arial" w:cs="Arial"/>
-          <w:sz w:val="24"/>
-          <w:szCs w:val="24"/>
-        </w:rPr>
-        <w:t>Ecosystem</w:t>
-      </w:r>
-      <w:proofErr w:type="spellEnd"/>
-      <w:r>
-        <w:rPr>
-          <w:rFonts w:ascii="Arial" w:hAnsi="Arial" w:cs="Arial"/>
-          <w:sz w:val="24"/>
-          <w:szCs w:val="24"/>
-        </w:rPr>
-        <w:t xml:space="preserve"> </w:t>
-      </w:r>
-      <w:proofErr w:type="spellStart"/>
-      <w:r>
-        <w:rPr>
-          <w:rFonts w:ascii="Arial" w:hAnsi="Arial" w:cs="Arial"/>
-          <w:sz w:val="24"/>
-          <w:szCs w:val="24"/>
-        </w:rPr>
-        <w:t>quality</w:t>
-      </w:r>
-      <w:proofErr w:type="spellEnd"/>
-      <w:r>
-        <w:rPr>
-          <w:rFonts w:ascii="Arial" w:hAnsi="Arial" w:cs="Arial"/>
-          <w:sz w:val="24"/>
-          <w:szCs w:val="24"/>
-        </w:rPr>
-        <w:t xml:space="preserve"> and </w:t>
-      </w:r>
-      <w:proofErr w:type="spellStart"/>
-      <w:r>
-        <w:rPr>
-          <w:rFonts w:ascii="Arial" w:hAnsi="Arial" w:cs="Arial"/>
-          <w:sz w:val="24"/>
-          <w:szCs w:val="24"/>
-        </w:rPr>
-        <w:t>human</w:t>
-      </w:r>
-      <w:proofErr w:type="spellEnd"/>
-      <w:r>
-        <w:rPr>
-          <w:rFonts w:ascii="Arial" w:hAnsi="Arial" w:cs="Arial"/>
-          <w:sz w:val="24"/>
-          <w:szCs w:val="24"/>
-        </w:rPr>
-        <w:t xml:space="preserve"> </w:t>
-      </w:r>
-      <w:proofErr w:type="spellStart"/>
-      <w:r>
-        <w:rPr>
-          <w:rFonts w:ascii="Arial" w:hAnsi="Arial" w:cs="Arial"/>
-          <w:sz w:val="24"/>
-          <w:szCs w:val="24"/>
-        </w:rPr>
-        <w:t>health</w:t>
-      </w:r>
-      <w:proofErr w:type="spellEnd"/>
-      <w:r>
-        <w:rPr>
-          <w:rFonts w:ascii="Arial" w:hAnsi="Arial" w:cs="Arial"/>
-          <w:sz w:val="24"/>
-          <w:szCs w:val="24"/>
-        </w:rPr>
-        <w:t>.</w:t>
+        <w:t xml:space="preserve">Les données relatives à ces industries que nous utilisons dans cette étude proviennent </w:t>
+      </w:r>
+      <w:r>
+        <w:rPr>
+          <w:rFonts w:ascii="Arial" w:hAnsi="Arial" w:cs="Arial"/>
+          <w:sz w:val="24"/>
+          <w:szCs w:val="24"/>
+        </w:rPr>
+        <w:t>d’informations</w:t>
+      </w:r>
+      <w:r>
+        <w:rPr>
+          <w:rFonts w:ascii="Arial" w:hAnsi="Arial" w:cs="Arial"/>
+          <w:sz w:val="24"/>
+          <w:szCs w:val="24"/>
+        </w:rPr>
+        <w:t xml:space="preserve"> ouvert au grand public, et des hypothèses lorsque cela a été nécessaire.</w:t>
       </w:r>
     </w:p>
     <w:p>
@@ -7358,229 +9084,6 @@
           <w:sz w:val="24"/>
           <w:szCs w:val="24"/>
         </w:rPr>
-        <w:t>Etude de cas</w:t>
-      </w:r>
-    </w:p>
-    <w:p>
-      <w:pPr>
-        <w:spacing w:line="480" w:lineRule="auto"/>
-        <w:rPr>
-          <w:rFonts w:ascii="Arial" w:hAnsi="Arial" w:cs="Arial"/>
-          <w:sz w:val="24"/>
-          <w:szCs w:val="24"/>
-        </w:rPr>
-      </w:pPr>
-      <w:r>
-        <w:rPr>
-          <w:rFonts w:ascii="Arial" w:hAnsi="Arial" w:cs="Arial"/>
-          <w:sz w:val="24"/>
-          <w:szCs w:val="24"/>
-        </w:rPr>
-        <w:t>Description du territoire</w:t>
-      </w:r>
-    </w:p>
-    <w:p>
-      <w:pPr>
-        <w:spacing w:line="480" w:lineRule="auto"/>
-        <w:rPr>
-          <w:rFonts w:ascii="Arial" w:hAnsi="Arial" w:cs="Arial"/>
-          <w:sz w:val="24"/>
-          <w:szCs w:val="24"/>
-        </w:rPr>
-      </w:pPr>
-      <w:r>
-        <w:rPr>
-          <w:rFonts w:ascii="Arial" w:hAnsi="Arial" w:cs="Arial"/>
-          <w:sz w:val="24"/>
-          <w:szCs w:val="24"/>
-        </w:rPr>
-        <w:t xml:space="preserve">Le cadre d’optimisation a été appliqué </w:t>
-      </w:r>
-      <w:r>
-        <w:rPr>
-          <w:rFonts w:ascii="Arial" w:hAnsi="Arial" w:cs="Arial"/>
-          <w:sz w:val="24"/>
-          <w:szCs w:val="24"/>
-        </w:rPr>
-        <w:t>sur un territoire au nord de la France, qui est l’Agglomération Régionale de Compiègne. Elle est composée de 22 communes,</w:t>
-      </w:r>
-      <w:r>
-        <w:rPr>
-          <w:rFonts w:ascii="Arial" w:hAnsi="Arial" w:cs="Arial"/>
-          <w:sz w:val="24"/>
-          <w:szCs w:val="24"/>
-        </w:rPr>
-        <w:t xml:space="preserve"> avec un mélange de communes rurales et urbaines.</w:t>
-      </w:r>
-      <w:r>
-        <w:rPr>
-          <w:rFonts w:ascii="Arial" w:hAnsi="Arial" w:cs="Arial"/>
-          <w:sz w:val="24"/>
-          <w:szCs w:val="24"/>
-        </w:rPr>
-        <w:t xml:space="preserve"> La collectivité territoriale a estimé la quantité de biodéchets produits par les ménages à 5347 tonnes pour l’année 2023. Nous </w:t>
-      </w:r>
-      <w:r>
-        <w:rPr>
-          <w:rFonts w:ascii="Arial" w:hAnsi="Arial" w:cs="Arial"/>
-          <w:sz w:val="24"/>
-          <w:szCs w:val="24"/>
-        </w:rPr>
-        <w:t xml:space="preserve">effectuerons l’optimisation sur la base de cette quantité. </w:t>
-      </w:r>
-      <w:r>
-        <w:rPr>
-          <w:rFonts w:ascii="Arial" w:hAnsi="Arial" w:cs="Arial"/>
-          <w:sz w:val="24"/>
-          <w:szCs w:val="24"/>
-        </w:rPr>
-        <w:t>Actuellement, il n’existe pas encore de traitement spécifique des biodéchets sur le territoire</w:t>
-      </w:r>
-      <w:r>
-        <w:rPr>
-          <w:rFonts w:ascii="Arial" w:hAnsi="Arial" w:cs="Arial"/>
-          <w:sz w:val="24"/>
-          <w:szCs w:val="24"/>
-        </w:rPr>
-        <w:t>. Ceux-ci, étant encore mélangés dans les déchets ménagers, sont envoyés en incinération.</w:t>
-      </w:r>
-    </w:p>
-    <w:p>
-      <w:pPr>
-        <w:spacing w:line="480" w:lineRule="auto"/>
-        <w:rPr>
-          <w:rFonts w:ascii="Arial" w:hAnsi="Arial" w:cs="Arial"/>
-          <w:sz w:val="24"/>
-          <w:szCs w:val="24"/>
-        </w:rPr>
-      </w:pPr>
-      <w:r>
-        <w:rPr>
-          <w:rFonts w:ascii="Arial" w:hAnsi="Arial" w:cs="Arial"/>
-          <w:sz w:val="24"/>
-          <w:szCs w:val="24"/>
-        </w:rPr>
-        <w:t>Les données nécessaires pour l’optimisation pour chaque commune sont détaillées en annexe.</w:t>
-      </w:r>
-    </w:p>
-    <w:p>
-      <w:pPr>
-        <w:spacing w:line="480" w:lineRule="auto"/>
-        <w:rPr>
-          <w:rFonts w:ascii="Arial" w:hAnsi="Arial" w:cs="Arial"/>
-          <w:sz w:val="24"/>
-          <w:szCs w:val="24"/>
-        </w:rPr>
-      </w:pPr>
-      <w:r>
-        <w:rPr>
-          <w:rFonts w:ascii="Arial" w:hAnsi="Arial" w:cs="Arial"/>
-          <w:sz w:val="24"/>
-          <w:szCs w:val="24"/>
-        </w:rPr>
-        <w:t xml:space="preserve">Technologies </w:t>
-      </w:r>
-      <w:r>
-        <w:rPr>
-          <w:rFonts w:ascii="Arial" w:hAnsi="Arial" w:cs="Arial"/>
-          <w:sz w:val="24"/>
-          <w:szCs w:val="24"/>
-        </w:rPr>
-        <w:t>considérées</w:t>
-      </w:r>
-    </w:p>
-    <w:p>
-      <w:pPr>
-        <w:spacing w:line="480" w:lineRule="auto"/>
-        <w:rPr>
-          <w:rFonts w:ascii="Arial" w:hAnsi="Arial" w:cs="Arial"/>
-          <w:sz w:val="24"/>
-          <w:szCs w:val="24"/>
-        </w:rPr>
-      </w:pPr>
-      <w:r>
-        <w:rPr>
-          <w:rFonts w:ascii="Arial" w:hAnsi="Arial" w:cs="Arial"/>
-          <w:sz w:val="24"/>
-          <w:szCs w:val="24"/>
-        </w:rPr>
-        <w:t xml:space="preserve">Au niveau du département où se situe le territoire étudié, il existe plusieurs sites industriels qui </w:t>
-      </w:r>
-      <w:r>
-        <w:rPr>
-          <w:rFonts w:ascii="Arial" w:hAnsi="Arial" w:cs="Arial"/>
-          <w:sz w:val="24"/>
-          <w:szCs w:val="24"/>
-        </w:rPr>
-        <w:t>traitent</w:t>
-      </w:r>
-      <w:r>
-        <w:rPr>
-          <w:rFonts w:ascii="Arial" w:hAnsi="Arial" w:cs="Arial"/>
-          <w:sz w:val="24"/>
-          <w:szCs w:val="24"/>
-        </w:rPr>
-        <w:t xml:space="preserve"> des matières organiques.</w:t>
-      </w:r>
-      <w:r>
-        <w:rPr>
-          <w:rFonts w:ascii="Arial" w:hAnsi="Arial" w:cs="Arial"/>
-          <w:sz w:val="24"/>
-          <w:szCs w:val="24"/>
-        </w:rPr>
-        <w:t xml:space="preserve"> Nous posons l’hypothèse que ces industries peuvent techniquement traiter les biodéchets produits par l’ARC. </w:t>
-      </w:r>
-    </w:p>
-    <w:p>
-      <w:pPr>
-        <w:spacing w:line="480" w:lineRule="auto"/>
-        <w:rPr>
-          <w:rFonts w:ascii="Arial" w:hAnsi="Arial" w:cs="Arial"/>
-          <w:sz w:val="24"/>
-          <w:szCs w:val="24"/>
-        </w:rPr>
-      </w:pPr>
-      <w:r>
-        <w:rPr>
-          <w:rFonts w:ascii="Arial" w:hAnsi="Arial" w:cs="Arial"/>
-          <w:sz w:val="24"/>
-          <w:szCs w:val="24"/>
-        </w:rPr>
-        <w:t xml:space="preserve">Les données relatives à ces industries que nous utilisons dans cette étude proviennent </w:t>
-      </w:r>
-      <w:r>
-        <w:rPr>
-          <w:rFonts w:ascii="Arial" w:hAnsi="Arial" w:cs="Arial"/>
-          <w:sz w:val="24"/>
-          <w:szCs w:val="24"/>
-        </w:rPr>
-        <w:t>d’informations</w:t>
-      </w:r>
-      <w:r>
-        <w:rPr>
-          <w:rFonts w:ascii="Arial" w:hAnsi="Arial" w:cs="Arial"/>
-          <w:sz w:val="24"/>
-          <w:szCs w:val="24"/>
-        </w:rPr>
-        <w:t xml:space="preserve"> ouvert au grand public, et des hypothèses lorsque cela a été nécessaire.</w:t>
-      </w:r>
-    </w:p>
-    <w:p>
-      <w:pPr>
-        <w:spacing w:line="480" w:lineRule="auto"/>
-        <w:rPr>
-          <w:rFonts w:ascii="Arial" w:hAnsi="Arial" w:cs="Arial"/>
-          <w:sz w:val="24"/>
-          <w:szCs w:val="24"/>
-        </w:rPr>
-      </w:pPr>
-      <w:r>
-        <w:rPr>
-          <w:rFonts w:ascii="Arial" w:hAnsi="Arial" w:cs="Arial"/>
-          <w:sz w:val="24"/>
-          <w:szCs w:val="24"/>
-        </w:rPr>
-        <w:lastRenderedPageBreak/>
         <w:t xml:space="preserve">La figure </w:t>
       </w:r>
       <w:r>
@@ -7826,7 +9329,16 @@
           <w:sz w:val="24"/>
           <w:szCs w:val="24"/>
         </w:rPr>
-        <w:t xml:space="preserve"> media » est scindé en deux marchés distincts, qui sont le professionnel et le marché hobby, avec des marchés respectifs de 1 670 000 m3</w:t>
+        <w:t xml:space="preserve"> media » est scindé en deux marchés distincts, qui sont </w:t>
+      </w:r>
+      <w:r>
+        <w:rPr>
+          <w:rFonts w:ascii="Arial" w:hAnsi="Arial" w:cs="Arial"/>
+          <w:sz w:val="24"/>
+          <w:szCs w:val="24"/>
+        </w:rPr>
+        <w:lastRenderedPageBreak/>
+        <w:t>le professionnel et le marché hobby, avec des marchés respectifs de 1 670 000 m3</w:t>
       </w:r>
       <w:r>
         <w:rPr>
@@ -7884,32 +9396,282 @@
           <w:sz w:val="24"/>
           <w:szCs w:val="24"/>
         </w:rPr>
+        <w:t>Avec la même méthode de calcul du marché des fertilisants</w:t>
+      </w:r>
+      <w:r>
+        <w:rPr>
+          <w:rFonts w:ascii="Arial" w:hAnsi="Arial" w:cs="Arial"/>
+          <w:sz w:val="24"/>
+          <w:szCs w:val="24"/>
+        </w:rPr>
+        <w:t xml:space="preserve"> sur le territoire</w:t>
+      </w:r>
+      <w:r>
+        <w:rPr>
+          <w:rFonts w:ascii="Arial" w:hAnsi="Arial" w:cs="Arial"/>
+          <w:sz w:val="24"/>
+          <w:szCs w:val="24"/>
+        </w:rPr>
+        <w:t xml:space="preserve">, </w:t>
+      </w:r>
+      <w:r>
+        <w:rPr>
+          <w:rFonts w:ascii="Arial" w:hAnsi="Arial" w:cs="Arial"/>
+          <w:sz w:val="24"/>
+          <w:szCs w:val="24"/>
+        </w:rPr>
+        <w:t>le compost peut substituer jusqu’à 933 m3/an de la tourbe du marché hobby, et 925 m3/an du marché professionnel.</w:t>
+      </w:r>
+    </w:p>
+    <w:p>
+      <w:pPr>
+        <w:spacing w:line="480" w:lineRule="auto"/>
+        <w:rPr>
+          <w:rFonts w:ascii="Arial" w:hAnsi="Arial" w:cs="Arial"/>
+          <w:sz w:val="24"/>
+          <w:szCs w:val="24"/>
+        </w:rPr>
+      </w:pPr>
+      <w:r>
+        <w:rPr>
+          <w:rFonts w:ascii="Arial" w:hAnsi="Arial" w:cs="Arial"/>
+          <w:sz w:val="24"/>
+          <w:szCs w:val="24"/>
+        </w:rPr>
+        <w:t>De plus, nous assumons que le compost produit par les ménages ne peut substituer la tourbe du marché hobby, tandis que celui produit par les sites industriels (IC, et méthanisation), peuvent entrer dans les 2 marchés.</w:t>
+      </w:r>
+    </w:p>
+    <w:p>
+      <w:pPr>
+        <w:spacing w:line="480" w:lineRule="auto"/>
+        <w:rPr>
+          <w:rFonts w:ascii="Arial" w:hAnsi="Arial" w:cs="Arial"/>
+          <w:sz w:val="24"/>
+          <w:szCs w:val="24"/>
+        </w:rPr>
+      </w:pPr>
+      <w:r>
+        <w:rPr>
+          <w:rFonts w:ascii="Arial" w:hAnsi="Arial" w:cs="Arial"/>
+          <w:sz w:val="24"/>
+          <w:szCs w:val="24"/>
+        </w:rPr>
+        <w:t>Marché de l’énergie</w:t>
+      </w:r>
+    </w:p>
+    <w:p>
+      <w:pPr>
+        <w:spacing w:line="480" w:lineRule="auto"/>
+        <w:rPr>
+          <w:rFonts w:ascii="Arial" w:hAnsi="Arial" w:cs="Arial"/>
+          <w:sz w:val="24"/>
+          <w:szCs w:val="24"/>
+        </w:rPr>
+      </w:pPr>
+      <w:r>
+        <w:rPr>
+          <w:rFonts w:ascii="Arial" w:hAnsi="Arial" w:cs="Arial"/>
+          <w:sz w:val="24"/>
+          <w:szCs w:val="24"/>
+        </w:rPr>
+        <w:t>Les technologies</w:t>
+      </w:r>
+      <w:r>
+        <w:rPr>
+          <w:rFonts w:ascii="Arial" w:hAnsi="Arial" w:cs="Arial"/>
+          <w:sz w:val="24"/>
+          <w:szCs w:val="24"/>
+        </w:rPr>
+        <w:t xml:space="preserve"> de méthanisation</w:t>
+      </w:r>
+      <w:r>
+        <w:rPr>
+          <w:rFonts w:ascii="Arial" w:hAnsi="Arial" w:cs="Arial"/>
+          <w:sz w:val="24"/>
+          <w:szCs w:val="24"/>
+        </w:rPr>
+        <w:t xml:space="preserve"> </w:t>
+      </w:r>
+      <w:r>
+        <w:rPr>
+          <w:rFonts w:ascii="Arial" w:hAnsi="Arial" w:cs="Arial"/>
+          <w:sz w:val="24"/>
+          <w:szCs w:val="24"/>
+        </w:rPr>
+        <w:t xml:space="preserve">existantes supposent que les infrastructures de raccordement au réseau existent déjà. Pour le site E, les informations </w:t>
+      </w:r>
+      <w:proofErr w:type="spellStart"/>
+      <w:r>
+        <w:rPr>
+          <w:rFonts w:ascii="Arial" w:hAnsi="Arial" w:cs="Arial"/>
+          <w:sz w:val="24"/>
+          <w:szCs w:val="24"/>
+        </w:rPr>
+        <w:t>divulgées</w:t>
+      </w:r>
+      <w:proofErr w:type="spellEnd"/>
+      <w:r>
+        <w:rPr>
+          <w:rFonts w:ascii="Arial" w:hAnsi="Arial" w:cs="Arial"/>
+          <w:sz w:val="24"/>
+          <w:szCs w:val="24"/>
+        </w:rPr>
+        <w:t xml:space="preserve"> au public sur le </w:t>
+      </w:r>
+      <w:proofErr w:type="spellStart"/>
+      <w:r>
+        <w:rPr>
+          <w:rFonts w:ascii="Arial" w:hAnsi="Arial" w:cs="Arial"/>
+          <w:sz w:val="24"/>
+          <w:szCs w:val="24"/>
+        </w:rPr>
+        <w:t>website</w:t>
+      </w:r>
+      <w:proofErr w:type="spellEnd"/>
+      <w:r>
+        <w:rPr>
+          <w:rFonts w:ascii="Arial" w:hAnsi="Arial" w:cs="Arial"/>
+          <w:sz w:val="24"/>
+          <w:szCs w:val="24"/>
+        </w:rPr>
+        <w:t xml:space="preserve"> xx montrent qu’il existe des réseaux de chaleur, de gaz et d’électricité pour injecter les coproduits énergétiques. Par ailleurs, nous supposons que les énergies produites par les déchets sont de quantité faible, ne permettant pas de saturer le marché.</w:t>
+      </w:r>
+    </w:p>
+    <w:p>
+      <w:pPr>
+        <w:spacing w:line="480" w:lineRule="auto"/>
+        <w:rPr>
+          <w:rFonts w:ascii="Arial" w:hAnsi="Arial" w:cs="Arial"/>
+          <w:sz w:val="24"/>
+          <w:szCs w:val="24"/>
+        </w:rPr>
+      </w:pPr>
+      <w:r>
+        <w:rPr>
+          <w:rFonts w:ascii="Arial" w:hAnsi="Arial" w:cs="Arial"/>
+          <w:sz w:val="24"/>
+          <w:szCs w:val="24"/>
+        </w:rPr>
+        <w:t>CARTE</w:t>
+      </w:r>
+    </w:p>
+    <w:p>
+      <w:pPr>
+        <w:spacing w:line="480" w:lineRule="auto"/>
+        <w:rPr>
+          <w:rFonts w:ascii="Arial" w:hAnsi="Arial" w:cs="Arial"/>
+          <w:sz w:val="24"/>
+          <w:szCs w:val="24"/>
+        </w:rPr>
+      </w:pPr>
+      <w:r>
+        <w:rPr>
+          <w:rFonts w:ascii="Arial" w:hAnsi="Arial" w:cs="Arial"/>
+          <w:sz w:val="24"/>
+          <w:szCs w:val="24"/>
+        </w:rPr>
+        <w:t>Optimisation du système de biodéchets</w:t>
+      </w:r>
+    </w:p>
+    <w:p>
+      <w:pPr>
+        <w:spacing w:line="480" w:lineRule="auto"/>
+        <w:rPr>
+          <w:rFonts w:ascii="Arial" w:hAnsi="Arial" w:cs="Arial"/>
+          <w:sz w:val="24"/>
+          <w:szCs w:val="24"/>
+        </w:rPr>
+      </w:pPr>
+      <w:r>
+        <w:rPr>
+          <w:rFonts w:ascii="Arial" w:hAnsi="Arial" w:cs="Arial"/>
+          <w:sz w:val="24"/>
+          <w:szCs w:val="24"/>
+        </w:rPr>
+        <w:t>Dans ce cas d’étude, nous cherchons le système optimal qui serait adapté au territoire</w:t>
+      </w:r>
+      <w:r>
+        <w:rPr>
+          <w:rFonts w:ascii="Arial" w:hAnsi="Arial" w:cs="Arial"/>
+          <w:sz w:val="24"/>
+          <w:szCs w:val="24"/>
+        </w:rPr>
+        <w:t xml:space="preserve"> pour</w:t>
+      </w:r>
+      <w:r>
+        <w:rPr>
+          <w:rFonts w:ascii="Arial" w:hAnsi="Arial" w:cs="Arial"/>
+          <w:sz w:val="24"/>
+          <w:szCs w:val="24"/>
+        </w:rPr>
+        <w:t xml:space="preserve"> </w:t>
+      </w:r>
+      <w:r>
+        <w:rPr>
+          <w:rFonts w:ascii="Arial" w:hAnsi="Arial" w:cs="Arial"/>
+          <w:sz w:val="24"/>
+          <w:szCs w:val="24"/>
+        </w:rPr>
+        <w:t>d</w:t>
+      </w:r>
+      <w:r>
+        <w:rPr>
+          <w:rFonts w:ascii="Arial" w:hAnsi="Arial" w:cs="Arial"/>
+          <w:sz w:val="24"/>
+          <w:szCs w:val="24"/>
+        </w:rPr>
+        <w:t xml:space="preserve">eux scénarios. Pour le premier scénario, on considère qu’il n’y a pas de nouvel investissement et seules les technologies existantes peuvent traiter les biodéchets du territoire. Dans le second scénario, on donne la liberté </w:t>
+      </w:r>
+      <w:r>
+        <w:rPr>
+          <w:rFonts w:ascii="Arial" w:hAnsi="Arial" w:cs="Arial"/>
+          <w:sz w:val="24"/>
+          <w:szCs w:val="24"/>
+        </w:rPr>
+        <w:t>à l’optimiseur de</w:t>
+      </w:r>
+      <w:r>
+        <w:rPr>
+          <w:rFonts w:ascii="Arial" w:hAnsi="Arial" w:cs="Arial"/>
+          <w:sz w:val="24"/>
+          <w:szCs w:val="24"/>
+        </w:rPr>
+        <w:t xml:space="preserve"> choisir d’autres technolo</w:t>
+      </w:r>
+      <w:r>
+        <w:rPr>
+          <w:rFonts w:ascii="Arial" w:hAnsi="Arial" w:cs="Arial"/>
+          <w:sz w:val="24"/>
+          <w:szCs w:val="24"/>
+        </w:rPr>
+        <w:t>gies, parmi celles qu’on a intégré dans l’optimiseur.</w:t>
+      </w:r>
+    </w:p>
+    <w:p>
+      <w:pPr>
+        <w:spacing w:line="480" w:lineRule="auto"/>
+        <w:rPr>
+          <w:rFonts w:ascii="Arial" w:hAnsi="Arial" w:cs="Arial"/>
+          <w:sz w:val="24"/>
+          <w:szCs w:val="24"/>
+        </w:rPr>
+      </w:pPr>
+      <w:r>
+        <w:rPr>
+          <w:rFonts w:ascii="Arial" w:hAnsi="Arial" w:cs="Arial"/>
+          <w:sz w:val="24"/>
+          <w:szCs w:val="24"/>
+        </w:rPr>
         <w:lastRenderedPageBreak/>
-        <w:t>Avec la même méthode de calcul du marché des fertilisants</w:t>
-      </w:r>
-      <w:r>
-        <w:rPr>
-          <w:rFonts w:ascii="Arial" w:hAnsi="Arial" w:cs="Arial"/>
-          <w:sz w:val="24"/>
-          <w:szCs w:val="24"/>
-        </w:rPr>
-        <w:t xml:space="preserve"> sur le territoire</w:t>
-      </w:r>
-      <w:r>
-        <w:rPr>
-          <w:rFonts w:ascii="Arial" w:hAnsi="Arial" w:cs="Arial"/>
-          <w:sz w:val="24"/>
-          <w:szCs w:val="24"/>
-        </w:rPr>
-        <w:t xml:space="preserve">, </w:t>
-      </w:r>
-      <w:r>
-        <w:rPr>
-          <w:rFonts w:ascii="Arial" w:hAnsi="Arial" w:cs="Arial"/>
-          <w:sz w:val="24"/>
-          <w:szCs w:val="24"/>
-        </w:rPr>
-        <w:t>le compost peut substituer jusqu’à 933 m3/an de la tourbe du marché hobby, et 925 m3/an du marché professionnel.</w:t>
+        <w:t xml:space="preserve">Dans un premier temps, des optimisations mono-objectifs sont réalisées pour identifier les systèmes optimaux lorsqu’on minimise un par un le changement climatique, la qualité des écosystèmes et la santé humaine. Puis, étant donné que le changement climatique est l’indicateur auquel la société s’intéresse le plus (SOURCE), nous effectuons des optimisations multi-objectifs en cherchant le compromis entre cet indicateur et un indicateur d’impact au niveau dommage. Pour cela, nous testons des optimisations en changeons le poids du CC à 0, 0.25, 0.5, 0.75 et 1. Pour éviter un double comptage, nous </w:t>
+      </w:r>
+      <w:r>
+        <w:rPr>
+          <w:rFonts w:ascii="Arial" w:hAnsi="Arial" w:cs="Arial"/>
+          <w:sz w:val="24"/>
+          <w:szCs w:val="24"/>
+        </w:rPr>
+        <w:t>enlevons l’impact du CC dans les deux indicateurs niveaux dommages.</w:t>
       </w:r>
     </w:p>
     <w:p>
@@ -7921,178 +9683,6 @@
           <w:szCs w:val="24"/>
         </w:rPr>
       </w:pPr>
-      <w:r>
-        <w:rPr>
-          <w:rFonts w:ascii="Arial" w:hAnsi="Arial" w:cs="Arial"/>
-          <w:sz w:val="24"/>
-          <w:szCs w:val="24"/>
-        </w:rPr>
-        <w:t>De plus, nous assumons que le compost produit par les ménages ne peut substituer la tourbe du marché hobby, tandis que celui produit par les sites industriels (IC, et méthanisation), peuvent entrer dans les 2 marchés.</w:t>
-      </w:r>
-    </w:p>
-    <w:p>
-      <w:pPr>
-        <w:spacing w:line="480" w:lineRule="auto"/>
-        <w:rPr>
-          <w:rFonts w:ascii="Arial" w:hAnsi="Arial" w:cs="Arial"/>
-          <w:sz w:val="24"/>
-          <w:szCs w:val="24"/>
-        </w:rPr>
-      </w:pPr>
-      <w:r>
-        <w:rPr>
-          <w:rFonts w:ascii="Arial" w:hAnsi="Arial" w:cs="Arial"/>
-          <w:sz w:val="24"/>
-          <w:szCs w:val="24"/>
-        </w:rPr>
-        <w:t>Marché de l’énergie</w:t>
-      </w:r>
-    </w:p>
-    <w:p>
-      <w:pPr>
-        <w:spacing w:line="480" w:lineRule="auto"/>
-        <w:rPr>
-          <w:rFonts w:ascii="Arial" w:hAnsi="Arial" w:cs="Arial"/>
-          <w:sz w:val="24"/>
-          <w:szCs w:val="24"/>
-        </w:rPr>
-      </w:pPr>
-      <w:r>
-        <w:rPr>
-          <w:rFonts w:ascii="Arial" w:hAnsi="Arial" w:cs="Arial"/>
-          <w:sz w:val="24"/>
-          <w:szCs w:val="24"/>
-        </w:rPr>
-        <w:t>CARTE</w:t>
-      </w:r>
-    </w:p>
-    <w:p>
-      <w:pPr>
-        <w:spacing w:line="480" w:lineRule="auto"/>
-        <w:rPr>
-          <w:rFonts w:ascii="Arial" w:hAnsi="Arial" w:cs="Arial"/>
-          <w:sz w:val="24"/>
-          <w:szCs w:val="24"/>
-        </w:rPr>
-      </w:pPr>
-      <w:r>
-        <w:rPr>
-          <w:rFonts w:ascii="Arial" w:hAnsi="Arial" w:cs="Arial"/>
-          <w:sz w:val="24"/>
-          <w:szCs w:val="24"/>
-        </w:rPr>
-        <w:t>Optimisation du système de biodéchets</w:t>
-      </w:r>
-    </w:p>
-    <w:p>
-      <w:pPr>
-        <w:spacing w:line="480" w:lineRule="auto"/>
-        <w:rPr>
-          <w:rFonts w:ascii="Arial" w:hAnsi="Arial" w:cs="Arial"/>
-          <w:sz w:val="24"/>
-          <w:szCs w:val="24"/>
-        </w:rPr>
-      </w:pPr>
-      <w:r>
-        <w:rPr>
-          <w:rFonts w:ascii="Arial" w:hAnsi="Arial" w:cs="Arial"/>
-          <w:sz w:val="24"/>
-          <w:szCs w:val="24"/>
-        </w:rPr>
-        <w:t>Dans ce cas d’étude, nous cherchons le système optimal qui serait adapté au territoire</w:t>
-      </w:r>
-      <w:r>
-        <w:rPr>
-          <w:rFonts w:ascii="Arial" w:hAnsi="Arial" w:cs="Arial"/>
-          <w:sz w:val="24"/>
-          <w:szCs w:val="24"/>
-        </w:rPr>
-        <w:t xml:space="preserve"> pour</w:t>
-      </w:r>
-      <w:r>
-        <w:rPr>
-          <w:rFonts w:ascii="Arial" w:hAnsi="Arial" w:cs="Arial"/>
-          <w:sz w:val="24"/>
-          <w:szCs w:val="24"/>
-        </w:rPr>
-        <w:t xml:space="preserve"> </w:t>
-      </w:r>
-      <w:r>
-        <w:rPr>
-          <w:rFonts w:ascii="Arial" w:hAnsi="Arial" w:cs="Arial"/>
-          <w:sz w:val="24"/>
-          <w:szCs w:val="24"/>
-        </w:rPr>
-        <w:t>d</w:t>
-      </w:r>
-      <w:r>
-        <w:rPr>
-          <w:rFonts w:ascii="Arial" w:hAnsi="Arial" w:cs="Arial"/>
-          <w:sz w:val="24"/>
-          <w:szCs w:val="24"/>
-        </w:rPr>
-        <w:t xml:space="preserve">eux scénarios. Pour le premier scénario, on considère qu’il n’y a pas de nouvel investissement et seules les technologies existantes peuvent traiter les biodéchets du territoire. Dans le second scénario, on donne la liberté </w:t>
-      </w:r>
-      <w:r>
-        <w:rPr>
-          <w:rFonts w:ascii="Arial" w:hAnsi="Arial" w:cs="Arial"/>
-          <w:sz w:val="24"/>
-          <w:szCs w:val="24"/>
-        </w:rPr>
-        <w:t>à l’optimiseur de</w:t>
-      </w:r>
-      <w:r>
-        <w:rPr>
-          <w:rFonts w:ascii="Arial" w:hAnsi="Arial" w:cs="Arial"/>
-          <w:sz w:val="24"/>
-          <w:szCs w:val="24"/>
-        </w:rPr>
-        <w:t xml:space="preserve"> choisir d’autres technolo</w:t>
-      </w:r>
-      <w:r>
-        <w:rPr>
-          <w:rFonts w:ascii="Arial" w:hAnsi="Arial" w:cs="Arial"/>
-          <w:sz w:val="24"/>
-          <w:szCs w:val="24"/>
-        </w:rPr>
-        <w:t>gies, parmi celles qu’on a intégré dans l’optimiseur.</w:t>
-      </w:r>
-    </w:p>
-    <w:p>
-      <w:pPr>
-        <w:spacing w:line="480" w:lineRule="auto"/>
-        <w:rPr>
-          <w:rFonts w:ascii="Arial" w:hAnsi="Arial" w:cs="Arial"/>
-          <w:sz w:val="24"/>
-          <w:szCs w:val="24"/>
-        </w:rPr>
-      </w:pPr>
-      <w:r>
-        <w:rPr>
-          <w:rFonts w:ascii="Arial" w:hAnsi="Arial" w:cs="Arial"/>
-          <w:sz w:val="24"/>
-          <w:szCs w:val="24"/>
-        </w:rPr>
-        <w:t xml:space="preserve">Dans un premier temps, des optimisations mono-objectifs sont réalisées pour identifier les systèmes optimaux lorsqu’on minimise un par un le changement climatique, la qualité des écosystèmes et la santé humaine. Puis, étant donné que le changement climatique est l’indicateur auquel la société s’intéresse le plus (SOURCE), nous effectuons des optimisations multi-objectifs en cherchant le compromis entre cet indicateur et un indicateur d’impact au niveau dommage. Pour cela, nous testons des optimisations en changeons le poids du CC à 0, 0.25, 0.5, 0.75 et 1. Pour éviter un double comptage, nous </w:t>
-      </w:r>
-      <w:r>
-        <w:rPr>
-          <w:rFonts w:ascii="Arial" w:hAnsi="Arial" w:cs="Arial"/>
-          <w:sz w:val="24"/>
-          <w:szCs w:val="24"/>
-        </w:rPr>
-        <w:t>enlevons l’impact du CC dans les deux indicateurs niveaux dommages.</w:t>
-      </w:r>
-    </w:p>
-    <w:p>
-      <w:pPr>
-        <w:spacing w:line="480" w:lineRule="auto"/>
-        <w:rPr>
-          <w:rFonts w:ascii="Arial" w:hAnsi="Arial" w:cs="Arial"/>
-          <w:sz w:val="24"/>
-          <w:szCs w:val="24"/>
-        </w:rPr>
-      </w:pPr>
       <w:proofErr w:type="spellStart"/>
       <w:r>
         <w:rPr>
@@ -8100,7 +9690,6 @@
           <w:sz w:val="24"/>
           <w:szCs w:val="24"/>
         </w:rPr>
-        <w:lastRenderedPageBreak/>
         <w:t>Hypotheses</w:t>
       </w:r>
       <w:proofErr w:type="spellEnd"/>
@@ -8274,9 +9863,18 @@
           <w:rFonts w:ascii="Arial" w:hAnsi="Arial" w:cs="Arial"/>
           <w:sz w:val="24"/>
           <w:szCs w:val="24"/>
+        </w:rPr>
+      </w:pPr>
+      <w:r>
+        <w:rPr>
+          <w:rFonts w:ascii="Arial" w:hAnsi="Arial" w:cs="Arial"/>
+          <w:sz w:val="24"/>
+          <w:szCs w:val="24"/>
           <w:lang w:val="en-GB"/>
         </w:rPr>
-      </w:pPr>
+        <w:lastRenderedPageBreak/>
+        <w:t>For all indicators, the total impact is positive, because of environmental benefits from substitution of conventional products from co-products</w:t>
+      </w:r>
       <w:r>
         <w:rPr>
           <w:rFonts w:ascii="Arial" w:hAnsi="Arial" w:cs="Arial"/>
@@ -8284,7 +9882,59 @@
           <w:szCs w:val="24"/>
           <w:lang w:val="en-GB"/>
         </w:rPr>
-        <w:t>For all indicators, the total impact is positive, because of environmental benefits from substitution of conventional products from co-products</w:t>
+        <w:t xml:space="preserve">. </w:t>
+      </w:r>
+      <w:r>
+        <w:rPr>
+          <w:rFonts w:ascii="Arial" w:hAnsi="Arial" w:cs="Arial"/>
+          <w:sz w:val="24"/>
+          <w:szCs w:val="24"/>
+        </w:rPr>
+        <w:t>Pour les compostages, que ce soit HC ou IC, i</w:t>
+      </w:r>
+      <w:r>
+        <w:rPr>
+          <w:rFonts w:ascii="Arial" w:hAnsi="Arial" w:cs="Arial"/>
+          <w:sz w:val="24"/>
+          <w:szCs w:val="24"/>
+        </w:rPr>
+        <w:t xml:space="preserve">l est évident que c’est les émissions évitées liées à l’utilisation tourbe qui est </w:t>
+      </w:r>
+      <w:proofErr w:type="gramStart"/>
+      <w:r>
+        <w:rPr>
+          <w:rFonts w:ascii="Arial" w:hAnsi="Arial" w:cs="Arial"/>
+          <w:sz w:val="24"/>
+          <w:szCs w:val="24"/>
+        </w:rPr>
+        <w:t>le plus gros contributeurs</w:t>
+      </w:r>
+      <w:proofErr w:type="gramEnd"/>
+      <w:r>
+        <w:rPr>
+          <w:rFonts w:ascii="Arial" w:hAnsi="Arial" w:cs="Arial"/>
+          <w:sz w:val="24"/>
+          <w:szCs w:val="24"/>
+        </w:rPr>
+        <w:t xml:space="preserve"> dans les bénéfices environnementaux. Tandis que pour les méthaniseurs, ce sont </w:t>
+      </w:r>
+      <w:proofErr w:type="gramStart"/>
+      <w:r>
+        <w:rPr>
+          <w:rFonts w:ascii="Arial" w:hAnsi="Arial" w:cs="Arial"/>
+          <w:sz w:val="24"/>
+          <w:szCs w:val="24"/>
+        </w:rPr>
+        <w:t>les bénéfices liées</w:t>
+      </w:r>
+      <w:proofErr w:type="gramEnd"/>
+      <w:r>
+        <w:rPr>
+          <w:rFonts w:ascii="Arial" w:hAnsi="Arial" w:cs="Arial"/>
+          <w:sz w:val="24"/>
+          <w:szCs w:val="24"/>
+        </w:rPr>
+        <w:t xml:space="preserve"> aux substitutions d’énergie de source conventionnelle par celles issues du biogaz. </w:t>
       </w:r>
     </w:p>
     <w:p>
@@ -8553,7 +10203,6 @@
           <w:szCs w:val="24"/>
           <w:lang w:val="en-GB"/>
         </w:rPr>
-        <w:lastRenderedPageBreak/>
         <w:t>The impacts of transport and collect of biowaste have to be included for getting the total impact of a system, but this depends on the municipality size and the site position. HC does not have impacts linked to transport and collect</w:t>
       </w:r>
     </w:p>
@@ -8909,7 +10558,171 @@
           <w:sz w:val="24"/>
           <w:szCs w:val="24"/>
         </w:rPr>
-        <w:t xml:space="preserve"> vers cette technologie, notamment les déchets </w:t>
+        <w:t xml:space="preserve"> vers cette technologie, notamment les déchets provenant des maisons, ne</w:t>
+      </w:r>
+      <w:r>
+        <w:rPr>
+          <w:rFonts w:ascii="Arial" w:hAnsi="Arial" w:cs="Arial"/>
+          <w:sz w:val="24"/>
+          <w:szCs w:val="24"/>
+        </w:rPr>
+        <w:t xml:space="preserve"> le sont pas.</w:t>
+      </w:r>
+      <w:r>
+        <w:rPr>
+          <w:rFonts w:ascii="Arial" w:hAnsi="Arial" w:cs="Arial"/>
+          <w:sz w:val="24"/>
+          <w:szCs w:val="24"/>
+        </w:rPr>
+        <w:t xml:space="preserve"> En effet, au-delà de ce seuil, il n’y aura plus de </w:t>
+      </w:r>
+      <w:r>
+        <w:rPr>
+          <w:rFonts w:ascii="Arial" w:hAnsi="Arial" w:cs="Arial"/>
+          <w:sz w:val="24"/>
+          <w:szCs w:val="24"/>
+        </w:rPr>
+        <w:t>bénéfices liés</w:t>
+      </w:r>
+      <w:r>
+        <w:rPr>
+          <w:rFonts w:ascii="Arial" w:hAnsi="Arial" w:cs="Arial"/>
+          <w:sz w:val="24"/>
+          <w:szCs w:val="24"/>
+        </w:rPr>
+        <w:t xml:space="preserve"> à la substitution de la tourbe, de par la contrainte de marché de tourbe hobby sur le territoire.</w:t>
+      </w:r>
+      <w:r>
+        <w:rPr>
+          <w:rFonts w:ascii="Arial" w:hAnsi="Arial" w:cs="Arial"/>
+          <w:sz w:val="24"/>
+          <w:szCs w:val="24"/>
+        </w:rPr>
+        <w:t xml:space="preserve"> Le reste des biodéchets est envoyé vers la technologie centralisée la plus performante qui existe sur le territoire, qui est le AD-</w:t>
+      </w:r>
+      <w:proofErr w:type="spellStart"/>
+      <w:r>
+        <w:rPr>
+          <w:rFonts w:ascii="Arial" w:hAnsi="Arial" w:cs="Arial"/>
+          <w:sz w:val="24"/>
+          <w:szCs w:val="24"/>
+        </w:rPr>
+        <w:t>heat</w:t>
+      </w:r>
+      <w:proofErr w:type="spellEnd"/>
+      <w:r>
+        <w:rPr>
+          <w:rFonts w:ascii="Arial" w:hAnsi="Arial" w:cs="Arial"/>
+          <w:sz w:val="24"/>
+          <w:szCs w:val="24"/>
+        </w:rPr>
+        <w:t>-</w:t>
+      </w:r>
+      <w:proofErr w:type="spellStart"/>
+      <w:r>
+        <w:rPr>
+          <w:rFonts w:ascii="Arial" w:hAnsi="Arial" w:cs="Arial"/>
+          <w:sz w:val="24"/>
+          <w:szCs w:val="24"/>
+        </w:rPr>
+        <w:t>elec-comp</w:t>
+      </w:r>
+      <w:proofErr w:type="spellEnd"/>
+      <w:r>
+        <w:rPr>
+          <w:rFonts w:ascii="Arial" w:hAnsi="Arial" w:cs="Arial"/>
+          <w:sz w:val="24"/>
+          <w:szCs w:val="24"/>
+        </w:rPr>
+        <w:t>.</w:t>
+      </w:r>
+      <w:r>
+        <w:rPr>
+          <w:rFonts w:ascii="Arial" w:hAnsi="Arial" w:cs="Arial"/>
+          <w:sz w:val="24"/>
+          <w:szCs w:val="24"/>
+        </w:rPr>
+        <w:t xml:space="preserve"> Pour la qualité des écosystèmes, </w:t>
+      </w:r>
+      <w:r>
+        <w:rPr>
+          <w:rFonts w:ascii="Arial" w:hAnsi="Arial" w:cs="Arial"/>
+          <w:sz w:val="24"/>
+          <w:szCs w:val="24"/>
+        </w:rPr>
+        <w:t>l’ACV des technologies montre que l’AD-</w:t>
+      </w:r>
+      <w:proofErr w:type="spellStart"/>
+      <w:r>
+        <w:rPr>
+          <w:rFonts w:ascii="Arial" w:hAnsi="Arial" w:cs="Arial"/>
+          <w:sz w:val="24"/>
+          <w:szCs w:val="24"/>
+        </w:rPr>
+        <w:t>heat</w:t>
+      </w:r>
+      <w:proofErr w:type="spellEnd"/>
+      <w:r>
+        <w:rPr>
+          <w:rFonts w:ascii="Arial" w:hAnsi="Arial" w:cs="Arial"/>
+          <w:sz w:val="24"/>
+          <w:szCs w:val="24"/>
+        </w:rPr>
+        <w:t>-</w:t>
+      </w:r>
+      <w:proofErr w:type="spellStart"/>
+      <w:r>
+        <w:rPr>
+          <w:rFonts w:ascii="Arial" w:hAnsi="Arial" w:cs="Arial"/>
+          <w:sz w:val="24"/>
+          <w:szCs w:val="24"/>
+        </w:rPr>
+        <w:t>elec-comp</w:t>
+      </w:r>
+      <w:proofErr w:type="spellEnd"/>
+      <w:r>
+        <w:rPr>
+          <w:rFonts w:ascii="Arial" w:hAnsi="Arial" w:cs="Arial"/>
+          <w:sz w:val="24"/>
+          <w:szCs w:val="24"/>
+        </w:rPr>
+        <w:t xml:space="preserve"> performe mieux que le HC, pourtant tous les déchets ne sont pas dirigés vers cette technologie. Cela est </w:t>
+      </w:r>
+      <w:proofErr w:type="spellStart"/>
+      <w:r>
+        <w:rPr>
+          <w:rFonts w:ascii="Arial" w:hAnsi="Arial" w:cs="Arial"/>
+          <w:sz w:val="24"/>
+          <w:szCs w:val="24"/>
+        </w:rPr>
+        <w:t>du</w:t>
+      </w:r>
+      <w:proofErr w:type="spellEnd"/>
+      <w:r>
+        <w:rPr>
+          <w:rFonts w:ascii="Arial" w:hAnsi="Arial" w:cs="Arial"/>
+          <w:sz w:val="24"/>
+          <w:szCs w:val="24"/>
+        </w:rPr>
+        <w:t xml:space="preserve"> au fait que pour certaines communes, l’impact de la collecte et du transport ont fait </w:t>
+      </w:r>
+      <w:proofErr w:type="gramStart"/>
+      <w:r>
+        <w:rPr>
+          <w:rFonts w:ascii="Arial" w:hAnsi="Arial" w:cs="Arial"/>
+          <w:sz w:val="24"/>
+          <w:szCs w:val="24"/>
+        </w:rPr>
+        <w:t>baissé</w:t>
+      </w:r>
+      <w:proofErr w:type="gramEnd"/>
+      <w:r>
+        <w:rPr>
+          <w:rFonts w:ascii="Arial" w:hAnsi="Arial" w:cs="Arial"/>
+          <w:sz w:val="24"/>
+          <w:szCs w:val="24"/>
+        </w:rPr>
+        <w:t xml:space="preserve"> cette performance de technologie, et donc l’optimiseur </w:t>
       </w:r>
       <w:r>
         <w:rPr>
@@ -8918,171 +10731,7 @@
           <w:szCs w:val="24"/>
         </w:rPr>
         <w:lastRenderedPageBreak/>
-        <w:t>provenant des maisons, ne</w:t>
-      </w:r>
-      <w:r>
-        <w:rPr>
-          <w:rFonts w:ascii="Arial" w:hAnsi="Arial" w:cs="Arial"/>
-          <w:sz w:val="24"/>
-          <w:szCs w:val="24"/>
-        </w:rPr>
-        <w:t xml:space="preserve"> le sont pas.</w:t>
-      </w:r>
-      <w:r>
-        <w:rPr>
-          <w:rFonts w:ascii="Arial" w:hAnsi="Arial" w:cs="Arial"/>
-          <w:sz w:val="24"/>
-          <w:szCs w:val="24"/>
-        </w:rPr>
-        <w:t xml:space="preserve"> En effet, au-delà de ce seuil, il n’y aura plus de </w:t>
-      </w:r>
-      <w:r>
-        <w:rPr>
-          <w:rFonts w:ascii="Arial" w:hAnsi="Arial" w:cs="Arial"/>
-          <w:sz w:val="24"/>
-          <w:szCs w:val="24"/>
-        </w:rPr>
-        <w:t>bénéfices liés</w:t>
-      </w:r>
-      <w:r>
-        <w:rPr>
-          <w:rFonts w:ascii="Arial" w:hAnsi="Arial" w:cs="Arial"/>
-          <w:sz w:val="24"/>
-          <w:szCs w:val="24"/>
-        </w:rPr>
-        <w:t xml:space="preserve"> à la substitution de la tourbe, de par la contrainte de marché de tourbe hobby sur le territoire.</w:t>
-      </w:r>
-      <w:r>
-        <w:rPr>
-          <w:rFonts w:ascii="Arial" w:hAnsi="Arial" w:cs="Arial"/>
-          <w:sz w:val="24"/>
-          <w:szCs w:val="24"/>
-        </w:rPr>
-        <w:t xml:space="preserve"> Le reste des biodéchets est envoyé vers la technologie centralisée la plus performante qui existe sur le territoire, qui est le AD-</w:t>
-      </w:r>
-      <w:proofErr w:type="spellStart"/>
-      <w:r>
-        <w:rPr>
-          <w:rFonts w:ascii="Arial" w:hAnsi="Arial" w:cs="Arial"/>
-          <w:sz w:val="24"/>
-          <w:szCs w:val="24"/>
-        </w:rPr>
-        <w:t>heat</w:t>
-      </w:r>
-      <w:proofErr w:type="spellEnd"/>
-      <w:r>
-        <w:rPr>
-          <w:rFonts w:ascii="Arial" w:hAnsi="Arial" w:cs="Arial"/>
-          <w:sz w:val="24"/>
-          <w:szCs w:val="24"/>
-        </w:rPr>
-        <w:t>-</w:t>
-      </w:r>
-      <w:proofErr w:type="spellStart"/>
-      <w:r>
-        <w:rPr>
-          <w:rFonts w:ascii="Arial" w:hAnsi="Arial" w:cs="Arial"/>
-          <w:sz w:val="24"/>
-          <w:szCs w:val="24"/>
-        </w:rPr>
-        <w:t>elec-comp</w:t>
-      </w:r>
-      <w:proofErr w:type="spellEnd"/>
-      <w:r>
-        <w:rPr>
-          <w:rFonts w:ascii="Arial" w:hAnsi="Arial" w:cs="Arial"/>
-          <w:sz w:val="24"/>
-          <w:szCs w:val="24"/>
-        </w:rPr>
-        <w:t>.</w:t>
-      </w:r>
-      <w:r>
-        <w:rPr>
-          <w:rFonts w:ascii="Arial" w:hAnsi="Arial" w:cs="Arial"/>
-          <w:sz w:val="24"/>
-          <w:szCs w:val="24"/>
-        </w:rPr>
-        <w:t xml:space="preserve"> Pour la qualité des écosystèmes, </w:t>
-      </w:r>
-      <w:r>
-        <w:rPr>
-          <w:rFonts w:ascii="Arial" w:hAnsi="Arial" w:cs="Arial"/>
-          <w:sz w:val="24"/>
-          <w:szCs w:val="24"/>
-        </w:rPr>
-        <w:t>l’ACV des technologies montre que l’AD-</w:t>
-      </w:r>
-      <w:proofErr w:type="spellStart"/>
-      <w:r>
-        <w:rPr>
-          <w:rFonts w:ascii="Arial" w:hAnsi="Arial" w:cs="Arial"/>
-          <w:sz w:val="24"/>
-          <w:szCs w:val="24"/>
-        </w:rPr>
-        <w:t>heat</w:t>
-      </w:r>
-      <w:proofErr w:type="spellEnd"/>
-      <w:r>
-        <w:rPr>
-          <w:rFonts w:ascii="Arial" w:hAnsi="Arial" w:cs="Arial"/>
-          <w:sz w:val="24"/>
-          <w:szCs w:val="24"/>
-        </w:rPr>
-        <w:t>-</w:t>
-      </w:r>
-      <w:proofErr w:type="spellStart"/>
-      <w:r>
-        <w:rPr>
-          <w:rFonts w:ascii="Arial" w:hAnsi="Arial" w:cs="Arial"/>
-          <w:sz w:val="24"/>
-          <w:szCs w:val="24"/>
-        </w:rPr>
-        <w:t>elec-comp</w:t>
-      </w:r>
-      <w:proofErr w:type="spellEnd"/>
-      <w:r>
-        <w:rPr>
-          <w:rFonts w:ascii="Arial" w:hAnsi="Arial" w:cs="Arial"/>
-          <w:sz w:val="24"/>
-          <w:szCs w:val="24"/>
-        </w:rPr>
-        <w:t xml:space="preserve"> performe mieux que le HC, pourtant tous les déchets ne sont pas dirigés vers cette technologie. Cela est </w:t>
-      </w:r>
-      <w:proofErr w:type="spellStart"/>
-      <w:r>
-        <w:rPr>
-          <w:rFonts w:ascii="Arial" w:hAnsi="Arial" w:cs="Arial"/>
-          <w:sz w:val="24"/>
-          <w:szCs w:val="24"/>
-        </w:rPr>
-        <w:t>du</w:t>
-      </w:r>
-      <w:proofErr w:type="spellEnd"/>
-      <w:r>
-        <w:rPr>
-          <w:rFonts w:ascii="Arial" w:hAnsi="Arial" w:cs="Arial"/>
-          <w:sz w:val="24"/>
-          <w:szCs w:val="24"/>
-        </w:rPr>
-        <w:t xml:space="preserve"> au fait que pour certaines communes, l’impact de la collecte et du transport ont fait </w:t>
-      </w:r>
-      <w:proofErr w:type="gramStart"/>
-      <w:r>
-        <w:rPr>
-          <w:rFonts w:ascii="Arial" w:hAnsi="Arial" w:cs="Arial"/>
-          <w:sz w:val="24"/>
-          <w:szCs w:val="24"/>
-        </w:rPr>
-        <w:t>baissé</w:t>
-      </w:r>
-      <w:proofErr w:type="gramEnd"/>
-      <w:r>
-        <w:rPr>
-          <w:rFonts w:ascii="Arial" w:hAnsi="Arial" w:cs="Arial"/>
-          <w:sz w:val="24"/>
-          <w:szCs w:val="24"/>
-        </w:rPr>
-        <w:t xml:space="preserve"> cette performance de technologie, et donc l’optimiseur a plutôt choisi le HC, jusqu’à atteindre également le seuil de bénéfice de substitution de la tourbe.</w:t>
+        <w:t>a plutôt choisi le HC, jusqu’à atteindre également le seuil de bénéfice de substitution de la tourbe.</w:t>
       </w:r>
     </w:p>
     <w:p>
@@ -9462,92 +11111,92 @@
           <w:sz w:val="24"/>
           <w:szCs w:val="24"/>
         </w:rPr>
+        <w:t> Quand on autorise l’investissement, les technologies existantes ne sont plus sollicitées, mais de nouvelles installations sont attendues, dépendamment de l’objectif. Lorsqu’on minimise le CC, 93.5 % des biodéchets sont envoyés en AD-</w:t>
+      </w:r>
+      <w:proofErr w:type="spellStart"/>
+      <w:r>
+        <w:rPr>
+          <w:rFonts w:ascii="Arial" w:hAnsi="Arial" w:cs="Arial"/>
+          <w:sz w:val="24"/>
+          <w:szCs w:val="24"/>
+        </w:rPr>
+        <w:t>biomet</w:t>
+      </w:r>
+      <w:proofErr w:type="spellEnd"/>
+      <w:r>
+        <w:rPr>
+          <w:rFonts w:ascii="Arial" w:hAnsi="Arial" w:cs="Arial"/>
+          <w:sz w:val="24"/>
+          <w:szCs w:val="24"/>
+        </w:rPr>
+        <w:t>-compost, et seulement 6.5% dirigés en HC.</w:t>
+      </w:r>
+      <w:r>
+        <w:rPr>
+          <w:rFonts w:ascii="Arial" w:hAnsi="Arial" w:cs="Arial"/>
+          <w:sz w:val="24"/>
+          <w:szCs w:val="24"/>
+        </w:rPr>
+        <w:t xml:space="preserve"> Parmi toutes les technologies,</w:t>
+      </w:r>
+      <w:r>
+        <w:rPr>
+          <w:rFonts w:ascii="Arial" w:hAnsi="Arial" w:cs="Arial"/>
+          <w:sz w:val="24"/>
+          <w:szCs w:val="24"/>
+        </w:rPr>
+        <w:t xml:space="preserve"> </w:t>
+      </w:r>
+      <w:r>
+        <w:rPr>
+          <w:rFonts w:ascii="Arial" w:hAnsi="Arial" w:cs="Arial"/>
+          <w:sz w:val="24"/>
+          <w:szCs w:val="24"/>
+        </w:rPr>
+        <w:t>Le</w:t>
+      </w:r>
+      <w:r>
+        <w:rPr>
+          <w:rFonts w:ascii="Arial" w:hAnsi="Arial" w:cs="Arial"/>
+          <w:sz w:val="24"/>
+          <w:szCs w:val="24"/>
+        </w:rPr>
+        <w:t xml:space="preserve"> AD-</w:t>
+      </w:r>
+      <w:proofErr w:type="spellStart"/>
+      <w:r>
+        <w:rPr>
+          <w:rFonts w:ascii="Arial" w:hAnsi="Arial" w:cs="Arial"/>
+          <w:sz w:val="24"/>
+          <w:szCs w:val="24"/>
+        </w:rPr>
+        <w:t>biomet</w:t>
+      </w:r>
+      <w:proofErr w:type="spellEnd"/>
+      <w:r>
+        <w:rPr>
+          <w:rFonts w:ascii="Arial" w:hAnsi="Arial" w:cs="Arial"/>
+          <w:sz w:val="24"/>
+          <w:szCs w:val="24"/>
+        </w:rPr>
+        <w:t>-compost est la seconde technologie la plus performante</w:t>
+      </w:r>
+      <w:r>
+        <w:rPr>
+          <w:rFonts w:ascii="Arial" w:hAnsi="Arial" w:cs="Arial"/>
+          <w:sz w:val="24"/>
+          <w:szCs w:val="24"/>
+        </w:rPr>
+        <w:t>, après le HC. Pourtant, le flux de biodéchets envoyés vers HC ne correspond ni au flux total provenant des maisons, ni au flux maximum pour lequel il y aurait un bénéfice environnemental lié à la substitution de la tourbe. En effet, l’optimiseur a été contraint d’envoyer 93.5% des biodéchets en AD-</w:t>
+      </w:r>
+      <w:proofErr w:type="spellStart"/>
+      <w:r>
+        <w:rPr>
+          <w:rFonts w:ascii="Arial" w:hAnsi="Arial" w:cs="Arial"/>
+          <w:sz w:val="24"/>
+          <w:szCs w:val="24"/>
+        </w:rPr>
         <w:lastRenderedPageBreak/>
-        <w:t> Quand on autorise l’investissement, les technologies existantes ne sont plus sollicitées, mais de nouvelles installations sont attendues, dépendamment de l’objectif. Lorsqu’on minimise le CC, 93.5 % des biodéchets sont envoyés en AD-</w:t>
-      </w:r>
-      <w:proofErr w:type="spellStart"/>
-      <w:r>
-        <w:rPr>
-          <w:rFonts w:ascii="Arial" w:hAnsi="Arial" w:cs="Arial"/>
-          <w:sz w:val="24"/>
-          <w:szCs w:val="24"/>
-        </w:rPr>
-        <w:t>biomet</w:t>
-      </w:r>
-      <w:proofErr w:type="spellEnd"/>
-      <w:r>
-        <w:rPr>
-          <w:rFonts w:ascii="Arial" w:hAnsi="Arial" w:cs="Arial"/>
-          <w:sz w:val="24"/>
-          <w:szCs w:val="24"/>
-        </w:rPr>
-        <w:t>-compost, et seulement 6.5% dirigés en HC.</w:t>
-      </w:r>
-      <w:r>
-        <w:rPr>
-          <w:rFonts w:ascii="Arial" w:hAnsi="Arial" w:cs="Arial"/>
-          <w:sz w:val="24"/>
-          <w:szCs w:val="24"/>
-        </w:rPr>
-        <w:t xml:space="preserve"> Parmi toutes les technologies,</w:t>
-      </w:r>
-      <w:r>
-        <w:rPr>
-          <w:rFonts w:ascii="Arial" w:hAnsi="Arial" w:cs="Arial"/>
-          <w:sz w:val="24"/>
-          <w:szCs w:val="24"/>
-        </w:rPr>
-        <w:t xml:space="preserve"> </w:t>
-      </w:r>
-      <w:r>
-        <w:rPr>
-          <w:rFonts w:ascii="Arial" w:hAnsi="Arial" w:cs="Arial"/>
-          <w:sz w:val="24"/>
-          <w:szCs w:val="24"/>
-        </w:rPr>
-        <w:t>Le</w:t>
-      </w:r>
-      <w:r>
-        <w:rPr>
-          <w:rFonts w:ascii="Arial" w:hAnsi="Arial" w:cs="Arial"/>
-          <w:sz w:val="24"/>
-          <w:szCs w:val="24"/>
-        </w:rPr>
-        <w:t xml:space="preserve"> AD-</w:t>
-      </w:r>
-      <w:proofErr w:type="spellStart"/>
-      <w:r>
-        <w:rPr>
-          <w:rFonts w:ascii="Arial" w:hAnsi="Arial" w:cs="Arial"/>
-          <w:sz w:val="24"/>
-          <w:szCs w:val="24"/>
-        </w:rPr>
-        <w:t>biomet</w:t>
-      </w:r>
-      <w:proofErr w:type="spellEnd"/>
-      <w:r>
-        <w:rPr>
-          <w:rFonts w:ascii="Arial" w:hAnsi="Arial" w:cs="Arial"/>
-          <w:sz w:val="24"/>
-          <w:szCs w:val="24"/>
-        </w:rPr>
-        <w:t>-compost est la seconde technologie la plus performante</w:t>
-      </w:r>
-      <w:r>
-        <w:rPr>
-          <w:rFonts w:ascii="Arial" w:hAnsi="Arial" w:cs="Arial"/>
-          <w:sz w:val="24"/>
-          <w:szCs w:val="24"/>
-        </w:rPr>
-        <w:t>, après le HC. Pourtant, le flux de biodéchets envoyés vers HC ne correspond ni au flux total provenant des maisons, ni au flux maximum pour lequel il y aurait un bénéfice environnemental lié à la substitution de la tourbe. En effet, l’optimiseur a été contraint d’envoyer 93.5% des biodéchets en AD-</w:t>
-      </w:r>
-      <w:proofErr w:type="spellStart"/>
-      <w:r>
-        <w:rPr>
-          <w:rFonts w:ascii="Arial" w:hAnsi="Arial" w:cs="Arial"/>
-          <w:sz w:val="24"/>
-          <w:szCs w:val="24"/>
-        </w:rPr>
         <w:t>biomet</w:t>
       </w:r>
       <w:proofErr w:type="spellEnd"/>
@@ -9793,16 +11442,7 @@
           <w:sz w:val="24"/>
           <w:szCs w:val="24"/>
         </w:rPr>
-        <w:t xml:space="preserve"> Un tel système permet d’avoir un impact minimisé de -6.36 DALY en santé humaine, et </w:t>
-      </w:r>
-      <w:r>
-        <w:rPr>
-          <w:rFonts w:ascii="Arial" w:hAnsi="Arial" w:cs="Arial"/>
-          <w:sz w:val="24"/>
-          <w:szCs w:val="24"/>
-        </w:rPr>
-        <w:lastRenderedPageBreak/>
-        <w:t>conduit à un impact de -5.83</w:t>
+        <w:t xml:space="preserve"> Un tel système permet d’avoir un impact minimisé de -6.36 DALY en santé humaine, et conduit à un impact de -5.83</w:t>
       </w:r>
       <w:r>
         <w:rPr>
@@ -9964,6 +11604,7 @@
           <w:sz w:val="24"/>
           <w:szCs w:val="24"/>
         </w:rPr>
+        <w:lastRenderedPageBreak/>
         <w:t>Différence entre d’impact avec les scénarios sans contraintes pour chaque objectif</w:t>
       </w:r>
     </w:p>
@@ -10133,7 +11774,6 @@
           <w:sz w:val="24"/>
           <w:szCs w:val="24"/>
         </w:rPr>
-        <w:lastRenderedPageBreak/>
         <w:t>Compromis entre le CC et EQ</w:t>
       </w:r>
     </w:p>
@@ -10343,7 +11983,16 @@
           <w:sz w:val="24"/>
           <w:szCs w:val="24"/>
         </w:rPr>
-        <w:t>. Lorsque le poids du CC est à 1 la technologie principale change complètement pour donner place à l’AD-</w:t>
+        <w:t xml:space="preserve">. Lorsque le poids du CC est à </w:t>
+      </w:r>
+      <w:r>
+        <w:rPr>
+          <w:rFonts w:ascii="Arial" w:hAnsi="Arial" w:cs="Arial"/>
+          <w:sz w:val="24"/>
+          <w:szCs w:val="24"/>
+        </w:rPr>
+        <w:lastRenderedPageBreak/>
+        <w:t>1 la technologie principale change complètement pour donner place à l’AD-</w:t>
       </w:r>
       <w:proofErr w:type="spellStart"/>
       <w:r>
@@ -10746,7 +12395,157 @@
           <w:sz w:val="24"/>
           <w:szCs w:val="24"/>
         </w:rPr>
-        <w:t xml:space="preserve">en terme </w:t>
+        <w:t>en terme de</w:t>
+      </w:r>
+      <w:proofErr w:type="gramEnd"/>
+      <w:r>
+        <w:rPr>
+          <w:rFonts w:ascii="Arial" w:hAnsi="Arial" w:cs="Arial"/>
+          <w:sz w:val="24"/>
+          <w:szCs w:val="24"/>
+        </w:rPr>
+        <w:t xml:space="preserve"> CC passe à -6.51 kgCO2eq</w:t>
+      </w:r>
+      <w:r>
+        <w:rPr>
+          <w:rFonts w:ascii="Arial" w:hAnsi="Arial" w:cs="Arial"/>
+          <w:sz w:val="24"/>
+          <w:szCs w:val="24"/>
+        </w:rPr>
+        <w:t>, tandis qu’en termes de EQssC, le bénéfice environnement passe à -3.46</w:t>
+      </w:r>
+      <w:r>
+        <w:rPr>
+          <w:rFonts w:ascii="Arial" w:hAnsi="Arial" w:cs="Arial"/>
+          <w:sz w:val="24"/>
+          <w:szCs w:val="24"/>
+          <w:vertAlign w:val="superscript"/>
+        </w:rPr>
+        <w:t>e</w:t>
+      </w:r>
+      <w:r>
+        <w:rPr>
+          <w:rFonts w:ascii="Arial" w:hAnsi="Arial" w:cs="Arial"/>
+          <w:sz w:val="24"/>
+          <w:szCs w:val="24"/>
+        </w:rPr>
+        <w:t>4 PDF.m2.yr.</w:t>
+      </w:r>
+    </w:p>
+    <w:p>
+      <w:pPr>
+        <w:spacing w:line="480" w:lineRule="auto"/>
+        <w:rPr>
+          <w:rFonts w:ascii="Arial" w:hAnsi="Arial" w:cs="Arial"/>
+          <w:sz w:val="24"/>
+          <w:szCs w:val="24"/>
+        </w:rPr>
+      </w:pPr>
+      <w:r>
+        <w:rPr>
+          <w:rFonts w:ascii="Arial" w:hAnsi="Arial" w:cs="Arial"/>
+          <w:sz w:val="24"/>
+          <w:szCs w:val="24"/>
+        </w:rPr>
+        <w:t>Compromis entre CC et HH</w:t>
+      </w:r>
+    </w:p>
+    <w:p>
+      <w:pPr>
+        <w:spacing w:line="480" w:lineRule="auto"/>
+        <w:rPr>
+          <w:rFonts w:ascii="Arial" w:hAnsi="Arial" w:cs="Arial"/>
+          <w:sz w:val="24"/>
+          <w:szCs w:val="24"/>
+        </w:rPr>
+      </w:pPr>
+      <w:r>
+        <w:rPr>
+          <w:rFonts w:ascii="Arial" w:hAnsi="Arial" w:cs="Arial"/>
+          <w:sz w:val="24"/>
+          <w:szCs w:val="24"/>
+        </w:rPr>
+        <w:t xml:space="preserve">Quand on cherche fait varier le poids du CC et </w:t>
+      </w:r>
+      <w:proofErr w:type="gramStart"/>
+      <w:r>
+        <w:rPr>
+          <w:rFonts w:ascii="Arial" w:hAnsi="Arial" w:cs="Arial"/>
+          <w:sz w:val="24"/>
+          <w:szCs w:val="24"/>
+        </w:rPr>
+        <w:t>HH(</w:t>
+      </w:r>
+      <w:proofErr w:type="gramEnd"/>
+      <w:r>
+        <w:rPr>
+          <w:rFonts w:ascii="Arial" w:hAnsi="Arial" w:cs="Arial"/>
+          <w:sz w:val="24"/>
+          <w:szCs w:val="24"/>
+        </w:rPr>
+        <w:t>excl.CC), on retrouve les technologies similaires que celles lorsqu’on fait varier le CC et le EQ(excl.CC), mais avec une stabilisation plus tôt des configurations technologiques. Ainsi,</w:t>
+      </w:r>
+      <w:r>
+        <w:rPr>
+          <w:rFonts w:ascii="Arial" w:hAnsi="Arial" w:cs="Arial"/>
+          <w:sz w:val="24"/>
+          <w:szCs w:val="24"/>
+        </w:rPr>
+        <w:t xml:space="preserve"> d’un poids de 0 à 0.5, les technologies principales restent la même c’est-d l’AD-</w:t>
+      </w:r>
+      <w:proofErr w:type="spellStart"/>
+      <w:r>
+        <w:rPr>
+          <w:rFonts w:ascii="Arial" w:hAnsi="Arial" w:cs="Arial"/>
+          <w:sz w:val="24"/>
+          <w:szCs w:val="24"/>
+        </w:rPr>
+        <w:t>elec</w:t>
+      </w:r>
+      <w:proofErr w:type="spellEnd"/>
+      <w:r>
+        <w:rPr>
+          <w:rFonts w:ascii="Arial" w:hAnsi="Arial" w:cs="Arial"/>
+          <w:sz w:val="24"/>
+          <w:szCs w:val="24"/>
+        </w:rPr>
+        <w:t>-</w:t>
+      </w:r>
+      <w:proofErr w:type="spellStart"/>
+      <w:r>
+        <w:rPr>
+          <w:rFonts w:ascii="Arial" w:hAnsi="Arial" w:cs="Arial"/>
+          <w:sz w:val="24"/>
+          <w:szCs w:val="24"/>
+        </w:rPr>
+        <w:t>heat-comp</w:t>
+      </w:r>
+      <w:proofErr w:type="spellEnd"/>
+      <w:r>
+        <w:rPr>
+          <w:rFonts w:ascii="Arial" w:hAnsi="Arial" w:cs="Arial"/>
+          <w:sz w:val="24"/>
+          <w:szCs w:val="24"/>
+        </w:rPr>
+        <w:t xml:space="preserve">, et en augmentant </w:t>
+      </w:r>
+      <w:proofErr w:type="spellStart"/>
+      <w:r>
+        <w:rPr>
+          <w:rFonts w:ascii="Arial" w:hAnsi="Arial" w:cs="Arial"/>
+          <w:sz w:val="24"/>
+          <w:szCs w:val="24"/>
+        </w:rPr>
+        <w:t>progressisement</w:t>
+      </w:r>
+      <w:proofErr w:type="spellEnd"/>
+      <w:r>
+        <w:rPr>
+          <w:rFonts w:ascii="Arial" w:hAnsi="Arial" w:cs="Arial"/>
+          <w:sz w:val="24"/>
+          <w:szCs w:val="24"/>
+        </w:rPr>
+        <w:t xml:space="preserve"> les flux envoyés en compostage individuel et </w:t>
       </w:r>
       <w:r>
         <w:rPr>
@@ -10755,157 +12554,7 @@
           <w:szCs w:val="24"/>
         </w:rPr>
         <w:lastRenderedPageBreak/>
-        <w:t>de</w:t>
-      </w:r>
-      <w:proofErr w:type="gramEnd"/>
-      <w:r>
-        <w:rPr>
-          <w:rFonts w:ascii="Arial" w:hAnsi="Arial" w:cs="Arial"/>
-          <w:sz w:val="24"/>
-          <w:szCs w:val="24"/>
-        </w:rPr>
-        <w:t xml:space="preserve"> CC passe à -6.51 kgCO2eq</w:t>
-      </w:r>
-      <w:r>
-        <w:rPr>
-          <w:rFonts w:ascii="Arial" w:hAnsi="Arial" w:cs="Arial"/>
-          <w:sz w:val="24"/>
-          <w:szCs w:val="24"/>
-        </w:rPr>
-        <w:t>, tandis qu’en termes de EQssC, le bénéfice environnement passe à -3.46</w:t>
-      </w:r>
-      <w:r>
-        <w:rPr>
-          <w:rFonts w:ascii="Arial" w:hAnsi="Arial" w:cs="Arial"/>
-          <w:sz w:val="24"/>
-          <w:szCs w:val="24"/>
-          <w:vertAlign w:val="superscript"/>
-        </w:rPr>
-        <w:t>e</w:t>
-      </w:r>
-      <w:r>
-        <w:rPr>
-          <w:rFonts w:ascii="Arial" w:hAnsi="Arial" w:cs="Arial"/>
-          <w:sz w:val="24"/>
-          <w:szCs w:val="24"/>
-        </w:rPr>
-        <w:t>4 PDF.m2.yr.</w:t>
-      </w:r>
-    </w:p>
-    <w:p>
-      <w:pPr>
-        <w:spacing w:line="480" w:lineRule="auto"/>
-        <w:rPr>
-          <w:rFonts w:ascii="Arial" w:hAnsi="Arial" w:cs="Arial"/>
-          <w:sz w:val="24"/>
-          <w:szCs w:val="24"/>
-        </w:rPr>
-      </w:pPr>
-      <w:r>
-        <w:rPr>
-          <w:rFonts w:ascii="Arial" w:hAnsi="Arial" w:cs="Arial"/>
-          <w:sz w:val="24"/>
-          <w:szCs w:val="24"/>
-        </w:rPr>
-        <w:t>Compromis entre CC et HH</w:t>
-      </w:r>
-    </w:p>
-    <w:p>
-      <w:pPr>
-        <w:spacing w:line="480" w:lineRule="auto"/>
-        <w:rPr>
-          <w:rFonts w:ascii="Arial" w:hAnsi="Arial" w:cs="Arial"/>
-          <w:sz w:val="24"/>
-          <w:szCs w:val="24"/>
-        </w:rPr>
-      </w:pPr>
-      <w:r>
-        <w:rPr>
-          <w:rFonts w:ascii="Arial" w:hAnsi="Arial" w:cs="Arial"/>
-          <w:sz w:val="24"/>
-          <w:szCs w:val="24"/>
-        </w:rPr>
-        <w:t xml:space="preserve">Quand on cherche fait varier le poids du CC et </w:t>
-      </w:r>
-      <w:proofErr w:type="gramStart"/>
-      <w:r>
-        <w:rPr>
-          <w:rFonts w:ascii="Arial" w:hAnsi="Arial" w:cs="Arial"/>
-          <w:sz w:val="24"/>
-          <w:szCs w:val="24"/>
-        </w:rPr>
-        <w:t>HH(</w:t>
-      </w:r>
-      <w:proofErr w:type="gramEnd"/>
-      <w:r>
-        <w:rPr>
-          <w:rFonts w:ascii="Arial" w:hAnsi="Arial" w:cs="Arial"/>
-          <w:sz w:val="24"/>
-          <w:szCs w:val="24"/>
-        </w:rPr>
-        <w:t>excl.CC), on retrouve les technologies similaires que celles lorsqu’on fait varier le CC et le EQ(excl.CC), mais avec une stabilisation plus tôt des configurations technologiques. Ainsi,</w:t>
-      </w:r>
-      <w:r>
-        <w:rPr>
-          <w:rFonts w:ascii="Arial" w:hAnsi="Arial" w:cs="Arial"/>
-          <w:sz w:val="24"/>
-          <w:szCs w:val="24"/>
-        </w:rPr>
-        <w:t xml:space="preserve"> d’un poids de 0 à 0.5, les technologies principales restent la même c’est-d l’AD-</w:t>
-      </w:r>
-      <w:proofErr w:type="spellStart"/>
-      <w:r>
-        <w:rPr>
-          <w:rFonts w:ascii="Arial" w:hAnsi="Arial" w:cs="Arial"/>
-          <w:sz w:val="24"/>
-          <w:szCs w:val="24"/>
-        </w:rPr>
-        <w:t>elec</w:t>
-      </w:r>
-      <w:proofErr w:type="spellEnd"/>
-      <w:r>
-        <w:rPr>
-          <w:rFonts w:ascii="Arial" w:hAnsi="Arial" w:cs="Arial"/>
-          <w:sz w:val="24"/>
-          <w:szCs w:val="24"/>
-        </w:rPr>
-        <w:t>-</w:t>
-      </w:r>
-      <w:proofErr w:type="spellStart"/>
-      <w:r>
-        <w:rPr>
-          <w:rFonts w:ascii="Arial" w:hAnsi="Arial" w:cs="Arial"/>
-          <w:sz w:val="24"/>
-          <w:szCs w:val="24"/>
-        </w:rPr>
-        <w:t>heat-comp</w:t>
-      </w:r>
-      <w:proofErr w:type="spellEnd"/>
-      <w:r>
-        <w:rPr>
-          <w:rFonts w:ascii="Arial" w:hAnsi="Arial" w:cs="Arial"/>
-          <w:sz w:val="24"/>
-          <w:szCs w:val="24"/>
-        </w:rPr>
-        <w:t xml:space="preserve">, et en augmentant </w:t>
-      </w:r>
-      <w:proofErr w:type="spellStart"/>
-      <w:r>
-        <w:rPr>
-          <w:rFonts w:ascii="Arial" w:hAnsi="Arial" w:cs="Arial"/>
-          <w:sz w:val="24"/>
-          <w:szCs w:val="24"/>
-        </w:rPr>
-        <w:t>progressisement</w:t>
-      </w:r>
-      <w:proofErr w:type="spellEnd"/>
-      <w:r>
-        <w:rPr>
-          <w:rFonts w:ascii="Arial" w:hAnsi="Arial" w:cs="Arial"/>
-          <w:sz w:val="24"/>
-          <w:szCs w:val="24"/>
-        </w:rPr>
-        <w:t xml:space="preserve"> les flux envoyés en compostage individuel et industriel. Les impacts passent de -2.03</w:t>
+        <w:t>industriel. Les impacts passent de -2.03</w:t>
       </w:r>
       <w:r>
         <w:rPr>
@@ -11434,8 +13083,172 @@
           <w:sz w:val="24"/>
           <w:szCs w:val="24"/>
         </w:rPr>
+        <w:t>Sorting</w:t>
+      </w:r>
+      <w:proofErr w:type="spellEnd"/>
+      <w:r>
+        <w:rPr>
+          <w:rFonts w:ascii="Arial" w:hAnsi="Arial" w:cs="Arial"/>
+          <w:sz w:val="24"/>
+          <w:szCs w:val="24"/>
+        </w:rPr>
+        <w:t xml:space="preserve"> rate</w:t>
+      </w:r>
+    </w:p>
+    <w:p>
+      <w:pPr>
+        <w:spacing w:line="480" w:lineRule="auto"/>
+        <w:rPr>
+          <w:rFonts w:ascii="Arial" w:hAnsi="Arial" w:cs="Arial"/>
+          <w:sz w:val="24"/>
+          <w:szCs w:val="24"/>
+        </w:rPr>
+      </w:pPr>
+      <w:r>
+        <w:rPr>
+          <w:rFonts w:ascii="Arial" w:hAnsi="Arial" w:cs="Arial"/>
+          <w:sz w:val="24"/>
+          <w:szCs w:val="24"/>
+        </w:rPr>
+        <w:t>Dans cette analyse de sensibilité, nous avons fait varié le taux de tri nominal de -50% et +50</w:t>
+      </w:r>
+      <w:proofErr w:type="gramStart"/>
+      <w:r>
+        <w:rPr>
+          <w:rFonts w:ascii="Arial" w:hAnsi="Arial" w:cs="Arial"/>
+          <w:sz w:val="24"/>
+          <w:szCs w:val="24"/>
+        </w:rPr>
+        <w:t>%(</w:t>
+      </w:r>
+      <w:proofErr w:type="gramEnd"/>
+      <w:r>
+        <w:rPr>
+          <w:rFonts w:ascii="Arial" w:hAnsi="Arial" w:cs="Arial"/>
+          <w:sz w:val="24"/>
+          <w:szCs w:val="24"/>
+        </w:rPr>
+        <w:t xml:space="preserve">figure xx). </w:t>
+      </w:r>
+    </w:p>
+    <w:p>
+      <w:pPr>
+        <w:spacing w:line="480" w:lineRule="auto"/>
+        <w:rPr>
+          <w:rFonts w:ascii="Arial" w:hAnsi="Arial" w:cs="Arial"/>
+          <w:sz w:val="24"/>
+          <w:szCs w:val="24"/>
+        </w:rPr>
+      </w:pPr>
+      <w:r>
+        <w:rPr>
+          <w:rFonts w:ascii="Arial" w:hAnsi="Arial" w:cs="Arial"/>
+          <w:sz w:val="24"/>
+          <w:szCs w:val="24"/>
+        </w:rPr>
+        <w:t>Lorsqu’il n’y a pas d’investissement, et lorsque le taux de tri est de 30%</w:t>
+      </w:r>
+      <w:r>
+        <w:rPr>
+          <w:rFonts w:ascii="Arial" w:hAnsi="Arial" w:cs="Arial"/>
+          <w:sz w:val="24"/>
+          <w:szCs w:val="24"/>
+        </w:rPr>
+        <w:t>, l</w:t>
+      </w:r>
+      <w:r>
+        <w:rPr>
+          <w:rFonts w:ascii="Arial" w:hAnsi="Arial" w:cs="Arial"/>
+          <w:sz w:val="24"/>
+          <w:szCs w:val="24"/>
+        </w:rPr>
+        <w:t>es quantités de matières envoyées en compostage restent la même, pour atteindre le maximum de matière qui peut substituer la tourbe</w:t>
+      </w:r>
+      <w:r>
+        <w:rPr>
+          <w:rFonts w:ascii="Arial" w:hAnsi="Arial" w:cs="Arial"/>
+          <w:sz w:val="24"/>
+          <w:szCs w:val="24"/>
+        </w:rPr>
+        <w:t>. C’est</w:t>
+      </w:r>
+      <w:r>
+        <w:rPr>
+          <w:rFonts w:ascii="Arial" w:hAnsi="Arial" w:cs="Arial"/>
+          <w:sz w:val="24"/>
+          <w:szCs w:val="24"/>
+        </w:rPr>
+        <w:t xml:space="preserve"> la quantité de matière envoyée en méthanisation qui diminue. </w:t>
+      </w:r>
+      <w:r>
+        <w:rPr>
+          <w:rFonts w:ascii="Arial" w:hAnsi="Arial" w:cs="Arial"/>
+          <w:sz w:val="24"/>
+          <w:szCs w:val="24"/>
+        </w:rPr>
+        <w:t>Par ailleurs, l</w:t>
+      </w:r>
+      <w:r>
+        <w:rPr>
+          <w:rFonts w:ascii="Arial" w:hAnsi="Arial" w:cs="Arial"/>
+          <w:sz w:val="24"/>
+          <w:szCs w:val="24"/>
+        </w:rPr>
+        <w:t>es scores d’impact de chaque objectif minimisé varient de -65%, -67% et -78% respectivement pour le CC, EQ et HH.</w:t>
+      </w:r>
+    </w:p>
+    <w:p>
+      <w:pPr>
+        <w:spacing w:line="480" w:lineRule="auto"/>
+        <w:rPr>
+          <w:rFonts w:ascii="Arial" w:hAnsi="Arial" w:cs="Arial"/>
+          <w:sz w:val="24"/>
+          <w:szCs w:val="24"/>
+        </w:rPr>
+      </w:pPr>
+      <w:r>
+        <w:rPr>
+          <w:rFonts w:ascii="Arial" w:hAnsi="Arial" w:cs="Arial"/>
+          <w:sz w:val="24"/>
+          <w:szCs w:val="24"/>
+        </w:rPr>
         <w:lastRenderedPageBreak/>
-        <w:t>Sorting</w:t>
+        <w:t xml:space="preserve">Quand </w:t>
+      </w:r>
+      <w:r>
+        <w:rPr>
+          <w:rFonts w:ascii="Arial" w:hAnsi="Arial" w:cs="Arial"/>
+          <w:sz w:val="24"/>
+          <w:szCs w:val="24"/>
+        </w:rPr>
+        <w:t xml:space="preserve">le taux de tri augmente à 90%, la technologie principale (c-à-d celle qui a reçu le plus de matière au taux de tri nominal) reçoit plus de flux pour atteindre sa capacité maximale. Il s’agit </w:t>
+      </w:r>
+      <w:proofErr w:type="gramStart"/>
+      <w:r>
+        <w:rPr>
+          <w:rFonts w:ascii="Arial" w:hAnsi="Arial" w:cs="Arial"/>
+          <w:sz w:val="24"/>
+          <w:szCs w:val="24"/>
+        </w:rPr>
+        <w:t>de AD</w:t>
+      </w:r>
+      <w:proofErr w:type="gramEnd"/>
+      <w:r>
+        <w:rPr>
+          <w:rFonts w:ascii="Arial" w:hAnsi="Arial" w:cs="Arial"/>
+          <w:sz w:val="24"/>
+          <w:szCs w:val="24"/>
+        </w:rPr>
+        <w:t>-</w:t>
+      </w:r>
+      <w:proofErr w:type="spellStart"/>
+      <w:r>
+        <w:rPr>
+          <w:rFonts w:ascii="Arial" w:hAnsi="Arial" w:cs="Arial"/>
+          <w:sz w:val="24"/>
+          <w:szCs w:val="24"/>
+        </w:rPr>
+        <w:t>biomet</w:t>
       </w:r>
       <w:proofErr w:type="spellEnd"/>
       <w:r>
@@ -11444,7 +13257,101 @@
           <w:sz w:val="24"/>
           <w:szCs w:val="24"/>
         </w:rPr>
-        <w:t xml:space="preserve"> rate</w:t>
+        <w:t>-</w:t>
+      </w:r>
+      <w:proofErr w:type="spellStart"/>
+      <w:r>
+        <w:rPr>
+          <w:rFonts w:ascii="Arial" w:hAnsi="Arial" w:cs="Arial"/>
+          <w:sz w:val="24"/>
+          <w:szCs w:val="24"/>
+        </w:rPr>
+        <w:t>digestate</w:t>
+      </w:r>
+      <w:proofErr w:type="spellEnd"/>
+      <w:r>
+        <w:rPr>
+          <w:rFonts w:ascii="Arial" w:hAnsi="Arial" w:cs="Arial"/>
+          <w:sz w:val="24"/>
+          <w:szCs w:val="24"/>
+        </w:rPr>
+        <w:t xml:space="preserve"> pour le scénario de minimisation du CC, et de l’AD-</w:t>
+      </w:r>
+      <w:proofErr w:type="spellStart"/>
+      <w:r>
+        <w:rPr>
+          <w:rFonts w:ascii="Arial" w:hAnsi="Arial" w:cs="Arial"/>
+          <w:sz w:val="24"/>
+          <w:szCs w:val="24"/>
+        </w:rPr>
+        <w:t>elec</w:t>
+      </w:r>
+      <w:proofErr w:type="spellEnd"/>
+      <w:r>
+        <w:rPr>
+          <w:rFonts w:ascii="Arial" w:hAnsi="Arial" w:cs="Arial"/>
+          <w:sz w:val="24"/>
+          <w:szCs w:val="24"/>
+        </w:rPr>
+        <w:t>-</w:t>
+      </w:r>
+      <w:proofErr w:type="spellStart"/>
+      <w:r>
+        <w:rPr>
+          <w:rFonts w:ascii="Arial" w:hAnsi="Arial" w:cs="Arial"/>
+          <w:sz w:val="24"/>
+          <w:szCs w:val="24"/>
+        </w:rPr>
+        <w:t>heat</w:t>
+      </w:r>
+      <w:proofErr w:type="spellEnd"/>
+      <w:r>
+        <w:rPr>
+          <w:rFonts w:ascii="Arial" w:hAnsi="Arial" w:cs="Arial"/>
+          <w:sz w:val="24"/>
+          <w:szCs w:val="24"/>
+        </w:rPr>
+        <w:t>-compost pour les deux autres scénarios. D’autres technologies sont</w:t>
+      </w:r>
+      <w:r>
+        <w:rPr>
+          <w:rFonts w:ascii="Arial" w:hAnsi="Arial" w:cs="Arial"/>
+          <w:sz w:val="24"/>
+          <w:szCs w:val="24"/>
+        </w:rPr>
+        <w:t xml:space="preserve"> ensuite</w:t>
+      </w:r>
+      <w:r>
+        <w:rPr>
+          <w:rFonts w:ascii="Arial" w:hAnsi="Arial" w:cs="Arial"/>
+          <w:sz w:val="24"/>
+          <w:szCs w:val="24"/>
+        </w:rPr>
+        <w:t xml:space="preserve"> mobilisées afin de traiter la totalité de matière triée.</w:t>
+      </w:r>
+      <w:r>
+        <w:rPr>
+          <w:rFonts w:ascii="Arial" w:hAnsi="Arial" w:cs="Arial"/>
+          <w:sz w:val="24"/>
+          <w:szCs w:val="24"/>
+        </w:rPr>
+        <w:t xml:space="preserve"> Les scores d’impact de chaque objectif minimisé augmentent à +35%,</w:t>
+      </w:r>
+      <w:r>
+        <w:rPr>
+          <w:rFonts w:ascii="Arial" w:hAnsi="Arial" w:cs="Arial"/>
+          <w:sz w:val="24"/>
+          <w:szCs w:val="24"/>
+        </w:rPr>
+        <w:t xml:space="preserve"> </w:t>
+      </w:r>
+      <w:r>
+        <w:rPr>
+          <w:rFonts w:ascii="Arial" w:hAnsi="Arial" w:cs="Arial"/>
+          <w:sz w:val="24"/>
+          <w:szCs w:val="24"/>
+        </w:rPr>
+        <w:t>+40% et +70% respectivement pour le CC, EQ et HH.</w:t>
       </w:r>
     </w:p>
     <w:p>
@@ -11462,7 +13369,39 @@
           <w:sz w:val="24"/>
           <w:szCs w:val="24"/>
         </w:rPr>
-        <w:t>Dans cette analyse de sensibilité, nous avons fait varié le taux de tri nominal de -50% et +50</w:t>
+        <w:t>A un taux de tri de 30%, même si on autorise l’investissement, la quantité de flux n’est pas suffisante pour ouvrir une nouvelle installation.</w:t>
+      </w:r>
+      <w:r>
+        <w:rPr>
+          <w:rFonts w:ascii="Arial" w:hAnsi="Arial" w:cs="Arial"/>
+          <w:sz w:val="24"/>
+          <w:szCs w:val="24"/>
+        </w:rPr>
+        <w:t xml:space="preserve"> Les technologies et répartitions de flux sont ainsi les mêmes que dans le scénario sans investissement au même taux de tri. Les scores d’impact de chaque objectif minimisé diminuent </w:t>
+      </w:r>
+      <w:r>
+        <w:rPr>
+          <w:rFonts w:ascii="Arial" w:hAnsi="Arial" w:cs="Arial"/>
+          <w:sz w:val="24"/>
+          <w:szCs w:val="24"/>
+        </w:rPr>
+        <w:t>à</w:t>
+      </w:r>
+      <w:r>
+        <w:rPr>
+          <w:rFonts w:ascii="Arial" w:hAnsi="Arial" w:cs="Arial"/>
+          <w:sz w:val="24"/>
+          <w:szCs w:val="24"/>
+        </w:rPr>
+        <w:t xml:space="preserve"> -71%, -77% et -87% respectivement pour le CC, EQ et HH.</w:t>
+      </w:r>
+      <w:r>
+        <w:rPr>
+          <w:rFonts w:ascii="Arial" w:hAnsi="Arial" w:cs="Arial"/>
+          <w:sz w:val="24"/>
+          <w:szCs w:val="24"/>
+        </w:rPr>
+        <w:t xml:space="preserve"> A un taux de tri de 90%, les nouveaux investissements reçoivent plus de matière, et les scores d’impact varient de +67</w:t>
       </w:r>
       <w:proofErr w:type="gramStart"/>
       <w:r>
@@ -11471,7 +13410,7 @@
           <w:sz w:val="24"/>
           <w:szCs w:val="24"/>
         </w:rPr>
-        <w:t>%(</w:t>
+        <w:t>% ,</w:t>
       </w:r>
       <w:proofErr w:type="gramEnd"/>
       <w:r>
@@ -11480,7 +13419,7 @@
           <w:sz w:val="24"/>
           <w:szCs w:val="24"/>
         </w:rPr>
-        <w:t xml:space="preserve">figure xx). </w:t>
+        <w:t xml:space="preserve"> +63% et +70% respectivement pour le CC, EQ et HH.</w:t>
       </w:r>
     </w:p>
     <w:p>
@@ -11498,59 +13437,16 @@
           <w:sz w:val="24"/>
           <w:szCs w:val="24"/>
         </w:rPr>
-        <w:t>Lorsqu’il n’y a pas d’investissement, et lorsque le taux de tri est de 30%</w:t>
-      </w:r>
-      <w:r>
-        <w:rPr>
-          <w:rFonts w:ascii="Arial" w:hAnsi="Arial" w:cs="Arial"/>
-          <w:sz w:val="24"/>
-          <w:szCs w:val="24"/>
-        </w:rPr>
-        <w:t>, l</w:t>
-      </w:r>
-      <w:r>
-        <w:rPr>
-          <w:rFonts w:ascii="Arial" w:hAnsi="Arial" w:cs="Arial"/>
-          <w:sz w:val="24"/>
-          <w:szCs w:val="24"/>
-        </w:rPr>
-        <w:t>es quantités de matières envoyées en compostage restent la même, pour atteindre le maximum de matière qui peut substituer la tourbe</w:t>
-      </w:r>
-      <w:r>
-        <w:rPr>
-          <w:rFonts w:ascii="Arial" w:hAnsi="Arial" w:cs="Arial"/>
-          <w:sz w:val="24"/>
-          <w:szCs w:val="24"/>
-        </w:rPr>
-        <w:t>. C’est</w:t>
-      </w:r>
-      <w:r>
-        <w:rPr>
-          <w:rFonts w:ascii="Arial" w:hAnsi="Arial" w:cs="Arial"/>
-          <w:sz w:val="24"/>
-          <w:szCs w:val="24"/>
-        </w:rPr>
-        <w:t xml:space="preserve"> la quantité de matière envoyée en méthanisation qui diminue. </w:t>
-      </w:r>
-      <w:r>
-        <w:rPr>
-          <w:rFonts w:ascii="Arial" w:hAnsi="Arial" w:cs="Arial"/>
-          <w:sz w:val="24"/>
-          <w:szCs w:val="24"/>
-        </w:rPr>
-        <w:t>Par ailleurs, l</w:t>
-      </w:r>
-      <w:r>
-        <w:rPr>
-          <w:rFonts w:ascii="Arial" w:hAnsi="Arial" w:cs="Arial"/>
-          <w:sz w:val="24"/>
-          <w:szCs w:val="24"/>
-        </w:rPr>
-        <w:t>es scores d’impact de chaque objectif minimisé varient de -65%, -67% et -78% respectivement pour le CC, EQ et HH.</w:t>
-      </w:r>
-    </w:p>
-    <w:p>
-      <w:pPr>
+        <w:t>Marché de la tourbe</w:t>
+      </w:r>
+    </w:p>
+    <w:p>
+      <w:pPr>
+        <w:pStyle w:val="Paragraphedeliste"/>
+        <w:numPr>
+          <w:ilvl w:val="0"/>
+          <w:numId w:val="6"/>
+        </w:numPr>
         <w:spacing w:line="480" w:lineRule="auto"/>
         <w:rPr>
           <w:rFonts w:ascii="Arial" w:hAnsi="Arial" w:cs="Arial"/>
@@ -11564,16 +13460,302 @@
           <w:sz w:val="24"/>
           <w:szCs w:val="24"/>
         </w:rPr>
-        <w:t xml:space="preserve">Quand </w:t>
-      </w:r>
-      <w:r>
-        <w:rPr>
-          <w:rFonts w:ascii="Arial" w:hAnsi="Arial" w:cs="Arial"/>
-          <w:sz w:val="24"/>
-          <w:szCs w:val="24"/>
-        </w:rPr>
-        <w:t xml:space="preserve">le taux de tri augmente à 90%, la technologie principale (c-à-d celle qui a reçu le plus de matière au taux de tri nominal) reçoit plus de flux pour atteindre sa capacité maximale. Il s’agit </w:t>
-      </w:r>
+        <w:t>Sans investissement</w:t>
+      </w:r>
+    </w:p>
+    <w:p>
+      <w:pPr>
+        <w:pStyle w:val="Paragraphedeliste"/>
+        <w:numPr>
+          <w:ilvl w:val="0"/>
+          <w:numId w:val="3"/>
+        </w:numPr>
+        <w:spacing w:line="480" w:lineRule="auto"/>
+        <w:rPr>
+          <w:rFonts w:ascii="Arial" w:hAnsi="Arial" w:cs="Arial"/>
+          <w:sz w:val="24"/>
+          <w:szCs w:val="24"/>
+        </w:rPr>
+      </w:pPr>
+      <w:proofErr w:type="spellStart"/>
+      <w:r>
+        <w:rPr>
+          <w:rFonts w:ascii="Arial" w:hAnsi="Arial" w:cs="Arial"/>
+          <w:sz w:val="24"/>
+          <w:szCs w:val="24"/>
+        </w:rPr>
+        <w:t>MinCC</w:t>
+      </w:r>
+      <w:proofErr w:type="spellEnd"/>
+      <w:r>
+        <w:rPr>
+          <w:rFonts w:ascii="Arial" w:hAnsi="Arial" w:cs="Arial"/>
+          <w:sz w:val="24"/>
+          <w:szCs w:val="24"/>
+        </w:rPr>
+        <w:t xml:space="preserve"> : </w:t>
+      </w:r>
+      <w:r>
+        <w:rPr>
+          <w:rFonts w:ascii="Arial" w:hAnsi="Arial" w:cs="Arial"/>
+          <w:sz w:val="24"/>
+          <w:szCs w:val="24"/>
+        </w:rPr>
+        <w:t xml:space="preserve">Les flux envoyés en </w:t>
+      </w:r>
+      <w:r>
+        <w:rPr>
+          <w:rFonts w:ascii="Arial" w:hAnsi="Arial" w:cs="Arial"/>
+          <w:sz w:val="24"/>
+          <w:szCs w:val="24"/>
+        </w:rPr>
+        <w:t>AD-</w:t>
+      </w:r>
+      <w:proofErr w:type="spellStart"/>
+      <w:r>
+        <w:rPr>
+          <w:rFonts w:ascii="Arial" w:hAnsi="Arial" w:cs="Arial"/>
+          <w:sz w:val="24"/>
+          <w:szCs w:val="24"/>
+        </w:rPr>
+        <w:t>biomet</w:t>
+      </w:r>
+      <w:proofErr w:type="spellEnd"/>
+      <w:r>
+        <w:rPr>
+          <w:rFonts w:ascii="Arial" w:hAnsi="Arial" w:cs="Arial"/>
+          <w:sz w:val="24"/>
+          <w:szCs w:val="24"/>
+        </w:rPr>
+        <w:t>-</w:t>
+      </w:r>
+      <w:proofErr w:type="spellStart"/>
+      <w:r>
+        <w:rPr>
+          <w:rFonts w:ascii="Arial" w:hAnsi="Arial" w:cs="Arial"/>
+          <w:sz w:val="24"/>
+          <w:szCs w:val="24"/>
+        </w:rPr>
+        <w:t>dig</w:t>
+      </w:r>
+      <w:proofErr w:type="spellEnd"/>
+      <w:r>
+        <w:rPr>
+          <w:rFonts w:ascii="Arial" w:hAnsi="Arial" w:cs="Arial"/>
+          <w:sz w:val="24"/>
+          <w:szCs w:val="24"/>
+        </w:rPr>
+        <w:t xml:space="preserve"> </w:t>
+      </w:r>
+      <w:r>
+        <w:rPr>
+          <w:rFonts w:ascii="Arial" w:hAnsi="Arial" w:cs="Arial"/>
+          <w:sz w:val="24"/>
+          <w:szCs w:val="24"/>
+        </w:rPr>
+        <w:t xml:space="preserve">ont augmenté jusqu’à </w:t>
+      </w:r>
+      <w:r>
+        <w:rPr>
+          <w:rFonts w:ascii="Arial" w:hAnsi="Arial" w:cs="Arial"/>
+          <w:sz w:val="24"/>
+          <w:szCs w:val="24"/>
+        </w:rPr>
+        <w:t>attein</w:t>
+      </w:r>
+      <w:r>
+        <w:rPr>
+          <w:rFonts w:ascii="Arial" w:hAnsi="Arial" w:cs="Arial"/>
+          <w:sz w:val="24"/>
+          <w:szCs w:val="24"/>
+        </w:rPr>
+        <w:t>dre</w:t>
+      </w:r>
+      <w:r>
+        <w:rPr>
+          <w:rFonts w:ascii="Arial" w:hAnsi="Arial" w:cs="Arial"/>
+          <w:sz w:val="24"/>
+          <w:szCs w:val="24"/>
+        </w:rPr>
+        <w:t xml:space="preserve"> sa capa</w:t>
+      </w:r>
+      <w:r>
+        <w:rPr>
+          <w:rFonts w:ascii="Arial" w:hAnsi="Arial" w:cs="Arial"/>
+          <w:sz w:val="24"/>
+          <w:szCs w:val="24"/>
+        </w:rPr>
+        <w:t>cité max. Les flux envoyés en IC et HC ont aussi diminué significativement, avec l’ajout l’AD-</w:t>
+      </w:r>
+      <w:proofErr w:type="spellStart"/>
+      <w:r>
+        <w:rPr>
+          <w:rFonts w:ascii="Arial" w:hAnsi="Arial" w:cs="Arial"/>
+          <w:sz w:val="24"/>
+          <w:szCs w:val="24"/>
+        </w:rPr>
+        <w:t>elec</w:t>
+      </w:r>
+      <w:proofErr w:type="spellEnd"/>
+      <w:r>
+        <w:rPr>
+          <w:rFonts w:ascii="Arial" w:hAnsi="Arial" w:cs="Arial"/>
+          <w:sz w:val="24"/>
+          <w:szCs w:val="24"/>
+        </w:rPr>
+        <w:t>-</w:t>
+      </w:r>
+      <w:proofErr w:type="spellStart"/>
+      <w:r>
+        <w:rPr>
+          <w:rFonts w:ascii="Arial" w:hAnsi="Arial" w:cs="Arial"/>
+          <w:sz w:val="24"/>
+          <w:szCs w:val="24"/>
+        </w:rPr>
+        <w:t>heat-comp</w:t>
+      </w:r>
+      <w:proofErr w:type="spellEnd"/>
+      <w:r>
+        <w:rPr>
+          <w:rFonts w:ascii="Arial" w:hAnsi="Arial" w:cs="Arial"/>
+          <w:sz w:val="24"/>
+          <w:szCs w:val="24"/>
+        </w:rPr>
+        <w:t xml:space="preserve"> de manière à ce que les marché hobby et mark soient saturés. Inversement, lorsque le marché augmente de +80%, les flux envoyés en HC et IC augmentent significativement jusqu’à atteindre le seuil du marché. </w:t>
+      </w:r>
+      <w:r>
+        <w:rPr>
+          <w:rFonts w:ascii="Arial" w:hAnsi="Arial" w:cs="Arial"/>
+          <w:sz w:val="24"/>
+          <w:szCs w:val="24"/>
+        </w:rPr>
+        <w:t xml:space="preserve">Le score du CC diminue de -18% lorsqu’on diminue le marché de tourbe à -80%, et augmente de 6% dans lorsqu’on augmente </w:t>
+      </w:r>
+      <w:r>
+        <w:rPr>
+          <w:rFonts w:ascii="Arial" w:hAnsi="Arial" w:cs="Arial"/>
+          <w:sz w:val="24"/>
+          <w:szCs w:val="24"/>
+        </w:rPr>
+        <w:t>à</w:t>
+      </w:r>
+      <w:r>
+        <w:rPr>
+          <w:rFonts w:ascii="Arial" w:hAnsi="Arial" w:cs="Arial"/>
+          <w:sz w:val="24"/>
+          <w:szCs w:val="24"/>
+        </w:rPr>
+        <w:t xml:space="preserve"> +80%.</w:t>
+      </w:r>
+    </w:p>
+    <w:p>
+      <w:pPr>
+        <w:pStyle w:val="Paragraphedeliste"/>
+        <w:numPr>
+          <w:ilvl w:val="0"/>
+          <w:numId w:val="3"/>
+        </w:numPr>
+        <w:spacing w:line="480" w:lineRule="auto"/>
+        <w:rPr>
+          <w:rFonts w:ascii="Arial" w:hAnsi="Arial" w:cs="Arial"/>
+          <w:sz w:val="24"/>
+          <w:szCs w:val="24"/>
+        </w:rPr>
+      </w:pPr>
+      <w:proofErr w:type="spellStart"/>
+      <w:r>
+        <w:rPr>
+          <w:rFonts w:ascii="Arial" w:hAnsi="Arial" w:cs="Arial"/>
+          <w:sz w:val="24"/>
+          <w:szCs w:val="24"/>
+        </w:rPr>
+        <w:lastRenderedPageBreak/>
+        <w:t>MinEQ</w:t>
+      </w:r>
+      <w:proofErr w:type="spellEnd"/>
+      <w:r>
+        <w:rPr>
+          <w:rFonts w:ascii="Arial" w:hAnsi="Arial" w:cs="Arial"/>
+          <w:sz w:val="24"/>
+          <w:szCs w:val="24"/>
+        </w:rPr>
+        <w:t> : à -80% du marché de tourbe, HC disparaît. Les flux sont principalement envoyés en AD-</w:t>
+      </w:r>
+      <w:proofErr w:type="spellStart"/>
+      <w:r>
+        <w:rPr>
+          <w:rFonts w:ascii="Arial" w:hAnsi="Arial" w:cs="Arial"/>
+          <w:sz w:val="24"/>
+          <w:szCs w:val="24"/>
+        </w:rPr>
+        <w:t>elec</w:t>
+      </w:r>
+      <w:proofErr w:type="spellEnd"/>
+      <w:r>
+        <w:rPr>
+          <w:rFonts w:ascii="Arial" w:hAnsi="Arial" w:cs="Arial"/>
+          <w:sz w:val="24"/>
+          <w:szCs w:val="24"/>
+        </w:rPr>
+        <w:t>-</w:t>
+      </w:r>
+      <w:proofErr w:type="spellStart"/>
+      <w:r>
+        <w:rPr>
+          <w:rFonts w:ascii="Arial" w:hAnsi="Arial" w:cs="Arial"/>
+          <w:sz w:val="24"/>
+          <w:szCs w:val="24"/>
+        </w:rPr>
+        <w:t>heat</w:t>
+      </w:r>
+      <w:proofErr w:type="spellEnd"/>
+      <w:r>
+        <w:rPr>
+          <w:rFonts w:ascii="Arial" w:hAnsi="Arial" w:cs="Arial"/>
+          <w:sz w:val="24"/>
+          <w:szCs w:val="24"/>
+        </w:rPr>
+        <w:t>-compost, jusqu’à atteindre sa capacité d’accueil, et même si pour cela, une partie de la valeur amendant du compost n’est pas valorisé (pas de bénéfice environnemental lié à la substitution) car le marché hobby et pro de tourbe sera déjà atteint. Inversement, si on augmente de +80% le marché, les flux envoyés en HC augmentent j</w:t>
+      </w:r>
+      <w:r>
+        <w:rPr>
+          <w:rFonts w:ascii="Arial" w:hAnsi="Arial" w:cs="Arial"/>
+          <w:sz w:val="24"/>
+          <w:szCs w:val="24"/>
+        </w:rPr>
+        <w:t xml:space="preserve">usqu’à atteindre la capacité max du marché de tourbe hobby. Le score du EQ a baissé de -12% et a augmenté de 12% lorsqu’on a fait </w:t>
+      </w:r>
+      <w:r>
+        <w:rPr>
+          <w:rFonts w:ascii="Arial" w:hAnsi="Arial" w:cs="Arial"/>
+          <w:sz w:val="24"/>
+          <w:szCs w:val="24"/>
+        </w:rPr>
+        <w:t>varier</w:t>
+      </w:r>
+      <w:r>
+        <w:rPr>
+          <w:rFonts w:ascii="Arial" w:hAnsi="Arial" w:cs="Arial"/>
+          <w:sz w:val="24"/>
+          <w:szCs w:val="24"/>
+        </w:rPr>
+        <w:t xml:space="preserve"> le marché respectivement à -80% et +80%.</w:t>
+      </w:r>
+    </w:p>
+    <w:p>
+      <w:pPr>
+        <w:pStyle w:val="Paragraphedeliste"/>
+        <w:numPr>
+          <w:ilvl w:val="0"/>
+          <w:numId w:val="3"/>
+        </w:numPr>
+        <w:spacing w:line="480" w:lineRule="auto"/>
+        <w:rPr>
+          <w:rFonts w:ascii="Arial" w:hAnsi="Arial" w:cs="Arial"/>
+          <w:sz w:val="24"/>
+          <w:szCs w:val="24"/>
+        </w:rPr>
+      </w:pPr>
       <w:proofErr w:type="gramStart"/>
       <w:r>
         <w:rPr>
@@ -11581,7 +13763,7 @@
           <w:sz w:val="24"/>
           <w:szCs w:val="24"/>
         </w:rPr>
-        <w:t>de AD</w:t>
+        <w:t>minHH</w:t>
       </w:r>
       <w:proofErr w:type="gramEnd"/>
       <w:r>
@@ -11590,6 +13772,32 @@
           <w:sz w:val="24"/>
           <w:szCs w:val="24"/>
         </w:rPr>
+        <w:t xml:space="preserve"> : à -80% du marché, le HC disparait. </w:t>
+      </w:r>
+      <w:r>
+        <w:rPr>
+          <w:rFonts w:ascii="Arial" w:hAnsi="Arial" w:cs="Arial"/>
+          <w:sz w:val="24"/>
+          <w:szCs w:val="24"/>
+        </w:rPr>
+        <w:t>Les flux sont envoyés principalement en AD-</w:t>
+      </w:r>
+      <w:proofErr w:type="spellStart"/>
+      <w:r>
+        <w:rPr>
+          <w:rFonts w:ascii="Arial" w:hAnsi="Arial" w:cs="Arial"/>
+          <w:sz w:val="24"/>
+          <w:szCs w:val="24"/>
+        </w:rPr>
+        <w:t>elec</w:t>
+      </w:r>
+      <w:proofErr w:type="spellEnd"/>
+      <w:r>
+        <w:rPr>
+          <w:rFonts w:ascii="Arial" w:hAnsi="Arial" w:cs="Arial"/>
+          <w:sz w:val="24"/>
+          <w:szCs w:val="24"/>
+        </w:rPr>
         <w:t>-</w:t>
       </w:r>
       <w:proofErr w:type="spellStart"/>
@@ -11599,6 +13807,42 @@
           <w:sz w:val="24"/>
           <w:szCs w:val="24"/>
         </w:rPr>
+        <w:t>heat</w:t>
+      </w:r>
+      <w:proofErr w:type="spellEnd"/>
+      <w:r>
+        <w:rPr>
+          <w:rFonts w:ascii="Arial" w:hAnsi="Arial" w:cs="Arial"/>
+          <w:sz w:val="24"/>
+          <w:szCs w:val="24"/>
+        </w:rPr>
+        <w:t xml:space="preserve">-compost, et la valeur </w:t>
+      </w:r>
+      <w:proofErr w:type="spellStart"/>
+      <w:r>
+        <w:rPr>
+          <w:rFonts w:ascii="Arial" w:hAnsi="Arial" w:cs="Arial"/>
+          <w:sz w:val="24"/>
+          <w:szCs w:val="24"/>
+        </w:rPr>
+        <w:t>amendente</w:t>
+      </w:r>
+      <w:proofErr w:type="spellEnd"/>
+      <w:r>
+        <w:rPr>
+          <w:rFonts w:ascii="Arial" w:hAnsi="Arial" w:cs="Arial"/>
+          <w:sz w:val="24"/>
+          <w:szCs w:val="24"/>
+        </w:rPr>
+        <w:t xml:space="preserve"> du compost dépasse le marché hobby et pro, et donc n’attribue pas en totalité au système du bénéfice environnemental lié à la subsitution. 12% des flux sont préférentiellement envoyés en AD-</w:t>
+      </w:r>
+      <w:proofErr w:type="spellStart"/>
+      <w:r>
+        <w:rPr>
+          <w:rFonts w:ascii="Arial" w:hAnsi="Arial" w:cs="Arial"/>
+          <w:sz w:val="24"/>
+          <w:szCs w:val="24"/>
+        </w:rPr>
         <w:t>biomet</w:t>
       </w:r>
       <w:proofErr w:type="spellEnd"/>
@@ -11626,7 +13870,71 @@
           <w:sz w:val="24"/>
           <w:szCs w:val="24"/>
         </w:rPr>
-        <w:t xml:space="preserve"> pour le scénario de minimisation du CC, et de l’AD-</w:t>
+        <w:t xml:space="preserve">. Le score de HH diminue de -19% et augmente de 8% lorsqu’on fait varier les marchés de -80% et +80% respectivement. </w:t>
+      </w:r>
+    </w:p>
+    <w:p>
+      <w:pPr>
+        <w:spacing w:line="480" w:lineRule="auto"/>
+        <w:rPr>
+          <w:rFonts w:ascii="Arial" w:hAnsi="Arial" w:cs="Arial"/>
+          <w:sz w:val="24"/>
+          <w:szCs w:val="24"/>
+        </w:rPr>
+      </w:pPr>
+      <w:r>
+        <w:rPr>
+          <w:rFonts w:ascii="Arial" w:hAnsi="Arial" w:cs="Arial"/>
+          <w:sz w:val="24"/>
+          <w:szCs w:val="24"/>
+        </w:rPr>
+        <w:t>Avec investissement</w:t>
+      </w:r>
+    </w:p>
+    <w:p>
+      <w:pPr>
+        <w:pStyle w:val="Paragraphedeliste"/>
+        <w:numPr>
+          <w:ilvl w:val="0"/>
+          <w:numId w:val="14"/>
+        </w:numPr>
+        <w:spacing w:line="480" w:lineRule="auto"/>
+        <w:rPr>
+          <w:rFonts w:ascii="Arial" w:hAnsi="Arial" w:cs="Arial"/>
+          <w:sz w:val="24"/>
+          <w:szCs w:val="24"/>
+        </w:rPr>
+      </w:pPr>
+      <w:r>
+        <w:rPr>
+          <w:rFonts w:ascii="Arial" w:hAnsi="Arial" w:cs="Arial"/>
+          <w:sz w:val="24"/>
+          <w:szCs w:val="24"/>
+        </w:rPr>
+        <w:t>Lorsqu’on augmente le marché à +80%, dans tous les scénarios de minimisation, cela n’affecte pas les configurations des systèmes.</w:t>
+      </w:r>
+    </w:p>
+    <w:p>
+      <w:pPr>
+        <w:pStyle w:val="Paragraphedeliste"/>
+        <w:numPr>
+          <w:ilvl w:val="0"/>
+          <w:numId w:val="14"/>
+        </w:numPr>
+        <w:spacing w:line="480" w:lineRule="auto"/>
+        <w:rPr>
+          <w:rFonts w:ascii="Arial" w:hAnsi="Arial" w:cs="Arial"/>
+          <w:sz w:val="24"/>
+          <w:szCs w:val="24"/>
+        </w:rPr>
+      </w:pPr>
+      <w:r>
+        <w:rPr>
+          <w:rFonts w:ascii="Arial" w:hAnsi="Arial" w:cs="Arial"/>
+          <w:sz w:val="24"/>
+          <w:szCs w:val="24"/>
+        </w:rPr>
+        <w:t xml:space="preserve">Quand on abaisse à -80%, la technologie HC disparait dans le scénario </w:t>
       </w:r>
       <w:proofErr w:type="spellStart"/>
       <w:r>
@@ -11635,6 +13943,123 @@
           <w:sz w:val="24"/>
           <w:szCs w:val="24"/>
         </w:rPr>
+        <w:t>minCC</w:t>
+      </w:r>
+      <w:proofErr w:type="spellEnd"/>
+      <w:r>
+        <w:rPr>
+          <w:rFonts w:ascii="Arial" w:hAnsi="Arial" w:cs="Arial"/>
+          <w:sz w:val="24"/>
+          <w:szCs w:val="24"/>
+        </w:rPr>
+        <w:t xml:space="preserve"> et minHH. La configuration reste inchangée quand on minimise EQ. Dans tous les cas, La valeur </w:t>
+      </w:r>
+      <w:proofErr w:type="spellStart"/>
+      <w:r>
+        <w:rPr>
+          <w:rFonts w:ascii="Arial" w:hAnsi="Arial" w:cs="Arial"/>
+          <w:sz w:val="24"/>
+          <w:szCs w:val="24"/>
+        </w:rPr>
+        <w:t>amendante</w:t>
+      </w:r>
+      <w:proofErr w:type="spellEnd"/>
+      <w:r>
+        <w:rPr>
+          <w:rFonts w:ascii="Arial" w:hAnsi="Arial" w:cs="Arial"/>
+          <w:sz w:val="24"/>
+          <w:szCs w:val="24"/>
+        </w:rPr>
+        <w:t xml:space="preserve"> du compost produit par les AD n’est pas valorisé en entier en bénéfice environnementale, car la quantité dépasse le marché de tourbe pro et hobby. L’impact du CC diminue de -9% quand on </w:t>
+      </w:r>
+      <w:r>
+        <w:rPr>
+          <w:rFonts w:ascii="Arial" w:hAnsi="Arial" w:cs="Arial"/>
+          <w:sz w:val="24"/>
+          <w:szCs w:val="24"/>
+        </w:rPr>
+        <w:lastRenderedPageBreak/>
+        <w:t>minimise le CC, le EQ diminue de -5% quand on minimise EQ, et HH diminue de -5% quand on minimise le HH.</w:t>
+      </w:r>
+    </w:p>
+    <w:p>
+      <w:pPr>
+        <w:spacing w:line="480" w:lineRule="auto"/>
+        <w:rPr>
+          <w:rFonts w:ascii="Arial" w:hAnsi="Arial" w:cs="Arial"/>
+          <w:sz w:val="24"/>
+          <w:szCs w:val="24"/>
+        </w:rPr>
+      </w:pPr>
+      <w:r>
+        <w:rPr>
+          <w:rFonts w:ascii="Arial" w:hAnsi="Arial" w:cs="Arial"/>
+          <w:sz w:val="24"/>
+          <w:szCs w:val="24"/>
+        </w:rPr>
+        <w:t xml:space="preserve">Future </w:t>
+      </w:r>
+      <w:proofErr w:type="spellStart"/>
+      <w:r>
+        <w:rPr>
+          <w:rFonts w:ascii="Arial" w:hAnsi="Arial" w:cs="Arial"/>
+          <w:sz w:val="24"/>
+          <w:szCs w:val="24"/>
+        </w:rPr>
+        <w:t>electricity</w:t>
+      </w:r>
+      <w:proofErr w:type="spellEnd"/>
+      <w:r>
+        <w:rPr>
+          <w:rFonts w:ascii="Arial" w:hAnsi="Arial" w:cs="Arial"/>
+          <w:sz w:val="24"/>
+          <w:szCs w:val="24"/>
+        </w:rPr>
+        <w:t xml:space="preserve"> mix</w:t>
+      </w:r>
+    </w:p>
+    <w:p>
+      <w:pPr>
+        <w:spacing w:line="480" w:lineRule="auto"/>
+        <w:rPr>
+          <w:rFonts w:ascii="Arial" w:hAnsi="Arial" w:cs="Arial"/>
+          <w:sz w:val="24"/>
+          <w:szCs w:val="24"/>
+        </w:rPr>
+      </w:pPr>
+      <w:r>
+        <w:rPr>
+          <w:rFonts w:ascii="Arial" w:hAnsi="Arial" w:cs="Arial"/>
+          <w:sz w:val="24"/>
+          <w:szCs w:val="24"/>
+        </w:rPr>
+        <w:t xml:space="preserve">Nous avons étudié l’effet du marginal d’électricité sur les résultats d’optimisation, en simulant un scénario pessimiste ou le marginal serait du </w:t>
+      </w:r>
+      <w:proofErr w:type="spellStart"/>
+      <w:r>
+        <w:rPr>
+          <w:rFonts w:ascii="Arial" w:hAnsi="Arial" w:cs="Arial"/>
+          <w:sz w:val="24"/>
+          <w:szCs w:val="24"/>
+        </w:rPr>
+        <w:t>fossil</w:t>
+      </w:r>
+      <w:proofErr w:type="spellEnd"/>
+      <w:r>
+        <w:rPr>
+          <w:rFonts w:ascii="Arial" w:hAnsi="Arial" w:cs="Arial"/>
+          <w:sz w:val="24"/>
+          <w:szCs w:val="24"/>
+        </w:rPr>
+        <w:t>, et un scénario optimiste où le marginal serait du 100% éolien. Dans le premier cas, l’optimisation dirige vers des configurations qui priorisent l’AD-</w:t>
+      </w:r>
+      <w:proofErr w:type="spellStart"/>
+      <w:r>
+        <w:rPr>
+          <w:rFonts w:ascii="Arial" w:hAnsi="Arial" w:cs="Arial"/>
+          <w:sz w:val="24"/>
+          <w:szCs w:val="24"/>
+        </w:rPr>
         <w:t>elec</w:t>
       </w:r>
       <w:proofErr w:type="spellEnd"/>
@@ -11662,343 +14087,7 @@
           <w:sz w:val="24"/>
           <w:szCs w:val="24"/>
         </w:rPr>
-        <w:t>-compost pour les deux autres scénarios. D’autres technologies sont</w:t>
-      </w:r>
-      <w:r>
-        <w:rPr>
-          <w:rFonts w:ascii="Arial" w:hAnsi="Arial" w:cs="Arial"/>
-          <w:sz w:val="24"/>
-          <w:szCs w:val="24"/>
-        </w:rPr>
-        <w:t xml:space="preserve"> ensuite</w:t>
-      </w:r>
-      <w:r>
-        <w:rPr>
-          <w:rFonts w:ascii="Arial" w:hAnsi="Arial" w:cs="Arial"/>
-          <w:sz w:val="24"/>
-          <w:szCs w:val="24"/>
-        </w:rPr>
-        <w:t xml:space="preserve"> mobilisées afin de traiter la totalité de matière triée.</w:t>
-      </w:r>
-      <w:r>
-        <w:rPr>
-          <w:rFonts w:ascii="Arial" w:hAnsi="Arial" w:cs="Arial"/>
-          <w:sz w:val="24"/>
-          <w:szCs w:val="24"/>
-        </w:rPr>
-        <w:t xml:space="preserve"> </w:t>
-      </w:r>
-      <w:r>
-        <w:rPr>
-          <w:rFonts w:ascii="Arial" w:hAnsi="Arial" w:cs="Arial"/>
-          <w:sz w:val="24"/>
-          <w:szCs w:val="24"/>
-        </w:rPr>
-        <w:t>L</w:t>
-      </w:r>
-      <w:r>
-        <w:rPr>
-          <w:rFonts w:ascii="Arial" w:hAnsi="Arial" w:cs="Arial"/>
-          <w:sz w:val="24"/>
-          <w:szCs w:val="24"/>
-        </w:rPr>
-        <w:t xml:space="preserve">es scores d’impact de chaque objectif minimisé </w:t>
-      </w:r>
-      <w:r>
-        <w:rPr>
-          <w:rFonts w:ascii="Arial" w:hAnsi="Arial" w:cs="Arial"/>
-          <w:sz w:val="24"/>
-          <w:szCs w:val="24"/>
-        </w:rPr>
-        <w:t>augmentent à</w:t>
-      </w:r>
-      <w:r>
-        <w:rPr>
-          <w:rFonts w:ascii="Arial" w:hAnsi="Arial" w:cs="Arial"/>
-          <w:sz w:val="24"/>
-          <w:szCs w:val="24"/>
-        </w:rPr>
-        <w:t xml:space="preserve"> </w:t>
-      </w:r>
-      <w:r>
-        <w:rPr>
-          <w:rFonts w:ascii="Arial" w:hAnsi="Arial" w:cs="Arial"/>
-          <w:sz w:val="24"/>
-          <w:szCs w:val="24"/>
-        </w:rPr>
-        <w:t>+35</w:t>
-      </w:r>
-      <w:r>
-        <w:rPr>
-          <w:rFonts w:ascii="Arial" w:hAnsi="Arial" w:cs="Arial"/>
-          <w:sz w:val="24"/>
-          <w:szCs w:val="24"/>
-        </w:rPr>
-        <w:t>%,</w:t>
-      </w:r>
-      <w:r>
-        <w:rPr>
-          <w:rFonts w:ascii="Arial" w:hAnsi="Arial" w:cs="Arial"/>
-          <w:sz w:val="24"/>
-          <w:szCs w:val="24"/>
-        </w:rPr>
-        <w:t xml:space="preserve"> </w:t>
-      </w:r>
-      <w:r>
-        <w:rPr>
-          <w:rFonts w:ascii="Arial" w:hAnsi="Arial" w:cs="Arial"/>
-          <w:sz w:val="24"/>
-          <w:szCs w:val="24"/>
-        </w:rPr>
-        <w:t>+40</w:t>
-      </w:r>
-      <w:r>
-        <w:rPr>
-          <w:rFonts w:ascii="Arial" w:hAnsi="Arial" w:cs="Arial"/>
-          <w:sz w:val="24"/>
-          <w:szCs w:val="24"/>
-        </w:rPr>
-        <w:t xml:space="preserve">% et </w:t>
-      </w:r>
-      <w:r>
-        <w:rPr>
-          <w:rFonts w:ascii="Arial" w:hAnsi="Arial" w:cs="Arial"/>
-          <w:sz w:val="24"/>
-          <w:szCs w:val="24"/>
-        </w:rPr>
-        <w:t>+70</w:t>
-      </w:r>
-      <w:r>
-        <w:rPr>
-          <w:rFonts w:ascii="Arial" w:hAnsi="Arial" w:cs="Arial"/>
-          <w:sz w:val="24"/>
-          <w:szCs w:val="24"/>
-        </w:rPr>
-        <w:t>% respectivement pour le CC, EQ et HH</w:t>
-      </w:r>
-      <w:r>
-        <w:rPr>
-          <w:rFonts w:ascii="Arial" w:hAnsi="Arial" w:cs="Arial"/>
-          <w:sz w:val="24"/>
-          <w:szCs w:val="24"/>
-        </w:rPr>
-        <w:t>.</w:t>
-      </w:r>
-    </w:p>
-    <w:p>
-      <w:pPr>
-        <w:spacing w:line="480" w:lineRule="auto"/>
-        <w:rPr>
-          <w:rFonts w:ascii="Arial" w:hAnsi="Arial" w:cs="Arial"/>
-          <w:sz w:val="24"/>
-          <w:szCs w:val="24"/>
-        </w:rPr>
-      </w:pPr>
-      <w:r>
-        <w:rPr>
-          <w:rFonts w:ascii="Arial" w:hAnsi="Arial" w:cs="Arial"/>
-          <w:sz w:val="24"/>
-          <w:szCs w:val="24"/>
-        </w:rPr>
-        <w:t>A un taux de tri de 30%, même si on autorise l’investissement, la quantité de flux n’est pas suffisante pour ouvrir une nouvelle installation.</w:t>
-      </w:r>
-      <w:r>
-        <w:rPr>
-          <w:rFonts w:ascii="Arial" w:hAnsi="Arial" w:cs="Arial"/>
-          <w:sz w:val="24"/>
-          <w:szCs w:val="24"/>
-        </w:rPr>
-        <w:t xml:space="preserve"> Les technologies et répartitions de flux sont ainsi les mêmes que dans le scénario sans investissement au même taux de tri. L</w:t>
-      </w:r>
-      <w:r>
-        <w:rPr>
-          <w:rFonts w:ascii="Arial" w:hAnsi="Arial" w:cs="Arial"/>
-          <w:sz w:val="24"/>
-          <w:szCs w:val="24"/>
-        </w:rPr>
-        <w:t xml:space="preserve">es scores d’impact de chaque objectif minimisé diminuent </w:t>
-      </w:r>
-      <w:r>
-        <w:rPr>
-          <w:rFonts w:ascii="Arial" w:hAnsi="Arial" w:cs="Arial"/>
-          <w:sz w:val="24"/>
-          <w:szCs w:val="24"/>
-        </w:rPr>
-        <w:t>à</w:t>
-      </w:r>
-      <w:r>
-        <w:rPr>
-          <w:rFonts w:ascii="Arial" w:hAnsi="Arial" w:cs="Arial"/>
-          <w:sz w:val="24"/>
-          <w:szCs w:val="24"/>
-        </w:rPr>
-        <w:t xml:space="preserve"> -</w:t>
-      </w:r>
-      <w:r>
-        <w:rPr>
-          <w:rFonts w:ascii="Arial" w:hAnsi="Arial" w:cs="Arial"/>
-          <w:sz w:val="24"/>
-          <w:szCs w:val="24"/>
-        </w:rPr>
-        <w:t>71</w:t>
-      </w:r>
-      <w:r>
-        <w:rPr>
-          <w:rFonts w:ascii="Arial" w:hAnsi="Arial" w:cs="Arial"/>
-          <w:sz w:val="24"/>
-          <w:szCs w:val="24"/>
-        </w:rPr>
-        <w:t>%, -</w:t>
-      </w:r>
-      <w:r>
-        <w:rPr>
-          <w:rFonts w:ascii="Arial" w:hAnsi="Arial" w:cs="Arial"/>
-          <w:sz w:val="24"/>
-          <w:szCs w:val="24"/>
-        </w:rPr>
-        <w:t>77</w:t>
-      </w:r>
-      <w:r>
-        <w:rPr>
-          <w:rFonts w:ascii="Arial" w:hAnsi="Arial" w:cs="Arial"/>
-          <w:sz w:val="24"/>
-          <w:szCs w:val="24"/>
-        </w:rPr>
-        <w:t>% et -</w:t>
-      </w:r>
-      <w:r>
-        <w:rPr>
-          <w:rFonts w:ascii="Arial" w:hAnsi="Arial" w:cs="Arial"/>
-          <w:sz w:val="24"/>
-          <w:szCs w:val="24"/>
-        </w:rPr>
-        <w:t>87</w:t>
-      </w:r>
-      <w:r>
-        <w:rPr>
-          <w:rFonts w:ascii="Arial" w:hAnsi="Arial" w:cs="Arial"/>
-          <w:sz w:val="24"/>
-          <w:szCs w:val="24"/>
-        </w:rPr>
-        <w:t>% respectivement pour le CC, EQ et HH</w:t>
-      </w:r>
-      <w:r>
-        <w:rPr>
-          <w:rFonts w:ascii="Arial" w:hAnsi="Arial" w:cs="Arial"/>
-          <w:sz w:val="24"/>
-          <w:szCs w:val="24"/>
-        </w:rPr>
-        <w:t>.</w:t>
-      </w:r>
-      <w:r>
-        <w:rPr>
-          <w:rFonts w:ascii="Arial" w:hAnsi="Arial" w:cs="Arial"/>
-          <w:sz w:val="24"/>
-          <w:szCs w:val="24"/>
-        </w:rPr>
-        <w:t xml:space="preserve"> A un taux de tri de 90%, les nouveaux investissements reçoivent plus de matière, et les scores d’impact varient de +67</w:t>
-      </w:r>
-      <w:proofErr w:type="gramStart"/>
-      <w:r>
-        <w:rPr>
-          <w:rFonts w:ascii="Arial" w:hAnsi="Arial" w:cs="Arial"/>
-          <w:sz w:val="24"/>
-          <w:szCs w:val="24"/>
-        </w:rPr>
-        <w:t>% ,</w:t>
-      </w:r>
-      <w:proofErr w:type="gramEnd"/>
-      <w:r>
-        <w:rPr>
-          <w:rFonts w:ascii="Arial" w:hAnsi="Arial" w:cs="Arial"/>
-          <w:sz w:val="24"/>
-          <w:szCs w:val="24"/>
-        </w:rPr>
-        <w:t xml:space="preserve"> +63% et +70% </w:t>
-      </w:r>
-      <w:r>
-        <w:rPr>
-          <w:rFonts w:ascii="Arial" w:hAnsi="Arial" w:cs="Arial"/>
-          <w:sz w:val="24"/>
-          <w:szCs w:val="24"/>
-        </w:rPr>
-        <w:t>respectivement pour le CC, EQ et HH</w:t>
-      </w:r>
-      <w:r>
-        <w:rPr>
-          <w:rFonts w:ascii="Arial" w:hAnsi="Arial" w:cs="Arial"/>
-          <w:sz w:val="24"/>
-          <w:szCs w:val="24"/>
-        </w:rPr>
-        <w:t>.</w:t>
-      </w:r>
-    </w:p>
-    <w:p>
-      <w:pPr>
-        <w:spacing w:line="480" w:lineRule="auto"/>
-        <w:rPr>
-          <w:rFonts w:ascii="Arial" w:hAnsi="Arial" w:cs="Arial"/>
-          <w:sz w:val="24"/>
-          <w:szCs w:val="24"/>
-        </w:rPr>
-      </w:pPr>
-    </w:p>
-    <w:p>
-      <w:pPr>
-        <w:spacing w:line="480" w:lineRule="auto"/>
-        <w:rPr>
-          <w:rFonts w:ascii="Arial" w:hAnsi="Arial" w:cs="Arial"/>
-          <w:sz w:val="24"/>
-          <w:szCs w:val="24"/>
-        </w:rPr>
-      </w:pPr>
-      <w:bookmarkStart w:id="5" w:name="_GoBack"/>
-      <w:bookmarkEnd w:id="5"/>
-    </w:p>
-    <w:p>
-      <w:pPr>
-        <w:spacing w:line="480" w:lineRule="auto"/>
-        <w:rPr>
-          <w:rFonts w:ascii="Arial" w:hAnsi="Arial" w:cs="Arial"/>
-          <w:sz w:val="24"/>
-          <w:szCs w:val="24"/>
-        </w:rPr>
-      </w:pPr>
-    </w:p>
-    <w:p>
-      <w:pPr>
-        <w:spacing w:line="480" w:lineRule="auto"/>
-        <w:rPr>
-          <w:rFonts w:ascii="Arial" w:hAnsi="Arial" w:cs="Arial"/>
-          <w:sz w:val="24"/>
-          <w:szCs w:val="24"/>
-        </w:rPr>
-      </w:pPr>
-      <w:r>
-        <w:rPr>
-          <w:rFonts w:ascii="Arial" w:hAnsi="Arial" w:cs="Arial"/>
-          <w:sz w:val="24"/>
-          <w:szCs w:val="24"/>
-        </w:rPr>
-        <w:t xml:space="preserve">Future </w:t>
-      </w:r>
-      <w:proofErr w:type="spellStart"/>
-      <w:r>
-        <w:rPr>
-          <w:rFonts w:ascii="Arial" w:hAnsi="Arial" w:cs="Arial"/>
-          <w:sz w:val="24"/>
-          <w:szCs w:val="24"/>
-        </w:rPr>
-        <w:t>electricity</w:t>
-      </w:r>
-      <w:proofErr w:type="spellEnd"/>
-      <w:r>
-        <w:rPr>
-          <w:rFonts w:ascii="Arial" w:hAnsi="Arial" w:cs="Arial"/>
-          <w:sz w:val="24"/>
-          <w:szCs w:val="24"/>
-        </w:rPr>
-        <w:t xml:space="preserve"> mix</w:t>
+        <w:t>-compost. Tandis que dans le second scénario, il n’y a pratiquement pas de variation par rapport au scénario de référence, car le mix marginal de l’électricité en France est déjà très « vert ».</w:t>
       </w:r>
     </w:p>
     <w:p>
@@ -12023,6 +14112,886 @@
         </w:rPr>
         <w:t>Discussion</w:t>
       </w:r>
+    </w:p>
+    <w:p>
+      <w:pPr>
+        <w:pStyle w:val="Paragraphedeliste"/>
+        <w:numPr>
+          <w:ilvl w:val="1"/>
+          <w:numId w:val="1"/>
+        </w:numPr>
+        <w:spacing w:line="480" w:lineRule="auto"/>
+        <w:rPr>
+          <w:rFonts w:ascii="Arial" w:hAnsi="Arial" w:cs="Arial"/>
+          <w:sz w:val="24"/>
+          <w:szCs w:val="24"/>
+        </w:rPr>
+      </w:pPr>
+      <w:r>
+        <w:rPr>
+          <w:rFonts w:ascii="Arial" w:hAnsi="Arial" w:cs="Arial"/>
+          <w:sz w:val="24"/>
+          <w:szCs w:val="24"/>
+        </w:rPr>
+        <w:t>Discussion des résultats</w:t>
+      </w:r>
+    </w:p>
+    <w:p>
+      <w:pPr>
+        <w:pStyle w:val="Paragraphedeliste"/>
+        <w:numPr>
+          <w:ilvl w:val="0"/>
+          <w:numId w:val="15"/>
+        </w:numPr>
+        <w:spacing w:line="480" w:lineRule="auto"/>
+        <w:rPr>
+          <w:rFonts w:ascii="Arial" w:hAnsi="Arial" w:cs="Arial"/>
+          <w:sz w:val="24"/>
+          <w:szCs w:val="24"/>
+        </w:rPr>
+      </w:pPr>
+      <w:r>
+        <w:rPr>
+          <w:rFonts w:ascii="Arial" w:hAnsi="Arial" w:cs="Arial"/>
+          <w:sz w:val="24"/>
+          <w:szCs w:val="24"/>
+        </w:rPr>
+        <w:t>ACV classique VS optimisation</w:t>
+      </w:r>
+    </w:p>
+    <w:p>
+      <w:pPr>
+        <w:pStyle w:val="Paragraphedeliste"/>
+        <w:spacing w:line="480" w:lineRule="auto"/>
+        <w:rPr>
+          <w:rFonts w:ascii="Arial" w:hAnsi="Arial" w:cs="Arial"/>
+          <w:sz w:val="24"/>
+          <w:szCs w:val="24"/>
+        </w:rPr>
+      </w:pPr>
+      <w:r>
+        <w:rPr>
+          <w:rFonts w:ascii="Arial" w:hAnsi="Arial" w:cs="Arial"/>
+          <w:sz w:val="24"/>
+          <w:szCs w:val="24"/>
+        </w:rPr>
+        <w:t xml:space="preserve">Ce travail nous montre </w:t>
+      </w:r>
+      <w:r>
+        <w:rPr>
+          <w:rFonts w:ascii="Arial" w:hAnsi="Arial" w:cs="Arial"/>
+          <w:sz w:val="24"/>
+          <w:szCs w:val="24"/>
+        </w:rPr>
+        <w:t xml:space="preserve">que les résultats seuls d’une ACV classique ne peuvent être utilisées pour conclure sur un système de gestion de biodéchets sur un territoire. En effet, en optimisant sous des contraintes </w:t>
+      </w:r>
+      <w:r>
+        <w:rPr>
+          <w:rFonts w:ascii="Arial" w:hAnsi="Arial" w:cs="Arial"/>
+          <w:sz w:val="24"/>
+          <w:szCs w:val="24"/>
+        </w:rPr>
+        <w:t xml:space="preserve">réelles </w:t>
+      </w:r>
+      <w:r>
+        <w:rPr>
+          <w:rFonts w:ascii="Arial" w:hAnsi="Arial" w:cs="Arial"/>
+          <w:sz w:val="24"/>
+          <w:szCs w:val="24"/>
+        </w:rPr>
+        <w:t xml:space="preserve">de marché et technologiques, on se retrouve dans des configurations qui peuvent </w:t>
+      </w:r>
+      <w:proofErr w:type="gramStart"/>
+      <w:r>
+        <w:rPr>
+          <w:rFonts w:ascii="Arial" w:hAnsi="Arial" w:cs="Arial"/>
+          <w:sz w:val="24"/>
+          <w:szCs w:val="24"/>
+        </w:rPr>
+        <w:t>combiner</w:t>
+      </w:r>
+      <w:proofErr w:type="gramEnd"/>
+      <w:r>
+        <w:rPr>
+          <w:rFonts w:ascii="Arial" w:hAnsi="Arial" w:cs="Arial"/>
+          <w:sz w:val="24"/>
+          <w:szCs w:val="24"/>
+        </w:rPr>
+        <w:t xml:space="preserve"> plusieurs technologies</w:t>
+      </w:r>
+      <w:r>
+        <w:rPr>
+          <w:rFonts w:ascii="Arial" w:hAnsi="Arial" w:cs="Arial"/>
+          <w:sz w:val="24"/>
+          <w:szCs w:val="24"/>
+        </w:rPr>
+        <w:t>, pas uniquement la meilleure donnée par une ACV</w:t>
+      </w:r>
+      <w:r>
+        <w:rPr>
+          <w:rFonts w:ascii="Arial" w:hAnsi="Arial" w:cs="Arial"/>
+          <w:sz w:val="24"/>
+          <w:szCs w:val="24"/>
+        </w:rPr>
+        <w:t xml:space="preserve">. L’outil a permis de préciser </w:t>
+      </w:r>
+      <w:r>
+        <w:rPr>
+          <w:rFonts w:ascii="Arial" w:hAnsi="Arial" w:cs="Arial"/>
+          <w:sz w:val="24"/>
+          <w:szCs w:val="24"/>
+        </w:rPr>
+        <w:t xml:space="preserve">exactement </w:t>
+      </w:r>
+      <w:r>
+        <w:rPr>
+          <w:rFonts w:ascii="Arial" w:hAnsi="Arial" w:cs="Arial"/>
+          <w:sz w:val="24"/>
+          <w:szCs w:val="24"/>
+        </w:rPr>
+        <w:t xml:space="preserve">les flux </w:t>
+      </w:r>
+      <w:r>
+        <w:rPr>
+          <w:rFonts w:ascii="Arial" w:hAnsi="Arial" w:cs="Arial"/>
+          <w:sz w:val="24"/>
+          <w:szCs w:val="24"/>
+        </w:rPr>
+        <w:t>à envoyer dans chaque technologie pour minimiser les impacts.</w:t>
+      </w:r>
+      <w:r>
+        <w:rPr>
+          <w:rFonts w:ascii="Arial" w:hAnsi="Arial" w:cs="Arial"/>
+          <w:sz w:val="24"/>
+          <w:szCs w:val="24"/>
+        </w:rPr>
+        <w:t xml:space="preserve"> De plus, les résultats montrent l’importance de l’intégration des impacts du transport et de la collecte, car cela peut avoir un effet sur le choix d</w:t>
+      </w:r>
+      <w:r>
+        <w:rPr>
+          <w:rFonts w:ascii="Arial" w:hAnsi="Arial" w:cs="Arial"/>
+          <w:sz w:val="24"/>
+          <w:szCs w:val="24"/>
+        </w:rPr>
+        <w:t>e décentralisation du système de gestion de biodéchets sur le territoire.</w:t>
+      </w:r>
+    </w:p>
+    <w:p>
+      <w:pPr>
+        <w:pStyle w:val="Paragraphedeliste"/>
+        <w:numPr>
+          <w:ilvl w:val="0"/>
+          <w:numId w:val="15"/>
+        </w:numPr>
+        <w:spacing w:line="480" w:lineRule="auto"/>
+        <w:rPr>
+          <w:rFonts w:ascii="Arial" w:hAnsi="Arial" w:cs="Arial"/>
+          <w:sz w:val="24"/>
+          <w:szCs w:val="24"/>
+        </w:rPr>
+      </w:pPr>
+      <w:r>
+        <w:rPr>
+          <w:rFonts w:ascii="Arial" w:hAnsi="Arial" w:cs="Arial"/>
+          <w:sz w:val="24"/>
+          <w:szCs w:val="24"/>
+        </w:rPr>
+        <w:t>Challenge sur les objectifs choisis</w:t>
+      </w:r>
+    </w:p>
+    <w:p>
+      <w:pPr>
+        <w:spacing w:line="480" w:lineRule="auto"/>
+        <w:rPr>
+          <w:rFonts w:ascii="Arial" w:hAnsi="Arial" w:cs="Arial"/>
+          <w:sz w:val="24"/>
+          <w:szCs w:val="24"/>
+        </w:rPr>
+      </w:pPr>
+      <w:r>
+        <w:rPr>
+          <w:rFonts w:ascii="Arial" w:hAnsi="Arial" w:cs="Arial"/>
+          <w:sz w:val="24"/>
+          <w:szCs w:val="24"/>
+        </w:rPr>
+        <w:lastRenderedPageBreak/>
+        <w:t xml:space="preserve">Le choix d’indicateur à minimiser affecte le résultat de système optimisé. </w:t>
+      </w:r>
+      <w:r>
+        <w:rPr>
+          <w:rFonts w:ascii="Arial" w:hAnsi="Arial" w:cs="Arial"/>
+          <w:sz w:val="24"/>
+          <w:szCs w:val="24"/>
+        </w:rPr>
+        <w:t xml:space="preserve">Alors que les scénarios de minimisation de la qualité des écosystèmes et de la santé humaine </w:t>
+      </w:r>
+      <w:r>
+        <w:rPr>
+          <w:rFonts w:ascii="Arial" w:hAnsi="Arial" w:cs="Arial"/>
+          <w:sz w:val="24"/>
+          <w:szCs w:val="24"/>
+        </w:rPr>
+        <w:t>conduisent à des configurations de système similaires, le scénario de minimisation du CC mène vers des choix de technologies bien différentes</w:t>
+      </w:r>
+      <w:r>
+        <w:rPr>
+          <w:rFonts w:ascii="Arial" w:hAnsi="Arial" w:cs="Arial"/>
+          <w:sz w:val="24"/>
+          <w:szCs w:val="24"/>
+        </w:rPr>
+        <w:t xml:space="preserve">. En effet, la technologie principale priorisée quand on minimise le CC est une AD avec production de biométhane, tandis qu’il s’agit d’une AD basée sur une production de chaleur </w:t>
+      </w:r>
+      <w:r>
+        <w:rPr>
+          <w:rFonts w:ascii="Arial" w:hAnsi="Arial" w:cs="Arial"/>
+          <w:sz w:val="24"/>
+          <w:szCs w:val="24"/>
+        </w:rPr>
+        <w:t>dans les scénarios de minimisation de EQ et HH. Ceci reflète entre autres l’importance du type d’énergie qui serait substitué. Par ailleurs</w:t>
+      </w:r>
+      <w:r>
+        <w:rPr>
+          <w:rFonts w:ascii="Arial" w:hAnsi="Arial" w:cs="Arial"/>
+          <w:sz w:val="24"/>
+          <w:szCs w:val="24"/>
+        </w:rPr>
+        <w:t>, l’optimisation multi-objectif (CC et un dommage) avec variation prog</w:t>
+      </w:r>
+      <w:r>
+        <w:rPr>
+          <w:rFonts w:ascii="Arial" w:hAnsi="Arial" w:cs="Arial"/>
+          <w:sz w:val="24"/>
+          <w:szCs w:val="24"/>
+        </w:rPr>
+        <w:t>r</w:t>
+      </w:r>
+      <w:r>
+        <w:rPr>
+          <w:rFonts w:ascii="Arial" w:hAnsi="Arial" w:cs="Arial"/>
+          <w:sz w:val="24"/>
+          <w:szCs w:val="24"/>
+        </w:rPr>
+        <w:t>essive du poids de chaque indicateur, permet de trouver un système de compromis.</w:t>
+      </w:r>
+    </w:p>
+    <w:p>
+      <w:pPr>
+        <w:pStyle w:val="Paragraphedeliste"/>
+        <w:numPr>
+          <w:ilvl w:val="0"/>
+          <w:numId w:val="15"/>
+        </w:numPr>
+        <w:spacing w:line="480" w:lineRule="auto"/>
+        <w:rPr>
+          <w:rFonts w:ascii="Arial" w:hAnsi="Arial" w:cs="Arial"/>
+          <w:sz w:val="24"/>
+          <w:szCs w:val="24"/>
+        </w:rPr>
+      </w:pPr>
+      <w:r>
+        <w:rPr>
+          <w:rFonts w:ascii="Arial" w:hAnsi="Arial" w:cs="Arial"/>
+          <w:sz w:val="24"/>
+          <w:szCs w:val="24"/>
+        </w:rPr>
+        <w:t>Investissement VS sans investissement</w:t>
+      </w:r>
+    </w:p>
+    <w:p>
+      <w:pPr>
+        <w:spacing w:line="480" w:lineRule="auto"/>
+        <w:rPr>
+          <w:rFonts w:ascii="Arial" w:hAnsi="Arial" w:cs="Arial"/>
+          <w:sz w:val="24"/>
+          <w:szCs w:val="24"/>
+        </w:rPr>
+      </w:pPr>
+      <w:r>
+        <w:rPr>
+          <w:rFonts w:ascii="Arial" w:hAnsi="Arial" w:cs="Arial"/>
+          <w:sz w:val="24"/>
+          <w:szCs w:val="24"/>
+        </w:rPr>
+        <w:t xml:space="preserve">Lorsqu’on autorise l’investissement, on voit que les installations existantes ne sont plus sollicitées. Cela reflète que les technologies qui sont actuellement disponibles ne sont pas les plus performantes environnementalement. </w:t>
+      </w:r>
+      <w:r>
+        <w:rPr>
+          <w:rFonts w:ascii="Arial" w:hAnsi="Arial" w:cs="Arial"/>
+          <w:sz w:val="24"/>
+          <w:szCs w:val="24"/>
+        </w:rPr>
+        <w:t>De plus, on passe vers une configuration très centralisée. Pour les scénarios minEQ et HH, il s’agit d’un choix de la meilleure technologie, mais dans le cas de la min du CC, cette configuration centralisée résulte plutôt de la contrainte en flux à combler pour ouvrir une nouvelle installation, même si une configuration décentralisée aurait été mieux pour certaines communes.</w:t>
+      </w:r>
+    </w:p>
+    <w:p>
+      <w:pPr>
+        <w:pStyle w:val="Paragraphedeliste"/>
+        <w:numPr>
+          <w:ilvl w:val="1"/>
+          <w:numId w:val="1"/>
+        </w:numPr>
+        <w:spacing w:line="480" w:lineRule="auto"/>
+        <w:rPr>
+          <w:rFonts w:ascii="Arial" w:hAnsi="Arial" w:cs="Arial"/>
+          <w:sz w:val="24"/>
+          <w:szCs w:val="24"/>
+        </w:rPr>
+      </w:pPr>
+      <w:r>
+        <w:rPr>
+          <w:rFonts w:ascii="Arial" w:hAnsi="Arial" w:cs="Arial"/>
+          <w:sz w:val="24"/>
+          <w:szCs w:val="24"/>
+        </w:rPr>
+        <w:t>Limites de l’étude</w:t>
+      </w:r>
+    </w:p>
+    <w:p>
+      <w:pPr>
+        <w:spacing w:line="480" w:lineRule="auto"/>
+        <w:rPr>
+          <w:rFonts w:ascii="Arial" w:hAnsi="Arial" w:cs="Arial"/>
+          <w:sz w:val="24"/>
+          <w:szCs w:val="24"/>
+        </w:rPr>
+      </w:pPr>
+      <w:r>
+        <w:rPr>
+          <w:rFonts w:ascii="Arial" w:hAnsi="Arial" w:cs="Arial"/>
+          <w:sz w:val="24"/>
+          <w:szCs w:val="24"/>
+        </w:rPr>
+        <w:t>La première limite de cette étude concerne les données et hypothèses qui ont été utilisées, notamment dans le cas d’étude.</w:t>
+      </w:r>
+      <w:r>
+        <w:rPr>
+          <w:rFonts w:ascii="Arial" w:hAnsi="Arial" w:cs="Arial"/>
+          <w:sz w:val="24"/>
+          <w:szCs w:val="24"/>
+        </w:rPr>
+        <w:t xml:space="preserve"> L’analyse de sensibilité a montré que les résultats sont sensibles à la taille du marché de la tourbe, particulièrement dans le scénario sans investissement. Cependant, ces données proviennent de source </w:t>
+      </w:r>
+      <w:r>
+        <w:rPr>
+          <w:rFonts w:ascii="Arial" w:hAnsi="Arial" w:cs="Arial"/>
+          <w:sz w:val="24"/>
+          <w:szCs w:val="24"/>
+        </w:rPr>
+        <w:lastRenderedPageBreak/>
+        <w:t>datant de plusieurs années, et calculées à partir d’une consommation à l’échelle nationale. Dans un tel cas d’étude, une étude du marché plus locale devrait être faite mieux représenter la réalité du territoire.</w:t>
+      </w:r>
+    </w:p>
+    <w:p>
+      <w:pPr>
+        <w:spacing w:line="480" w:lineRule="auto"/>
+        <w:rPr>
+          <w:rFonts w:ascii="Arial" w:hAnsi="Arial" w:cs="Arial"/>
+          <w:sz w:val="24"/>
+          <w:szCs w:val="24"/>
+        </w:rPr>
+      </w:pPr>
+      <w:r>
+        <w:rPr>
+          <w:rFonts w:ascii="Arial" w:hAnsi="Arial" w:cs="Arial"/>
+          <w:sz w:val="24"/>
+          <w:szCs w:val="24"/>
+        </w:rPr>
+        <w:t>D’autre part, le</w:t>
+      </w:r>
+      <w:r>
+        <w:rPr>
+          <w:rFonts w:ascii="Arial" w:hAnsi="Arial" w:cs="Arial"/>
+          <w:sz w:val="24"/>
+          <w:szCs w:val="24"/>
+        </w:rPr>
+        <w:t>s résultats sont également sensibles au taux de tri</w:t>
+      </w:r>
+      <w:r>
+        <w:rPr>
+          <w:rFonts w:ascii="Arial" w:hAnsi="Arial" w:cs="Arial"/>
+          <w:sz w:val="24"/>
+          <w:szCs w:val="24"/>
+        </w:rPr>
+        <w:t xml:space="preserve"> </w:t>
+      </w:r>
+      <w:r>
+        <w:rPr>
+          <w:rFonts w:ascii="Arial" w:hAnsi="Arial" w:cs="Arial"/>
+          <w:sz w:val="24"/>
+          <w:szCs w:val="24"/>
+        </w:rPr>
+        <w:t>des biodéchets. Dans cette étude, ce paramètre relève d’une hypothèse brute, mais pourrait être mieux estimé à partir d’un proxy qui serait proche de la réalité territoire.</w:t>
+      </w:r>
+    </w:p>
+    <w:p>
+      <w:pPr>
+        <w:spacing w:line="480" w:lineRule="auto"/>
+        <w:rPr>
+          <w:rFonts w:ascii="Arial" w:hAnsi="Arial" w:cs="Arial"/>
+          <w:sz w:val="24"/>
+          <w:szCs w:val="24"/>
+        </w:rPr>
+      </w:pPr>
+      <w:r>
+        <w:rPr>
+          <w:rFonts w:ascii="Arial" w:hAnsi="Arial" w:cs="Arial"/>
+          <w:sz w:val="24"/>
+          <w:szCs w:val="24"/>
+        </w:rPr>
+        <w:t xml:space="preserve">Dans un contexte plus large, l’étude tente de planifier un système pour le futur, mais assume que les données actuelles sont encore valables dans ce futur. Il s’agit par exemple de la quantité de biodéchets qui pourrait évoluer dans les prochaines années.  </w:t>
+      </w:r>
+    </w:p>
+    <w:p>
+      <w:pPr>
+        <w:spacing w:line="480" w:lineRule="auto"/>
+        <w:rPr>
+          <w:rFonts w:ascii="Arial" w:hAnsi="Arial" w:cs="Arial"/>
+          <w:sz w:val="24"/>
+          <w:szCs w:val="24"/>
+        </w:rPr>
+      </w:pPr>
+      <w:r>
+        <w:rPr>
+          <w:rFonts w:ascii="Arial" w:hAnsi="Arial" w:cs="Arial"/>
+          <w:sz w:val="24"/>
+          <w:szCs w:val="24"/>
+        </w:rPr>
+        <w:t xml:space="preserve">Finalement, il est juste d’admettre que ce cadre d’optimisation ne recouvre pas toutes les possibilités </w:t>
+      </w:r>
+      <w:proofErr w:type="gramStart"/>
+      <w:r>
+        <w:rPr>
+          <w:rFonts w:ascii="Arial" w:hAnsi="Arial" w:cs="Arial"/>
+          <w:sz w:val="24"/>
+          <w:szCs w:val="24"/>
+        </w:rPr>
+        <w:t>en terme de</w:t>
+      </w:r>
+      <w:proofErr w:type="gramEnd"/>
+      <w:r>
+        <w:rPr>
+          <w:rFonts w:ascii="Arial" w:hAnsi="Arial" w:cs="Arial"/>
+          <w:sz w:val="24"/>
+          <w:szCs w:val="24"/>
+        </w:rPr>
+        <w:t xml:space="preserve"> procédés. Des technologies matures pourraient être ajoutées, comme le compostage communautaire. Les technologies les moins </w:t>
+      </w:r>
+      <w:r>
+        <w:rPr>
+          <w:rFonts w:ascii="Arial" w:hAnsi="Arial" w:cs="Arial"/>
+          <w:sz w:val="24"/>
+          <w:szCs w:val="24"/>
+        </w:rPr>
+        <w:t>matures</w:t>
+      </w:r>
+      <w:r>
+        <w:rPr>
+          <w:rFonts w:ascii="Arial" w:hAnsi="Arial" w:cs="Arial"/>
+          <w:sz w:val="24"/>
+          <w:szCs w:val="24"/>
+        </w:rPr>
+        <w:t xml:space="preserve"> devraient également être intégrées</w:t>
+      </w:r>
+      <w:r>
+        <w:rPr>
+          <w:rFonts w:ascii="Arial" w:hAnsi="Arial" w:cs="Arial"/>
+          <w:sz w:val="24"/>
+          <w:szCs w:val="24"/>
+        </w:rPr>
+        <w:t>, dans un contexte qui planifie le futur</w:t>
+      </w:r>
+      <w:r>
+        <w:rPr>
+          <w:rFonts w:ascii="Arial" w:hAnsi="Arial" w:cs="Arial"/>
+          <w:sz w:val="24"/>
+          <w:szCs w:val="24"/>
+        </w:rPr>
+        <w:t> : comme la gazéification</w:t>
+      </w:r>
+      <w:r>
+        <w:rPr>
+          <w:rFonts w:ascii="Arial" w:hAnsi="Arial" w:cs="Arial"/>
+          <w:sz w:val="24"/>
+          <w:szCs w:val="24"/>
+        </w:rPr>
+        <w:t>.</w:t>
+      </w:r>
+      <w:r>
+        <w:rPr>
+          <w:rFonts w:ascii="Arial" w:hAnsi="Arial" w:cs="Arial"/>
+          <w:sz w:val="24"/>
+          <w:szCs w:val="24"/>
+        </w:rPr>
+        <w:t xml:space="preserve"> </w:t>
+      </w:r>
+    </w:p>
+    <w:p>
+      <w:pPr>
+        <w:spacing w:line="480" w:lineRule="auto"/>
+        <w:rPr>
+          <w:rFonts w:ascii="Arial" w:hAnsi="Arial" w:cs="Arial"/>
+          <w:sz w:val="24"/>
+          <w:szCs w:val="24"/>
+        </w:rPr>
+      </w:pPr>
+      <w:r>
+        <w:rPr>
+          <w:rFonts w:ascii="Arial" w:hAnsi="Arial" w:cs="Arial"/>
+          <w:sz w:val="24"/>
+          <w:szCs w:val="24"/>
+        </w:rPr>
+        <w:t>Conclusion</w:t>
+      </w:r>
+    </w:p>
+    <w:p>
+      <w:pPr>
+        <w:spacing w:line="480" w:lineRule="auto"/>
+        <w:rPr>
+          <w:rFonts w:ascii="Arial" w:hAnsi="Arial" w:cs="Arial"/>
+          <w:sz w:val="24"/>
+          <w:szCs w:val="24"/>
+        </w:rPr>
+      </w:pPr>
+      <w:r>
+        <w:rPr>
+          <w:rFonts w:ascii="Arial" w:hAnsi="Arial" w:cs="Arial"/>
+          <w:sz w:val="24"/>
+          <w:szCs w:val="24"/>
+        </w:rPr>
+        <w:t>Atteinte des objectifs ?</w:t>
+      </w:r>
+    </w:p>
+    <w:p>
+      <w:pPr>
+        <w:pStyle w:val="Paragraphedeliste"/>
+        <w:numPr>
+          <w:ilvl w:val="0"/>
+          <w:numId w:val="15"/>
+        </w:numPr>
+        <w:spacing w:line="480" w:lineRule="auto"/>
+        <w:rPr>
+          <w:rFonts w:ascii="Arial" w:hAnsi="Arial" w:cs="Arial"/>
+          <w:sz w:val="24"/>
+          <w:szCs w:val="24"/>
+        </w:rPr>
+      </w:pPr>
+      <w:r>
+        <w:rPr>
+          <w:rFonts w:ascii="Arial" w:hAnsi="Arial" w:cs="Arial"/>
+          <w:sz w:val="24"/>
+          <w:szCs w:val="24"/>
+        </w:rPr>
+        <w:t xml:space="preserve">Nous avons pu développer un outil qui dépasse la limite des ACV comparatifs grâce à un cadre d’optimisation </w:t>
+      </w:r>
+      <w:r>
+        <w:rPr>
+          <w:rFonts w:ascii="Arial" w:hAnsi="Arial" w:cs="Arial"/>
+          <w:sz w:val="24"/>
+          <w:szCs w:val="24"/>
+        </w:rPr>
+        <w:t>permettant d’identifier le « </w:t>
+      </w:r>
+      <w:proofErr w:type="spellStart"/>
+      <w:r>
+        <w:rPr>
+          <w:rFonts w:ascii="Arial" w:hAnsi="Arial" w:cs="Arial"/>
+          <w:sz w:val="24"/>
+          <w:szCs w:val="24"/>
+        </w:rPr>
+        <w:t>pathway</w:t>
+      </w:r>
+      <w:proofErr w:type="spellEnd"/>
+      <w:r>
+        <w:rPr>
+          <w:rFonts w:ascii="Arial" w:hAnsi="Arial" w:cs="Arial"/>
+          <w:sz w:val="24"/>
+          <w:szCs w:val="24"/>
+        </w:rPr>
+        <w:t xml:space="preserve"> » avec le moindre impact, qui serait adapté au territoire. Ce système </w:t>
+      </w:r>
+      <w:r>
+        <w:rPr>
+          <w:rFonts w:ascii="Arial" w:hAnsi="Arial" w:cs="Arial"/>
+          <w:sz w:val="24"/>
+          <w:szCs w:val="24"/>
+        </w:rPr>
+        <w:t>peut être une combinaison de technologies comme le montre notre cas d’étude.</w:t>
+      </w:r>
+    </w:p>
+    <w:p>
+      <w:pPr>
+        <w:pStyle w:val="Paragraphedeliste"/>
+        <w:numPr>
+          <w:ilvl w:val="0"/>
+          <w:numId w:val="15"/>
+        </w:numPr>
+        <w:spacing w:line="480" w:lineRule="auto"/>
+        <w:rPr>
+          <w:rFonts w:ascii="Arial" w:hAnsi="Arial" w:cs="Arial"/>
+          <w:sz w:val="24"/>
+          <w:szCs w:val="24"/>
+        </w:rPr>
+      </w:pPr>
+      <w:r>
+        <w:rPr>
+          <w:rFonts w:ascii="Arial" w:hAnsi="Arial" w:cs="Arial"/>
+          <w:sz w:val="24"/>
+          <w:szCs w:val="24"/>
+        </w:rPr>
+        <w:t>Le cadre permet d’intégrer des contraintes réelles de marché dans un territoire, ce qui permet d’éviter une surestimation des impacts positifs d’une technologie sur le territoire.</w:t>
+      </w:r>
+    </w:p>
+    <w:p>
+      <w:pPr>
+        <w:pStyle w:val="Paragraphedeliste"/>
+        <w:numPr>
+          <w:ilvl w:val="0"/>
+          <w:numId w:val="15"/>
+        </w:numPr>
+        <w:spacing w:line="480" w:lineRule="auto"/>
+        <w:rPr>
+          <w:rFonts w:ascii="Arial" w:hAnsi="Arial" w:cs="Arial"/>
+          <w:sz w:val="24"/>
+          <w:szCs w:val="24"/>
+        </w:rPr>
+      </w:pPr>
+      <w:r>
+        <w:rPr>
+          <w:rFonts w:ascii="Arial" w:hAnsi="Arial" w:cs="Arial"/>
+          <w:sz w:val="24"/>
+          <w:szCs w:val="24"/>
+        </w:rPr>
+        <w:lastRenderedPageBreak/>
+        <w:t>L’optimiseur est capable de planification logistique plus fine des systèmes, c’est-à-d donner l’information sur quels flux de quelles communes vont vers quelles technologies.</w:t>
+      </w:r>
+    </w:p>
+    <w:p>
+      <w:pPr>
+        <w:pStyle w:val="Paragraphedeliste"/>
+        <w:numPr>
+          <w:ilvl w:val="0"/>
+          <w:numId w:val="15"/>
+        </w:numPr>
+        <w:spacing w:line="480" w:lineRule="auto"/>
+        <w:rPr>
+          <w:rFonts w:ascii="Arial" w:hAnsi="Arial" w:cs="Arial"/>
+          <w:sz w:val="24"/>
+          <w:szCs w:val="24"/>
+        </w:rPr>
+      </w:pPr>
+      <w:r>
+        <w:rPr>
+          <w:rFonts w:ascii="Arial" w:hAnsi="Arial" w:cs="Arial"/>
+          <w:sz w:val="24"/>
+          <w:szCs w:val="24"/>
+        </w:rPr>
+        <w:t xml:space="preserve">Bien que plusieurs ont dû être posées, le cas d’étude démonstratif montre pour une première fois les capacités du cadre d’optimisation. </w:t>
+      </w:r>
+    </w:p>
+    <w:p>
+      <w:pPr>
+        <w:spacing w:line="480" w:lineRule="auto"/>
+        <w:rPr>
+          <w:rFonts w:ascii="Arial" w:hAnsi="Arial" w:cs="Arial"/>
+          <w:sz w:val="24"/>
+          <w:szCs w:val="24"/>
+        </w:rPr>
+      </w:pPr>
+      <w:r>
+        <w:rPr>
+          <w:rFonts w:ascii="Arial" w:hAnsi="Arial" w:cs="Arial"/>
+          <w:sz w:val="24"/>
+          <w:szCs w:val="24"/>
+        </w:rPr>
+        <w:t>Implications pour les parties prenantes</w:t>
+      </w:r>
+    </w:p>
+    <w:p>
+      <w:pPr>
+        <w:pStyle w:val="Paragraphedeliste"/>
+        <w:numPr>
+          <w:ilvl w:val="0"/>
+          <w:numId w:val="15"/>
+        </w:numPr>
+        <w:spacing w:line="480" w:lineRule="auto"/>
+        <w:rPr>
+          <w:rFonts w:ascii="Arial" w:hAnsi="Arial" w:cs="Arial"/>
+          <w:sz w:val="24"/>
+          <w:szCs w:val="24"/>
+        </w:rPr>
+      </w:pPr>
+      <w:r>
+        <w:rPr>
+          <w:rFonts w:ascii="Arial" w:hAnsi="Arial" w:cs="Arial"/>
+          <w:sz w:val="24"/>
+          <w:szCs w:val="24"/>
+        </w:rPr>
+        <w:t>Communauté ACV</w:t>
+      </w:r>
+      <w:r>
+        <w:rPr>
+          <w:rFonts w:ascii="Arial" w:hAnsi="Arial" w:cs="Arial"/>
+          <w:sz w:val="24"/>
+          <w:szCs w:val="24"/>
+        </w:rPr>
+        <w:t xml:space="preserve"> : besoin affiner les hypothèses, notamment par rapport aux substitutions, pour ne pas </w:t>
+      </w:r>
+      <w:r>
+        <w:rPr>
+          <w:rFonts w:ascii="Arial" w:hAnsi="Arial" w:cs="Arial"/>
+          <w:sz w:val="24"/>
+          <w:szCs w:val="24"/>
+        </w:rPr>
+        <w:t>induire en erreur la décision des responsables territoriales.</w:t>
+      </w:r>
+    </w:p>
+    <w:p>
+      <w:pPr>
+        <w:pStyle w:val="Paragraphedeliste"/>
+        <w:numPr>
+          <w:ilvl w:val="0"/>
+          <w:numId w:val="15"/>
+        </w:numPr>
+        <w:spacing w:line="480" w:lineRule="auto"/>
+        <w:rPr>
+          <w:rFonts w:ascii="Arial" w:hAnsi="Arial" w:cs="Arial"/>
+          <w:sz w:val="24"/>
+          <w:szCs w:val="24"/>
+        </w:rPr>
+      </w:pPr>
+      <w:r>
+        <w:rPr>
+          <w:rFonts w:ascii="Arial" w:hAnsi="Arial" w:cs="Arial"/>
+          <w:sz w:val="24"/>
+          <w:szCs w:val="24"/>
+        </w:rPr>
+        <w:t xml:space="preserve">Collectivité locale : Devrait être conscient du choix d’objectif à atteindre, et que cela peut déplacer les impacts dans d’autres indicateurs. Ils doivent être aussi conscients que le choix d’un système ne s’arrête pas au traitement des déchets à l’usine, mais devraient être aussi responsable jusqu’à l’utilisation des coproduits. </w:t>
+      </w:r>
+    </w:p>
+    <w:p>
+      <w:pPr>
+        <w:spacing w:line="480" w:lineRule="auto"/>
+        <w:rPr>
+          <w:rFonts w:ascii="Arial" w:hAnsi="Arial" w:cs="Arial"/>
+          <w:sz w:val="24"/>
+          <w:szCs w:val="24"/>
+        </w:rPr>
+      </w:pPr>
+      <w:r>
+        <w:rPr>
+          <w:rFonts w:ascii="Arial" w:hAnsi="Arial" w:cs="Arial"/>
+          <w:sz w:val="24"/>
+          <w:szCs w:val="24"/>
+        </w:rPr>
+        <w:t>Perspectives</w:t>
+      </w:r>
+    </w:p>
+    <w:p>
+      <w:pPr>
+        <w:pStyle w:val="Paragraphedeliste"/>
+        <w:numPr>
+          <w:ilvl w:val="0"/>
+          <w:numId w:val="15"/>
+        </w:numPr>
+        <w:spacing w:line="480" w:lineRule="auto"/>
+        <w:rPr>
+          <w:rFonts w:ascii="Arial" w:hAnsi="Arial" w:cs="Arial"/>
+          <w:sz w:val="24"/>
+          <w:szCs w:val="24"/>
+        </w:rPr>
+      </w:pPr>
+      <w:r>
+        <w:rPr>
+          <w:rFonts w:ascii="Arial" w:hAnsi="Arial" w:cs="Arial"/>
+          <w:sz w:val="24"/>
+          <w:szCs w:val="24"/>
+        </w:rPr>
+        <w:t>Ajout d’autres technologies</w:t>
+      </w:r>
+    </w:p>
+    <w:p>
+      <w:pPr>
+        <w:pStyle w:val="Paragraphedeliste"/>
+        <w:numPr>
+          <w:ilvl w:val="0"/>
+          <w:numId w:val="15"/>
+        </w:numPr>
+        <w:spacing w:line="480" w:lineRule="auto"/>
+        <w:rPr>
+          <w:rFonts w:ascii="Arial" w:hAnsi="Arial" w:cs="Arial"/>
+          <w:sz w:val="24"/>
+          <w:szCs w:val="24"/>
+        </w:rPr>
+      </w:pPr>
+      <w:r>
+        <w:rPr>
+          <w:rFonts w:ascii="Arial" w:hAnsi="Arial" w:cs="Arial"/>
+          <w:sz w:val="24"/>
+          <w:szCs w:val="24"/>
+        </w:rPr>
+        <w:t>Etudier des scénarios futurs pour s’</w:t>
+      </w:r>
+      <w:proofErr w:type="spellStart"/>
+      <w:r>
+        <w:rPr>
+          <w:rFonts w:ascii="Arial" w:hAnsi="Arial" w:cs="Arial"/>
+          <w:sz w:val="24"/>
+          <w:szCs w:val="24"/>
+        </w:rPr>
+        <w:t>assuser</w:t>
+      </w:r>
+      <w:proofErr w:type="spellEnd"/>
+      <w:r>
+        <w:rPr>
+          <w:rFonts w:ascii="Arial" w:hAnsi="Arial" w:cs="Arial"/>
+          <w:sz w:val="24"/>
+          <w:szCs w:val="24"/>
+        </w:rPr>
+        <w:t xml:space="preserve"> que les systèmes planifiés aujourd’hui seraient adaptés à une société de demain qui évolue.</w:t>
+      </w:r>
+    </w:p>
+    <w:p>
+      <w:pPr>
+        <w:pStyle w:val="Paragraphedeliste"/>
+        <w:numPr>
+          <w:ilvl w:val="0"/>
+          <w:numId w:val="15"/>
+        </w:numPr>
+        <w:spacing w:line="480" w:lineRule="auto"/>
+        <w:rPr>
+          <w:rFonts w:ascii="Arial" w:hAnsi="Arial" w:cs="Arial"/>
+          <w:sz w:val="24"/>
+          <w:szCs w:val="24"/>
+        </w:rPr>
+      </w:pPr>
+      <w:r>
+        <w:rPr>
+          <w:rFonts w:ascii="Arial" w:hAnsi="Arial" w:cs="Arial"/>
+          <w:sz w:val="24"/>
+          <w:szCs w:val="24"/>
+        </w:rPr>
+        <w:t>Planification d’une bioéconomie territoriale… autres que les biodéchets …</w:t>
+      </w:r>
+    </w:p>
+    <w:p>
+      <w:pPr>
+        <w:spacing w:line="480" w:lineRule="auto"/>
+        <w:rPr>
+          <w:rFonts w:ascii="Arial" w:hAnsi="Arial" w:cs="Arial"/>
+          <w:sz w:val="24"/>
+          <w:szCs w:val="24"/>
+        </w:rPr>
+      </w:pPr>
+    </w:p>
+    <w:p>
+      <w:pPr>
+        <w:spacing w:line="480" w:lineRule="auto"/>
+        <w:rPr>
+          <w:rFonts w:ascii="Arial" w:hAnsi="Arial" w:cs="Arial"/>
+          <w:sz w:val="24"/>
+          <w:szCs w:val="24"/>
+        </w:rPr>
+      </w:pPr>
     </w:p>
     <w:p>
       <w:pPr>
@@ -12047,6 +15016,119 @@
 <file path=word/numbering.xml><?xml version="1.0" encoding="utf-8"?>
 <w:numbering xmlns:wpc="http://schemas.microsoft.com/office/word/2010/wordprocessingCanvas" xmlns:cx="http://schemas.microsoft.com/office/drawing/2014/chartex" xmlns:cx1="http://schemas.microsoft.com/office/drawing/2015/9/8/chartex" xmlns:cx2="http://schemas.microsoft.com/office/drawing/2015/10/21/chartex" xmlns:cx3="http://schemas.microsoft.com/office/drawing/2016/5/9/chartex" xmlns:cx4="http://schemas.microsoft.com/office/drawing/2016/5/10/chartex" xmlns:cx5="http://schemas.microsoft.com/office/drawing/2016/5/11/chartex" xmlns:cx6="http://schemas.microsoft.com/office/drawing/2016/5/12/chartex" xmlns:cx7="http://schemas.microsoft.com/office/drawing/2016/5/13/chartex" xmlns:cx8="http://schemas.microsoft.com/office/drawing/2016/5/14/chartex" xmlns:mc="http://schemas.openxmlformats.org/markup-compatibility/2006" xmlns:aink="http://schemas.microsoft.com/office/drawing/2016/ink" xmlns:am3d="http://schemas.microsoft.com/office/drawing/2017/model3d" xmlns:o="urn:schemas-microsoft-com:office:office" xmlns:r="http://schemas.openxmlformats.org/officeDocument/2006/relationships" xmlns:m="http://schemas.openxmlformats.org/officeDocument/2006/math" xmlns:v="urn:schemas-microsoft-com:vml" xmlns:wp14="http://schemas.microsoft.com/office/word/2010/wordprocessingDrawing" xmlns:wp="http://schemas.openxmlformats.org/drawingml/2006/wordprocessingDrawing" xmlns:w10="urn:schemas-microsoft-com:office:word" xmlns:w="http://schemas.openxmlformats.org/wordprocessingml/2006/main" xmlns:w14="http://schemas.microsoft.com/office/word/2010/wordml" xmlns:w15="http://schemas.microsoft.com/office/word/2012/wordml" xmlns:w16cid="http://schemas.microsoft.com/office/word/2016/wordml/cid" xmlns:w16se="http://schemas.microsoft.com/office/word/2015/wordml/symex" xmlns:wpg="http://schemas.microsoft.com/office/word/2010/wordprocessingGroup" xmlns:wpi="http://schemas.microsoft.com/office/word/2010/wordprocessingInk" xmlns:wne="http://schemas.microsoft.com/office/word/2006/wordml" xmlns:wps="http://schemas.microsoft.com/office/word/2010/wordprocessingShape" mc:Ignorable="w14 w15 w16se w16cid wp14">
   <w:abstractNum w:abstractNumId="0" w15:restartNumberingAfterBreak="0">
+    <w:nsid w:val="01875995"/>
+    <w:multiLevelType w:val="hybridMultilevel"/>
+    <w:tmpl w:val="E210396A"/>
+    <w:lvl w:ilvl="0" w:tplc="3D206FD0">
+      <w:start w:val="1"/>
+      <w:numFmt w:val="bullet"/>
+      <w:lvlText w:val="-"/>
+      <w:lvlJc w:val="left"/>
+      <w:pPr>
+        <w:ind w:left="720" w:hanging="360"/>
+      </w:pPr>
+      <w:rPr>
+        <w:rFonts w:ascii="Arial" w:eastAsiaTheme="minorHAnsi" w:hAnsi="Arial" w:cs="Arial" w:hint="default"/>
+      </w:rPr>
+    </w:lvl>
+    <w:lvl w:ilvl="1" w:tplc="040C0003" w:tentative="1">
+      <w:start w:val="1"/>
+      <w:numFmt w:val="bullet"/>
+      <w:lvlText w:val="o"/>
+      <w:lvlJc w:val="left"/>
+      <w:pPr>
+        <w:ind w:left="1440" w:hanging="360"/>
+      </w:pPr>
+      <w:rPr>
+        <w:rFonts w:ascii="Courier New" w:hAnsi="Courier New" w:cs="Courier New" w:hint="default"/>
+      </w:rPr>
+    </w:lvl>
+    <w:lvl w:ilvl="2" w:tplc="040C0005" w:tentative="1">
+      <w:start w:val="1"/>
+      <w:numFmt w:val="bullet"/>
+      <w:lvlText w:val=""/>
+      <w:lvlJc w:val="left"/>
+      <w:pPr>
+        <w:ind w:left="2160" w:hanging="360"/>
+      </w:pPr>
+      <w:rPr>
+        <w:rFonts w:ascii="Wingdings" w:hAnsi="Wingdings" w:hint="default"/>
+      </w:rPr>
+    </w:lvl>
+    <w:lvl w:ilvl="3" w:tplc="040C0001" w:tentative="1">
+      <w:start w:val="1"/>
+      <w:numFmt w:val="bullet"/>
+      <w:lvlText w:val=""/>
+      <w:lvlJc w:val="left"/>
+      <w:pPr>
+        <w:ind w:left="2880" w:hanging="360"/>
+      </w:pPr>
+      <w:rPr>
+        <w:rFonts w:ascii="Symbol" w:hAnsi="Symbol" w:hint="default"/>
+      </w:rPr>
+    </w:lvl>
+    <w:lvl w:ilvl="4" w:tplc="040C0003" w:tentative="1">
+      <w:start w:val="1"/>
+      <w:numFmt w:val="bullet"/>
+      <w:lvlText w:val="o"/>
+      <w:lvlJc w:val="left"/>
+      <w:pPr>
+        <w:ind w:left="3600" w:hanging="360"/>
+      </w:pPr>
+      <w:rPr>
+        <w:rFonts w:ascii="Courier New" w:hAnsi="Courier New" w:cs="Courier New" w:hint="default"/>
+      </w:rPr>
+    </w:lvl>
+    <w:lvl w:ilvl="5" w:tplc="040C0005" w:tentative="1">
+      <w:start w:val="1"/>
+      <w:numFmt w:val="bullet"/>
+      <w:lvlText w:val=""/>
+      <w:lvlJc w:val="left"/>
+      <w:pPr>
+        <w:ind w:left="4320" w:hanging="360"/>
+      </w:pPr>
+      <w:rPr>
+        <w:rFonts w:ascii="Wingdings" w:hAnsi="Wingdings" w:hint="default"/>
+      </w:rPr>
+    </w:lvl>
+    <w:lvl w:ilvl="6" w:tplc="040C0001" w:tentative="1">
+      <w:start w:val="1"/>
+      <w:numFmt w:val="bullet"/>
+      <w:lvlText w:val=""/>
+      <w:lvlJc w:val="left"/>
+      <w:pPr>
+        <w:ind w:left="5040" w:hanging="360"/>
+      </w:pPr>
+      <w:rPr>
+        <w:rFonts w:ascii="Symbol" w:hAnsi="Symbol" w:hint="default"/>
+      </w:rPr>
+    </w:lvl>
+    <w:lvl w:ilvl="7" w:tplc="040C0003" w:tentative="1">
+      <w:start w:val="1"/>
+      <w:numFmt w:val="bullet"/>
+      <w:lvlText w:val="o"/>
+      <w:lvlJc w:val="left"/>
+      <w:pPr>
+        <w:ind w:left="5760" w:hanging="360"/>
+      </w:pPr>
+      <w:rPr>
+        <w:rFonts w:ascii="Courier New" w:hAnsi="Courier New" w:cs="Courier New" w:hint="default"/>
+      </w:rPr>
+    </w:lvl>
+    <w:lvl w:ilvl="8" w:tplc="040C0005" w:tentative="1">
+      <w:start w:val="1"/>
+      <w:numFmt w:val="bullet"/>
+      <w:lvlText w:val=""/>
+      <w:lvlJc w:val="left"/>
+      <w:pPr>
+        <w:ind w:left="6480" w:hanging="360"/>
+      </w:pPr>
+      <w:rPr>
+        <w:rFonts w:ascii="Wingdings" w:hAnsi="Wingdings" w:hint="default"/>
+      </w:rPr>
+    </w:lvl>
+  </w:abstractNum>
+  <w:abstractNum w:abstractNumId="1" w15:restartNumberingAfterBreak="0">
     <w:nsid w:val="09466099"/>
     <w:multiLevelType w:val="hybridMultilevel"/>
     <w:tmpl w:val="81564A78"/>
@@ -12159,10 +15241,10 @@
       </w:rPr>
     </w:lvl>
   </w:abstractNum>
-  <w:abstractNum w:abstractNumId="1" w15:restartNumberingAfterBreak="0">
-    <w:nsid w:val="317E6C39"/>
+  <w:abstractNum w:abstractNumId="2" w15:restartNumberingAfterBreak="0">
+    <w:nsid w:val="1B68298D"/>
     <w:multiLevelType w:val="hybridMultilevel"/>
-    <w:tmpl w:val="462A2D6E"/>
+    <w:tmpl w:val="6CE4F58E"/>
     <w:lvl w:ilvl="0" w:tplc="3D206FD0">
       <w:start w:val="1"/>
       <w:numFmt w:val="bullet"/>
@@ -12272,10 +15354,10 @@
       </w:rPr>
     </w:lvl>
   </w:abstractNum>
-  <w:abstractNum w:abstractNumId="2" w15:restartNumberingAfterBreak="0">
-    <w:nsid w:val="31E02513"/>
+  <w:abstractNum w:abstractNumId="3" w15:restartNumberingAfterBreak="0">
+    <w:nsid w:val="1F844F43"/>
     <w:multiLevelType w:val="hybridMultilevel"/>
-    <w:tmpl w:val="64686B7E"/>
+    <w:tmpl w:val="FB08FFF2"/>
     <w:lvl w:ilvl="0" w:tplc="3D206FD0">
       <w:start w:val="1"/>
       <w:numFmt w:val="bullet"/>
@@ -12385,7 +15467,459 @@
       </w:rPr>
     </w:lvl>
   </w:abstractNum>
-  <w:abstractNum w:abstractNumId="3" w15:restartNumberingAfterBreak="0">
+  <w:abstractNum w:abstractNumId="4" w15:restartNumberingAfterBreak="0">
+    <w:nsid w:val="317E6C39"/>
+    <w:multiLevelType w:val="hybridMultilevel"/>
+    <w:tmpl w:val="462A2D6E"/>
+    <w:lvl w:ilvl="0" w:tplc="3D206FD0">
+      <w:start w:val="1"/>
+      <w:numFmt w:val="bullet"/>
+      <w:lvlText w:val="-"/>
+      <w:lvlJc w:val="left"/>
+      <w:pPr>
+        <w:ind w:left="720" w:hanging="360"/>
+      </w:pPr>
+      <w:rPr>
+        <w:rFonts w:ascii="Arial" w:eastAsiaTheme="minorHAnsi" w:hAnsi="Arial" w:cs="Arial" w:hint="default"/>
+      </w:rPr>
+    </w:lvl>
+    <w:lvl w:ilvl="1" w:tplc="040C0003" w:tentative="1">
+      <w:start w:val="1"/>
+      <w:numFmt w:val="bullet"/>
+      <w:lvlText w:val="o"/>
+      <w:lvlJc w:val="left"/>
+      <w:pPr>
+        <w:ind w:left="1440" w:hanging="360"/>
+      </w:pPr>
+      <w:rPr>
+        <w:rFonts w:ascii="Courier New" w:hAnsi="Courier New" w:cs="Courier New" w:hint="default"/>
+      </w:rPr>
+    </w:lvl>
+    <w:lvl w:ilvl="2" w:tplc="040C0005" w:tentative="1">
+      <w:start w:val="1"/>
+      <w:numFmt w:val="bullet"/>
+      <w:lvlText w:val=""/>
+      <w:lvlJc w:val="left"/>
+      <w:pPr>
+        <w:ind w:left="2160" w:hanging="360"/>
+      </w:pPr>
+      <w:rPr>
+        <w:rFonts w:ascii="Wingdings" w:hAnsi="Wingdings" w:hint="default"/>
+      </w:rPr>
+    </w:lvl>
+    <w:lvl w:ilvl="3" w:tplc="040C0001" w:tentative="1">
+      <w:start w:val="1"/>
+      <w:numFmt w:val="bullet"/>
+      <w:lvlText w:val=""/>
+      <w:lvlJc w:val="left"/>
+      <w:pPr>
+        <w:ind w:left="2880" w:hanging="360"/>
+      </w:pPr>
+      <w:rPr>
+        <w:rFonts w:ascii="Symbol" w:hAnsi="Symbol" w:hint="default"/>
+      </w:rPr>
+    </w:lvl>
+    <w:lvl w:ilvl="4" w:tplc="040C0003" w:tentative="1">
+      <w:start w:val="1"/>
+      <w:numFmt w:val="bullet"/>
+      <w:lvlText w:val="o"/>
+      <w:lvlJc w:val="left"/>
+      <w:pPr>
+        <w:ind w:left="3600" w:hanging="360"/>
+      </w:pPr>
+      <w:rPr>
+        <w:rFonts w:ascii="Courier New" w:hAnsi="Courier New" w:cs="Courier New" w:hint="default"/>
+      </w:rPr>
+    </w:lvl>
+    <w:lvl w:ilvl="5" w:tplc="040C0005" w:tentative="1">
+      <w:start w:val="1"/>
+      <w:numFmt w:val="bullet"/>
+      <w:lvlText w:val=""/>
+      <w:lvlJc w:val="left"/>
+      <w:pPr>
+        <w:ind w:left="4320" w:hanging="360"/>
+      </w:pPr>
+      <w:rPr>
+        <w:rFonts w:ascii="Wingdings" w:hAnsi="Wingdings" w:hint="default"/>
+      </w:rPr>
+    </w:lvl>
+    <w:lvl w:ilvl="6" w:tplc="040C0001" w:tentative="1">
+      <w:start w:val="1"/>
+      <w:numFmt w:val="bullet"/>
+      <w:lvlText w:val=""/>
+      <w:lvlJc w:val="left"/>
+      <w:pPr>
+        <w:ind w:left="5040" w:hanging="360"/>
+      </w:pPr>
+      <w:rPr>
+        <w:rFonts w:ascii="Symbol" w:hAnsi="Symbol" w:hint="default"/>
+      </w:rPr>
+    </w:lvl>
+    <w:lvl w:ilvl="7" w:tplc="040C0003" w:tentative="1">
+      <w:start w:val="1"/>
+      <w:numFmt w:val="bullet"/>
+      <w:lvlText w:val="o"/>
+      <w:lvlJc w:val="left"/>
+      <w:pPr>
+        <w:ind w:left="5760" w:hanging="360"/>
+      </w:pPr>
+      <w:rPr>
+        <w:rFonts w:ascii="Courier New" w:hAnsi="Courier New" w:cs="Courier New" w:hint="default"/>
+      </w:rPr>
+    </w:lvl>
+    <w:lvl w:ilvl="8" w:tplc="040C0005" w:tentative="1">
+      <w:start w:val="1"/>
+      <w:numFmt w:val="bullet"/>
+      <w:lvlText w:val=""/>
+      <w:lvlJc w:val="left"/>
+      <w:pPr>
+        <w:ind w:left="6480" w:hanging="360"/>
+      </w:pPr>
+      <w:rPr>
+        <w:rFonts w:ascii="Wingdings" w:hAnsi="Wingdings" w:hint="default"/>
+      </w:rPr>
+    </w:lvl>
+  </w:abstractNum>
+  <w:abstractNum w:abstractNumId="5" w15:restartNumberingAfterBreak="0">
+    <w:nsid w:val="31E02513"/>
+    <w:multiLevelType w:val="hybridMultilevel"/>
+    <w:tmpl w:val="64686B7E"/>
+    <w:lvl w:ilvl="0" w:tplc="3D206FD0">
+      <w:start w:val="1"/>
+      <w:numFmt w:val="bullet"/>
+      <w:lvlText w:val="-"/>
+      <w:lvlJc w:val="left"/>
+      <w:pPr>
+        <w:ind w:left="720" w:hanging="360"/>
+      </w:pPr>
+      <w:rPr>
+        <w:rFonts w:ascii="Arial" w:eastAsiaTheme="minorHAnsi" w:hAnsi="Arial" w:cs="Arial" w:hint="default"/>
+      </w:rPr>
+    </w:lvl>
+    <w:lvl w:ilvl="1" w:tplc="040C0003">
+      <w:start w:val="1"/>
+      <w:numFmt w:val="bullet"/>
+      <w:lvlText w:val="o"/>
+      <w:lvlJc w:val="left"/>
+      <w:pPr>
+        <w:ind w:left="1440" w:hanging="360"/>
+      </w:pPr>
+      <w:rPr>
+        <w:rFonts w:ascii="Courier New" w:hAnsi="Courier New" w:cs="Courier New" w:hint="default"/>
+      </w:rPr>
+    </w:lvl>
+    <w:lvl w:ilvl="2" w:tplc="040C0005" w:tentative="1">
+      <w:start w:val="1"/>
+      <w:numFmt w:val="bullet"/>
+      <w:lvlText w:val=""/>
+      <w:lvlJc w:val="left"/>
+      <w:pPr>
+        <w:ind w:left="2160" w:hanging="360"/>
+      </w:pPr>
+      <w:rPr>
+        <w:rFonts w:ascii="Wingdings" w:hAnsi="Wingdings" w:hint="default"/>
+      </w:rPr>
+    </w:lvl>
+    <w:lvl w:ilvl="3" w:tplc="040C0001" w:tentative="1">
+      <w:start w:val="1"/>
+      <w:numFmt w:val="bullet"/>
+      <w:lvlText w:val=""/>
+      <w:lvlJc w:val="left"/>
+      <w:pPr>
+        <w:ind w:left="2880" w:hanging="360"/>
+      </w:pPr>
+      <w:rPr>
+        <w:rFonts w:ascii="Symbol" w:hAnsi="Symbol" w:hint="default"/>
+      </w:rPr>
+    </w:lvl>
+    <w:lvl w:ilvl="4" w:tplc="040C0003" w:tentative="1">
+      <w:start w:val="1"/>
+      <w:numFmt w:val="bullet"/>
+      <w:lvlText w:val="o"/>
+      <w:lvlJc w:val="left"/>
+      <w:pPr>
+        <w:ind w:left="3600" w:hanging="360"/>
+      </w:pPr>
+      <w:rPr>
+        <w:rFonts w:ascii="Courier New" w:hAnsi="Courier New" w:cs="Courier New" w:hint="default"/>
+      </w:rPr>
+    </w:lvl>
+    <w:lvl w:ilvl="5" w:tplc="040C0005" w:tentative="1">
+      <w:start w:val="1"/>
+      <w:numFmt w:val="bullet"/>
+      <w:lvlText w:val=""/>
+      <w:lvlJc w:val="left"/>
+      <w:pPr>
+        <w:ind w:left="4320" w:hanging="360"/>
+      </w:pPr>
+      <w:rPr>
+        <w:rFonts w:ascii="Wingdings" w:hAnsi="Wingdings" w:hint="default"/>
+      </w:rPr>
+    </w:lvl>
+    <w:lvl w:ilvl="6" w:tplc="040C0001" w:tentative="1">
+      <w:start w:val="1"/>
+      <w:numFmt w:val="bullet"/>
+      <w:lvlText w:val=""/>
+      <w:lvlJc w:val="left"/>
+      <w:pPr>
+        <w:ind w:left="5040" w:hanging="360"/>
+      </w:pPr>
+      <w:rPr>
+        <w:rFonts w:ascii="Symbol" w:hAnsi="Symbol" w:hint="default"/>
+      </w:rPr>
+    </w:lvl>
+    <w:lvl w:ilvl="7" w:tplc="040C0003" w:tentative="1">
+      <w:start w:val="1"/>
+      <w:numFmt w:val="bullet"/>
+      <w:lvlText w:val="o"/>
+      <w:lvlJc w:val="left"/>
+      <w:pPr>
+        <w:ind w:left="5760" w:hanging="360"/>
+      </w:pPr>
+      <w:rPr>
+        <w:rFonts w:ascii="Courier New" w:hAnsi="Courier New" w:cs="Courier New" w:hint="default"/>
+      </w:rPr>
+    </w:lvl>
+    <w:lvl w:ilvl="8" w:tplc="040C0005" w:tentative="1">
+      <w:start w:val="1"/>
+      <w:numFmt w:val="bullet"/>
+      <w:lvlText w:val=""/>
+      <w:lvlJc w:val="left"/>
+      <w:pPr>
+        <w:ind w:left="6480" w:hanging="360"/>
+      </w:pPr>
+      <w:rPr>
+        <w:rFonts w:ascii="Wingdings" w:hAnsi="Wingdings" w:hint="default"/>
+      </w:rPr>
+    </w:lvl>
+  </w:abstractNum>
+  <w:abstractNum w:abstractNumId="6" w15:restartNumberingAfterBreak="0">
+    <w:nsid w:val="34A152AE"/>
+    <w:multiLevelType w:val="multilevel"/>
+    <w:tmpl w:val="31923DD0"/>
+    <w:lvl w:ilvl="0">
+      <w:start w:val="1"/>
+      <w:numFmt w:val="decimal"/>
+      <w:lvlText w:val="%1."/>
+      <w:lvlJc w:val="left"/>
+      <w:pPr>
+        <w:ind w:left="400" w:hanging="400"/>
+      </w:pPr>
+      <w:rPr>
+        <w:rFonts w:hint="default"/>
+      </w:rPr>
+    </w:lvl>
+    <w:lvl w:ilvl="1">
+      <w:start w:val="1"/>
+      <w:numFmt w:val="decimal"/>
+      <w:lvlText w:val="%1.%2."/>
+      <w:lvlJc w:val="left"/>
+      <w:pPr>
+        <w:ind w:left="720" w:hanging="720"/>
+      </w:pPr>
+      <w:rPr>
+        <w:rFonts w:hint="default"/>
+      </w:rPr>
+    </w:lvl>
+    <w:lvl w:ilvl="2">
+      <w:start w:val="1"/>
+      <w:numFmt w:val="decimal"/>
+      <w:lvlText w:val="%1.%2.%3."/>
+      <w:lvlJc w:val="left"/>
+      <w:pPr>
+        <w:ind w:left="720" w:hanging="720"/>
+      </w:pPr>
+      <w:rPr>
+        <w:rFonts w:hint="default"/>
+      </w:rPr>
+    </w:lvl>
+    <w:lvl w:ilvl="3">
+      <w:start w:val="1"/>
+      <w:numFmt w:val="decimal"/>
+      <w:lvlText w:val="%1.%2.%3.%4."/>
+      <w:lvlJc w:val="left"/>
+      <w:pPr>
+        <w:ind w:left="1080" w:hanging="1080"/>
+      </w:pPr>
+      <w:rPr>
+        <w:rFonts w:hint="default"/>
+      </w:rPr>
+    </w:lvl>
+    <w:lvl w:ilvl="4">
+      <w:start w:val="1"/>
+      <w:numFmt w:val="decimal"/>
+      <w:lvlText w:val="%1.%2.%3.%4.%5."/>
+      <w:lvlJc w:val="left"/>
+      <w:pPr>
+        <w:ind w:left="1080" w:hanging="1080"/>
+      </w:pPr>
+      <w:rPr>
+        <w:rFonts w:hint="default"/>
+      </w:rPr>
+    </w:lvl>
+    <w:lvl w:ilvl="5">
+      <w:start w:val="1"/>
+      <w:numFmt w:val="decimal"/>
+      <w:lvlText w:val="%1.%2.%3.%4.%5.%6."/>
+      <w:lvlJc w:val="left"/>
+      <w:pPr>
+        <w:ind w:left="1440" w:hanging="1440"/>
+      </w:pPr>
+      <w:rPr>
+        <w:rFonts w:hint="default"/>
+      </w:rPr>
+    </w:lvl>
+    <w:lvl w:ilvl="6">
+      <w:start w:val="1"/>
+      <w:numFmt w:val="decimal"/>
+      <w:lvlText w:val="%1.%2.%3.%4.%5.%6.%7."/>
+      <w:lvlJc w:val="left"/>
+      <w:pPr>
+        <w:ind w:left="1440" w:hanging="1440"/>
+      </w:pPr>
+      <w:rPr>
+        <w:rFonts w:hint="default"/>
+      </w:rPr>
+    </w:lvl>
+    <w:lvl w:ilvl="7">
+      <w:start w:val="1"/>
+      <w:numFmt w:val="decimal"/>
+      <w:lvlText w:val="%1.%2.%3.%4.%5.%6.%7.%8."/>
+      <w:lvlJc w:val="left"/>
+      <w:pPr>
+        <w:ind w:left="1800" w:hanging="1800"/>
+      </w:pPr>
+      <w:rPr>
+        <w:rFonts w:hint="default"/>
+      </w:rPr>
+    </w:lvl>
+    <w:lvl w:ilvl="8">
+      <w:start w:val="1"/>
+      <w:numFmt w:val="decimal"/>
+      <w:lvlText w:val="%1.%2.%3.%4.%5.%6.%7.%8.%9."/>
+      <w:lvlJc w:val="left"/>
+      <w:pPr>
+        <w:ind w:left="2160" w:hanging="2160"/>
+      </w:pPr>
+      <w:rPr>
+        <w:rFonts w:hint="default"/>
+      </w:rPr>
+    </w:lvl>
+  </w:abstractNum>
+  <w:abstractNum w:abstractNumId="7" w15:restartNumberingAfterBreak="0">
+    <w:nsid w:val="3DEC4DAF"/>
+    <w:multiLevelType w:val="multilevel"/>
+    <w:tmpl w:val="D02CAF8C"/>
+    <w:lvl w:ilvl="0">
+      <w:start w:val="1"/>
+      <w:numFmt w:val="decimal"/>
+      <w:lvlText w:val="%1."/>
+      <w:lvlJc w:val="left"/>
+      <w:pPr>
+        <w:ind w:left="400" w:hanging="400"/>
+      </w:pPr>
+      <w:rPr>
+        <w:rFonts w:hint="default"/>
+      </w:rPr>
+    </w:lvl>
+    <w:lvl w:ilvl="1">
+      <w:start w:val="1"/>
+      <w:numFmt w:val="decimal"/>
+      <w:lvlText w:val="%1.%2."/>
+      <w:lvlJc w:val="left"/>
+      <w:pPr>
+        <w:ind w:left="720" w:hanging="720"/>
+      </w:pPr>
+      <w:rPr>
+        <w:rFonts w:hint="default"/>
+      </w:rPr>
+    </w:lvl>
+    <w:lvl w:ilvl="2">
+      <w:start w:val="1"/>
+      <w:numFmt w:val="decimal"/>
+      <w:lvlText w:val="%1.%2.%3."/>
+      <w:lvlJc w:val="left"/>
+      <w:pPr>
+        <w:ind w:left="720" w:hanging="720"/>
+      </w:pPr>
+      <w:rPr>
+        <w:rFonts w:hint="default"/>
+      </w:rPr>
+    </w:lvl>
+    <w:lvl w:ilvl="3">
+      <w:start w:val="1"/>
+      <w:numFmt w:val="decimal"/>
+      <w:lvlText w:val="%1.%2.%3.%4."/>
+      <w:lvlJc w:val="left"/>
+      <w:pPr>
+        <w:ind w:left="1080" w:hanging="1080"/>
+      </w:pPr>
+      <w:rPr>
+        <w:rFonts w:hint="default"/>
+      </w:rPr>
+    </w:lvl>
+    <w:lvl w:ilvl="4">
+      <w:start w:val="1"/>
+      <w:numFmt w:val="decimal"/>
+      <w:lvlText w:val="%1.%2.%3.%4.%5."/>
+      <w:lvlJc w:val="left"/>
+      <w:pPr>
+        <w:ind w:left="1080" w:hanging="1080"/>
+      </w:pPr>
+      <w:rPr>
+        <w:rFonts w:hint="default"/>
+      </w:rPr>
+    </w:lvl>
+    <w:lvl w:ilvl="5">
+      <w:start w:val="1"/>
+      <w:numFmt w:val="decimal"/>
+      <w:lvlText w:val="%1.%2.%3.%4.%5.%6."/>
+      <w:lvlJc w:val="left"/>
+      <w:pPr>
+        <w:ind w:left="1440" w:hanging="1440"/>
+      </w:pPr>
+      <w:rPr>
+        <w:rFonts w:hint="default"/>
+      </w:rPr>
+    </w:lvl>
+    <w:lvl w:ilvl="6">
+      <w:start w:val="1"/>
+      <w:numFmt w:val="decimal"/>
+      <w:lvlText w:val="%1.%2.%3.%4.%5.%6.%7."/>
+      <w:lvlJc w:val="left"/>
+      <w:pPr>
+        <w:ind w:left="1440" w:hanging="1440"/>
+      </w:pPr>
+      <w:rPr>
+        <w:rFonts w:hint="default"/>
+      </w:rPr>
+    </w:lvl>
+    <w:lvl w:ilvl="7">
+      <w:start w:val="1"/>
+      <w:numFmt w:val="decimal"/>
+      <w:lvlText w:val="%1.%2.%3.%4.%5.%6.%7.%8."/>
+      <w:lvlJc w:val="left"/>
+      <w:pPr>
+        <w:ind w:left="1800" w:hanging="1800"/>
+      </w:pPr>
+      <w:rPr>
+        <w:rFonts w:hint="default"/>
+      </w:rPr>
+    </w:lvl>
+    <w:lvl w:ilvl="8">
+      <w:start w:val="1"/>
+      <w:numFmt w:val="decimal"/>
+      <w:lvlText w:val="%1.%2.%3.%4.%5.%6.%7.%8.%9."/>
+      <w:lvlJc w:val="left"/>
+      <w:pPr>
+        <w:ind w:left="2160" w:hanging="2160"/>
+      </w:pPr>
+      <w:rPr>
+        <w:rFonts w:hint="default"/>
+      </w:rPr>
+    </w:lvl>
+  </w:abstractNum>
+  <w:abstractNum w:abstractNumId="8" w15:restartNumberingAfterBreak="0">
     <w:nsid w:val="3EFA30C8"/>
     <w:multiLevelType w:val="hybridMultilevel"/>
     <w:tmpl w:val="90989E62"/>
@@ -12498,7 +16032,7 @@
       </w:rPr>
     </w:lvl>
   </w:abstractNum>
-  <w:abstractNum w:abstractNumId="4" w15:restartNumberingAfterBreak="0">
+  <w:abstractNum w:abstractNumId="9" w15:restartNumberingAfterBreak="0">
     <w:nsid w:val="45DA7B49"/>
     <w:multiLevelType w:val="hybridMultilevel"/>
     <w:tmpl w:val="DA7A0A98"/>
@@ -12611,7 +16145,7 @@
       </w:rPr>
     </w:lvl>
   </w:abstractNum>
-  <w:abstractNum w:abstractNumId="5" w15:restartNumberingAfterBreak="0">
+  <w:abstractNum w:abstractNumId="10" w15:restartNumberingAfterBreak="0">
     <w:nsid w:val="4EDF7E39"/>
     <w:multiLevelType w:val="hybridMultilevel"/>
     <w:tmpl w:val="2C52BF18"/>
@@ -12724,7 +16258,96 @@
       </w:rPr>
     </w:lvl>
   </w:abstractNum>
-  <w:abstractNum w:abstractNumId="6" w15:restartNumberingAfterBreak="0">
+  <w:abstractNum w:abstractNumId="11" w15:restartNumberingAfterBreak="0">
+    <w:nsid w:val="54CC708D"/>
+    <w:multiLevelType w:val="hybridMultilevel"/>
+    <w:tmpl w:val="A1C22D3E"/>
+    <w:lvl w:ilvl="0" w:tplc="C7409ED4">
+      <w:start w:val="1"/>
+      <w:numFmt w:val="decimal"/>
+      <w:lvlText w:val="(%1)"/>
+      <w:lvlJc w:val="left"/>
+      <w:pPr>
+        <w:ind w:left="720" w:hanging="360"/>
+      </w:pPr>
+      <w:rPr>
+        <w:rFonts w:hint="default"/>
+      </w:rPr>
+    </w:lvl>
+    <w:lvl w:ilvl="1" w:tplc="040C0019" w:tentative="1">
+      <w:start w:val="1"/>
+      <w:numFmt w:val="lowerLetter"/>
+      <w:lvlText w:val="%2."/>
+      <w:lvlJc w:val="left"/>
+      <w:pPr>
+        <w:ind w:left="1440" w:hanging="360"/>
+      </w:pPr>
+    </w:lvl>
+    <w:lvl w:ilvl="2" w:tplc="040C001B" w:tentative="1">
+      <w:start w:val="1"/>
+      <w:numFmt w:val="lowerRoman"/>
+      <w:lvlText w:val="%3."/>
+      <w:lvlJc w:val="right"/>
+      <w:pPr>
+        <w:ind w:left="2160" w:hanging="180"/>
+      </w:pPr>
+    </w:lvl>
+    <w:lvl w:ilvl="3" w:tplc="040C000F" w:tentative="1">
+      <w:start w:val="1"/>
+      <w:numFmt w:val="decimal"/>
+      <w:lvlText w:val="%4."/>
+      <w:lvlJc w:val="left"/>
+      <w:pPr>
+        <w:ind w:left="2880" w:hanging="360"/>
+      </w:pPr>
+    </w:lvl>
+    <w:lvl w:ilvl="4" w:tplc="040C0019" w:tentative="1">
+      <w:start w:val="1"/>
+      <w:numFmt w:val="lowerLetter"/>
+      <w:lvlText w:val="%5."/>
+      <w:lvlJc w:val="left"/>
+      <w:pPr>
+        <w:ind w:left="3600" w:hanging="360"/>
+      </w:pPr>
+    </w:lvl>
+    <w:lvl w:ilvl="5" w:tplc="040C001B" w:tentative="1">
+      <w:start w:val="1"/>
+      <w:numFmt w:val="lowerRoman"/>
+      <w:lvlText w:val="%6."/>
+      <w:lvlJc w:val="right"/>
+      <w:pPr>
+        <w:ind w:left="4320" w:hanging="180"/>
+      </w:pPr>
+    </w:lvl>
+    <w:lvl w:ilvl="6" w:tplc="040C000F" w:tentative="1">
+      <w:start w:val="1"/>
+      <w:numFmt w:val="decimal"/>
+      <w:lvlText w:val="%7."/>
+      <w:lvlJc w:val="left"/>
+      <w:pPr>
+        <w:ind w:left="5040" w:hanging="360"/>
+      </w:pPr>
+    </w:lvl>
+    <w:lvl w:ilvl="7" w:tplc="040C0019" w:tentative="1">
+      <w:start w:val="1"/>
+      <w:numFmt w:val="lowerLetter"/>
+      <w:lvlText w:val="%8."/>
+      <w:lvlJc w:val="left"/>
+      <w:pPr>
+        <w:ind w:left="5760" w:hanging="360"/>
+      </w:pPr>
+    </w:lvl>
+    <w:lvl w:ilvl="8" w:tplc="040C001B" w:tentative="1">
+      <w:start w:val="1"/>
+      <w:numFmt w:val="lowerRoman"/>
+      <w:lvlText w:val="%9."/>
+      <w:lvlJc w:val="right"/>
+      <w:pPr>
+        <w:ind w:left="6480" w:hanging="180"/>
+      </w:pPr>
+    </w:lvl>
+  </w:abstractNum>
+  <w:abstractNum w:abstractNumId="12" w15:restartNumberingAfterBreak="0">
     <w:nsid w:val="57331A7F"/>
     <w:multiLevelType w:val="hybridMultilevel"/>
     <w:tmpl w:val="48FA2B98"/>
@@ -12837,7 +16460,7 @@
       </w:rPr>
     </w:lvl>
   </w:abstractNum>
-  <w:abstractNum w:abstractNumId="7" w15:restartNumberingAfterBreak="0">
+  <w:abstractNum w:abstractNumId="13" w15:restartNumberingAfterBreak="0">
     <w:nsid w:val="66227EC0"/>
     <w:multiLevelType w:val="hybridMultilevel"/>
     <w:tmpl w:val="F7BC67B0"/>
@@ -12950,7 +16573,7 @@
       </w:rPr>
     </w:lvl>
   </w:abstractNum>
-  <w:abstractNum w:abstractNumId="8" w15:restartNumberingAfterBreak="0">
+  <w:abstractNum w:abstractNumId="14" w15:restartNumberingAfterBreak="0">
     <w:nsid w:val="69BA5EF3"/>
     <w:multiLevelType w:val="hybridMultilevel"/>
     <w:tmpl w:val="2C82E1E6"/>
@@ -12963,7 +16586,7 @@
         <w:ind w:left="720" w:hanging="360"/>
       </w:pPr>
     </w:lvl>
-    <w:lvl w:ilvl="1" w:tplc="040C0019" w:tentative="1">
+    <w:lvl w:ilvl="1" w:tplc="040C0019">
       <w:start w:val="1"/>
       <w:numFmt w:val="lowerLetter"/>
       <w:lvlText w:val="%2."/>
@@ -13036,7 +16659,7 @@
       </w:pPr>
     </w:lvl>
   </w:abstractNum>
-  <w:abstractNum w:abstractNumId="9" w15:restartNumberingAfterBreak="0">
+  <w:abstractNum w:abstractNumId="15" w15:restartNumberingAfterBreak="0">
     <w:nsid w:val="6D827594"/>
     <w:multiLevelType w:val="hybridMultilevel"/>
     <w:tmpl w:val="F196B192"/>
@@ -13149,7 +16772,7 @@
       </w:rPr>
     </w:lvl>
   </w:abstractNum>
-  <w:abstractNum w:abstractNumId="10" w15:restartNumberingAfterBreak="0">
+  <w:abstractNum w:abstractNumId="16" w15:restartNumberingAfterBreak="0">
     <w:nsid w:val="79162396"/>
     <w:multiLevelType w:val="hybridMultilevel"/>
     <w:tmpl w:val="8C32C83E"/>
@@ -13262,10 +16885,10 @@
       </w:rPr>
     </w:lvl>
   </w:abstractNum>
-  <w:abstractNum w:abstractNumId="11" w15:restartNumberingAfterBreak="0">
+  <w:abstractNum w:abstractNumId="17" w15:restartNumberingAfterBreak="0">
     <w:nsid w:val="7E9D11CC"/>
     <w:multiLevelType w:val="hybridMultilevel"/>
-    <w:tmpl w:val="0B1ECF68"/>
+    <w:tmpl w:val="78282426"/>
     <w:lvl w:ilvl="0" w:tplc="040C0001">
       <w:start w:val="1"/>
       <w:numFmt w:val="bullet"/>
@@ -13376,43 +16999,61 @@
     </w:lvl>
   </w:abstractNum>
   <w:num w:numId="1">
+    <w:abstractNumId w:val="14"/>
+  </w:num>
+  <w:num w:numId="2">
+    <w:abstractNumId w:val="16"/>
+  </w:num>
+  <w:num w:numId="3">
+    <w:abstractNumId w:val="13"/>
+  </w:num>
+  <w:num w:numId="4">
+    <w:abstractNumId w:val="4"/>
+  </w:num>
+  <w:num w:numId="5">
+    <w:abstractNumId w:val="12"/>
+  </w:num>
+  <w:num w:numId="6">
+    <w:abstractNumId w:val="17"/>
+  </w:num>
+  <w:num w:numId="7">
+    <w:abstractNumId w:val="5"/>
+  </w:num>
+  <w:num w:numId="8">
+    <w:abstractNumId w:val="1"/>
+  </w:num>
+  <w:num w:numId="9">
     <w:abstractNumId w:val="8"/>
   </w:num>
-  <w:num w:numId="2">
+  <w:num w:numId="10">
+    <w:abstractNumId w:val="1"/>
+  </w:num>
+  <w:num w:numId="11">
     <w:abstractNumId w:val="10"/>
   </w:num>
-  <w:num w:numId="3">
+  <w:num w:numId="12">
+    <w:abstractNumId w:val="15"/>
+  </w:num>
+  <w:num w:numId="13">
+    <w:abstractNumId w:val="9"/>
+  </w:num>
+  <w:num w:numId="14">
+    <w:abstractNumId w:val="2"/>
+  </w:num>
+  <w:num w:numId="15">
+    <w:abstractNumId w:val="3"/>
+  </w:num>
+  <w:num w:numId="16">
+    <w:abstractNumId w:val="6"/>
+  </w:num>
+  <w:num w:numId="17">
     <w:abstractNumId w:val="7"/>
   </w:num>
-  <w:num w:numId="4">
-    <w:abstractNumId w:val="1"/>
-  </w:num>
-  <w:num w:numId="5">
-    <w:abstractNumId w:val="6"/>
-  </w:num>
-  <w:num w:numId="6">
-    <w:abstractNumId w:val="11"/>
-  </w:num>
-  <w:num w:numId="7">
-    <w:abstractNumId w:val="2"/>
-  </w:num>
-  <w:num w:numId="8">
+  <w:num w:numId="18">
     <w:abstractNumId w:val="0"/>
   </w:num>
-  <w:num w:numId="9">
-    <w:abstractNumId w:val="3"/>
-  </w:num>
-  <w:num w:numId="10">
-    <w:abstractNumId w:val="0"/>
-  </w:num>
-  <w:num w:numId="11">
-    <w:abstractNumId w:val="5"/>
-  </w:num>
-  <w:num w:numId="12">
-    <w:abstractNumId w:val="9"/>
-  </w:num>
-  <w:num w:numId="13">
-    <w:abstractNumId w:val="4"/>
+  <w:num w:numId="19">
+    <w:abstractNumId w:val="11"/>
   </w:num>
 </w:numbering>
 </file>
@@ -13818,7 +17459,6 @@
   <w:style w:type="character" w:default="1" w:styleId="Policepardfaut">
     <w:name w:val="Default Paragraph Font"/>
     <w:uiPriority w:val="1"/>
-    <w:semiHidden/>
     <w:unhideWhenUsed/>
   </w:style>
   <w:style w:type="table" w:default="1" w:styleId="TableauNormal">
@@ -13881,6 +17521,29 @@
         <w:insideV w:val="single" w:sz="4" w:space="0" w:color="auto"/>
       </w:tblBorders>
     </w:tblPr>
+  </w:style>
+  <w:style w:type="character" w:styleId="Lienhypertexte">
+    <w:name w:val="Hyperlink"/>
+    <w:basedOn w:val="Policepardfaut"/>
+    <w:uiPriority w:val="99"/>
+    <w:unhideWhenUsed/>
+    <w:rsid w:val="00514983"/>
+    <w:rPr>
+      <w:color w:val="0563C1" w:themeColor="hyperlink"/>
+      <w:u w:val="single"/>
+    </w:rPr>
+  </w:style>
+  <w:style w:type="character" w:styleId="Mentionnonrsolue">
+    <w:name w:val="Unresolved Mention"/>
+    <w:basedOn w:val="Policepardfaut"/>
+    <w:uiPriority w:val="99"/>
+    <w:semiHidden/>
+    <w:unhideWhenUsed/>
+    <w:rsid w:val="00514983"/>
+    <w:rPr>
+      <w:color w:val="605E5C"/>
+      <w:shd w:val="clear" w:color="auto" w:fill="E1DFDD"/>
+    </w:rPr>
   </w:style>
 </w:styles>
 </file>
